--- a/docs/deliverables/Djordje_Velickovic_Master_Thesis.docx
+++ b/docs/deliverables/Djordje_Velickovic_Master_Thesis.docx
@@ -2,191 +2,609 @@
 <file path=word/document.xml><?xml version="1.0" encoding="utf-8"?>
 <w:document xmlns:w="http://schemas.openxmlformats.org/wordprocessingml/2006/main" xmlns:m="http://schemas.openxmlformats.org/officeDocument/2006/math" xmlns:r="http://schemas.openxmlformats.org/officeDocument/2006/relationships" xmlns:o="urn:schemas-microsoft-com:office:office" xmlns:v="urn:schemas-microsoft-com:vml" xmlns:w10="urn:schemas-microsoft-com:office:word" xmlns:a="http://schemas.openxmlformats.org/drawingml/2006/main" xmlns:pic="http://schemas.openxmlformats.org/drawingml/2006/picture" xmlns:wp="http://schemas.openxmlformats.org/drawingml/2006/wordprocessingDrawing">
   <w:body>
-    <w:p>
-      <w:pPr>
-        <w:pStyle w:val="FirstParagraph"/>
-        <w:keepNext/>
-        <w:spacing w:line="240" w:lineRule="auto" w:before="0" w:after="0"/>
-        <w:jc w:val="center"/>
-      </w:pPr>
-      <w:r>
-        <w:drawing>
-          <wp:inline>
-            <wp:extent cx="863999" cy="584181"/>
-            <wp:effectExtent b="0" l="0" r="0" t="0"/>
-            <wp:docPr descr="" title="" id="69" name="Picture"/>
-            <a:graphic>
-              <a:graphicData uri="http://schemas.openxmlformats.org/drawingml/2006/picture">
-                <pic:pic>
-                  <pic:nvPicPr>
-                    <pic:cNvPr descr="/private/tmp/wcl-thesis-refs.5Cpxri/thesis_unzip/word/media/image1.jpg" id="70" name="Picture"/>
-                    <pic:cNvPicPr>
-                      <a:picLocks noChangeArrowheads="1" noChangeAspect="1"/>
-                    </pic:cNvPicPr>
-                  </pic:nvPicPr>
-                  <pic:blipFill>
-                    <a:blip r:embed="rId68"/>
-                    <a:stretch>
-                      <a:fillRect/>
-                    </a:stretch>
-                  </pic:blipFill>
-                  <pic:spPr bwMode="auto">
-                    <a:xfrm>
-                      <a:off x="0" y="0"/>
-                      <a:ext cx="863999" cy="584181"/>
-                    </a:xfrm>
-                    <a:prstGeom prst="rect">
-                      <a:avLst/>
-                    </a:prstGeom>
-                    <a:noFill/>
-                    <a:ln w="9525">
-                      <a:noFill/>
-                      <a:headEnd/>
-                      <a:tailEnd/>
-                    </a:ln>
-                  </pic:spPr>
-                </pic:pic>
-              </a:graphicData>
-            </a:graphic>
-          </wp:inline>
-        </w:drawing>
-      </w:r>
-    </w:p>
-    <w:p>
-      <w:pPr>
-        <w:pStyle w:val="BodyText"/>
-        <w:spacing w:before="120" w:after="0" w:line="240" w:lineRule="auto"/>
-        <w:jc w:val="center"/>
-      </w:pPr>
-      <w:r>
-        <w:rPr>
-          <w:rFonts w:ascii="Times New Roman" w:hAnsi="Times New Roman" w:eastAsia="Times New Roman"/>
-          <w:b/>
-          <w:sz w:val="28"/>
-        </w:rPr>
-        <w:t>UNION UNIVERSITY</w:t>
-      </w:r>
-    </w:p>
-    <w:p>
-      <w:pPr>
-        <w:pStyle w:val="BodyText"/>
-        <w:spacing w:before="0" w:after="200" w:line="240" w:lineRule="auto"/>
-        <w:jc w:val="center"/>
-      </w:pPr>
-      <w:r>
-        <w:rPr>
-          <w:rFonts w:ascii="Times New Roman" w:hAnsi="Times New Roman" w:eastAsia="Times New Roman"/>
-          <w:b/>
-          <w:sz w:val="28"/>
-        </w:rPr>
-        <w:t>SCHOOL OF COMPUTING BELGRADE, SERBIA</w:t>
-      </w:r>
-    </w:p>
-    <w:p>
-      <w:pPr>
-        <w:pStyle w:val="BodyText"/>
-        <w:spacing w:before="80" w:after="480" w:line="240" w:lineRule="auto"/>
-        <w:jc w:val="center"/>
-      </w:pPr>
-      <w:r>
-        <w:rPr>
-          <w:rFonts w:ascii="Times New Roman" w:hAnsi="Times New Roman" w:eastAsia="Times New Roman"/>
-          <w:b/>
-          <w:sz w:val="26"/>
-        </w:rPr>
-        <w:t>MASTER IN COMPUTATIONAL FINANCE</w:t>
-      </w:r>
-    </w:p>
-    <w:p>
-      <w:pPr>
-        <w:pStyle w:val="BodyText"/>
-        <w:spacing w:before="320" w:after="320" w:line="240" w:lineRule="auto"/>
-        <w:jc w:val="center"/>
-      </w:pPr>
-      <w:r>
-        <w:rPr>
-          <w:rFonts w:ascii="Times New Roman" w:hAnsi="Times New Roman" w:eastAsia="Times New Roman"/>
-          <w:b/>
-          <w:sz w:val="32"/>
-        </w:rPr>
-        <w:t>MASTER’S THESIS</w:t>
-      </w:r>
-    </w:p>
-    <w:p>
-      <w:pPr>
-        <w:pStyle w:val="BodyText"/>
-        <w:spacing w:before="120" w:after="560" w:line="240" w:lineRule="auto"/>
-        <w:jc w:val="center"/>
-      </w:pPr>
-      <w:r>
-        <w:rPr>
-          <w:rFonts w:ascii="Times New Roman" w:hAnsi="Times New Roman" w:eastAsia="Times New Roman"/>
-          <w:b/>
-          <w:sz w:val="32"/>
-        </w:rPr>
-        <w:t>Dynamic Determination of Short-Term Corporate Credit Limits Using Machine Learning</w:t>
-      </w:r>
-    </w:p>
-    <w:p>
-      <w:pPr>
-        <w:pStyle w:val="BodyText"/>
-        <w:spacing w:before="120" w:after="0" w:line="240" w:lineRule="auto"/>
-        <w:jc w:val="center"/>
-      </w:pPr>
-      <w:r>
-        <w:rPr>
-          <w:rFonts w:ascii="Times New Roman" w:hAnsi="Times New Roman" w:eastAsia="Times New Roman"/>
-          <w:b w:val="0"/>
-          <w:sz w:val="24"/>
-        </w:rPr>
-        <w:t>Student: Đorđe Veličković</w:t>
-      </w:r>
-    </w:p>
-    <w:p>
-      <w:pPr>
-        <w:pStyle w:val="BodyText"/>
-        <w:spacing w:before="0" w:after="0" w:line="240" w:lineRule="auto"/>
-        <w:jc w:val="center"/>
-      </w:pPr>
-      <w:r>
-        <w:rPr>
-          <w:rFonts w:ascii="Times New Roman" w:hAnsi="Times New Roman" w:eastAsia="Times New Roman"/>
-          <w:b w:val="0"/>
-          <w:sz w:val="24"/>
-        </w:rPr>
-        <w:t>Student ID number: [TO BE ENTERED]</w:t>
-      </w:r>
-    </w:p>
-    <w:p>
-      <w:pPr>
-        <w:pStyle w:val="BodyText"/>
-        <w:spacing w:before="0" w:after="600" w:line="240" w:lineRule="auto"/>
-        <w:jc w:val="center"/>
-      </w:pPr>
-      <w:r>
-        <w:rPr>
-          <w:rFonts w:ascii="Times New Roman" w:hAnsi="Times New Roman" w:eastAsia="Times New Roman"/>
-          <w:b w:val="0"/>
-          <w:sz w:val="24"/>
-        </w:rPr>
-        <w:t>Supervisor: Prof. Dr. Branko Urošević</w:t>
-      </w:r>
-    </w:p>
-    <w:p>
-      <w:pPr>
-        <w:pStyle w:val="BodyText"/>
-        <w:spacing w:before="0" w:after="0" w:line="240" w:lineRule="auto"/>
-        <w:jc w:val="center"/>
-      </w:pPr>
-      <w:r>
-        <w:rPr>
-          <w:rFonts w:ascii="Times New Roman" w:hAnsi="Times New Roman" w:eastAsia="Times New Roman"/>
-          <w:b w:val="0"/>
-          <w:sz w:val="24"/>
-        </w:rPr>
-        <w:t>Belgrade, October 2026</w:t>
-      </w:r>
-    </w:p>
+    <w:tbl xmlns:w14="http://schemas.microsoft.com/office/word/2010/wordml" xmlns:wp14="http://schemas.microsoft.com/office/word/2010/wordprocessingDrawing">
+      <w:tblPr>
+        <w:tblStyle w:val="TableGrid"/>
+        <w:tblW w:w="9359" w:type="dxa"/>
+        <w:tblInd w:w="130" w:type="dxa"/>
+        <w:tblCellMar>
+          <w:top w:w="52" w:type="dxa"/>
+          <w:left w:w="117" w:type="dxa"/>
+          <w:bottom w:w="44" w:type="dxa"/>
+          <w:right w:w="80" w:type="dxa"/>
+        </w:tblCellMar>
+        <w:tblLook w:val="04A0" w:firstRow="1" w:lastRow="0" w:firstColumn="1" w:lastColumn="0" w:noHBand="0" w:noVBand="1"/>
+      </w:tblPr>
+      <w:tblGrid>
+        <w:gridCol w:w="1697"/>
+        <w:gridCol w:w="5955"/>
+        <w:gridCol w:w="1707"/>
+      </w:tblGrid>
+      <w:tr>
+        <w:trPr>
+          <w:trHeight w:val="377"/>
+        </w:trPr>
+        <w:tc>
+          <w:tcPr>
+            <w:tcW w:w="1697" w:type="dxa"/>
+            <w:vMerge w:val="restart"/>
+            <w:tcBorders>
+              <w:top w:val="single" w:sz="12" w:space="0" w:color="000000"/>
+              <w:left w:val="single" w:sz="12" w:space="0" w:color="000000"/>
+              <w:bottom w:val="single" w:sz="14" w:space="0" w:color="000000"/>
+              <w:right w:val="single" w:sz="12" w:space="0" w:color="000000"/>
+            </w:tcBorders>
+            <w:vAlign w:val="bottom"/>
+          </w:tcPr>
+          <w:p>
+            <w:pPr>
+              <w:pStyle w:val="NoSpacing"/>
+              <w:ind w:left="0" w:firstLine="0"/>
+            </w:pPr>
+            <w:r>
+              <w:rPr>
+                <w:noProof/>
+              </w:rPr>
+              <w:drawing>
+                <wp:anchor distT="0" distB="0" distL="114300" distR="114300" simplePos="0" relativeHeight="251658240" behindDoc="0" locked="0" layoutInCell="1" allowOverlap="1" wp14:anchorId="61FF548D" wp14:editId="09E2A606">
+                  <wp:simplePos x="1066800" y="1409700"/>
+                  <wp:positionH relativeFrom="margin">
+                    <wp:posOffset>17780</wp:posOffset>
+                  </wp:positionH>
+                  <wp:positionV relativeFrom="margin">
+                    <wp:posOffset>-132080</wp:posOffset>
+                  </wp:positionV>
+                  <wp:extent cx="885190" cy="609600"/>
+                  <wp:effectExtent l="0" t="0" r="0" b="0"/>
+                  <wp:wrapSquare wrapText="bothSides"/>
+                  <wp:docPr id="160" name="Picture 160"/>
+                  <wp:cNvGraphicFramePr/>
+                  <a:graphic>
+                    <a:graphicData uri="http://schemas.openxmlformats.org/drawingml/2006/picture">
+                      <pic:pic>
+                        <pic:nvPicPr>
+                          <pic:cNvPr id="160" name="Picture 160"/>
+                          <pic:cNvPicPr/>
+                        </pic:nvPicPr>
+                        <pic:blipFill>
+                          <a:blip r:embed="rId8">
+                            <a:extLst>
+                              <a:ext uri="{28A0092B-C50C-407E-A947-70E740481C1C}">
+                                <a14:useLocalDpi xmlns:a14="http://schemas.microsoft.com/office/drawing/2010/main" val="0"/>
+                              </a:ext>
+                            </a:extLst>
+                          </a:blip>
+                          <a:stretch>
+                            <a:fillRect/>
+                          </a:stretch>
+                        </pic:blipFill>
+                        <pic:spPr>
+                          <a:xfrm>
+                            <a:off x="0" y="0"/>
+                            <a:ext cx="885190" cy="609600"/>
+                          </a:xfrm>
+                          <a:prstGeom prst="rect">
+                            <a:avLst/>
+                          </a:prstGeom>
+                        </pic:spPr>
+                      </pic:pic>
+                    </a:graphicData>
+                  </a:graphic>
+                  <wp14:sizeRelH relativeFrom="margin">
+                    <wp14:pctWidth>0</wp14:pctWidth>
+                  </wp14:sizeRelH>
+                  <wp14:sizeRelV relativeFrom="margin">
+                    <wp14:pctHeight>0</wp14:pctHeight>
+                  </wp14:sizeRelV>
+                </wp:anchor>
+              </w:drawing>
+            </w:r>
+          </w:p>
+        </w:tc>
+        <w:tc>
+          <w:tcPr>
+            <w:tcW w:w="5955" w:type="dxa"/>
+            <w:vMerge w:val="restart"/>
+            <w:tcBorders>
+              <w:top w:val="single" w:sz="12" w:space="0" w:color="000000"/>
+              <w:left w:val="single" w:sz="12" w:space="0" w:color="000000"/>
+              <w:bottom w:val="single" w:sz="14" w:space="0" w:color="000000"/>
+              <w:right w:val="single" w:sz="12" w:space="0" w:color="000000"/>
+            </w:tcBorders>
+            <w:vAlign w:val="center"/>
+          </w:tcPr>
+          <w:p>
+            <w:pPr>
+              <w:spacing w:line="259" w:lineRule="auto"/>
+            </w:pPr>
+            <w:r>
+              <w:t xml:space="preserve">UNION UNIVERSITY </w:t>
+            </w:r>
+          </w:p>
+          <w:p>
+            <w:pPr>
+              <w:spacing w:after="38" w:line="259" w:lineRule="auto"/>
+            </w:pPr>
+            <w:r>
+              <w:rPr>
+                <w:b/>
+              </w:rPr>
+              <w:t>SCHOOL OF COMPUTING</w:t>
+            </w:r>
+            <w:r>
+              <w:t xml:space="preserve">  </w:t>
+            </w:r>
+          </w:p>
+          <w:p>
+            <w:pPr>
+              <w:spacing w:line="259" w:lineRule="auto"/>
+            </w:pPr>
+            <w:r>
+              <w:t xml:space="preserve">Knez Mihailova 6/VI  </w:t>
+            </w:r>
+          </w:p>
+          <w:p>
+            <w:pPr>
+              <w:spacing w:line="259" w:lineRule="auto"/>
+            </w:pPr>
+            <w:r>
+              <w:t>11000 BELGRADE, SERBIA</w:t>
+            </w:r>
+            <w:r>
+              <w:rPr>
+                <w:sz w:val="20"/>
+              </w:rPr>
+              <w:t xml:space="preserve"> </w:t>
+            </w:r>
+          </w:p>
+        </w:tc>
+        <w:tc>
+          <w:tcPr>
+            <w:tcW w:w="1707" w:type="dxa"/>
+            <w:tcBorders>
+              <w:top w:val="single" w:sz="12" w:space="0" w:color="000000"/>
+              <w:left w:val="single" w:sz="12" w:space="0" w:color="000000"/>
+              <w:bottom w:val="single" w:sz="12" w:space="0" w:color="auto"/>
+              <w:right w:val="single" w:sz="12" w:space="0" w:color="000000"/>
+            </w:tcBorders>
+          </w:tcPr>
+          <w:p>
+            <w:pPr>
+              <w:spacing w:line="259" w:lineRule="auto"/>
+              <w:ind w:left="24"/>
+            </w:pPr>
+            <w:r>
+              <w:rPr>
+                <w:sz w:val="20"/>
+              </w:rPr>
+              <w:t xml:space="preserve">Number:  </w:t>
+            </w:r>
+          </w:p>
+        </w:tc>
+      </w:tr>
+      <w:tr>
+        <w:trPr>
+          <w:trHeight w:val="346"/>
+        </w:trPr>
+        <w:tc>
+          <w:tcPr>
+            <w:tcW w:w="0" w:type="auto"/>
+            <w:vMerge/>
+            <w:tcBorders>
+              <w:top w:val="nil"/>
+              <w:left w:val="single" w:sz="12" w:space="0" w:color="000000"/>
+              <w:bottom w:val="nil"/>
+              <w:right w:val="single" w:sz="12" w:space="0" w:color="000000"/>
+            </w:tcBorders>
+          </w:tcPr>
+          <w:p>
+            <w:pPr>
+              <w:spacing w:after="160" w:line="259" w:lineRule="auto"/>
+            </w:pPr>
+          </w:p>
+        </w:tc>
+        <w:tc>
+          <w:tcPr>
+            <w:tcW w:w="0" w:type="auto"/>
+            <w:vMerge/>
+            <w:tcBorders>
+              <w:top w:val="nil"/>
+              <w:left w:val="single" w:sz="12" w:space="0" w:color="000000"/>
+              <w:bottom w:val="nil"/>
+              <w:right w:val="single" w:sz="12" w:space="0" w:color="000000"/>
+            </w:tcBorders>
+          </w:tcPr>
+          <w:p>
+            <w:pPr>
+              <w:spacing w:after="160" w:line="259" w:lineRule="auto"/>
+            </w:pPr>
+          </w:p>
+        </w:tc>
+        <w:tc>
+          <w:tcPr>
+            <w:tcW w:w="1707" w:type="dxa"/>
+            <w:tcBorders>
+              <w:top w:val="single" w:sz="12" w:space="0" w:color="auto"/>
+              <w:left w:val="single" w:sz="12" w:space="0" w:color="000000"/>
+              <w:bottom w:val="single" w:sz="12" w:space="0" w:color="000000"/>
+              <w:right w:val="single" w:sz="12" w:space="0" w:color="000000"/>
+            </w:tcBorders>
+          </w:tcPr>
+          <w:p>
+            <w:pPr>
+              <w:spacing w:line="259" w:lineRule="auto"/>
+              <w:ind w:left="24"/>
+            </w:pPr>
+            <w:r>
+              <w:rPr>
+                <w:sz w:val="20"/>
+              </w:rPr>
+              <w:t xml:space="preserve">  </w:t>
+            </w:r>
+          </w:p>
+        </w:tc>
+      </w:tr>
+      <w:tr>
+        <w:trPr>
+          <w:trHeight w:val="384"/>
+        </w:trPr>
+        <w:tc>
+          <w:tcPr>
+            <w:tcW w:w="0" w:type="auto"/>
+            <w:vMerge/>
+            <w:tcBorders>
+              <w:top w:val="nil"/>
+              <w:left w:val="single" w:sz="12" w:space="0" w:color="000000"/>
+              <w:bottom w:val="nil"/>
+              <w:right w:val="single" w:sz="12" w:space="0" w:color="000000"/>
+            </w:tcBorders>
+          </w:tcPr>
+          <w:p>
+            <w:pPr>
+              <w:spacing w:after="160" w:line="259" w:lineRule="auto"/>
+            </w:pPr>
+          </w:p>
+        </w:tc>
+        <w:tc>
+          <w:tcPr>
+            <w:tcW w:w="0" w:type="auto"/>
+            <w:vMerge/>
+            <w:tcBorders>
+              <w:top w:val="nil"/>
+              <w:left w:val="single" w:sz="12" w:space="0" w:color="000000"/>
+              <w:bottom w:val="nil"/>
+              <w:right w:val="single" w:sz="12" w:space="0" w:color="000000"/>
+            </w:tcBorders>
+          </w:tcPr>
+          <w:p>
+            <w:pPr>
+              <w:spacing w:after="160" w:line="259" w:lineRule="auto"/>
+            </w:pPr>
+          </w:p>
+        </w:tc>
+        <w:tc>
+          <w:tcPr>
+            <w:tcW w:w="1707" w:type="dxa"/>
+            <w:tcBorders>
+              <w:top w:val="single" w:sz="12" w:space="0" w:color="000000"/>
+              <w:left w:val="single" w:sz="12" w:space="0" w:color="000000"/>
+              <w:bottom w:val="single" w:sz="8" w:space="0" w:color="000000"/>
+              <w:right w:val="single" w:sz="12" w:space="0" w:color="000000"/>
+            </w:tcBorders>
+          </w:tcPr>
+          <w:p>
+            <w:pPr>
+              <w:spacing w:line="259" w:lineRule="auto"/>
+              <w:ind w:left="24"/>
+            </w:pPr>
+            <w:r>
+              <w:rPr>
+                <w:sz w:val="20"/>
+              </w:rPr>
+              <w:t xml:space="preserve">Date:  </w:t>
+            </w:r>
+          </w:p>
+        </w:tc>
+      </w:tr>
+      <w:tr>
+        <w:trPr>
+          <w:trHeight w:val="299"/>
+        </w:trPr>
+        <w:tc>
+          <w:tcPr>
+            <w:tcW w:w="0" w:type="auto"/>
+            <w:vMerge/>
+            <w:tcBorders>
+              <w:top w:val="nil"/>
+              <w:left w:val="single" w:sz="12" w:space="0" w:color="000000"/>
+              <w:bottom w:val="single" w:sz="12" w:space="0" w:color="auto"/>
+              <w:right w:val="single" w:sz="12" w:space="0" w:color="000000"/>
+            </w:tcBorders>
+          </w:tcPr>
+          <w:p>
+            <w:pPr>
+              <w:spacing w:after="160" w:line="259" w:lineRule="auto"/>
+            </w:pPr>
+          </w:p>
+        </w:tc>
+        <w:tc>
+          <w:tcPr>
+            <w:tcW w:w="0" w:type="auto"/>
+            <w:vMerge/>
+            <w:tcBorders>
+              <w:top w:val="nil"/>
+              <w:left w:val="single" w:sz="12" w:space="0" w:color="000000"/>
+              <w:bottom w:val="single" w:sz="12" w:space="0" w:color="auto"/>
+              <w:right w:val="single" w:sz="12" w:space="0" w:color="000000"/>
+            </w:tcBorders>
+          </w:tcPr>
+          <w:p>
+            <w:pPr>
+              <w:spacing w:after="160" w:line="259" w:lineRule="auto"/>
+            </w:pPr>
+          </w:p>
+        </w:tc>
+        <w:tc>
+          <w:tcPr>
+            <w:tcW w:w="1707" w:type="dxa"/>
+            <w:tcBorders>
+              <w:top w:val="single" w:sz="8" w:space="0" w:color="000000"/>
+              <w:left w:val="single" w:sz="12" w:space="0" w:color="000000"/>
+              <w:bottom w:val="single" w:sz="12" w:space="0" w:color="auto"/>
+              <w:right w:val="single" w:sz="12" w:space="0" w:color="000000"/>
+            </w:tcBorders>
+          </w:tcPr>
+          <w:p>
+            <w:pPr>
+              <w:spacing w:line="259" w:lineRule="auto"/>
+              <w:ind w:left="24"/>
+            </w:pPr>
+            <w:r>
+              <w:rPr>
+                <w:sz w:val="20"/>
+              </w:rPr>
+              <w:t xml:space="preserve"> </w:t>
+            </w:r>
+          </w:p>
+        </w:tc>
+      </w:tr>
+      <w:tr>
+        <w:trPr>
+          <w:trHeight w:val="11000" w:hRule="atLeast"/>
+          <w:cantSplit/>
+        </w:trPr>
+        <w:tc>
+          <w:tcPr>
+            <w:tcW w:w="9359" w:type="dxa"/>
+            <w:gridSpan w:val="3"/>
+            <w:tcBorders>
+              <w:top w:val="nil"/>
+              <w:left w:val="single" w:sz="12" w:space="0" w:color="000000"/>
+              <w:bottom w:val="single" w:sz="12" w:space="0" w:color="auto"/>
+              <w:right w:val="single" w:sz="12" w:space="0" w:color="000000"/>
+            </w:tcBorders>
+          </w:tcPr>
+          <w:p>
+            <w:pPr>
+              <w:spacing w:line="240" w:lineRule="auto" w:before="0" w:after="200"/>
+              <w:ind w:left="187"/>
+              <w:jc w:val="left"/>
+              <w:rPr>
+                <w:b/>
+                <w:sz w:val="28"/>
+              </w:rPr>
+            </w:pPr>
+            <w:r>
+              <w:rPr>
+                <w:rFonts w:ascii="Times New Roman" w:hAnsi="Times New Roman" w:eastAsia="Times New Roman"/>
+                <w:b/>
+                <w:sz w:val="28"/>
+                <w:u w:val="none"/>
+              </w:rPr>
+              <w:t>UNION UNIVERSITY</w:t>
+            </w:r>
+          </w:p>
+          <w:p>
+            <w:pPr>
+              <w:spacing w:line="240" w:lineRule="auto" w:before="0" w:after="200"/>
+              <w:ind w:left="187"/>
+              <w:jc w:val="left"/>
+            </w:pPr>
+            <w:r>
+              <w:rPr>
+                <w:rFonts w:ascii="Times New Roman" w:hAnsi="Times New Roman" w:eastAsia="Times New Roman"/>
+                <w:b/>
+                <w:sz w:val="28"/>
+                <w:u w:val="none"/>
+              </w:rPr>
+              <w:t>SCHOOL OF COMPUTING BELGRADE, SERBIA</w:t>
+            </w:r>
+          </w:p>
+          <w:p>
+            <w:pPr>
+              <w:spacing w:line="240" w:lineRule="auto" w:before="0" w:after="840"/>
+              <w:ind w:left="187"/>
+              <w:jc w:val="left"/>
+            </w:pPr>
+            <w:r>
+              <w:rPr>
+                <w:rFonts w:ascii="Times New Roman" w:hAnsi="Times New Roman" w:eastAsia="Times New Roman"/>
+                <w:b/>
+                <w:sz w:val="28"/>
+                <w:u w:val="none"/>
+              </w:rPr>
+              <w:t>MASTER IN COMPUTATIONAL FINANCE</w:t>
+            </w:r>
+          </w:p>
+          <w:p>
+            <w:pPr>
+              <w:spacing w:line="240" w:lineRule="auto" w:before="0" w:after="960"/>
+              <w:jc w:val="center"/>
+            </w:pPr>
+            <w:r>
+              <w:rPr>
+                <w:rFonts w:ascii="Times New Roman" w:hAnsi="Times New Roman" w:eastAsia="Times New Roman"/>
+                <w:b/>
+                <w:sz w:val="44"/>
+                <w:u w:val="none"/>
+              </w:rPr>
+              <w:t>MASTER'S THESIS</w:t>
+            </w:r>
+          </w:p>
+          <w:p>
+            <w:pPr>
+              <w:spacing w:line="240" w:lineRule="auto" w:before="0" w:after="60"/>
+              <w:ind w:left="187"/>
+              <w:jc w:val="left"/>
+            </w:pPr>
+            <w:r>
+              <w:rPr>
+                <w:rFonts w:ascii="Times New Roman" w:hAnsi="Times New Roman" w:eastAsia="Times New Roman"/>
+                <w:b/>
+                <w:sz w:val="28"/>
+                <w:u w:val="single"/>
+              </w:rPr>
+              <w:t>Student:</w:t>
+            </w:r>
+            <w:r>
+              <w:rPr>
+                <w:rFonts w:ascii="Times New Roman" w:hAnsi="Times New Roman" w:eastAsia="Times New Roman"/>
+                <w:b/>
+                <w:sz w:val="28"/>
+                <w:u w:val="none"/>
+              </w:rPr>
+              <w:t xml:space="preserve"> Đorđe Veličković</w:t>
+            </w:r>
+          </w:p>
+          <w:p>
+            <w:pPr>
+              <w:spacing w:line="240" w:lineRule="auto" w:before="0" w:after="680"/>
+              <w:ind w:left="187"/>
+              <w:jc w:val="left"/>
+            </w:pPr>
+            <w:r>
+              <w:rPr>
+                <w:rFonts w:ascii="Times New Roman" w:hAnsi="Times New Roman" w:eastAsia="Times New Roman"/>
+                <w:b/>
+                <w:sz w:val="28"/>
+                <w:u w:val="single"/>
+              </w:rPr>
+              <w:t>Student ID number:</w:t>
+            </w:r>
+            <w:r>
+              <w:rPr>
+                <w:rFonts w:ascii="Times New Roman" w:hAnsi="Times New Roman" w:eastAsia="Times New Roman"/>
+                <w:b/>
+                <w:sz w:val="28"/>
+                <w:u w:val="none"/>
+              </w:rPr>
+              <w:t xml:space="preserve"> [TO BE ENTERED]</w:t>
+            </w:r>
+          </w:p>
+          <w:p>
+            <w:pPr>
+              <w:spacing w:line="240" w:lineRule="auto" w:before="0" w:after="200"/>
+              <w:ind w:left="187"/>
+              <w:jc w:val="left"/>
+            </w:pPr>
+            <w:r>
+              <w:rPr>
+                <w:rFonts w:ascii="Times New Roman" w:hAnsi="Times New Roman" w:eastAsia="Times New Roman"/>
+                <w:b/>
+                <w:sz w:val="28"/>
+                <w:u w:val="single"/>
+              </w:rPr>
+              <w:t>Title:</w:t>
+            </w:r>
+          </w:p>
+          <w:p>
+            <w:pPr>
+              <w:spacing w:line="240" w:lineRule="auto" w:before="0" w:after="0"/>
+              <w:jc w:val="center"/>
+            </w:pPr>
+            <w:r>
+              <w:rPr>
+                <w:rFonts w:ascii="Times New Roman" w:hAnsi="Times New Roman" w:eastAsia="Times New Roman"/>
+                <w:b/>
+                <w:sz w:val="32"/>
+                <w:u w:val="none"/>
+              </w:rPr>
+              <w:t>Dynamic Determination of Short-Term</w:t>
+            </w:r>
+          </w:p>
+          <w:p>
+            <w:pPr>
+              <w:spacing w:line="240" w:lineRule="auto" w:before="0" w:after="0"/>
+              <w:jc w:val="center"/>
+            </w:pPr>
+            <w:r>
+              <w:rPr>
+                <w:rFonts w:ascii="Times New Roman" w:hAnsi="Times New Roman" w:eastAsia="Times New Roman"/>
+                <w:b/>
+                <w:sz w:val="32"/>
+                <w:u w:val="none"/>
+              </w:rPr>
+              <w:t>Corporate Credit Limits Using</w:t>
+            </w:r>
+          </w:p>
+          <w:p>
+            <w:pPr>
+              <w:spacing w:line="240" w:lineRule="auto" w:before="0" w:after="680"/>
+              <w:jc w:val="center"/>
+            </w:pPr>
+            <w:r>
+              <w:rPr>
+                <w:rFonts w:ascii="Times New Roman" w:hAnsi="Times New Roman" w:eastAsia="Times New Roman"/>
+                <w:b/>
+                <w:sz w:val="32"/>
+                <w:u w:val="none"/>
+              </w:rPr>
+              <w:t>Machine Learning</w:t>
+            </w:r>
+          </w:p>
+          <w:p>
+            <w:pPr>
+              <w:spacing w:line="240" w:lineRule="auto" w:before="0" w:after="1240"/>
+              <w:ind w:left="187"/>
+              <w:jc w:val="left"/>
+            </w:pPr>
+            <w:r>
+              <w:rPr>
+                <w:rFonts w:ascii="Times New Roman" w:hAnsi="Times New Roman" w:eastAsia="Times New Roman"/>
+                <w:b/>
+                <w:sz w:val="28"/>
+                <w:u w:val="single"/>
+              </w:rPr>
+              <w:t>Supervisor:</w:t>
+            </w:r>
+            <w:r>
+              <w:rPr>
+                <w:rFonts w:ascii="Times New Roman" w:hAnsi="Times New Roman" w:eastAsia="Times New Roman"/>
+                <w:b/>
+                <w:sz w:val="28"/>
+                <w:u w:val="none"/>
+              </w:rPr>
+              <w:t xml:space="preserve"> Prof. Dr. Branko Urošević</w:t>
+            </w:r>
+          </w:p>
+          <w:p>
+            <w:pPr>
+              <w:spacing w:line="240" w:lineRule="auto" w:before="0" w:after="0"/>
+              <w:jc w:val="center"/>
+            </w:pPr>
+            <w:r>
+              <w:rPr>
+                <w:rFonts w:ascii="Times New Roman" w:hAnsi="Times New Roman" w:eastAsia="Times New Roman"/>
+                <w:b/>
+                <w:sz w:val="28"/>
+                <w:u w:val="none"/>
+              </w:rPr>
+              <w:t>Belgrade, October 2026</w:t>
+            </w:r>
+          </w:p>
+        </w:tc>
+      </w:tr>
+    </w:tbl>
     <w:p>
       <w:pPr>
         <w:pStyle w:val="Heading1"/>
@@ -206,7 +624,7 @@
     </w:p>
     <w:p>
       <w:pPr>
-        <w:pStyle w:val="FirstParagraph"/>
+        <w:pStyle w:val="BodyText"/>
         <w:spacing w:before="0" w:after="200" w:line="276" w:lineRule="auto"/>
         <w:jc w:val="both"/>
       </w:pPr>
@@ -315,7 +733,7 @@
     </w:p>
     <w:p>
       <w:pPr>
-        <w:pStyle w:val="FirstParagraph"/>
+        <w:pStyle w:val="BodyText"/>
         <w:tabs>
           <w:tab w:pos="8787" w:val="right" w:leader="dot"/>
         </w:tabs>
@@ -1962,7 +2380,7 @@
           <w:rFonts w:ascii="Times New Roman" w:hAnsi="Times New Roman" w:eastAsia="Times New Roman"/>
           <w:sz w:val="24"/>
         </w:rPr>
-        <w:t>36</w:t>
+        <w:t>35</w:t>
       </w:r>
     </w:p>
     <w:p>
@@ -2656,7 +3074,7 @@
     </w:p>
     <w:p>
       <w:pPr>
-        <w:pStyle w:val="FirstParagraph"/>
+        <w:pStyle w:val="BodyText"/>
         <w:tabs>
           <w:tab w:pos="8787" w:val="right" w:leader="dot"/>
         </w:tabs>
@@ -2669,7 +3087,7 @@
           <w:rFonts w:ascii="Times New Roman" w:hAnsi="Times New Roman" w:eastAsia="Times New Roman"/>
           <w:sz w:val="24"/>
         </w:rPr>
-        <w:t>Figure 1. Labeled panel before chronological purging. Positive rows are monthly prediction outcomes, not separate episodes. Source: primary model experiment panel audit and descriptive report.</w:t>
+        <w:t>Figure 1. Sample coverage and positive-label share.</w:t>
       </w:r>
       <w:r>
         <w:tab/>
@@ -2697,7 +3115,7 @@
           <w:rFonts w:ascii="Times New Roman" w:hAnsi="Times New Roman" w:eastAsia="Times New Roman"/>
           <w:sz w:val="24"/>
         </w:rPr>
-        <w:t>Figure 2. Ranking and probability diagnostics for 2023–2025. Source: primary model experiment predictions and model report.</w:t>
+        <w:t>Figure 2. Model diagnostics, 2023–2025.</w:t>
       </w:r>
       <w:r>
         <w:tab/>
@@ -2725,7 +3143,7 @@
           <w:rFonts w:ascii="Times New Roman" w:hAnsi="Times New Roman" w:eastAsia="Times New Roman"/>
           <w:sz w:val="24"/>
         </w:rPr>
-        <w:t>Figure 3. Average assigned limit as a percentage of reported assets under the reference policy and selected alternative assumptions. Each scenario uses the same historical financial observations. Source: primary model experiment policy replay.</w:t>
+        <w:t>Figure 3. Policy sensitivity.</w:t>
       </w:r>
       <w:r>
         <w:tab/>
@@ -2757,7 +3175,7 @@
     </w:p>
     <w:p>
       <w:pPr>
-        <w:pStyle w:val="FirstParagraph"/>
+        <w:pStyle w:val="BodyText"/>
         <w:tabs>
           <w:tab w:pos="8787" w:val="right" w:leader="dot"/>
         </w:tabs>
@@ -3004,7 +3422,7 @@
           <w:rFonts w:ascii="Times New Roman" w:hAnsi="Times New Roman" w:eastAsia="Times New Roman"/>
           <w:sz w:val="24"/>
         </w:rPr>
-        <w:t>30</w:t>
+        <w:t>29</w:t>
       </w:r>
     </w:p>
     <w:p>
@@ -3544,7 +3962,7 @@
     </w:p>
     <w:p>
       <w:pPr>
-        <w:pStyle w:val="FirstParagraph"/>
+        <w:pStyle w:val="BodyText"/>
         <w:spacing w:before="0" w:after="200" w:line="276" w:lineRule="auto"/>
         <w:jc w:val="both"/>
       </w:pPr>
@@ -3691,7 +4109,7 @@
     </w:p>
     <w:p>
       <w:pPr>
-        <w:pStyle w:val="FirstParagraph"/>
+        <w:pStyle w:val="BodyText"/>
         <w:spacing w:before="0" w:after="200" w:line="276" w:lineRule="auto"/>
         <w:jc w:val="both"/>
       </w:pPr>
@@ -3800,7 +4218,7 @@
     </w:p>
     <w:p>
       <w:pPr>
-        <w:pStyle w:val="FirstParagraph"/>
+        <w:pStyle w:val="BodyText"/>
         <w:spacing w:before="0" w:after="200" w:line="276" w:lineRule="auto"/>
         <w:jc w:val="both"/>
       </w:pPr>
@@ -3820,7 +4238,8 @@
           <w:ilvl w:val="0"/>
           <w:numId w:val="1001"/>
         </w:numPr>
-        <w:spacing w:before="0" w:after="200" w:line="276" w:lineRule="auto"/>
+        <w:spacing w:before="0" w:after="40" w:line="276" w:lineRule="auto"/>
+        <w:ind w:left="397" w:hanging="227"/>
         <w:jc w:val="left"/>
       </w:pPr>
       <w:r>
@@ -3839,7 +4258,8 @@
           <w:ilvl w:val="0"/>
           <w:numId w:val="1001"/>
         </w:numPr>
-        <w:spacing w:before="0" w:after="200" w:line="276" w:lineRule="auto"/>
+        <w:spacing w:before="0" w:after="40" w:line="276" w:lineRule="auto"/>
+        <w:ind w:left="397" w:hanging="227"/>
         <w:jc w:val="left"/>
       </w:pPr>
       <w:r>
@@ -3858,7 +4278,8 @@
           <w:ilvl w:val="0"/>
           <w:numId w:val="1001"/>
         </w:numPr>
-        <w:spacing w:before="0" w:after="200" w:line="276" w:lineRule="auto"/>
+        <w:spacing w:before="0" w:after="40" w:line="276" w:lineRule="auto"/>
+        <w:ind w:left="397" w:hanging="227"/>
         <w:jc w:val="left"/>
       </w:pPr>
       <w:r>
@@ -3877,7 +4298,8 @@
           <w:ilvl w:val="0"/>
           <w:numId w:val="1001"/>
         </w:numPr>
-        <w:spacing w:before="0" w:after="200" w:line="276" w:lineRule="auto"/>
+        <w:spacing w:before="0" w:after="40" w:line="276" w:lineRule="auto"/>
+        <w:ind w:left="397" w:hanging="227"/>
         <w:jc w:val="left"/>
       </w:pPr>
       <w:r>
@@ -3891,7 +4313,7 @@
     </w:p>
     <w:p>
       <w:pPr>
-        <w:pStyle w:val="FirstParagraph"/>
+        <w:pStyle w:val="BodyText"/>
         <w:spacing w:before="0" w:after="200" w:line="276" w:lineRule="auto"/>
         <w:jc w:val="both"/>
       </w:pPr>
@@ -3921,7 +4343,7 @@
     </w:p>
     <w:p>
       <w:pPr>
-        <w:pStyle w:val="FirstParagraph"/>
+        <w:pStyle w:val="BodyText"/>
         <w:spacing w:before="0" w:after="200" w:line="276" w:lineRule="auto"/>
         <w:jc w:val="both"/>
       </w:pPr>
@@ -3996,7 +4418,7 @@
     </w:p>
     <w:p>
       <w:pPr>
-        <w:pStyle w:val="FirstParagraph"/>
+        <w:pStyle w:val="BodyText"/>
         <w:spacing w:before="0" w:after="200" w:line="276" w:lineRule="auto"/>
         <w:jc w:val="both"/>
       </w:pPr>
@@ -4056,7 +4478,7 @@
     </w:p>
     <w:p>
       <w:pPr>
-        <w:pStyle w:val="FirstParagraph"/>
+        <w:pStyle w:val="BodyText"/>
         <w:spacing w:before="0" w:after="200" w:line="276" w:lineRule="auto"/>
         <w:jc w:val="both"/>
       </w:pPr>
@@ -4102,7 +4524,7 @@
     </w:p>
     <w:p>
       <w:pPr>
-        <w:pStyle w:val="FirstParagraph"/>
+        <w:pStyle w:val="BodyText"/>
         <w:spacing w:before="0" w:after="200" w:line="276" w:lineRule="auto"/>
         <w:jc w:val="both"/>
       </w:pPr>
@@ -4132,7 +4554,7 @@
     </w:p>
     <w:p>
       <w:pPr>
-        <w:pStyle w:val="FirstParagraph"/>
+        <w:pStyle w:val="BodyText"/>
         <w:spacing w:before="0" w:after="200" w:line="276" w:lineRule="auto"/>
         <w:jc w:val="both"/>
       </w:pPr>
@@ -4245,7 +4667,7 @@
     </w:p>
     <w:p>
       <w:pPr>
-        <w:pStyle w:val="FirstParagraph"/>
+        <w:pStyle w:val="BodyText"/>
         <w:spacing w:before="0" w:after="200" w:line="276" w:lineRule="auto"/>
         <w:jc w:val="both"/>
       </w:pPr>
@@ -4290,7 +4712,7 @@
     </w:p>
     <w:p>
       <w:pPr>
-        <w:pStyle w:val="FirstParagraph"/>
+        <w:pStyle w:val="BodyText"/>
         <w:spacing w:before="0" w:after="200" w:line="276" w:lineRule="auto"/>
         <w:jc w:val="both"/>
       </w:pPr>
@@ -4403,7 +4825,7 @@
     </w:p>
     <w:p>
       <w:pPr>
-        <w:pStyle w:val="FirstParagraph"/>
+        <w:pStyle w:val="BodyText"/>
         <w:spacing w:before="0" w:after="200" w:line="276" w:lineRule="auto"/>
         <w:jc w:val="both"/>
       </w:pPr>
@@ -4448,7 +4870,7 @@
     </w:p>
     <w:p>
       <w:pPr>
-        <w:pStyle w:val="FirstParagraph"/>
+        <w:pStyle w:val="BodyText"/>
         <w:spacing w:before="0" w:after="200" w:line="276" w:lineRule="auto"/>
         <w:jc w:val="both"/>
       </w:pPr>
@@ -4610,7 +5032,7 @@
     </w:p>
     <w:p>
       <w:pPr>
-        <w:pStyle w:val="FirstParagraph"/>
+        <w:pStyle w:val="BodyText"/>
         <w:spacing w:before="0" w:after="200" w:line="276" w:lineRule="auto"/>
         <w:jc w:val="both"/>
       </w:pPr>
@@ -4670,7 +5092,7 @@
     </w:p>
     <w:p>
       <w:pPr>
-        <w:pStyle w:val="FirstParagraph"/>
+        <w:pStyle w:val="BodyText"/>
         <w:spacing w:before="0" w:after="200" w:line="276" w:lineRule="auto"/>
         <w:jc w:val="both"/>
       </w:pPr>
@@ -4700,7 +5122,7 @@
     </w:p>
     <w:p>
       <w:pPr>
-        <w:pStyle w:val="FirstParagraph"/>
+        <w:pStyle w:val="BodyText"/>
         <w:spacing w:before="0" w:after="200" w:line="276" w:lineRule="auto"/>
         <w:jc w:val="both"/>
       </w:pPr>
@@ -4730,7 +5152,7 @@
     </w:p>
     <w:p>
       <w:pPr>
-        <w:pStyle w:val="FirstParagraph"/>
+        <w:pStyle w:val="BodyText"/>
         <w:spacing w:before="0" w:after="200" w:line="276" w:lineRule="auto"/>
         <w:jc w:val="both"/>
       </w:pPr>
@@ -4784,7 +5206,7 @@
     </w:p>
     <w:p>
       <w:pPr>
-        <w:pStyle w:val="FirstParagraph"/>
+        <w:pStyle w:val="BodyText"/>
         <w:spacing w:before="0" w:after="200" w:line="276" w:lineRule="auto"/>
         <w:jc w:val="both"/>
       </w:pPr>
@@ -4838,7 +5260,7 @@
     </w:p>
     <w:p>
       <w:pPr>
-        <w:pStyle w:val="FirstParagraph"/>
+        <w:pStyle w:val="BodyText"/>
         <w:spacing w:before="0" w:after="200" w:line="276" w:lineRule="auto"/>
         <w:jc w:val="both"/>
       </w:pPr>
@@ -4916,7 +5338,7 @@
     </w:p>
     <w:p>
       <w:pPr>
-        <w:pStyle w:val="FirstParagraph"/>
+        <w:pStyle w:val="BodyText"/>
         <w:spacing w:before="0" w:after="200" w:line="276" w:lineRule="auto"/>
         <w:jc w:val="both"/>
       </w:pPr>
@@ -5039,7 +5461,7 @@
     </w:p>
     <w:p>
       <w:pPr>
-        <w:pStyle w:val="FirstParagraph"/>
+        <w:pStyle w:val="BodyText"/>
         <w:spacing w:before="0" w:after="200" w:line="276" w:lineRule="auto"/>
         <w:jc w:val="both"/>
       </w:pPr>
@@ -5224,7 +5646,7 @@
     </w:p>
     <w:p>
       <w:pPr>
-        <w:pStyle w:val="FirstParagraph"/>
+        <w:pStyle w:val="BodyText"/>
         <w:spacing w:before="0" w:after="200" w:line="276" w:lineRule="auto"/>
         <w:jc w:val="both"/>
       </w:pPr>
@@ -5299,7 +5721,7 @@
     </w:p>
     <w:p>
       <w:pPr>
-        <w:pStyle w:val="FirstParagraph"/>
+        <w:pStyle w:val="BodyText"/>
         <w:spacing w:before="0" w:after="200" w:line="276" w:lineRule="auto"/>
         <w:jc w:val="both"/>
       </w:pPr>
@@ -5359,7 +5781,7 @@
     </w:p>
     <w:p>
       <w:pPr>
-        <w:pStyle w:val="FirstParagraph"/>
+        <w:pStyle w:val="BodyText"/>
         <w:spacing w:before="0" w:after="200" w:line="276" w:lineRule="auto"/>
         <w:jc w:val="both"/>
       </w:pPr>
@@ -5420,7 +5842,7 @@
     </w:p>
     <w:p>
       <w:pPr>
-        <w:pStyle w:val="FirstParagraph"/>
+        <w:pStyle w:val="BodyText"/>
         <w:spacing w:before="0" w:after="200" w:line="276" w:lineRule="auto"/>
         <w:jc w:val="both"/>
       </w:pPr>
@@ -5465,7 +5887,7 @@
     </w:p>
     <w:p>
       <w:pPr>
-        <w:pStyle w:val="FirstParagraph"/>
+        <w:pStyle w:val="BodyText"/>
         <w:spacing w:before="0" w:after="200" w:line="276" w:lineRule="auto"/>
         <w:jc w:val="both"/>
       </w:pPr>
@@ -6069,7 +6491,7 @@
     </w:p>
     <w:p>
       <w:pPr>
-        <w:pStyle w:val="FirstParagraph"/>
+        <w:pStyle w:val="BodyText"/>
         <w:spacing w:before="0" w:after="200" w:line="276" w:lineRule="auto"/>
         <w:jc w:val="both"/>
       </w:pPr>
@@ -6478,7 +6900,7 @@
     </w:p>
     <w:p>
       <w:pPr>
-        <w:pStyle w:val="FirstParagraph"/>
+        <w:pStyle w:val="BodyText"/>
         <w:spacing w:before="0" w:after="200" w:line="276" w:lineRule="auto"/>
         <w:jc w:val="both"/>
       </w:pPr>
@@ -6568,7 +6990,7 @@
     </w:p>
     <w:p>
       <w:pPr>
-        <w:pStyle w:val="FirstParagraph"/>
+        <w:pStyle w:val="BodyText"/>
         <w:spacing w:before="0" w:after="200" w:line="276" w:lineRule="auto"/>
         <w:jc w:val="both"/>
       </w:pPr>
@@ -6716,7 +7138,7 @@
     </w:p>
     <w:p>
       <w:pPr>
-        <w:pStyle w:val="FirstParagraph"/>
+        <w:pStyle w:val="BodyText"/>
         <w:spacing w:before="0" w:after="200" w:line="276" w:lineRule="auto"/>
         <w:jc w:val="both"/>
       </w:pPr>
@@ -6776,7 +7198,7 @@
     </w:p>
     <w:p>
       <w:pPr>
-        <w:pStyle w:val="FirstParagraph"/>
+        <w:pStyle w:val="BodyText"/>
         <w:spacing w:before="0" w:after="200" w:line="276" w:lineRule="auto"/>
         <w:jc w:val="both"/>
       </w:pPr>
@@ -7330,7 +7752,7 @@
     </w:p>
     <w:p>
       <w:pPr>
-        <w:pStyle w:val="FirstParagraph"/>
+        <w:pStyle w:val="BodyText"/>
         <w:spacing w:before="120" w:after="120" w:line="240" w:lineRule="auto"/>
         <w:jc w:val="center"/>
       </w:pPr>
@@ -9519,7 +9941,7 @@
     </w:p>
     <w:p>
       <w:pPr>
-        <w:pStyle w:val="FirstParagraph"/>
+        <w:pStyle w:val="BodyText"/>
         <w:spacing w:before="0" w:after="200" w:line="276" w:lineRule="auto"/>
         <w:jc w:val="both"/>
       </w:pPr>
@@ -9549,7 +9971,7 @@
     </w:p>
     <w:p>
       <w:pPr>
-        <w:pStyle w:val="FirstParagraph"/>
+        <w:pStyle w:val="BodyText"/>
         <w:spacing w:before="0" w:after="200" w:line="276" w:lineRule="auto"/>
         <w:jc w:val="both"/>
       </w:pPr>
@@ -9564,16 +9986,21 @@
     </w:p>
     <w:p>
       <w:pPr>
-        <w:pStyle w:val="Compact"/>
-        <w:numPr>
-          <w:ilvl w:val="0"/>
-          <w:numId w:val="1002"/>
-        </w:numPr>
-        <w:spacing w:before="0" w:after="200" w:line="276" w:lineRule="auto"/>
+        <w:pStyle w:val="BodyText"/>
+        <w:spacing w:before="0" w:after="40" w:line="276" w:lineRule="auto"/>
+        <w:ind w:left="397" w:hanging="227"/>
         <w:jc w:val="left"/>
       </w:pPr>
       <w:r>
         <w:rPr>
+          <w:rFonts w:ascii="Times New Roman" w:hAnsi="Times New Roman" w:eastAsia="Times New Roman" w:cs="Times New Roman"/>
+          <w:b w:val="0"/>
+          <w:sz w:val="24"/>
+        </w:rPr>
+        <w:t xml:space="preserve">• </w:t>
+      </w:r>
+      <w:r>
+        <w:rPr>
           <w:rFonts w:ascii="Times New Roman" w:hAnsi="Times New Roman" w:eastAsia="Times New Roman"/>
           <w:b w:val="0"/>
           <w:sz w:val="24"/>
@@ -9583,16 +10010,21 @@
     </w:p>
     <w:p>
       <w:pPr>
-        <w:pStyle w:val="Compact"/>
-        <w:numPr>
-          <w:ilvl w:val="0"/>
-          <w:numId w:val="1002"/>
-        </w:numPr>
-        <w:spacing w:before="0" w:after="200" w:line="276" w:lineRule="auto"/>
+        <w:pStyle w:val="BodyText"/>
+        <w:spacing w:before="0" w:after="40" w:line="276" w:lineRule="auto"/>
+        <w:ind w:left="397" w:hanging="227"/>
         <w:jc w:val="left"/>
       </w:pPr>
       <w:r>
         <w:rPr>
+          <w:rFonts w:ascii="Times New Roman" w:hAnsi="Times New Roman" w:eastAsia="Times New Roman" w:cs="Times New Roman"/>
+          <w:b w:val="0"/>
+          <w:sz w:val="24"/>
+        </w:rPr>
+        <w:t xml:space="preserve">• </w:t>
+      </w:r>
+      <w:r>
+        <w:rPr>
           <w:rFonts w:ascii="Times New Roman" w:hAnsi="Times New Roman" w:eastAsia="Times New Roman"/>
           <w:b w:val="0"/>
           <w:sz w:val="24"/>
@@ -9602,16 +10034,21 @@
     </w:p>
     <w:p>
       <w:pPr>
-        <w:pStyle w:val="Compact"/>
-        <w:numPr>
-          <w:ilvl w:val="0"/>
-          <w:numId w:val="1002"/>
-        </w:numPr>
-        <w:spacing w:before="0" w:after="200" w:line="276" w:lineRule="auto"/>
+        <w:pStyle w:val="BodyText"/>
+        <w:spacing w:before="0" w:after="40" w:line="276" w:lineRule="auto"/>
+        <w:ind w:left="397" w:hanging="227"/>
         <w:jc w:val="left"/>
       </w:pPr>
       <w:r>
         <w:rPr>
+          <w:rFonts w:ascii="Times New Roman" w:hAnsi="Times New Roman" w:eastAsia="Times New Roman" w:cs="Times New Roman"/>
+          <w:b w:val="0"/>
+          <w:sz w:val="24"/>
+        </w:rPr>
+        <w:t xml:space="preserve">• </w:t>
+      </w:r>
+      <w:r>
+        <w:rPr>
           <w:rFonts w:ascii="Times New Roman" w:hAnsi="Times New Roman" w:eastAsia="Times New Roman"/>
           <w:b w:val="0"/>
           <w:sz w:val="24"/>
@@ -9621,16 +10058,21 @@
     </w:p>
     <w:p>
       <w:pPr>
-        <w:pStyle w:val="Compact"/>
-        <w:numPr>
-          <w:ilvl w:val="0"/>
-          <w:numId w:val="1002"/>
-        </w:numPr>
-        <w:spacing w:before="0" w:after="200" w:line="276" w:lineRule="auto"/>
+        <w:pStyle w:val="BodyText"/>
+        <w:spacing w:before="0" w:after="40" w:line="276" w:lineRule="auto"/>
+        <w:ind w:left="397" w:hanging="227"/>
         <w:jc w:val="left"/>
       </w:pPr>
       <w:r>
         <w:rPr>
+          <w:rFonts w:ascii="Times New Roman" w:hAnsi="Times New Roman" w:eastAsia="Times New Roman" w:cs="Times New Roman"/>
+          <w:b w:val="0"/>
+          <w:sz w:val="24"/>
+        </w:rPr>
+        <w:t xml:space="preserve">• </w:t>
+      </w:r>
+      <w:r>
+        <w:rPr>
           <w:rFonts w:ascii="Times New Roman" w:hAnsi="Times New Roman" w:eastAsia="Times New Roman"/>
           <w:b w:val="0"/>
           <w:sz w:val="24"/>
@@ -9640,16 +10082,21 @@
     </w:p>
     <w:p>
       <w:pPr>
-        <w:pStyle w:val="Compact"/>
-        <w:numPr>
-          <w:ilvl w:val="0"/>
-          <w:numId w:val="1002"/>
-        </w:numPr>
-        <w:spacing w:before="0" w:after="200" w:line="276" w:lineRule="auto"/>
+        <w:pStyle w:val="BodyText"/>
+        <w:spacing w:before="0" w:after="40" w:line="276" w:lineRule="auto"/>
+        <w:ind w:left="397" w:hanging="227"/>
         <w:jc w:val="left"/>
       </w:pPr>
       <w:r>
         <w:rPr>
+          <w:rFonts w:ascii="Times New Roman" w:hAnsi="Times New Roman" w:eastAsia="Times New Roman" w:cs="Times New Roman"/>
+          <w:b w:val="0"/>
+          <w:sz w:val="24"/>
+        </w:rPr>
+        <w:t xml:space="preserve">• </w:t>
+      </w:r>
+      <w:r>
+        <w:rPr>
           <w:rFonts w:ascii="Times New Roman" w:hAnsi="Times New Roman" w:eastAsia="Times New Roman"/>
           <w:b w:val="0"/>
           <w:sz w:val="24"/>
@@ -9659,16 +10106,21 @@
     </w:p>
     <w:p>
       <w:pPr>
-        <w:pStyle w:val="Compact"/>
-        <w:numPr>
-          <w:ilvl w:val="0"/>
-          <w:numId w:val="1002"/>
-        </w:numPr>
-        <w:spacing w:before="0" w:after="200" w:line="276" w:lineRule="auto"/>
+        <w:pStyle w:val="BodyText"/>
+        <w:spacing w:before="0" w:after="40" w:line="276" w:lineRule="auto"/>
+        <w:ind w:left="397" w:hanging="227"/>
         <w:jc w:val="left"/>
       </w:pPr>
       <w:r>
         <w:rPr>
+          <w:rFonts w:ascii="Times New Roman" w:hAnsi="Times New Roman" w:eastAsia="Times New Roman" w:cs="Times New Roman"/>
+          <w:b w:val="0"/>
+          <w:sz w:val="24"/>
+        </w:rPr>
+        <w:t xml:space="preserve">• </w:t>
+      </w:r>
+      <w:r>
+        <w:rPr>
           <w:rFonts w:ascii="Times New Roman" w:hAnsi="Times New Roman" w:eastAsia="Times New Roman"/>
           <w:b w:val="0"/>
           <w:sz w:val="24"/>
@@ -9678,7 +10130,7 @@
     </w:p>
     <w:p>
       <w:pPr>
-        <w:pStyle w:val="FirstParagraph"/>
+        <w:pStyle w:val="BodyText"/>
         <w:spacing w:before="0" w:after="200" w:line="276" w:lineRule="auto"/>
         <w:jc w:val="both"/>
       </w:pPr>
@@ -10205,7 +10657,7 @@
     </w:p>
     <w:p>
       <w:pPr>
-        <w:pStyle w:val="FirstParagraph"/>
+        <w:pStyle w:val="BodyText"/>
         <w:spacing w:before="0" w:after="200" w:line="276" w:lineRule="auto"/>
         <w:jc w:val="both"/>
       </w:pPr>
@@ -11450,7 +11902,7 @@
     </w:p>
     <w:p>
       <w:pPr>
-        <w:pStyle w:val="FirstParagraph"/>
+        <w:pStyle w:val="BodyText"/>
         <w:spacing w:before="0" w:after="200" w:line="276" w:lineRule="auto"/>
         <w:jc w:val="both"/>
       </w:pPr>
@@ -11465,16 +11917,21 @@
     </w:p>
     <w:p>
       <w:pPr>
-        <w:pStyle w:val="Compact"/>
-        <w:numPr>
-          <w:ilvl w:val="0"/>
-          <w:numId w:val="1003"/>
-        </w:numPr>
-        <w:spacing w:before="0" w:after="200" w:line="276" w:lineRule="auto"/>
+        <w:pStyle w:val="BodyText"/>
+        <w:spacing w:before="0" w:after="40" w:line="276" w:lineRule="auto"/>
+        <w:ind w:left="397" w:hanging="227"/>
         <w:jc w:val="left"/>
       </w:pPr>
       <w:r>
         <w:rPr>
+          <w:rFonts w:ascii="Times New Roman" w:hAnsi="Times New Roman" w:eastAsia="Times New Roman" w:cs="Times New Roman"/>
+          <w:b w:val="0"/>
+          <w:sz w:val="24"/>
+        </w:rPr>
+        <w:t xml:space="preserve">• </w:t>
+      </w:r>
+      <w:r>
+        <w:rPr>
           <w:rFonts w:ascii="Times New Roman" w:hAnsi="Times New Roman" w:eastAsia="Times New Roman"/>
           <w:b w:val="0"/>
           <w:sz w:val="24"/>
@@ -11484,16 +11941,21 @@
     </w:p>
     <w:p>
       <w:pPr>
-        <w:pStyle w:val="Compact"/>
-        <w:numPr>
-          <w:ilvl w:val="0"/>
-          <w:numId w:val="1003"/>
-        </w:numPr>
-        <w:spacing w:before="0" w:after="200" w:line="276" w:lineRule="auto"/>
+        <w:pStyle w:val="BodyText"/>
+        <w:spacing w:before="0" w:after="40" w:line="276" w:lineRule="auto"/>
+        <w:ind w:left="397" w:hanging="227"/>
         <w:jc w:val="left"/>
       </w:pPr>
       <w:r>
         <w:rPr>
+          <w:rFonts w:ascii="Times New Roman" w:hAnsi="Times New Roman" w:eastAsia="Times New Roman" w:cs="Times New Roman"/>
+          <w:b w:val="0"/>
+          <w:sz w:val="24"/>
+        </w:rPr>
+        <w:t xml:space="preserve">• </w:t>
+      </w:r>
+      <w:r>
+        <w:rPr>
           <w:rFonts w:ascii="Times New Roman" w:hAnsi="Times New Roman" w:eastAsia="Times New Roman"/>
           <w:b w:val="0"/>
           <w:sz w:val="24"/>
@@ -11503,16 +11965,21 @@
     </w:p>
     <w:p>
       <w:pPr>
-        <w:pStyle w:val="Compact"/>
-        <w:numPr>
-          <w:ilvl w:val="0"/>
-          <w:numId w:val="1003"/>
-        </w:numPr>
-        <w:spacing w:before="0" w:after="200" w:line="276" w:lineRule="auto"/>
+        <w:pStyle w:val="BodyText"/>
+        <w:spacing w:before="0" w:after="40" w:line="276" w:lineRule="auto"/>
+        <w:ind w:left="397" w:hanging="227"/>
         <w:jc w:val="left"/>
       </w:pPr>
       <w:r>
         <w:rPr>
+          <w:rFonts w:ascii="Times New Roman" w:hAnsi="Times New Roman" w:eastAsia="Times New Roman" w:cs="Times New Roman"/>
+          <w:b w:val="0"/>
+          <w:sz w:val="24"/>
+        </w:rPr>
+        <w:t xml:space="preserve">• </w:t>
+      </w:r>
+      <w:r>
+        <w:rPr>
           <w:rFonts w:ascii="Times New Roman" w:hAnsi="Times New Roman" w:eastAsia="Times New Roman"/>
           <w:b w:val="0"/>
           <w:sz w:val="24"/>
@@ -11522,16 +11989,21 @@
     </w:p>
     <w:p>
       <w:pPr>
-        <w:pStyle w:val="Compact"/>
-        <w:numPr>
-          <w:ilvl w:val="0"/>
-          <w:numId w:val="1003"/>
-        </w:numPr>
-        <w:spacing w:before="0" w:after="200" w:line="276" w:lineRule="auto"/>
+        <w:pStyle w:val="BodyText"/>
+        <w:spacing w:before="0" w:after="40" w:line="276" w:lineRule="auto"/>
+        <w:ind w:left="397" w:hanging="227"/>
         <w:jc w:val="left"/>
       </w:pPr>
       <w:r>
         <w:rPr>
+          <w:rFonts w:ascii="Times New Roman" w:hAnsi="Times New Roman" w:eastAsia="Times New Roman" w:cs="Times New Roman"/>
+          <w:b w:val="0"/>
+          <w:sz w:val="24"/>
+        </w:rPr>
+        <w:t xml:space="preserve">• </w:t>
+      </w:r>
+      <w:r>
+        <w:rPr>
           <w:rFonts w:ascii="Times New Roman" w:hAnsi="Times New Roman" w:eastAsia="Times New Roman"/>
           <w:b w:val="0"/>
           <w:sz w:val="24"/>
@@ -11541,7 +12013,7 @@
     </w:p>
     <w:p>
       <w:pPr>
-        <w:pStyle w:val="FirstParagraph"/>
+        <w:pStyle w:val="BodyText"/>
         <w:spacing w:before="0" w:after="200" w:line="276" w:lineRule="auto"/>
         <w:jc w:val="both"/>
       </w:pPr>
@@ -11586,7 +12058,7 @@
     </w:p>
     <w:p>
       <w:pPr>
-        <w:pStyle w:val="FirstParagraph"/>
+        <w:pStyle w:val="BodyText"/>
         <w:spacing w:before="0" w:after="200" w:line="276" w:lineRule="auto"/>
         <w:jc w:val="both"/>
       </w:pPr>
@@ -11647,7 +12119,7 @@
     </w:p>
     <w:p>
       <w:pPr>
-        <w:pStyle w:val="FirstParagraph"/>
+        <w:pStyle w:val="BodyText"/>
         <w:spacing w:before="0" w:after="200" w:line="276" w:lineRule="auto"/>
         <w:jc w:val="both"/>
       </w:pPr>
@@ -11677,7 +12149,7 @@
     </w:p>
     <w:p>
       <w:pPr>
-        <w:pStyle w:val="FirstParagraph"/>
+        <w:pStyle w:val="BodyText"/>
         <w:spacing w:before="0" w:after="200" w:line="276" w:lineRule="auto"/>
         <w:jc w:val="both"/>
       </w:pPr>
@@ -11722,7 +12194,7 @@
     </w:p>
     <w:p>
       <w:pPr>
-        <w:pStyle w:val="FirstParagraph"/>
+        <w:pStyle w:val="BodyText"/>
         <w:spacing w:before="0" w:after="200" w:line="276" w:lineRule="auto"/>
         <w:jc w:val="both"/>
       </w:pPr>
@@ -11782,7 +12254,7 @@
     </w:p>
     <w:p>
       <w:pPr>
-        <w:pStyle w:val="FirstParagraph"/>
+        <w:pStyle w:val="BodyText"/>
         <w:spacing w:before="0" w:after="200" w:line="276" w:lineRule="auto"/>
         <w:jc w:val="both"/>
       </w:pPr>
@@ -11817,7 +12289,8 @@
           <w:ilvl w:val="0"/>
           <w:numId w:val="1004"/>
         </w:numPr>
-        <w:spacing w:before="0" w:after="200" w:line="276" w:lineRule="auto"/>
+        <w:spacing w:before="0" w:after="40" w:line="276" w:lineRule="auto"/>
+        <w:ind w:left="397" w:hanging="227"/>
         <w:jc w:val="left"/>
       </w:pPr>
       <w:r>
@@ -11836,7 +12309,8 @@
           <w:ilvl w:val="0"/>
           <w:numId w:val="1004"/>
         </w:numPr>
-        <w:spacing w:before="0" w:after="200" w:line="276" w:lineRule="auto"/>
+        <w:spacing w:before="0" w:after="40" w:line="276" w:lineRule="auto"/>
+        <w:ind w:left="397" w:hanging="227"/>
         <w:jc w:val="left"/>
       </w:pPr>
       <w:r>
@@ -11850,7 +12324,7 @@
     </w:p>
     <w:p>
       <w:pPr>
-        <w:pStyle w:val="FirstParagraph"/>
+        <w:pStyle w:val="BodyText"/>
         <w:spacing w:before="0" w:after="200" w:line="276" w:lineRule="auto"/>
         <w:jc w:val="both"/>
       </w:pPr>
@@ -11976,7 +12450,7 @@
     </w:p>
     <w:p>
       <w:pPr>
-        <w:pStyle w:val="FirstParagraph"/>
+        <w:pStyle w:val="BodyText"/>
         <w:spacing w:before="0" w:after="200" w:line="276" w:lineRule="auto"/>
         <w:jc w:val="both"/>
       </w:pPr>
@@ -12617,7 +13091,7 @@
     </w:p>
     <w:p>
       <w:pPr>
-        <w:pStyle w:val="FirstParagraph"/>
+        <w:pStyle w:val="BodyText"/>
         <w:spacing w:before="0" w:after="200" w:line="276" w:lineRule="auto"/>
         <w:jc w:val="both"/>
       </w:pPr>
@@ -12712,7 +13186,7 @@
     </w:p>
     <w:p>
       <w:pPr>
-        <w:pStyle w:val="FirstParagraph"/>
+        <w:pStyle w:val="BodyText"/>
         <w:spacing w:before="120" w:after="120" w:line="240" w:lineRule="auto"/>
         <w:jc w:val="center"/>
       </w:pPr>
@@ -12913,7 +13387,7 @@
     </w:p>
     <w:p>
       <w:pPr>
-        <w:pStyle w:val="FirstParagraph"/>
+        <w:pStyle w:val="BodyText"/>
         <w:spacing w:before="0" w:after="200" w:line="276" w:lineRule="auto"/>
         <w:jc w:val="both"/>
       </w:pPr>
@@ -13167,7 +13641,7 @@
     </w:p>
     <w:p>
       <w:pPr>
-        <w:pStyle w:val="FirstParagraph"/>
+        <w:pStyle w:val="BodyText"/>
         <w:spacing w:before="0" w:after="200" w:line="276" w:lineRule="auto"/>
         <w:jc w:val="both"/>
       </w:pPr>
@@ -13397,7 +13871,7 @@
     </w:p>
     <w:p>
       <w:pPr>
-        <w:pStyle w:val="FirstParagraph"/>
+        <w:pStyle w:val="BodyText"/>
         <w:spacing w:before="0" w:after="200" w:line="276" w:lineRule="auto"/>
         <w:jc w:val="both"/>
       </w:pPr>
@@ -13530,7 +14004,7 @@
     </w:p>
     <w:p>
       <w:pPr>
-        <w:pStyle w:val="FirstParagraph"/>
+        <w:pStyle w:val="BodyText"/>
         <w:spacing w:before="0" w:after="200" w:line="276" w:lineRule="auto"/>
         <w:jc w:val="both"/>
       </w:pPr>
@@ -13590,7 +14064,7 @@
     </w:p>
     <w:p>
       <w:pPr>
-        <w:pStyle w:val="FirstParagraph"/>
+        <w:pStyle w:val="BodyText"/>
         <w:spacing w:before="0" w:after="200" w:line="276" w:lineRule="auto"/>
         <w:jc w:val="both"/>
       </w:pPr>
@@ -13690,7 +14164,7 @@
     </w:p>
     <w:p>
       <w:pPr>
-        <w:pStyle w:val="FirstParagraph"/>
+        <w:pStyle w:val="BodyText"/>
         <w:spacing w:before="0" w:after="200" w:line="276" w:lineRule="auto"/>
         <w:jc w:val="both"/>
       </w:pPr>
@@ -13750,7 +14224,7 @@
     </w:p>
     <w:p>
       <w:pPr>
-        <w:pStyle w:val="FirstParagraph"/>
+        <w:pStyle w:val="BodyText"/>
         <w:spacing w:before="0" w:after="200" w:line="276" w:lineRule="auto"/>
         <w:jc w:val="both"/>
       </w:pPr>
@@ -13765,16 +14239,21 @@
     </w:p>
     <w:p>
       <w:pPr>
-        <w:pStyle w:val="Compact"/>
-        <w:numPr>
-          <w:ilvl w:val="0"/>
-          <w:numId w:val="1005"/>
-        </w:numPr>
-        <w:spacing w:before="0" w:after="200" w:line="276" w:lineRule="auto"/>
+        <w:pStyle w:val="BodyText"/>
+        <w:spacing w:before="0" w:after="40" w:line="276" w:lineRule="auto"/>
+        <w:ind w:left="397" w:hanging="227"/>
         <w:jc w:val="left"/>
       </w:pPr>
       <w:r>
         <w:rPr>
+          <w:rFonts w:ascii="Times New Roman" w:hAnsi="Times New Roman" w:eastAsia="Times New Roman" w:cs="Times New Roman"/>
+          <w:b w:val="0"/>
+          <w:sz w:val="24"/>
+        </w:rPr>
+        <w:t xml:space="preserve">• </w:t>
+      </w:r>
+      <w:r>
+        <w:rPr>
           <w:rFonts w:ascii="Times New Roman" w:hAnsi="Times New Roman" w:eastAsia="Times New Roman"/>
           <w:b w:val="0"/>
           <w:sz w:val="24"/>
@@ -13784,16 +14263,21 @@
     </w:p>
     <w:p>
       <w:pPr>
-        <w:pStyle w:val="Compact"/>
-        <w:numPr>
-          <w:ilvl w:val="0"/>
-          <w:numId w:val="1005"/>
-        </w:numPr>
-        <w:spacing w:before="0" w:after="200" w:line="276" w:lineRule="auto"/>
+        <w:pStyle w:val="BodyText"/>
+        <w:spacing w:before="0" w:after="40" w:line="276" w:lineRule="auto"/>
+        <w:ind w:left="397" w:hanging="227"/>
         <w:jc w:val="left"/>
       </w:pPr>
       <w:r>
         <w:rPr>
+          <w:rFonts w:ascii="Times New Roman" w:hAnsi="Times New Roman" w:eastAsia="Times New Roman" w:cs="Times New Roman"/>
+          <w:b w:val="0"/>
+          <w:sz w:val="24"/>
+        </w:rPr>
+        <w:t xml:space="preserve">• </w:t>
+      </w:r>
+      <w:r>
+        <w:rPr>
           <w:rFonts w:ascii="Times New Roman" w:hAnsi="Times New Roman" w:eastAsia="Times New Roman"/>
           <w:b w:val="0"/>
           <w:sz w:val="24"/>
@@ -13803,7 +14287,7 @@
     </w:p>
     <w:p>
       <w:pPr>
-        <w:pStyle w:val="FirstParagraph"/>
+        <w:pStyle w:val="BodyText"/>
         <w:spacing w:before="0" w:after="200" w:line="276" w:lineRule="auto"/>
         <w:jc w:val="both"/>
       </w:pPr>
@@ -13864,7 +14348,7 @@
     </w:p>
     <w:p>
       <w:pPr>
-        <w:pStyle w:val="FirstParagraph"/>
+        <w:pStyle w:val="BodyText"/>
         <w:spacing w:before="0" w:after="200" w:line="276" w:lineRule="auto"/>
         <w:jc w:val="both"/>
       </w:pPr>
@@ -13894,7 +14378,7 @@
     </w:p>
     <w:p>
       <w:pPr>
-        <w:pStyle w:val="FirstParagraph"/>
+        <w:pStyle w:val="BodyText"/>
         <w:spacing w:before="0" w:after="200" w:line="276" w:lineRule="auto"/>
         <w:jc w:val="both"/>
       </w:pPr>
@@ -13954,7 +14438,7 @@
     </w:p>
     <w:p>
       <w:pPr>
-        <w:pStyle w:val="FirstParagraph"/>
+        <w:pStyle w:val="BodyText"/>
         <w:spacing w:before="0" w:after="200" w:line="276" w:lineRule="auto"/>
         <w:jc w:val="both"/>
       </w:pPr>
@@ -15015,14 +15499,18 @@
     </w:p>
     <w:p>
       <w:pPr>
-        <w:pStyle w:val="Compact"/>
-        <w:numPr>
-          <w:ilvl w:val="0"/>
-          <w:numId w:val="1006"/>
-        </w:numPr>
+        <w:pStyle w:val="BodyText"/>
         <w:spacing w:before="120" w:after="120" w:line="240" w:lineRule="auto"/>
         <w:jc w:val="center"/>
       </w:pPr>
+      <w:r>
+        <w:rPr>
+          <w:rFonts w:ascii="Times New Roman" w:hAnsi="Times New Roman" w:eastAsia="Times New Roman" w:cs="Times New Roman"/>
+          <w:b w:val="0"/>
+          <w:sz w:val="24"/>
+        </w:rPr>
+        <w:t xml:space="preserve">• </w:t>
+      </w:r>
       <m:oMath>
         <m:sSub>
           <m:e>
@@ -15065,14 +15553,18 @@
     </w:p>
     <w:p>
       <w:pPr>
-        <w:pStyle w:val="Compact"/>
-        <w:numPr>
-          <w:ilvl w:val="0"/>
-          <w:numId w:val="1006"/>
-        </w:numPr>
+        <w:pStyle w:val="BodyText"/>
         <w:spacing w:before="120" w:after="120" w:line="240" w:lineRule="auto"/>
         <w:jc w:val="center"/>
       </w:pPr>
+      <w:r>
+        <w:rPr>
+          <w:rFonts w:ascii="Times New Roman" w:hAnsi="Times New Roman" w:eastAsia="Times New Roman" w:cs="Times New Roman"/>
+          <w:b w:val="0"/>
+          <w:sz w:val="24"/>
+        </w:rPr>
+        <w:t xml:space="preserve">• </w:t>
+      </w:r>
       <m:oMath>
         <m:sSub>
           <m:e>
@@ -15115,14 +15607,18 @@
     </w:p>
     <w:p>
       <w:pPr>
-        <w:pStyle w:val="Compact"/>
-        <w:numPr>
-          <w:ilvl w:val="0"/>
-          <w:numId w:val="1006"/>
-        </w:numPr>
+        <w:pStyle w:val="BodyText"/>
         <w:spacing w:before="120" w:after="120" w:line="240" w:lineRule="auto"/>
         <w:jc w:val="center"/>
       </w:pPr>
+      <w:r>
+        <w:rPr>
+          <w:rFonts w:ascii="Times New Roman" w:hAnsi="Times New Roman" w:eastAsia="Times New Roman" w:cs="Times New Roman"/>
+          <w:b w:val="0"/>
+          <w:sz w:val="24"/>
+        </w:rPr>
+        <w:t xml:space="preserve">• </w:t>
+      </w:r>
       <m:oMath>
         <m:sSub>
           <m:e>
@@ -15165,14 +15661,18 @@
     </w:p>
     <w:p>
       <w:pPr>
-        <w:pStyle w:val="Compact"/>
-        <w:numPr>
-          <w:ilvl w:val="0"/>
-          <w:numId w:val="1006"/>
-        </w:numPr>
+        <w:pStyle w:val="BodyText"/>
         <w:spacing w:before="120" w:after="120" w:line="240" w:lineRule="auto"/>
         <w:jc w:val="center"/>
       </w:pPr>
+      <w:r>
+        <w:rPr>
+          <w:rFonts w:ascii="Times New Roman" w:hAnsi="Times New Roman" w:eastAsia="Times New Roman" w:cs="Times New Roman"/>
+          <w:b w:val="0"/>
+          <w:sz w:val="24"/>
+        </w:rPr>
+        <w:t xml:space="preserve">• </w:t>
+      </w:r>
       <m:oMath>
         <m:sSubSup>
           <m:e>
@@ -15220,7 +15720,7 @@
     </w:p>
     <w:p>
       <w:pPr>
-        <w:pStyle w:val="FirstParagraph"/>
+        <w:pStyle w:val="BodyText"/>
         <w:spacing w:before="0" w:after="200" w:line="276" w:lineRule="auto"/>
         <w:jc w:val="both"/>
       </w:pPr>
@@ -15338,7 +15838,7 @@
     </w:p>
     <w:p>
       <w:pPr>
-        <w:pStyle w:val="FirstParagraph"/>
+        <w:pStyle w:val="BodyText"/>
         <w:spacing w:before="0" w:after="200" w:line="276" w:lineRule="auto"/>
         <w:jc w:val="both"/>
       </w:pPr>
@@ -15513,7 +16013,7 @@
     </w:p>
     <w:p>
       <w:pPr>
-        <w:pStyle w:val="FirstParagraph"/>
+        <w:pStyle w:val="BodyText"/>
         <w:spacing w:before="0" w:after="200" w:line="276" w:lineRule="auto"/>
         <w:jc w:val="both"/>
       </w:pPr>
@@ -15723,7 +16223,7 @@
     </w:p>
     <w:p>
       <w:pPr>
-        <w:pStyle w:val="FirstParagraph"/>
+        <w:pStyle w:val="BodyText"/>
         <w:spacing w:before="0" w:after="200" w:line="276" w:lineRule="auto"/>
         <w:jc w:val="both"/>
       </w:pPr>
@@ -15949,7 +16449,7 @@
     </w:p>
     <w:p>
       <w:pPr>
-        <w:pStyle w:val="FirstParagraph"/>
+        <w:pStyle w:val="BodyText"/>
         <w:spacing w:before="120" w:after="120" w:line="240" w:lineRule="auto"/>
         <w:jc w:val="center"/>
       </w:pPr>
@@ -16157,7 +16657,7 @@
     </w:p>
     <w:p>
       <w:pPr>
-        <w:pStyle w:val="FirstParagraph"/>
+        <w:pStyle w:val="BodyText"/>
         <w:spacing w:before="0" w:after="200" w:line="276" w:lineRule="auto"/>
         <w:jc w:val="both"/>
       </w:pPr>
@@ -16317,7 +16817,7 @@
     </w:p>
     <w:p>
       <w:pPr>
-        <w:pStyle w:val="FirstParagraph"/>
+        <w:pStyle w:val="BodyText"/>
         <w:spacing w:before="120" w:after="120" w:line="240" w:lineRule="auto"/>
         <w:jc w:val="center"/>
       </w:pPr>
@@ -16552,7 +17052,7 @@
     </w:p>
     <w:p>
       <w:pPr>
-        <w:pStyle w:val="FirstParagraph"/>
+        <w:pStyle w:val="BodyText"/>
         <w:spacing w:before="120" w:after="120" w:line="240" w:lineRule="auto"/>
         <w:jc w:val="center"/>
       </w:pPr>
@@ -16762,7 +17262,7 @@
     </w:p>
     <w:p>
       <w:pPr>
-        <w:pStyle w:val="FirstParagraph"/>
+        <w:pStyle w:val="BodyText"/>
         <w:spacing w:before="0" w:after="200" w:line="276" w:lineRule="auto"/>
         <w:jc w:val="both"/>
       </w:pPr>
@@ -17082,7 +17582,7 @@
     </w:p>
     <w:p>
       <w:pPr>
-        <w:pStyle w:val="FirstParagraph"/>
+        <w:pStyle w:val="BodyText"/>
         <w:spacing w:before="120" w:after="120" w:line="240" w:lineRule="auto"/>
         <w:jc w:val="center"/>
       </w:pPr>
@@ -17205,7 +17705,7 @@
     </w:p>
     <w:p>
       <w:pPr>
-        <w:pStyle w:val="FirstParagraph"/>
+        <w:pStyle w:val="BodyText"/>
         <w:spacing w:before="0" w:after="200" w:line="276" w:lineRule="auto"/>
         <w:jc w:val="both"/>
       </w:pPr>
@@ -18180,7 +18680,7 @@
     </w:p>
     <w:p>
       <w:pPr>
-        <w:pStyle w:val="FirstParagraph"/>
+        <w:pStyle w:val="BodyText"/>
         <w:spacing w:before="0" w:after="200" w:line="276" w:lineRule="auto"/>
         <w:jc w:val="both"/>
       </w:pPr>
@@ -18240,7 +18740,7 @@
     </w:p>
     <w:p>
       <w:pPr>
-        <w:pStyle w:val="FirstParagraph"/>
+        <w:pStyle w:val="BodyText"/>
         <w:spacing w:before="0" w:after="200" w:line="276" w:lineRule="auto"/>
         <w:jc w:val="both"/>
       </w:pPr>
@@ -18627,7 +19127,7 @@
     </w:p>
     <w:p>
       <w:pPr>
-        <w:pStyle w:val="FirstParagraph"/>
+        <w:pStyle w:val="BodyText"/>
         <w:spacing w:before="0" w:after="200" w:line="276" w:lineRule="auto"/>
         <w:jc w:val="both"/>
       </w:pPr>
@@ -20655,7 +21155,7 @@
     </w:p>
     <w:p>
       <w:pPr>
-        <w:pStyle w:val="FirstParagraph"/>
+        <w:pStyle w:val="BodyText"/>
         <w:spacing w:before="0" w:after="200" w:line="276" w:lineRule="auto"/>
         <w:jc w:val="both"/>
       </w:pPr>
@@ -20716,7 +21216,7 @@
     </w:p>
     <w:p>
       <w:pPr>
-        <w:pStyle w:val="FirstParagraph"/>
+        <w:pStyle w:val="BodyText"/>
         <w:spacing w:before="0" w:after="200" w:line="276" w:lineRule="auto"/>
         <w:jc w:val="both"/>
       </w:pPr>
@@ -20746,7 +21246,7 @@
     </w:p>
     <w:p>
       <w:pPr>
-        <w:pStyle w:val="FirstParagraph"/>
+        <w:pStyle w:val="BodyText"/>
         <w:spacing w:before="0" w:after="200" w:line="276" w:lineRule="auto"/>
         <w:jc w:val="both"/>
       </w:pPr>
@@ -22074,6 +22574,21 @@
           <w:sz w:val="24"/>
         </w:rPr>
         <w:t xml:space="preserve">The reported experiment does not use 2023–2025 outcomes for fitting, tuning, calibration or model selection. However, these years were examined during earlier project development, and the broader outcome definition was specified after that work. The later evaluation is therefore retrospective rather than an untouched external validation.</w:t>
+      </w:r>
+    </w:p>
+    <w:p>
+      <w:pPr>
+        <w:pStyle w:val="BodyText"/>
+        <w:spacing w:before="0" w:after="200" w:line="276" w:lineRule="auto"/>
+        <w:jc w:val="both"/>
+      </w:pPr>
+      <w:r>
+        <w:rPr>
+          <w:rFonts w:ascii="Times New Roman" w:hAnsi="Times New Roman" w:eastAsia="Times New Roman"/>
+          <w:b w:val="0"/>
+          <w:sz w:val="24"/>
+        </w:rPr>
+        <w:t xml:space="preserve">Figure 1 summarizes annual sample coverage and the share of positive labels before chronological purging.</w:t>
       </w:r>
     </w:p>
     <w:p>
@@ -22139,7 +22654,7 @@
           <w:iCs/>
           <w:sz w:val="24"/>
         </w:rPr>
-        <w:t xml:space="preserve">Figure 1. Labeled panel before chronological purging. Positive rows are monthly prediction outcomes, not separate episodes. Source: primary model experiment panel audit and descriptive report.</w:t>
+        <w:t xml:space="preserve">Figure 1. Sample coverage and positive-label share.</w:t>
       </w:r>
     </w:p>
     <w:p>
@@ -22159,7 +22674,7 @@
     </w:p>
     <w:p>
       <w:pPr>
-        <w:pStyle w:val="FirstParagraph"/>
+        <w:pStyle w:val="BodyText"/>
         <w:spacing w:before="0" w:after="200" w:line="276" w:lineRule="auto"/>
         <w:jc w:val="both"/>
       </w:pPr>
@@ -22554,7 +23069,7 @@
     </w:p>
     <w:p>
       <w:pPr>
-        <w:pStyle w:val="FirstParagraph"/>
+        <w:pStyle w:val="BodyText"/>
         <w:spacing w:before="0" w:after="200" w:line="276" w:lineRule="auto"/>
         <w:jc w:val="both"/>
       </w:pPr>
@@ -23642,7 +24157,7 @@
     </w:p>
     <w:p>
       <w:pPr>
-        <w:pStyle w:val="FirstParagraph"/>
+        <w:pStyle w:val="BodyText"/>
         <w:spacing w:before="0" w:after="200" w:line="276" w:lineRule="auto"/>
         <w:jc w:val="both"/>
       </w:pPr>
@@ -25346,6 +25861,21 @@
           <w:sz w:val="24"/>
         </w:rPr>
         <w:t xml:space="preserve">The forest’s annual ROC-AUC is 0.8715 in 2023, 0.8777 in 2024 and 0.9329 in 2025. Annual average precision is 2.793%, 2.927% and 2.904%, respectively. Company-cluster 95% intervals for the full later period are 0.8668–0.9061 for ROC-AUC, 1.817%–4.378% for average precision and 0.002040–0.002799 for Brier score. These intervals keep each company’s observations together, but they do not include model-selection uncertainty, shared economic shocks or possible errors in the disclosure labels.</w:t>
+      </w:r>
+    </w:p>
+    <w:p>
+      <w:pPr>
+        <w:pStyle w:val="BodyText"/>
+        <w:spacing w:before="0" w:after="200" w:line="276" w:lineRule="auto"/>
+        <w:jc w:val="both"/>
+      </w:pPr>
+      <w:r>
+        <w:rPr>
+          <w:rFonts w:ascii="Times New Roman" w:hAnsi="Times New Roman" w:eastAsia="Times New Roman"/>
+          <w:b w:val="0"/>
+          <w:sz w:val="24"/>
+        </w:rPr>
+        <w:t xml:space="preserve">Figure 2 summarizes the ranking and probability diagnostics for the 2023–2025 evaluation period.</w:t>
       </w:r>
     </w:p>
     <w:p>
@@ -25411,7 +25941,7 @@
           <w:iCs/>
           <w:sz w:val="24"/>
         </w:rPr>
-        <w:t xml:space="preserve">Figure 2. Ranking and probability diagnostics for 2023–2025. Source: primary model experiment predictions and model report.</w:t>
+        <w:t xml:space="preserve">Figure 2. Model diagnostics, 2023–2025.</w:t>
       </w:r>
     </w:p>
     <w:p>
@@ -25431,7 +25961,7 @@
     </w:p>
     <w:p>
       <w:pPr>
-        <w:pStyle w:val="FirstParagraph"/>
+        <w:pStyle w:val="BodyText"/>
         <w:spacing w:before="0" w:after="200" w:line="276" w:lineRule="auto"/>
         <w:jc w:val="both"/>
       </w:pPr>
@@ -25867,7 +26397,7 @@
     </w:p>
     <w:p>
       <w:pPr>
-        <w:pStyle w:val="FirstParagraph"/>
+        <w:pStyle w:val="BodyText"/>
         <w:spacing w:before="0" w:after="200" w:line="276" w:lineRule="auto"/>
         <w:jc w:val="both"/>
       </w:pPr>
@@ -25928,7 +26458,7 @@
     </w:p>
     <w:p>
       <w:pPr>
-        <w:pStyle w:val="FirstParagraph"/>
+        <w:pStyle w:val="BodyText"/>
         <w:spacing w:before="0" w:after="200" w:line="276" w:lineRule="auto"/>
         <w:jc w:val="both"/>
       </w:pPr>
@@ -25958,7 +26488,7 @@
     </w:p>
     <w:p>
       <w:pPr>
-        <w:pStyle w:val="FirstParagraph"/>
+        <w:pStyle w:val="BodyText"/>
         <w:spacing w:before="0" w:after="200" w:line="276" w:lineRule="auto"/>
         <w:jc w:val="both"/>
       </w:pPr>
@@ -27013,7 +27543,7 @@
     </w:p>
     <w:p>
       <w:pPr>
-        <w:pStyle w:val="FirstParagraph"/>
+        <w:pStyle w:val="BodyText"/>
         <w:spacing w:before="0" w:after="200" w:line="276" w:lineRule="auto"/>
         <w:jc w:val="both"/>
       </w:pPr>
@@ -28017,7 +28547,7 @@
     </w:p>
     <w:p>
       <w:pPr>
-        <w:pStyle w:val="FirstParagraph"/>
+        <w:pStyle w:val="BodyText"/>
         <w:spacing w:before="0" w:after="200" w:line="276" w:lineRule="auto"/>
         <w:jc w:val="both"/>
       </w:pPr>
@@ -29164,6 +29694,21 @@
           <w:sz w:val="24"/>
         </w:rPr>
         <w:t xml:space="preserve">Using probabilities from another fitted model changes the aggregate mean little: random forest gives 0.6678% of assets, XGBoost 0.6658% and either logistic model 0.6669%. Similar averages do not mean that the models assign the same limit to every company.</w:t>
+      </w:r>
+    </w:p>
+    <w:p>
+      <w:pPr>
+        <w:pStyle w:val="BodyText"/>
+        <w:spacing w:before="0" w:after="200" w:line="276" w:lineRule="auto"/>
+        <w:jc w:val="both"/>
+      </w:pPr>
+      <w:r>
+        <w:rPr>
+          <w:rFonts w:ascii="Times New Roman" w:hAnsi="Times New Roman" w:eastAsia="Times New Roman"/>
+          <w:b w:val="0"/>
+          <w:sz w:val="24"/>
+        </w:rPr>
+        <w:t xml:space="preserve">Figure 3 compares the average assigned limit under the reference policy and the alternative assumptions discussed above. Every scenario uses the same historical financial observations.</w:t>
       </w:r>
     </w:p>
     <w:p>
@@ -29229,7 +29774,7 @@
           <w:iCs/>
           <w:sz w:val="24"/>
         </w:rPr>
-        <w:t xml:space="preserve">Figure 3. Average assigned limit as a percentage of reported assets under the reference policy and selected alternative assumptions. Each scenario uses the same historical financial observations. Source: primary model experiment policy replay.</w:t>
+        <w:t xml:space="preserve">Figure 3. Policy sensitivity.</w:t>
       </w:r>
     </w:p>
     <w:p>
@@ -29249,7 +29794,7 @@
     </w:p>
     <w:p>
       <w:pPr>
-        <w:pStyle w:val="FirstParagraph"/>
+        <w:pStyle w:val="BodyText"/>
         <w:spacing w:before="0" w:after="200" w:line="276" w:lineRule="auto"/>
         <w:jc w:val="both"/>
       </w:pPr>
@@ -29688,7 +30233,7 @@
     </w:p>
     <w:p>
       <w:pPr>
-        <w:pStyle w:val="FirstParagraph"/>
+        <w:pStyle w:val="BodyText"/>
         <w:spacing w:before="0" w:after="200" w:line="276" w:lineRule="auto"/>
         <w:jc w:val="both"/>
       </w:pPr>
@@ -29779,7 +30324,7 @@
     </w:p>
     <w:p>
       <w:pPr>
-        <w:pStyle w:val="FirstParagraph"/>
+        <w:pStyle w:val="BodyText"/>
         <w:spacing w:before="0" w:after="200" w:line="276" w:lineRule="auto"/>
         <w:jc w:val="both"/>
       </w:pPr>
@@ -29824,7 +30369,7 @@
     </w:p>
     <w:p>
       <w:pPr>
-        <w:pStyle w:val="FirstParagraph"/>
+        <w:pStyle w:val="BodyText"/>
         <w:spacing w:before="0" w:after="200" w:line="276" w:lineRule="auto"/>
         <w:jc w:val="both"/>
       </w:pPr>
@@ -29869,7 +30414,7 @@
     </w:p>
     <w:p>
       <w:pPr>
-        <w:pStyle w:val="FirstParagraph"/>
+        <w:pStyle w:val="BodyText"/>
         <w:spacing w:before="0" w:after="200" w:line="276" w:lineRule="auto"/>
         <w:jc w:val="both"/>
       </w:pPr>
@@ -29914,7 +30459,7 @@
     </w:p>
     <w:p>
       <w:pPr>
-        <w:pStyle w:val="FirstParagraph"/>
+        <w:pStyle w:val="BodyText"/>
         <w:spacing w:before="0" w:after="200" w:line="276" w:lineRule="auto"/>
         <w:jc w:val="both"/>
       </w:pPr>
@@ -29959,7 +30504,7 @@
     </w:p>
     <w:p>
       <w:pPr>
-        <w:pStyle w:val="FirstParagraph"/>
+        <w:pStyle w:val="BodyText"/>
         <w:spacing w:before="0" w:after="200" w:line="276" w:lineRule="auto"/>
         <w:jc w:val="both"/>
       </w:pPr>
@@ -30019,7 +30564,7 @@
     </w:p>
     <w:p>
       <w:pPr>
-        <w:pStyle w:val="FirstParagraph"/>
+        <w:pStyle w:val="BodyText"/>
         <w:spacing w:before="0" w:after="200" w:line="276" w:lineRule="auto"/>
         <w:jc w:val="both"/>
       </w:pPr>
@@ -30124,7 +30669,7 @@
     </w:p>
     <w:p>
       <w:pPr>
-        <w:pStyle w:val="FirstParagraph"/>
+        <w:pStyle w:val="BodyText"/>
         <w:spacing w:before="0" w:after="200" w:line="276" w:lineRule="auto"/>
         <w:jc w:val="both"/>
       </w:pPr>
@@ -30144,7 +30689,8 @@
           <w:ilvl w:val="0"/>
           <w:numId w:val="1007"/>
         </w:numPr>
-        <w:spacing w:before="0" w:after="200" w:line="276" w:lineRule="auto"/>
+        <w:spacing w:before="0" w:after="40" w:line="276" w:lineRule="auto"/>
+        <w:ind w:left="397" w:hanging="227"/>
         <w:jc w:val="left"/>
       </w:pPr>
       <w:r>
@@ -30180,7 +30726,8 @@
           <w:ilvl w:val="0"/>
           <w:numId w:val="1007"/>
         </w:numPr>
-        <w:spacing w:before="0" w:after="200" w:line="276" w:lineRule="auto"/>
+        <w:spacing w:before="0" w:after="40" w:line="276" w:lineRule="auto"/>
+        <w:ind w:left="397" w:hanging="227"/>
         <w:jc w:val="left"/>
       </w:pPr>
       <w:r>
@@ -30216,7 +30763,8 @@
           <w:ilvl w:val="0"/>
           <w:numId w:val="1007"/>
         </w:numPr>
-        <w:spacing w:before="0" w:after="200" w:line="276" w:lineRule="auto"/>
+        <w:spacing w:before="0" w:after="40" w:line="276" w:lineRule="auto"/>
+        <w:ind w:left="397" w:hanging="227"/>
         <w:jc w:val="left"/>
       </w:pPr>
       <w:r>
@@ -30252,7 +30800,8 @@
           <w:ilvl w:val="0"/>
           <w:numId w:val="1007"/>
         </w:numPr>
-        <w:spacing w:before="0" w:after="200" w:line="276" w:lineRule="auto"/>
+        <w:spacing w:before="0" w:after="40" w:line="276" w:lineRule="auto"/>
+        <w:ind w:left="397" w:hanging="227"/>
         <w:jc w:val="left"/>
       </w:pPr>
       <w:r>
@@ -30283,7 +30832,7 @@
     </w:p>
     <w:p>
       <w:pPr>
-        <w:pStyle w:val="FirstParagraph"/>
+        <w:pStyle w:val="BodyText"/>
         <w:spacing w:before="0" w:after="200" w:line="276" w:lineRule="auto"/>
         <w:jc w:val="both"/>
       </w:pPr>
@@ -30313,7 +30862,7 @@
     </w:p>
     <w:p>
       <w:pPr>
-        <w:pStyle w:val="FirstParagraph"/>
+        <w:pStyle w:val="BodyText"/>
         <w:spacing w:before="0" w:after="200" w:line="276" w:lineRule="auto"/>
         <w:jc w:val="both"/>
       </w:pPr>
@@ -30374,7 +30923,7 @@
     </w:p>
     <w:p>
       <w:pPr>
-        <w:pStyle w:val="FirstParagraph"/>
+        <w:pStyle w:val="BodyText"/>
         <w:spacing w:before="0" w:after="200" w:line="276" w:lineRule="auto"/>
         <w:jc w:val="both"/>
       </w:pPr>
@@ -31323,7 +31872,7 @@
     </w:p>
     <w:p>
       <w:pPr>
-        <w:pStyle w:val="FirstParagraph"/>
+        <w:pStyle w:val="BodyText"/>
         <w:spacing w:before="0" w:after="200" w:line="276" w:lineRule="auto"/>
         <w:jc w:val="both"/>
       </w:pPr>
@@ -31928,7 +32477,7 @@
     </w:p>
     <w:p>
       <w:pPr>
-        <w:pStyle w:val="FirstParagraph"/>
+        <w:pStyle w:val="BodyText"/>
         <w:spacing w:before="0" w:after="200" w:line="276" w:lineRule="auto"/>
         <w:jc w:val="both"/>
       </w:pPr>
@@ -33472,7 +34021,7 @@
     </w:p>
     <w:p>
       <w:pPr>
-        <w:pStyle w:val="FirstParagraph"/>
+        <w:pStyle w:val="BodyText"/>
         <w:spacing w:before="0" w:after="200" w:line="276" w:lineRule="auto"/>
         <w:jc w:val="both"/>
       </w:pPr>

--- a/docs/deliverables/Djordje_Velickovic_Master_Thesis.docx
+++ b/docs/deliverables/Djordje_Velickovic_Master_Thesis.docx
@@ -3422,7 +3422,7 @@
           <w:rFonts w:ascii="Times New Roman" w:hAnsi="Times New Roman" w:eastAsia="Times New Roman"/>
           <w:sz w:val="24"/>
         </w:rPr>
-        <w:t>29</w:t>
+        <w:t>30</w:t>
       </w:r>
     </w:p>
     <w:p>
@@ -7753,8 +7753,8 @@
     <w:p>
       <w:pPr>
         <w:pStyle w:val="BodyText"/>
-        <w:spacing w:before="120" w:after="120" w:line="240" w:lineRule="auto"/>
-        <w:jc w:val="center"/>
+        <w:spacing w:before="0" w:after="200" w:line="276" w:lineRule="auto"/>
+        <w:jc w:val="both"/>
       </w:pPr>
       <w:r>
         <w:rPr>
@@ -13187,8 +13187,8 @@
     <w:p>
       <w:pPr>
         <w:pStyle w:val="BodyText"/>
-        <w:spacing w:before="120" w:after="120" w:line="240" w:lineRule="auto"/>
-        <w:jc w:val="center"/>
+        <w:spacing w:before="0" w:after="200" w:line="276" w:lineRule="auto"/>
+        <w:jc w:val="both"/>
       </w:pPr>
       <w:r>
         <w:rPr>
@@ -15435,8 +15435,8 @@
     <w:p>
       <w:pPr>
         <w:pStyle w:val="BodyText"/>
-        <w:spacing w:before="120" w:after="120" w:line="240" w:lineRule="auto"/>
-        <w:jc w:val="center"/>
+        <w:spacing w:before="0" w:after="200" w:line="276" w:lineRule="auto"/>
+        <w:jc w:val="both"/>
       </w:pPr>
       <w:r>
         <w:rPr>
@@ -15500,8 +15500,9 @@
     <w:p>
       <w:pPr>
         <w:pStyle w:val="BodyText"/>
-        <w:spacing w:before="120" w:after="120" w:line="240" w:lineRule="auto"/>
-        <w:jc w:val="center"/>
+        <w:spacing w:before="0" w:after="40" w:line="276" w:lineRule="auto"/>
+        <w:ind w:left="397" w:hanging="227"/>
+        <w:jc w:val="left"/>
       </w:pPr>
       <w:r>
         <w:rPr>
@@ -15554,8 +15555,9 @@
     <w:p>
       <w:pPr>
         <w:pStyle w:val="BodyText"/>
-        <w:spacing w:before="120" w:after="120" w:line="240" w:lineRule="auto"/>
-        <w:jc w:val="center"/>
+        <w:spacing w:before="0" w:after="40" w:line="276" w:lineRule="auto"/>
+        <w:ind w:left="397" w:hanging="227"/>
+        <w:jc w:val="left"/>
       </w:pPr>
       <w:r>
         <w:rPr>
@@ -15608,8 +15610,9 @@
     <w:p>
       <w:pPr>
         <w:pStyle w:val="BodyText"/>
-        <w:spacing w:before="120" w:after="120" w:line="240" w:lineRule="auto"/>
-        <w:jc w:val="center"/>
+        <w:spacing w:before="0" w:after="40" w:line="276" w:lineRule="auto"/>
+        <w:ind w:left="397" w:hanging="227"/>
+        <w:jc w:val="left"/>
       </w:pPr>
       <w:r>
         <w:rPr>
@@ -15662,8 +15665,9 @@
     <w:p>
       <w:pPr>
         <w:pStyle w:val="BodyText"/>
-        <w:spacing w:before="120" w:after="120" w:line="240" w:lineRule="auto"/>
-        <w:jc w:val="center"/>
+        <w:spacing w:before="0" w:after="40" w:line="276" w:lineRule="auto"/>
+        <w:ind w:left="397" w:hanging="227"/>
+        <w:jc w:val="left"/>
       </w:pPr>
       <w:r>
         <w:rPr>
@@ -16254,8 +16258,8 @@
     <w:p>
       <w:pPr>
         <w:pStyle w:val="BodyText"/>
-        <w:spacing w:before="120" w:after="120" w:line="240" w:lineRule="auto"/>
-        <w:jc w:val="center"/>
+        <w:spacing w:before="0" w:after="200" w:line="276" w:lineRule="auto"/>
+        <w:jc w:val="both"/>
       </w:pPr>
       <w:r>
         <w:rPr>
@@ -16367,8 +16371,8 @@
     <w:p>
       <w:pPr>
         <w:pStyle w:val="BodyText"/>
-        <w:spacing w:before="120" w:after="120" w:line="240" w:lineRule="auto"/>
-        <w:jc w:val="center"/>
+        <w:spacing w:before="0" w:after="200" w:line="276" w:lineRule="auto"/>
+        <w:jc w:val="both"/>
       </w:pPr>
       <w:r>
         <w:rPr>
@@ -16450,8 +16454,8 @@
     <w:p>
       <w:pPr>
         <w:pStyle w:val="BodyText"/>
-        <w:spacing w:before="120" w:after="120" w:line="240" w:lineRule="auto"/>
-        <w:jc w:val="center"/>
+        <w:spacing w:before="0" w:after="200" w:line="276" w:lineRule="auto"/>
+        <w:jc w:val="both"/>
       </w:pPr>
       <w:r>
         <w:rPr>
@@ -16818,8 +16822,8 @@
     <w:p>
       <w:pPr>
         <w:pStyle w:val="BodyText"/>
-        <w:spacing w:before="120" w:after="120" w:line="240" w:lineRule="auto"/>
-        <w:jc w:val="center"/>
+        <w:spacing w:before="0" w:after="200" w:line="276" w:lineRule="auto"/>
+        <w:jc w:val="both"/>
       </w:pPr>
       <w:r>
         <w:rPr>
@@ -17053,8 +17057,8 @@
     <w:p>
       <w:pPr>
         <w:pStyle w:val="BodyText"/>
-        <w:spacing w:before="120" w:after="120" w:line="240" w:lineRule="auto"/>
-        <w:jc w:val="center"/>
+        <w:spacing w:before="0" w:after="200" w:line="276" w:lineRule="auto"/>
+        <w:jc w:val="both"/>
       </w:pPr>
       <w:r>
         <w:rPr>
@@ -17278,8 +17282,8 @@
     <w:p>
       <w:pPr>
         <w:pStyle w:val="BodyText"/>
-        <w:spacing w:before="120" w:after="120" w:line="240" w:lineRule="auto"/>
-        <w:jc w:val="center"/>
+        <w:spacing w:before="0" w:after="200" w:line="276" w:lineRule="auto"/>
+        <w:jc w:val="both"/>
       </w:pPr>
       <w:r>
         <w:rPr>
@@ -17337,8 +17341,8 @@
     <w:p>
       <w:pPr>
         <w:pStyle w:val="BodyText"/>
-        <w:spacing w:before="120" w:after="120" w:line="240" w:lineRule="auto"/>
-        <w:jc w:val="center"/>
+        <w:spacing w:before="0" w:after="200" w:line="276" w:lineRule="auto"/>
+        <w:jc w:val="both"/>
       </w:pPr>
       <w:r>
         <w:rPr>
@@ -17583,8 +17587,8 @@
     <w:p>
       <w:pPr>
         <w:pStyle w:val="BodyText"/>
-        <w:spacing w:before="120" w:after="120" w:line="240" w:lineRule="auto"/>
-        <w:jc w:val="center"/>
+        <w:spacing w:before="0" w:after="200" w:line="276" w:lineRule="auto"/>
+        <w:jc w:val="both"/>
       </w:pPr>
       <w:r>
         <w:rPr>
@@ -17721,8 +17725,8 @@
     <w:p>
       <w:pPr>
         <w:pStyle w:val="BodyText"/>
-        <w:spacing w:before="120" w:after="120" w:line="240" w:lineRule="auto"/>
-        <w:jc w:val="center"/>
+        <w:spacing w:before="0" w:after="200" w:line="276" w:lineRule="auto"/>
+        <w:jc w:val="both"/>
       </w:pPr>
       <w:r>
         <w:rPr>

--- a/docs/deliverables/Djordje_Velickovic_Master_Thesis.docx
+++ b/docs/deliverables/Djordje_Velickovic_Master_Thesis.docx
@@ -634,7 +634,7 @@
           <w:b w:val="0"/>
           <w:sz w:val="24"/>
         </w:rPr>
-        <w:t xml:space="preserve">This thesis studies how financial information and machine learning can support dynamic short-term corporate credit limits. The proposed facility has a 30-day statement period and up to 30 additional days for payment. The framework separates event-risk prediction from a monetary policy based on financial capacity, a risk adjustment and an exposure cap.</w:t>
+        <w:t xml:space="preserve">This thesis develops a framework for dynamic short-term corporate credit limits, separating event-risk prediction from a monetary policy based on capacity, risk and an exposure cap. The proposed facility has a 30-day statement period and up to 30 further days for payment.</w:t>
       </w:r>
     </w:p>
     <w:p>
@@ -649,7 +649,7 @@
           <w:b w:val="0"/>
           <w:sz w:val="24"/>
         </w:rPr>
-        <w:t xml:space="preserve">The empirical analysis combines SEC Company Facts, Financial Statement and Notes facts, and submissions in one panel. It constructs 565,222 labeled company-month observations from 8,780 companies over 2011–2025. Twelve point-in-time accounting predictors cover liquidity, leverage, profitability, cash flow, growth and firm size. The target is a new bankruptcy or reviewed payment-failure disclosure episode within the next 60 days. It is a disclosure outcome, not verified payment default.</w:t>
+        <w:t xml:space="preserve">SEC Company Facts, Financial Statement and Notes data, and submissions are combined into 565,222 labeled company-months for 8,780 companies over 2011–2025. Twelve point-in-time accounting predictors cover liquidity, leverage, profitability, cash flow, growth and size. The target is a new bankruptcy or reviewed payment-failure disclosure episode within 60 days, not verified payment default.</w:t>
       </w:r>
     </w:p>
     <w:p>
@@ -664,7 +664,7 @@
           <w:b w:val="0"/>
           <w:sz w:val="24"/>
         </w:rPr>
-        <w:t xml:space="preserve">Logistic regression, L2 logistic regression, random forest and XGBoost are compared through chronological training, temporal tuning, calibration, selection and later evaluation. The selected random forest retains its raw probability because sigmoid calibration worsens selection-period Brier error. On 131,842 observations from 2023–2025, it achieves ROC-AUC 0.8866 and average precision of 2.60%, which is 10.77 times the 0.241% event share. Its Brier score of 0.0023840 is 0.95% lower than the constant benchmark. At the frozen threshold, precision is 5.63% and recall is 9.12%. These results show a ranking signal, but limited detection and only a small improvement in probability error.</w:t>
+        <w:t xml:space="preserve">Logistic regression, L2 logistic regression, random forest and XGBoost are compared chronologically. The selected random forest uses raw probabilities. On 131,842 observations from 2023–2025, it achieves ROC-AUC 0.8866 and average precision 2.60%, or 10.77 times the 0.241% event share. Its Brier score is 0.95% below the constant benchmark. Frozen-threshold precision is 5.63% and recall 9.12%. Thus, ranking is useful, but probability improvement and detection are limited.</w:t>
       </w:r>
     </w:p>
     <w:p>
@@ -679,7 +679,7 @@
           <w:b w:val="0"/>
           <w:sz w:val="24"/>
         </w:rPr>
-        <w:t xml:space="preserve">The hypothetical credit-limit replay uses the selected model and covers 99,619 observations from 3,869 companies. Its median limit is USD 4.23 million and its mean limit is 0.668% of assets. Capacity assumptions and caps have a larger aggregate effect than the risk adjustment. Realized exposure, loss, pricing and profitability data are unavailable, so lending benefits cannot be established. The 2023–2025 evaluation is retrospective: these years were examined during earlier development and are not an untouched external validation sample.</w:t>
+        <w:t xml:space="preserve">The hypothetical policy replay covers 99,619 observations from 3,869 companies. The median limit is USD 4.23 million and the mean is 0.668% of assets. Capacity assumptions and caps affect aggregate limits more than the risk adjustment. Because realized exposure, losses, pricing and profitability are unavailable, lending benefits cannot be established. The 2023–2025 evaluation is retrospective rather than untouched external validation.</w:t>
       </w:r>
     </w:p>
     <w:p>
@@ -711,7 +711,7 @@
           <w:b w:val="0"/>
           <w:sz w:val="24"/>
         </w:rPr>
-        <w:t xml:space="preserve">corporate credit risk; credit limits; SEC disclosures; machine learning; probability calibration; historical simulation.</w:t>
+        <w:t xml:space="preserve">corporate credit risk, credit limits, SEC disclosures, machine learning, probability calibration, historical simulation.</w:t>
       </w:r>
     </w:p>
     <w:p>
@@ -896,7 +896,7 @@
           <w:rFonts w:ascii="Times New Roman" w:hAnsi="Times New Roman" w:eastAsia="Times New Roman"/>
           <w:sz w:val="24"/>
         </w:rPr>
-        <w:t>8</w:t>
+        <w:t>7</w:t>
       </w:r>
     </w:p>
     <w:p>
@@ -952,7 +952,7 @@
           <w:rFonts w:ascii="Times New Roman" w:hAnsi="Times New Roman" w:eastAsia="Times New Roman"/>
           <w:sz w:val="24"/>
         </w:rPr>
-        <w:t>9</w:t>
+        <w:t>8</w:t>
       </w:r>
     </w:p>
     <w:p>
@@ -980,7 +980,7 @@
           <w:rFonts w:ascii="Times New Roman" w:hAnsi="Times New Roman" w:eastAsia="Times New Roman"/>
           <w:sz w:val="24"/>
         </w:rPr>
-        <w:t>10</w:t>
+        <w:t>9</w:t>
       </w:r>
     </w:p>
     <w:p>
@@ -1008,7 +1008,7 @@
           <w:rFonts w:ascii="Times New Roman" w:hAnsi="Times New Roman" w:eastAsia="Times New Roman"/>
           <w:sz w:val="24"/>
         </w:rPr>
-        <w:t>10</w:t>
+        <w:t>9</w:t>
       </w:r>
     </w:p>
     <w:p>
@@ -1036,7 +1036,7 @@
           <w:rFonts w:ascii="Times New Roman" w:hAnsi="Times New Roman" w:eastAsia="Times New Roman"/>
           <w:sz w:val="24"/>
         </w:rPr>
-        <w:t>10</w:t>
+        <w:t>9</w:t>
       </w:r>
     </w:p>
     <w:p>
@@ -1064,7 +1064,7 @@
           <w:rFonts w:ascii="Times New Roman" w:hAnsi="Times New Roman" w:eastAsia="Times New Roman"/>
           <w:sz w:val="24"/>
         </w:rPr>
-        <w:t>11</w:t>
+        <w:t>9</w:t>
       </w:r>
     </w:p>
     <w:p>
@@ -1092,7 +1092,7 @@
           <w:rFonts w:ascii="Times New Roman" w:hAnsi="Times New Roman" w:eastAsia="Times New Roman"/>
           <w:sz w:val="24"/>
         </w:rPr>
-        <w:t>11</w:t>
+        <w:t>10</w:t>
       </w:r>
     </w:p>
     <w:p>
@@ -1120,7 +1120,7 @@
           <w:rFonts w:ascii="Times New Roman" w:hAnsi="Times New Roman" w:eastAsia="Times New Roman"/>
           <w:sz w:val="24"/>
         </w:rPr>
-        <w:t>12</w:t>
+        <w:t>10</w:t>
       </w:r>
     </w:p>
     <w:p>
@@ -1148,7 +1148,7 @@
           <w:rFonts w:ascii="Times New Roman" w:hAnsi="Times New Roman" w:eastAsia="Times New Roman"/>
           <w:sz w:val="24"/>
         </w:rPr>
-        <w:t>12</w:t>
+        <w:t>10</w:t>
       </w:r>
     </w:p>
     <w:p>
@@ -1176,7 +1176,7 @@
           <w:rFonts w:ascii="Times New Roman" w:hAnsi="Times New Roman" w:eastAsia="Times New Roman"/>
           <w:sz w:val="24"/>
         </w:rPr>
-        <w:t>12</w:t>
+        <w:t>10</w:t>
       </w:r>
     </w:p>
     <w:p>
@@ -1204,7 +1204,7 @@
           <w:rFonts w:ascii="Times New Roman" w:hAnsi="Times New Roman" w:eastAsia="Times New Roman"/>
           <w:sz w:val="24"/>
         </w:rPr>
-        <w:t>12</w:t>
+        <w:t>11</w:t>
       </w:r>
     </w:p>
     <w:p>
@@ -1232,7 +1232,7 @@
           <w:rFonts w:ascii="Times New Roman" w:hAnsi="Times New Roman" w:eastAsia="Times New Roman"/>
           <w:sz w:val="24"/>
         </w:rPr>
-        <w:t>12</w:t>
+        <w:t>11</w:t>
       </w:r>
     </w:p>
     <w:p>
@@ -1260,7 +1260,7 @@
           <w:rFonts w:ascii="Times New Roman" w:hAnsi="Times New Roman" w:eastAsia="Times New Roman"/>
           <w:sz w:val="24"/>
         </w:rPr>
-        <w:t>12</w:t>
+        <w:t>11</w:t>
       </w:r>
     </w:p>
     <w:p>
@@ -1288,7 +1288,7 @@
           <w:rFonts w:ascii="Times New Roman" w:hAnsi="Times New Roman" w:eastAsia="Times New Roman"/>
           <w:sz w:val="24"/>
         </w:rPr>
-        <w:t>12</w:t>
+        <w:t>11</w:t>
       </w:r>
     </w:p>
     <w:p>
@@ -1316,7 +1316,7 @@
           <w:rFonts w:ascii="Times New Roman" w:hAnsi="Times New Roman" w:eastAsia="Times New Roman"/>
           <w:sz w:val="24"/>
         </w:rPr>
-        <w:t>13</w:t>
+        <w:t>12</w:t>
       </w:r>
     </w:p>
     <w:p>
@@ -1344,7 +1344,7 @@
           <w:rFonts w:ascii="Times New Roman" w:hAnsi="Times New Roman" w:eastAsia="Times New Roman"/>
           <w:sz w:val="24"/>
         </w:rPr>
-        <w:t>13</w:t>
+        <w:t>12</w:t>
       </w:r>
     </w:p>
     <w:p>
@@ -1372,7 +1372,7 @@
           <w:rFonts w:ascii="Times New Roman" w:hAnsi="Times New Roman" w:eastAsia="Times New Roman"/>
           <w:sz w:val="24"/>
         </w:rPr>
-        <w:t>14</w:t>
+        <w:t>13</w:t>
       </w:r>
     </w:p>
     <w:p>
@@ -1400,7 +1400,7 @@
           <w:rFonts w:ascii="Times New Roman" w:hAnsi="Times New Roman" w:eastAsia="Times New Roman"/>
           <w:sz w:val="24"/>
         </w:rPr>
-        <w:t>14</w:t>
+        <w:t>13</w:t>
       </w:r>
     </w:p>
     <w:p>
@@ -1428,7 +1428,7 @@
           <w:rFonts w:ascii="Times New Roman" w:hAnsi="Times New Roman" w:eastAsia="Times New Roman"/>
           <w:sz w:val="24"/>
         </w:rPr>
-        <w:t>15</w:t>
+        <w:t>13</w:t>
       </w:r>
     </w:p>
     <w:p>
@@ -1456,7 +1456,7 @@
           <w:rFonts w:ascii="Times New Roman" w:hAnsi="Times New Roman" w:eastAsia="Times New Roman"/>
           <w:sz w:val="24"/>
         </w:rPr>
-        <w:t>15</w:t>
+        <w:t>14</w:t>
       </w:r>
     </w:p>
     <w:p>
@@ -1484,7 +1484,7 @@
           <w:rFonts w:ascii="Times New Roman" w:hAnsi="Times New Roman" w:eastAsia="Times New Roman"/>
           <w:sz w:val="24"/>
         </w:rPr>
-        <w:t>16</w:t>
+        <w:t>14</w:t>
       </w:r>
     </w:p>
     <w:p>
@@ -1512,7 +1512,7 @@
           <w:rFonts w:ascii="Times New Roman" w:hAnsi="Times New Roman" w:eastAsia="Times New Roman"/>
           <w:sz w:val="24"/>
         </w:rPr>
-        <w:t>16</w:t>
+        <w:t>15</w:t>
       </w:r>
     </w:p>
     <w:p>
@@ -1540,7 +1540,7 @@
           <w:rFonts w:ascii="Times New Roman" w:hAnsi="Times New Roman" w:eastAsia="Times New Roman"/>
           <w:sz w:val="24"/>
         </w:rPr>
-        <w:t>16</w:t>
+        <w:t>15</w:t>
       </w:r>
     </w:p>
     <w:p>
@@ -1568,7 +1568,7 @@
           <w:rFonts w:ascii="Times New Roman" w:hAnsi="Times New Roman" w:eastAsia="Times New Roman"/>
           <w:sz w:val="24"/>
         </w:rPr>
-        <w:t>18</w:t>
+        <w:t>16</w:t>
       </w:r>
     </w:p>
     <w:p>
@@ -1596,7 +1596,7 @@
           <w:rFonts w:ascii="Times New Roman" w:hAnsi="Times New Roman" w:eastAsia="Times New Roman"/>
           <w:sz w:val="24"/>
         </w:rPr>
-        <w:t>19</w:t>
+        <w:t>18</w:t>
       </w:r>
     </w:p>
     <w:p>
@@ -1624,7 +1624,7 @@
           <w:rFonts w:ascii="Times New Roman" w:hAnsi="Times New Roman" w:eastAsia="Times New Roman"/>
           <w:sz w:val="24"/>
         </w:rPr>
-        <w:t>20</w:t>
+        <w:t>18</w:t>
       </w:r>
     </w:p>
     <w:p>
@@ -1652,7 +1652,7 @@
           <w:rFonts w:ascii="Times New Roman" w:hAnsi="Times New Roman" w:eastAsia="Times New Roman"/>
           <w:sz w:val="24"/>
         </w:rPr>
-        <w:t>20</w:t>
+        <w:t>19</w:t>
       </w:r>
     </w:p>
     <w:p>
@@ -1680,7 +1680,7 @@
           <w:rFonts w:ascii="Times New Roman" w:hAnsi="Times New Roman" w:eastAsia="Times New Roman"/>
           <w:sz w:val="24"/>
         </w:rPr>
-        <w:t>21</w:t>
+        <w:t>20</w:t>
       </w:r>
     </w:p>
     <w:p>
@@ -1708,7 +1708,7 @@
           <w:rFonts w:ascii="Times New Roman" w:hAnsi="Times New Roman" w:eastAsia="Times New Roman"/>
           <w:sz w:val="24"/>
         </w:rPr>
-        <w:t>22</w:t>
+        <w:t>20</w:t>
       </w:r>
     </w:p>
     <w:p>
@@ -1736,7 +1736,7 @@
           <w:rFonts w:ascii="Times New Roman" w:hAnsi="Times New Roman" w:eastAsia="Times New Roman"/>
           <w:sz w:val="24"/>
         </w:rPr>
-        <w:t>23</w:t>
+        <w:t>21</w:t>
       </w:r>
     </w:p>
     <w:p>
@@ -1764,7 +1764,7 @@
           <w:rFonts w:ascii="Times New Roman" w:hAnsi="Times New Roman" w:eastAsia="Times New Roman"/>
           <w:sz w:val="24"/>
         </w:rPr>
-        <w:t>23</w:t>
+        <w:t>21</w:t>
       </w:r>
     </w:p>
     <w:p>
@@ -1792,7 +1792,7 @@
           <w:rFonts w:ascii="Times New Roman" w:hAnsi="Times New Roman" w:eastAsia="Times New Roman"/>
           <w:sz w:val="24"/>
         </w:rPr>
-        <w:t>23</w:t>
+        <w:t>21</w:t>
       </w:r>
     </w:p>
     <w:p>
@@ -1820,7 +1820,7 @@
           <w:rFonts w:ascii="Times New Roman" w:hAnsi="Times New Roman" w:eastAsia="Times New Roman"/>
           <w:sz w:val="24"/>
         </w:rPr>
-        <w:t>23</w:t>
+        <w:t>21</w:t>
       </w:r>
     </w:p>
     <w:p>
@@ -1848,7 +1848,7 @@
           <w:rFonts w:ascii="Times New Roman" w:hAnsi="Times New Roman" w:eastAsia="Times New Roman"/>
           <w:sz w:val="24"/>
         </w:rPr>
-        <w:t>24</w:t>
+        <w:t>21</w:t>
       </w:r>
     </w:p>
     <w:p>
@@ -1876,7 +1876,7 @@
           <w:rFonts w:ascii="Times New Roman" w:hAnsi="Times New Roman" w:eastAsia="Times New Roman"/>
           <w:sz w:val="24"/>
         </w:rPr>
-        <w:t>24</w:t>
+        <w:t>22</w:t>
       </w:r>
     </w:p>
     <w:p>
@@ -1904,7 +1904,7 @@
           <w:rFonts w:ascii="Times New Roman" w:hAnsi="Times New Roman" w:eastAsia="Times New Roman"/>
           <w:sz w:val="24"/>
         </w:rPr>
-        <w:t>25</w:t>
+        <w:t>22</w:t>
       </w:r>
     </w:p>
     <w:p>
@@ -1932,7 +1932,7 @@
           <w:rFonts w:ascii="Times New Roman" w:hAnsi="Times New Roman" w:eastAsia="Times New Roman"/>
           <w:sz w:val="24"/>
         </w:rPr>
-        <w:t>26</w:t>
+        <w:t>23</w:t>
       </w:r>
     </w:p>
     <w:p>
@@ -1960,7 +1960,7 @@
           <w:rFonts w:ascii="Times New Roman" w:hAnsi="Times New Roman" w:eastAsia="Times New Roman"/>
           <w:sz w:val="24"/>
         </w:rPr>
-        <w:t>26</w:t>
+        <w:t>23</w:t>
       </w:r>
     </w:p>
     <w:p>
@@ -1988,7 +1988,7 @@
           <w:rFonts w:ascii="Times New Roman" w:hAnsi="Times New Roman" w:eastAsia="Times New Roman"/>
           <w:sz w:val="24"/>
         </w:rPr>
-        <w:t>26</w:t>
+        <w:t>24</w:t>
       </w:r>
     </w:p>
     <w:p>
@@ -2016,7 +2016,7 @@
           <w:rFonts w:ascii="Times New Roman" w:hAnsi="Times New Roman" w:eastAsia="Times New Roman"/>
           <w:sz w:val="24"/>
         </w:rPr>
-        <w:t>27</w:t>
+        <w:t>25</w:t>
       </w:r>
     </w:p>
     <w:p>
@@ -2044,7 +2044,7 @@
           <w:rFonts w:ascii="Times New Roman" w:hAnsi="Times New Roman" w:eastAsia="Times New Roman"/>
           <w:sz w:val="24"/>
         </w:rPr>
-        <w:t>27</w:t>
+        <w:t>25</w:t>
       </w:r>
     </w:p>
     <w:p>
@@ -2072,7 +2072,7 @@
           <w:rFonts w:ascii="Times New Roman" w:hAnsi="Times New Roman" w:eastAsia="Times New Roman"/>
           <w:sz w:val="24"/>
         </w:rPr>
-        <w:t>27</w:t>
+        <w:t>25</w:t>
       </w:r>
     </w:p>
     <w:p>
@@ -2100,7 +2100,7 @@
           <w:rFonts w:ascii="Times New Roman" w:hAnsi="Times New Roman" w:eastAsia="Times New Roman"/>
           <w:sz w:val="24"/>
         </w:rPr>
-        <w:t>28</w:t>
+        <w:t>26</w:t>
       </w:r>
     </w:p>
     <w:p>
@@ -2128,7 +2128,7 @@
           <w:rFonts w:ascii="Times New Roman" w:hAnsi="Times New Roman" w:eastAsia="Times New Roman"/>
           <w:sz w:val="24"/>
         </w:rPr>
-        <w:t>29</w:t>
+        <w:t>26</w:t>
       </w:r>
     </w:p>
     <w:p>
@@ -2156,7 +2156,7 @@
           <w:rFonts w:ascii="Times New Roman" w:hAnsi="Times New Roman" w:eastAsia="Times New Roman"/>
           <w:sz w:val="24"/>
         </w:rPr>
-        <w:t>29</w:t>
+        <w:t>27</w:t>
       </w:r>
     </w:p>
     <w:p>
@@ -2184,7 +2184,7 @@
           <w:rFonts w:ascii="Times New Roman" w:hAnsi="Times New Roman" w:eastAsia="Times New Roman"/>
           <w:sz w:val="24"/>
         </w:rPr>
-        <w:t>30</w:t>
+        <w:t>28</w:t>
       </w:r>
     </w:p>
     <w:p>
@@ -2212,7 +2212,7 @@
           <w:rFonts w:ascii="Times New Roman" w:hAnsi="Times New Roman" w:eastAsia="Times New Roman"/>
           <w:sz w:val="24"/>
         </w:rPr>
-        <w:t>31</w:t>
+        <w:t>29</w:t>
       </w:r>
     </w:p>
     <w:p>
@@ -2240,7 +2240,7 @@
           <w:rFonts w:ascii="Times New Roman" w:hAnsi="Times New Roman" w:eastAsia="Times New Roman"/>
           <w:sz w:val="24"/>
         </w:rPr>
-        <w:t>32</w:t>
+        <w:t>30</w:t>
       </w:r>
     </w:p>
     <w:p>
@@ -2268,7 +2268,7 @@
           <w:rFonts w:ascii="Times New Roman" w:hAnsi="Times New Roman" w:eastAsia="Times New Roman"/>
           <w:sz w:val="24"/>
         </w:rPr>
-        <w:t>32</w:t>
+        <w:t>30</w:t>
       </w:r>
     </w:p>
     <w:p>
@@ -2296,7 +2296,7 @@
           <w:rFonts w:ascii="Times New Roman" w:hAnsi="Times New Roman" w:eastAsia="Times New Roman"/>
           <w:sz w:val="24"/>
         </w:rPr>
-        <w:t>33</w:t>
+        <w:t>31</w:t>
       </w:r>
     </w:p>
     <w:p>
@@ -2324,7 +2324,7 @@
           <w:rFonts w:ascii="Times New Roman" w:hAnsi="Times New Roman" w:eastAsia="Times New Roman"/>
           <w:sz w:val="24"/>
         </w:rPr>
-        <w:t>33</w:t>
+        <w:t>31</w:t>
       </w:r>
     </w:p>
     <w:p>
@@ -2352,7 +2352,7 @@
           <w:rFonts w:ascii="Times New Roman" w:hAnsi="Times New Roman" w:eastAsia="Times New Roman"/>
           <w:sz w:val="24"/>
         </w:rPr>
-        <w:t>34</w:t>
+        <w:t>32</w:t>
       </w:r>
     </w:p>
     <w:p>
@@ -2380,7 +2380,7 @@
           <w:rFonts w:ascii="Times New Roman" w:hAnsi="Times New Roman" w:eastAsia="Times New Roman"/>
           <w:sz w:val="24"/>
         </w:rPr>
-        <w:t>35</w:t>
+        <w:t>33</w:t>
       </w:r>
     </w:p>
     <w:p>
@@ -2408,7 +2408,7 @@
           <w:rFonts w:ascii="Times New Roman" w:hAnsi="Times New Roman" w:eastAsia="Times New Roman"/>
           <w:sz w:val="24"/>
         </w:rPr>
-        <w:t>36</w:t>
+        <w:t>34</w:t>
       </w:r>
     </w:p>
     <w:p>
@@ -2436,7 +2436,7 @@
           <w:rFonts w:ascii="Times New Roman" w:hAnsi="Times New Roman" w:eastAsia="Times New Roman"/>
           <w:sz w:val="24"/>
         </w:rPr>
-        <w:t>37</w:t>
+        <w:t>35</w:t>
       </w:r>
     </w:p>
     <w:p>
@@ -2464,7 +2464,7 @@
           <w:rFonts w:ascii="Times New Roman" w:hAnsi="Times New Roman" w:eastAsia="Times New Roman"/>
           <w:sz w:val="24"/>
         </w:rPr>
-        <w:t>37</w:t>
+        <w:t>35</w:t>
       </w:r>
     </w:p>
     <w:p>
@@ -2492,7 +2492,7 @@
           <w:rFonts w:ascii="Times New Roman" w:hAnsi="Times New Roman" w:eastAsia="Times New Roman"/>
           <w:sz w:val="24"/>
         </w:rPr>
-        <w:t>38</w:t>
+        <w:t>35</w:t>
       </w:r>
     </w:p>
     <w:p>
@@ -2520,7 +2520,7 @@
           <w:rFonts w:ascii="Times New Roman" w:hAnsi="Times New Roman" w:eastAsia="Times New Roman"/>
           <w:sz w:val="24"/>
         </w:rPr>
-        <w:t>38</w:t>
+        <w:t>36</w:t>
       </w:r>
     </w:p>
     <w:p>
@@ -2548,7 +2548,7 @@
           <w:rFonts w:ascii="Times New Roman" w:hAnsi="Times New Roman" w:eastAsia="Times New Roman"/>
           <w:sz w:val="24"/>
         </w:rPr>
-        <w:t>40</w:t>
+        <w:t>38</w:t>
       </w:r>
     </w:p>
     <w:p>
@@ -2576,7 +2576,7 @@
           <w:rFonts w:ascii="Times New Roman" w:hAnsi="Times New Roman" w:eastAsia="Times New Roman"/>
           <w:sz w:val="24"/>
         </w:rPr>
-        <w:t>40</w:t>
+        <w:t>38</w:t>
       </w:r>
     </w:p>
     <w:p>
@@ -2604,7 +2604,7 @@
           <w:rFonts w:ascii="Times New Roman" w:hAnsi="Times New Roman" w:eastAsia="Times New Roman"/>
           <w:sz w:val="24"/>
         </w:rPr>
-        <w:t>42</w:t>
+        <w:t>39</w:t>
       </w:r>
     </w:p>
     <w:p>
@@ -2632,7 +2632,7 @@
           <w:rFonts w:ascii="Times New Roman" w:hAnsi="Times New Roman" w:eastAsia="Times New Roman"/>
           <w:sz w:val="24"/>
         </w:rPr>
-        <w:t>42</w:t>
+        <w:t>39</w:t>
       </w:r>
     </w:p>
     <w:p>
@@ -2660,7 +2660,7 @@
           <w:rFonts w:ascii="Times New Roman" w:hAnsi="Times New Roman" w:eastAsia="Times New Roman"/>
           <w:sz w:val="24"/>
         </w:rPr>
-        <w:t>42</w:t>
+        <w:t>39</w:t>
       </w:r>
     </w:p>
     <w:p>
@@ -2688,7 +2688,7 @@
           <w:rFonts w:ascii="Times New Roman" w:hAnsi="Times New Roman" w:eastAsia="Times New Roman"/>
           <w:sz w:val="24"/>
         </w:rPr>
-        <w:t>42</w:t>
+        <w:t>39</w:t>
       </w:r>
     </w:p>
     <w:p>
@@ -2716,7 +2716,7 @@
           <w:rFonts w:ascii="Times New Roman" w:hAnsi="Times New Roman" w:eastAsia="Times New Roman"/>
           <w:sz w:val="24"/>
         </w:rPr>
-        <w:t>42</w:t>
+        <w:t>39</w:t>
       </w:r>
     </w:p>
     <w:p>
@@ -2744,7 +2744,7 @@
           <w:rFonts w:ascii="Times New Roman" w:hAnsi="Times New Roman" w:eastAsia="Times New Roman"/>
           <w:sz w:val="24"/>
         </w:rPr>
-        <w:t>42</w:t>
+        <w:t>39</w:t>
       </w:r>
     </w:p>
     <w:p>
@@ -2772,7 +2772,7 @@
           <w:rFonts w:ascii="Times New Roman" w:hAnsi="Times New Roman" w:eastAsia="Times New Roman"/>
           <w:sz w:val="24"/>
         </w:rPr>
-        <w:t>43</w:t>
+        <w:t>39</w:t>
       </w:r>
     </w:p>
     <w:p>
@@ -2800,7 +2800,7 @@
           <w:rFonts w:ascii="Times New Roman" w:hAnsi="Times New Roman" w:eastAsia="Times New Roman"/>
           <w:sz w:val="24"/>
         </w:rPr>
-        <w:t>43</w:t>
+        <w:t>40</w:t>
       </w:r>
     </w:p>
     <w:p>
@@ -2828,7 +2828,7 @@
           <w:rFonts w:ascii="Times New Roman" w:hAnsi="Times New Roman" w:eastAsia="Times New Roman"/>
           <w:sz w:val="24"/>
         </w:rPr>
-        <w:t>43</w:t>
+        <w:t>40</w:t>
       </w:r>
     </w:p>
     <w:p>
@@ -2856,7 +2856,7 @@
           <w:rFonts w:ascii="Times New Roman" w:hAnsi="Times New Roman" w:eastAsia="Times New Roman"/>
           <w:sz w:val="24"/>
         </w:rPr>
-        <w:t>44</w:t>
+        <w:t>41</w:t>
       </w:r>
     </w:p>
     <w:p>
@@ -2884,7 +2884,7 @@
           <w:rFonts w:ascii="Times New Roman" w:hAnsi="Times New Roman" w:eastAsia="Times New Roman"/>
           <w:sz w:val="24"/>
         </w:rPr>
-        <w:t>45</w:t>
+        <w:t>42</w:t>
       </w:r>
     </w:p>
     <w:p>
@@ -2912,7 +2912,7 @@
           <w:rFonts w:ascii="Times New Roman" w:hAnsi="Times New Roman" w:eastAsia="Times New Roman"/>
           <w:sz w:val="24"/>
         </w:rPr>
-        <w:t>46</w:t>
+        <w:t>43</w:t>
       </w:r>
     </w:p>
     <w:p>
@@ -2940,7 +2940,7 @@
           <w:rFonts w:ascii="Times New Roman" w:hAnsi="Times New Roman" w:eastAsia="Times New Roman"/>
           <w:sz w:val="24"/>
         </w:rPr>
-        <w:t>46</w:t>
+        <w:t>43</w:t>
       </w:r>
     </w:p>
     <w:p>
@@ -2968,7 +2968,7 @@
           <w:rFonts w:ascii="Times New Roman" w:hAnsi="Times New Roman" w:eastAsia="Times New Roman"/>
           <w:sz w:val="24"/>
         </w:rPr>
-        <w:t>46</w:t>
+        <w:t>43</w:t>
       </w:r>
     </w:p>
     <w:p>
@@ -2996,7 +2996,7 @@
           <w:rFonts w:ascii="Times New Roman" w:hAnsi="Times New Roman" w:eastAsia="Times New Roman"/>
           <w:sz w:val="24"/>
         </w:rPr>
-        <w:t>47</w:t>
+        <w:t>44</w:t>
       </w:r>
     </w:p>
     <w:p>
@@ -3024,7 +3024,7 @@
           <w:rFonts w:ascii="Times New Roman" w:hAnsi="Times New Roman" w:eastAsia="Times New Roman"/>
           <w:sz w:val="24"/>
         </w:rPr>
-        <w:t>47</w:t>
+        <w:t>44</w:t>
       </w:r>
     </w:p>
     <w:p>
@@ -3052,7 +3052,7 @@
           <w:rFonts w:ascii="Times New Roman" w:hAnsi="Times New Roman" w:eastAsia="Times New Roman"/>
           <w:sz w:val="24"/>
         </w:rPr>
-        <w:t>48</w:t>
+        <w:t>45</w:t>
       </w:r>
     </w:p>
     <w:p>
@@ -3097,7 +3097,7 @@
           <w:rFonts w:ascii="Times New Roman" w:hAnsi="Times New Roman" w:eastAsia="Times New Roman"/>
           <w:sz w:val="24"/>
         </w:rPr>
-        <w:t>33</w:t>
+        <w:t>31</w:t>
       </w:r>
     </w:p>
     <w:p>
@@ -3125,7 +3125,7 @@
           <w:rFonts w:ascii="Times New Roman" w:hAnsi="Times New Roman" w:eastAsia="Times New Roman"/>
           <w:sz w:val="24"/>
         </w:rPr>
-        <w:t>35</w:t>
+        <w:t>33</w:t>
       </w:r>
     </w:p>
     <w:p>
@@ -3153,7 +3153,7 @@
           <w:rFonts w:ascii="Times New Roman" w:hAnsi="Times New Roman" w:eastAsia="Times New Roman"/>
           <w:sz w:val="24"/>
         </w:rPr>
-        <w:t>40</w:t>
+        <w:t>38</w:t>
       </w:r>
     </w:p>
     <w:p>
@@ -3198,7 +3198,7 @@
           <w:rFonts w:ascii="Times New Roman" w:hAnsi="Times New Roman" w:eastAsia="Times New Roman"/>
           <w:sz w:val="24"/>
         </w:rPr>
-        <w:t>14</w:t>
+        <w:t>13</w:t>
       </w:r>
     </w:p>
     <w:p>
@@ -3226,7 +3226,7 @@
           <w:rFonts w:ascii="Times New Roman" w:hAnsi="Times New Roman" w:eastAsia="Times New Roman"/>
           <w:sz w:val="24"/>
         </w:rPr>
-        <w:t>15</w:t>
+        <w:t>14</w:t>
       </w:r>
     </w:p>
     <w:p>
@@ -3254,7 +3254,7 @@
           <w:rFonts w:ascii="Times New Roman" w:hAnsi="Times New Roman" w:eastAsia="Times New Roman"/>
           <w:sz w:val="24"/>
         </w:rPr>
-        <w:t>17</w:t>
+        <w:t>16</w:t>
       </w:r>
     </w:p>
     <w:p>
@@ -3282,7 +3282,7 @@
           <w:rFonts w:ascii="Times New Roman" w:hAnsi="Times New Roman" w:eastAsia="Times New Roman"/>
           <w:sz w:val="24"/>
         </w:rPr>
-        <w:t>19</w:t>
+        <w:t>18</w:t>
       </w:r>
     </w:p>
     <w:p>
@@ -3310,7 +3310,7 @@
           <w:rFonts w:ascii="Times New Roman" w:hAnsi="Times New Roman" w:eastAsia="Times New Roman"/>
           <w:sz w:val="24"/>
         </w:rPr>
-        <w:t>20</w:t>
+        <w:t>19</w:t>
       </w:r>
     </w:p>
     <w:p>
@@ -3338,7 +3338,7 @@
           <w:rFonts w:ascii="Times New Roman" w:hAnsi="Times New Roman" w:eastAsia="Times New Roman"/>
           <w:sz w:val="24"/>
         </w:rPr>
-        <w:t>21</w:t>
+        <w:t>19</w:t>
       </w:r>
     </w:p>
     <w:p>
@@ -3366,7 +3366,7 @@
           <w:rFonts w:ascii="Times New Roman" w:hAnsi="Times New Roman" w:eastAsia="Times New Roman"/>
           <w:sz w:val="24"/>
         </w:rPr>
-        <w:t>24</w:t>
+        <w:t>22</w:t>
       </w:r>
     </w:p>
     <w:p>
@@ -3394,7 +3394,7 @@
           <w:rFonts w:ascii="Times New Roman" w:hAnsi="Times New Roman" w:eastAsia="Times New Roman"/>
           <w:sz w:val="24"/>
         </w:rPr>
-        <w:t>27</w:t>
+        <w:t>25</w:t>
       </w:r>
     </w:p>
     <w:p>
@@ -3422,7 +3422,7 @@
           <w:rFonts w:ascii="Times New Roman" w:hAnsi="Times New Roman" w:eastAsia="Times New Roman"/>
           <w:sz w:val="24"/>
         </w:rPr>
-        <w:t>30</w:t>
+        <w:t>27</w:t>
       </w:r>
     </w:p>
     <w:p>
@@ -3450,7 +3450,7 @@
           <w:rFonts w:ascii="Times New Roman" w:hAnsi="Times New Roman" w:eastAsia="Times New Roman"/>
           <w:sz w:val="24"/>
         </w:rPr>
-        <w:t>30</w:t>
+        <w:t>28</w:t>
       </w:r>
     </w:p>
     <w:p>
@@ -3478,7 +3478,7 @@
           <w:rFonts w:ascii="Times New Roman" w:hAnsi="Times New Roman" w:eastAsia="Times New Roman"/>
           <w:sz w:val="24"/>
         </w:rPr>
-        <w:t>31</w:t>
+        <w:t>29</w:t>
       </w:r>
     </w:p>
     <w:p>
@@ -3506,7 +3506,7 @@
           <w:rFonts w:ascii="Times New Roman" w:hAnsi="Times New Roman" w:eastAsia="Times New Roman"/>
           <w:sz w:val="24"/>
         </w:rPr>
-        <w:t>32</w:t>
+        <w:t>30</w:t>
       </w:r>
     </w:p>
     <w:p>
@@ -3534,7 +3534,7 @@
           <w:rFonts w:ascii="Times New Roman" w:hAnsi="Times New Roman" w:eastAsia="Times New Roman"/>
           <w:sz w:val="24"/>
         </w:rPr>
-        <w:t>33</w:t>
+        <w:t>31</w:t>
       </w:r>
     </w:p>
     <w:p>
@@ -3562,7 +3562,7 @@
           <w:rFonts w:ascii="Times New Roman" w:hAnsi="Times New Roman" w:eastAsia="Times New Roman"/>
           <w:sz w:val="24"/>
         </w:rPr>
-        <w:t>34</w:t>
+        <w:t>32</w:t>
       </w:r>
     </w:p>
     <w:p>
@@ -3590,7 +3590,7 @@
           <w:rFonts w:ascii="Times New Roman" w:hAnsi="Times New Roman" w:eastAsia="Times New Roman"/>
           <w:sz w:val="24"/>
         </w:rPr>
-        <w:t>34</w:t>
+        <w:t>32</w:t>
       </w:r>
     </w:p>
     <w:p>
@@ -3618,7 +3618,7 @@
           <w:rFonts w:ascii="Times New Roman" w:hAnsi="Times New Roman" w:eastAsia="Times New Roman"/>
           <w:sz w:val="24"/>
         </w:rPr>
-        <w:t>35</w:t>
+        <w:t>32</w:t>
       </w:r>
     </w:p>
     <w:p>
@@ -3646,7 +3646,7 @@
           <w:rFonts w:ascii="Times New Roman" w:hAnsi="Times New Roman" w:eastAsia="Times New Roman"/>
           <w:sz w:val="24"/>
         </w:rPr>
-        <w:t>36</w:t>
+        <w:t>33</w:t>
       </w:r>
     </w:p>
     <w:p>
@@ -3674,7 +3674,7 @@
           <w:rFonts w:ascii="Times New Roman" w:hAnsi="Times New Roman" w:eastAsia="Times New Roman"/>
           <w:sz w:val="24"/>
         </w:rPr>
-        <w:t>37</w:t>
+        <w:t>35</w:t>
       </w:r>
     </w:p>
     <w:p>
@@ -3702,7 +3702,7 @@
           <w:rFonts w:ascii="Times New Roman" w:hAnsi="Times New Roman" w:eastAsia="Times New Roman"/>
           <w:sz w:val="24"/>
         </w:rPr>
-        <w:t>37</w:t>
+        <w:t>35</w:t>
       </w:r>
     </w:p>
     <w:p>
@@ -3730,7 +3730,7 @@
           <w:rFonts w:ascii="Times New Roman" w:hAnsi="Times New Roman" w:eastAsia="Times New Roman"/>
           <w:sz w:val="24"/>
         </w:rPr>
-        <w:t>38</w:t>
+        <w:t>36</w:t>
       </w:r>
     </w:p>
     <w:p>
@@ -3758,7 +3758,7 @@
           <w:rFonts w:ascii="Times New Roman" w:hAnsi="Times New Roman" w:eastAsia="Times New Roman"/>
           <w:sz w:val="24"/>
         </w:rPr>
-        <w:t>38</w:t>
+        <w:t>36</w:t>
       </w:r>
     </w:p>
     <w:p>
@@ -3786,7 +3786,7 @@
           <w:rFonts w:ascii="Times New Roman" w:hAnsi="Times New Roman" w:eastAsia="Times New Roman"/>
           <w:sz w:val="24"/>
         </w:rPr>
-        <w:t>39</w:t>
+        <w:t>37</w:t>
       </w:r>
     </w:p>
     <w:p>
@@ -3814,7 +3814,7 @@
           <w:rFonts w:ascii="Times New Roman" w:hAnsi="Times New Roman" w:eastAsia="Times New Roman"/>
           <w:sz w:val="24"/>
         </w:rPr>
-        <w:t>40</w:t>
+        <w:t>38</w:t>
       </w:r>
     </w:p>
     <w:p>
@@ -3842,7 +3842,7 @@
           <w:rFonts w:ascii="Times New Roman" w:hAnsi="Times New Roman" w:eastAsia="Times New Roman"/>
           <w:sz w:val="24"/>
         </w:rPr>
-        <w:t>46</w:t>
+        <w:t>43</w:t>
       </w:r>
     </w:p>
     <w:p>
@@ -3870,7 +3870,7 @@
           <w:rFonts w:ascii="Times New Roman" w:hAnsi="Times New Roman" w:eastAsia="Times New Roman"/>
           <w:sz w:val="24"/>
         </w:rPr>
-        <w:t>47</w:t>
+        <w:t>44</w:t>
       </w:r>
     </w:p>
     <w:p>
@@ -3898,7 +3898,7 @@
           <w:rFonts w:ascii="Times New Roman" w:hAnsi="Times New Roman" w:eastAsia="Times New Roman"/>
           <w:sz w:val="24"/>
         </w:rPr>
-        <w:t>47</w:t>
+        <w:t>44</w:t>
       </w:r>
     </w:p>
     <w:p>
@@ -3926,7 +3926,7 @@
           <w:rFonts w:ascii="Times New Roman" w:hAnsi="Times New Roman" w:eastAsia="Times New Roman"/>
           <w:sz w:val="24"/>
         </w:rPr>
-        <w:t>48</w:t>
+        <w:t>45</w:t>
       </w:r>
     </w:p>
     <w:p>
@@ -3972,7 +3972,7 @@
           <w:b w:val="0"/>
           <w:sz w:val="24"/>
         </w:rPr>
-        <w:t xml:space="preserve">Companies often pay suppliers before receiving money from customers. Short-term credit helps them manage this timing difference, but the lender must decide how much credit the company can use. A limit that is too high may create exposure the borrower cannot repay; a limit that is too low may restrict useful business activity.</w:t>
+        <w:t xml:space="preserve">Companies often pay suppliers before customers pay them. Short-term credit bridges this gap, but an excessive limit creates exposure the borrower may not repay, while an insufficient limit restricts useful activity.</w:t>
       </w:r>
     </w:p>
     <w:p>
@@ -3987,7 +3987,7 @@
           <w:b w:val="0"/>
           <w:sz w:val="24"/>
         </w:rPr>
-        <w:t xml:space="preserve">This thesis studies a corporate facility with a 30-day statement period and up to 30 additional days for payment. A transaction at the beginning of a statement period can therefore remain outstanding for about 60 days before its scheduled payment date. This schedule motivates the prediction horizon. Exposure can continue for longer if payment is missed.</w:t>
+        <w:t xml:space="preserve">The studied facility has a 30-day statement period and up to 30 further days for payment. A transaction early in the period can therefore remain scheduled for about 60 days, motivating the prediction horizon. The limit covers all outstanding balances, including unpaid earlier amounts. Reducing it restricts new borrowing but does not remove existing debt.</w:t>
       </w:r>
     </w:p>
     <w:p>
@@ -4002,22 +4002,7 @@
           <w:b w:val="0"/>
           <w:sz w:val="24"/>
         </w:rPr>
-        <w:t xml:space="preserve">The credit limit is the maximum permitted total outstanding balance, including unpaid amounts from earlier periods. Available credit is the unused part of that limit. Reducing a limit restricts further borrowing but does not remove existing debt.</w:t>
-      </w:r>
-    </w:p>
-    <w:p>
-      <w:pPr>
-        <w:pStyle w:val="BodyText"/>
-        <w:spacing w:before="0" w:after="200" w:line="276" w:lineRule="auto"/>
-        <w:jc w:val="both"/>
-      </w:pPr>
-      <w:r>
-        <w:rPr>
-          <w:rFonts w:ascii="Times New Roman" w:hAnsi="Times New Roman" w:eastAsia="Times New Roman"/>
-          <w:b w:val="0"/>
-          <w:sz w:val="24"/>
-        </w:rPr>
-        <w:t xml:space="preserve">Financial statements provide information about liquidity, profitability and cash generation. Statistical models can combine these measures into a risk estimate. Financial-ratio classification, logistic bankruptcy prediction and models that account for changing information provide the background for this study.</w:t>
+        <w:t xml:space="preserve">Financial statements describe liquidity, profitability and cash generation. Statistical models can combine these measures into risk estimates, building on financial-ratio classification, logistic bankruptcy prediction and time-varying models.</w:t>
       </w:r>
       <w:r>
         <w:rPr>
@@ -4119,7 +4104,7 @@
           <w:b w:val="0"/>
           <w:sz w:val="24"/>
         </w:rPr>
-        <w:t xml:space="preserve">A risk estimate does not directly specify a monetary limit. Companies with similar estimated risk can have different revenue, cash resources and repayment capacity. The research problem is to combine these dimensions in a clear limit rule and update it as information changes. Increases require support from new information, while reductions should respond promptly to deterioration.</w:t>
+        <w:t xml:space="preserve">A risk estimate does not determine a monetary limit: companies with similar estimated risk can differ greatly in revenue, cash and repayment capacity. The problem is to combine these dimensions in a transparent rule that responds to deterioration while requiring new support for increases.</w:t>
       </w:r>
     </w:p>
     <w:p>
@@ -4134,7 +4119,7 @@
           <w:b w:val="0"/>
           <w:sz w:val="24"/>
         </w:rPr>
-        <w:t xml:space="preserve">The available data also constrain the analysis. SEC financial statements and filing histories do not contain payment records for the proposed facility. The empirical target is therefore a</w:t>
+        <w:t xml:space="preserve">SEC statements and filing histories do not contain payment records for the proposed facility. The empirical target is therefore a</w:t>
       </w:r>
       <w:r>
         <w:rPr>
@@ -4151,30 +4136,15 @@
           <w:bCs/>
           <w:sz w:val="24"/>
         </w:rPr>
-        <w:t xml:space="preserve">new bankruptcy or payment-failure disclosure episode within the next 60 calendar days</w:t>
-      </w:r>
-      <w:r>
-        <w:rPr>
-          <w:rFonts w:ascii="Times New Roman" w:hAnsi="Times New Roman" w:eastAsia="Times New Roman"/>
-          <w:b w:val="0"/>
-          <w:sz w:val="24"/>
-        </w:rPr>
-        <w:t xml:space="preserve">. Item 1.03 bankruptcy or receivership filings qualify; Item 2.04-only filings qualify when reviewed evidence explicitly describes a missed debt payment. Chapter 3 defines episode grouping and eligibility.</w:t>
-      </w:r>
-    </w:p>
-    <w:p>
-      <w:pPr>
-        <w:pStyle w:val="BodyText"/>
-        <w:spacing w:before="0" w:after="200" w:line="276" w:lineRule="auto"/>
-        <w:jc w:val="both"/>
-      </w:pPr>
-      <w:r>
-        <w:rPr>
-          <w:rFonts w:ascii="Times New Roman" w:hAnsi="Times New Roman" w:eastAsia="Times New Roman"/>
-          <w:b w:val="0"/>
-          <w:sz w:val="24"/>
-        </w:rPr>
-        <w:t xml:space="preserve">The model estimates a disclosure probability. Filing dates can differ from the dates of the underlying events, and the records do not establish default on the proposed facility. The study can evaluate disclosure prediction and the behavior of a limit policy, but cannot estimate the losses or profits a lender would have experienced.</w:t>
+        <w:t xml:space="preserve">new bankruptcy or payment-failure disclosure episode within 60 days</w:t>
+      </w:r>
+      <w:r>
+        <w:rPr>
+          <w:rFonts w:ascii="Times New Roman" w:hAnsi="Times New Roman" w:eastAsia="Times New Roman"/>
+          <w:b w:val="0"/>
+          <w:sz w:val="24"/>
+        </w:rPr>
+        <w:t xml:space="preserve">: Item 1.03 bankruptcy or receivership filings, plus Item 2.04-only filings whose reviewed evidence explicitly describes a missed debt payment. The model estimates disclosure probability, not facility default. Filing and underlying-event dates can differ. Consequently, the study evaluates disclosure prediction and policy behavior, not lender losses or profits.</w:t>
       </w:r>
       <w:r>
         <w:rPr>
@@ -4218,21 +4188,6 @@
     </w:p>
     <w:p>
       <w:pPr>
-        <w:pStyle w:val="BodyText"/>
-        <w:spacing w:before="0" w:after="200" w:line="276" w:lineRule="auto"/>
-        <w:jc w:val="both"/>
-      </w:pPr>
-      <w:r>
-        <w:rPr>
-          <w:rFonts w:ascii="Times New Roman" w:hAnsi="Times New Roman" w:eastAsia="Times New Roman"/>
-          <w:b w:val="0"/>
-          <w:sz w:val="24"/>
-        </w:rPr>
-        <w:t xml:space="preserve">The thesis addresses four questions:</w:t>
-      </w:r>
-    </w:p>
-    <w:p>
-      <w:pPr>
         <w:pStyle w:val="Compact"/>
         <w:numPr>
           <w:ilvl w:val="0"/>
@@ -4248,7 +4203,7 @@
           <w:b w:val="0"/>
           <w:sz w:val="24"/>
         </w:rPr>
-        <w:t xml:space="preserve">Can financial information available at monthly decision dates predict a new bankruptcy or payment-failure disclosure episode within the next 60 days better than a constant event-rate benchmark?</w:t>
+        <w:t xml:space="preserve">Can monthly point-in-time financial information predict a qualifying disclosure within 60 days better than a constant event-rate benchmark?</w:t>
       </w:r>
     </w:p>
     <w:p>
@@ -4268,7 +4223,7 @@
           <w:b w:val="0"/>
           <w:sz w:val="24"/>
         </w:rPr>
-        <w:t xml:space="preserve">Do random forest and gradient boosting improve prediction compared with logistic regression under the same chronological evaluation design?</w:t>
+        <w:t xml:space="preserve">Do random forest and gradient boosting improve prediction over logistic regression under the same chronological design?</w:t>
       </w:r>
     </w:p>
     <w:p>
@@ -4288,7 +4243,7 @@
           <w:b w:val="0"/>
           <w:sz w:val="24"/>
         </w:rPr>
-        <w:t xml:space="preserve">How can the estimated probability be combined with financial capacity and an exposure cap to produce a clear monetary limit?</w:t>
+        <w:t xml:space="preserve">How can estimated probability, financial capacity and an exposure cap produce a transparent monetary limit?</w:t>
       </w:r>
     </w:p>
     <w:p>
@@ -4308,8 +4263,23 @@
           <w:b w:val="0"/>
           <w:sz w:val="24"/>
         </w:rPr>
-        <w:t xml:space="preserve">How do monthly limits respond to new financial information, changes in estimated risk and alternative policy assumptions?</w:t>
-      </w:r>
+        <w:t xml:space="preserve">How do monthly limits respond to new information, risk changes and alternative policy assumptions?</w:t>
+      </w:r>
+    </w:p>
+    <w:p>
+      <w:pPr>
+        <w:pStyle w:val="Heading2"/>
+      </w:pPr>
+      <w:bookmarkStart w:id="83" w:name="_3f5c413b415905b118515737533fd1ef3693a98"/>
+      <w:r>
+        <w:rPr>
+          <w:rFonts w:ascii="Times New Roman" w:hAnsi="Times New Roman" w:eastAsia="Times New Roman"/>
+          <w:b/>
+          <w:sz w:val="26"/>
+        </w:rPr>
+        <w:t xml:space="preserve">1.4 Objectives and Contribution</w:t>
+      </w:r>
+      <w:bookmarkEnd w:id="83"/>
     </w:p>
     <w:p>
       <w:pPr>
@@ -4323,23 +4293,8 @@
           <w:b w:val="0"/>
           <w:sz w:val="24"/>
         </w:rPr>
-        <w:t xml:space="preserve">The first two questions concern prediction. The last two concern policy design and historical simulation.</w:t>
-      </w:r>
-    </w:p>
-    <w:p>
-      <w:pPr>
-        <w:pStyle w:val="Heading2"/>
-      </w:pPr>
-      <w:bookmarkStart w:id="83" w:name="_3f5c413b415905b118515737533fd1ef3693a98"/>
-      <w:r>
-        <w:rPr>
-          <w:rFonts w:ascii="Times New Roman" w:hAnsi="Times New Roman" w:eastAsia="Times New Roman"/>
-          <w:b/>
-          <w:sz w:val="26"/>
-        </w:rPr>
-        <w:t xml:space="preserve">1.4 Objectives and Contribution</w:t>
-      </w:r>
-      <w:bookmarkEnd w:id="83"/>
+        <w:t xml:space="preserve">The study constructs a monthly panel from SEC Company Facts, Financial Statement and Notes data, and submissions, retaining reporting periods, filing dates and sources. It compares logistic regression, L2-regularized logistic regression, random forest and XGBoost on twelve accounting predictors using separate chronological stages for fitting, tuning, calibration, selection and later evaluation.</w:t>
+      </w:r>
     </w:p>
     <w:p>
       <w:pPr>
@@ -4353,7 +4308,7 @@
           <w:b w:val="0"/>
           <w:sz w:val="24"/>
         </w:rPr>
-        <w:t xml:space="preserve">The first objective is to construct a monthly dataset using SEC Company Facts, Financial Statement and Notes data, and submissions as the study’s source set. Each financial observation retains its reporting period, filing date and source. Only information available at the decision date can enter a prediction.</w:t>
+        <w:t xml:space="preserve">The policy combines annual revenue, operating cash flow and eligible cash into capacity, then applies a decreasing risk multiplier, an exposure cap and asymmetric monthly update rules. Historical replay examines movements, binding constraints and sensitivity. The contribution is a reproducible connection between dated accounting information, disclosure prediction and monetary limits while keeping observed data distinct from assumed facility inputs.</w:t>
       </w:r>
     </w:p>
     <w:p>
@@ -4368,8 +4323,23 @@
           <w:b w:val="0"/>
           <w:sz w:val="24"/>
         </w:rPr>
-        <w:t xml:space="preserve">The study then compares logistic regression, L2-regularized logistic regression, random forest and XGBoost using twelve accounting predictors. Separate chronological periods support fitting, tuning, calibration, model selection and later evaluation. This design evaluates both the ranking of companies and the quality of their estimated probabilities.</w:t>
-      </w:r>
+        <w:t xml:space="preserve">This separation is central to the design. A model may rank risky companies without producing probabilities accurate enough for a monetary calculation, while a sound probability still cannot determine exposure without evidence of repayment capacity. The thesis therefore reports ranking, probability error and alert performance before evaluating the policy as a separate layer. Its saved code, tables and figures make both layers auditable.</w:t>
+      </w:r>
+    </w:p>
+    <w:p>
+      <w:pPr>
+        <w:pStyle w:val="Heading2"/>
+      </w:pPr>
+      <w:bookmarkStart w:id="84" w:name="_504bd3c99dc40d6d68692f170cdfca2f9541aa6"/>
+      <w:r>
+        <w:rPr>
+          <w:rFonts w:ascii="Times New Roman" w:hAnsi="Times New Roman" w:eastAsia="Times New Roman"/>
+          <w:b/>
+          <w:sz w:val="26"/>
+        </w:rPr>
+        <w:t xml:space="preserve">1.5 Scope and Limitations</w:t>
+      </w:r>
+      <w:bookmarkEnd w:id="84"/>
     </w:p>
     <w:p>
       <w:pPr>
@@ -4383,7 +4353,7 @@
           <w:b w:val="0"/>
           <w:sz w:val="24"/>
         </w:rPr>
-        <w:t xml:space="preserve">The policy combines annual revenue, annual operating cash flow and eligible cash into a capacity measure. A decreasing risk multiplier and an exposure cap determine the preliminary limit. Monthly rules restrict increases and apply reductions immediately. Historical replay examines limit movements, binding constraints and sensitivity to the assumed policy settings.</w:t>
+        <w:t xml:space="preserve">The study covers eligible SEC issuers from January 2011 to December 2025, excluding current SIC 6000–6999 because financial-sector statements are not comparable with ordinary operating companies. It uses an observed reporting population rather than a complete historical listing universe.</w:t>
       </w:r>
     </w:p>
     <w:p>
@@ -4398,23 +4368,8 @@
           <w:b w:val="0"/>
           <w:sz w:val="24"/>
         </w:rPr>
-        <w:t xml:space="preserve">The contribution is a reproducible framework connecting dated financial information, disclosure prediction and monetary limits. It combines Company Facts and Financial Statement and Notes facts in one accounting panel and preserves the distinction between observed accounting data and assumed facility inputs. Supporting Python files, tables and figures allow the analysis to be checked and reproduced.</w:t>
-      </w:r>
-    </w:p>
-    <w:p>
-      <w:pPr>
-        <w:pStyle w:val="Heading2"/>
-      </w:pPr>
-      <w:bookmarkStart w:id="84" w:name="_504bd3c99dc40d6d68692f170cdfca2f9541aa6"/>
-      <w:r>
-        <w:rPr>
-          <w:rFonts w:ascii="Times New Roman" w:hAnsi="Times New Roman" w:eastAsia="Times New Roman"/>
-          <w:b/>
-          <w:sz w:val="26"/>
-        </w:rPr>
-        <w:t xml:space="preserve">1.5 Scope and Limitations</w:t>
-      </w:r>
-      <w:bookmarkEnd w:id="84"/>
+        <w:t xml:space="preserve">The retrospective later evaluation covers 2023–2025. These years were excluded from the final model’s development but examined during earlier project work. Companies may appear in multiple periods, reflecting continued monitoring. The replay assumes cash eligibility, additional debt payments and facility exposure, and lacks observed utilization, repayments and losses.</w:t>
+      </w:r>
     </w:p>
     <w:p>
       <w:pPr>
@@ -4428,8 +4383,23 @@
           <w:b w:val="0"/>
           <w:sz w:val="24"/>
         </w:rPr>
-        <w:t xml:space="preserve">The study covers monthly decisions from January 2011 to December 2025 for eligible SEC issuers with usable financial data and filing histories. Financial amounts are reported in USD, and issuers in the current SIC range 6000–6999 are excluded because this range broadly covers finance, insurance, and real estate, whose financial statements are not directly comparable with those of ordinary operating companies. The sample is an observed reporting population rather than a complete historical listing universe. Chapter 3 gives the screening and information-availability rules.</w:t>
-      </w:r>
+        <w:t xml:space="preserve">Financial values are stated in USD and generally update only when a new filing appears. The resulting monthly panel is therefore a sequence of decision-time information sets, not monthly management accounts. These scope choices limit claims about private-company lending and changes between reporting dates.</w:t>
+      </w:r>
+    </w:p>
+    <w:p>
+      <w:pPr>
+        <w:pStyle w:val="Heading2"/>
+      </w:pPr>
+      <w:bookmarkStart w:id="85" w:name="_a323960610b9b90fffecaaeb25c7a6555ae95eb"/>
+      <w:r>
+        <w:rPr>
+          <w:rFonts w:ascii="Times New Roman" w:hAnsi="Times New Roman" w:eastAsia="Times New Roman"/>
+          <w:b/>
+          <w:sz w:val="26"/>
+        </w:rPr>
+        <w:t xml:space="preserve">1.6 Structure of the Thesis</w:t>
+      </w:r>
+      <w:bookmarkEnd w:id="85"/>
     </w:p>
     <w:p>
       <w:pPr>
@@ -4443,8 +4413,24 @@
           <w:b w:val="0"/>
           <w:sz w:val="24"/>
         </w:rPr>
-        <w:t xml:space="preserve">The later evaluation covers 2023–2025. These years are excluded from model development within the final run, but were examined during earlier project work. The evaluation is therefore retrospective. Companies may appear in both earlier and later periods, reflecting continued monitoring rather than evaluation on an entirely separate borrower population.</w:t>
-      </w:r>
+        <w:t xml:space="preserve">Chapter 2 reviews concepts and literature. Chapters 3–4 define data and validation. Chapter 5 specifies the policy. Chapters 6–7 present predictive and policy results, and Chapter 8 concludes. Appendix A records reproducibility details.</w:t>
+      </w:r>
+    </w:p>
+    <w:p>
+      <w:pPr>
+        <w:pStyle w:val="Heading1"/>
+        <w:pageBreakBefore/>
+      </w:pPr>
+      <w:bookmarkStart w:id="86" w:name="_f12849bf9d76d5a35af8a3530c3c1fecf8c980f"/>
+      <w:r>
+        <w:rPr>
+          <w:rFonts w:ascii="Times New Roman" w:hAnsi="Times New Roman" w:eastAsia="Times New Roman"/>
+          <w:b/>
+          <w:sz w:val="32"/>
+        </w:rPr>
+        <w:t xml:space="preserve">2 Theoretical Background and Literature Review</w:t>
+      </w:r>
+      <w:bookmarkEnd w:id="86"/>
     </w:p>
     <w:p>
       <w:pPr>
@@ -4458,23 +4444,23 @@
           <w:b w:val="0"/>
           <w:sz w:val="24"/>
         </w:rPr>
-        <w:t xml:space="preserve">The policy replay assumes cash eligibility, additional debt payments and facility exposure. It evaluates the resulting limits without observed utilization, repayments or lending losses. Chapter 8 discusses how these limitations affect the conclusions.</w:t>
+        <w:t xml:space="preserve">This chapter separates credit-risk prediction from monetary limit determination and reviews the concepts supporting both.</w:t>
       </w:r>
     </w:p>
     <w:p>
       <w:pPr>
         <w:pStyle w:val="Heading2"/>
       </w:pPr>
-      <w:bookmarkStart w:id="85" w:name="_a323960610b9b90fffecaaeb25c7a6555ae95eb"/>
+      <w:bookmarkStart w:id="87" w:name="_79dc8a5017559a42b2e767b6a1b37e642819ef9"/>
       <w:r>
         <w:rPr>
           <w:rFonts w:ascii="Times New Roman" w:hAnsi="Times New Roman" w:eastAsia="Times New Roman"/>
           <w:b/>
           <w:sz w:val="26"/>
         </w:rPr>
-        <w:t xml:space="preserve">1.6 Structure of the Thesis</w:t>
-      </w:r>
-      <w:bookmarkEnd w:id="85"/>
+        <w:t xml:space="preserve">2.1 Corporate Credit Risk</w:t>
+      </w:r>
+      <w:bookmarkEnd w:id="87"/>
     </w:p>
     <w:p>
       <w:pPr>
@@ -4488,7 +4474,7 @@
           <w:b w:val="0"/>
           <w:sz w:val="24"/>
         </w:rPr>
-        <w:t xml:space="preserve">Chapter 2 presents the relevant concepts and literature. Chapters 3 and 4 explain the data, disclosure target, predictors and model evaluation. Chapter 5 defines the credit-limit policy and its monthly rules.</w:t>
+        <w:t xml:space="preserve">Delinquency is an overdue payment. Default is a defined failure-to-pay or other default condition. Financial distress is difficulty meeting obligations, while bankruptcy is a formal legal process. These outcomes overlap but are not equivalent.</w:t>
       </w:r>
     </w:p>
     <w:p>
@@ -4503,24 +4489,72 @@
           <w:b w:val="0"/>
           <w:sz w:val="24"/>
         </w:rPr>
-        <w:t xml:space="preserve">Chapters 6 and 7 report predictive results and policy scenarios. Chapter 8 discusses the findings, limitations and further work. Appendix A records the implementation and reproduction details.</w:t>
-      </w:r>
-    </w:p>
-    <w:p>
-      <w:pPr>
-        <w:pStyle w:val="Heading1"/>
-        <w:pageBreakBefore/>
-      </w:pPr>
-      <w:bookmarkStart w:id="86" w:name="_f12849bf9d76d5a35af8a3530c3c1fecf8c980f"/>
-      <w:r>
-        <w:rPr>
-          <w:rFonts w:ascii="Times New Roman" w:hAnsi="Times New Roman" w:eastAsia="Times New Roman"/>
-          <w:b/>
-          <w:sz w:val="32"/>
-        </w:rPr>
-        <w:t xml:space="preserve">2 Theoretical Background and Literature Review</w:t>
-      </w:r>
-      <w:bookmarkEnd w:id="86"/>
+        <w:t xml:space="preserve">The Basel Framework treats probability of default (PD), loss given default (LGD) and exposure at default (EAD) as distinct</w:t>
+      </w:r>
+      <w:r>
+        <w:rPr>
+          <w:rFonts w:ascii="Times New Roman" w:hAnsi="Times New Roman" w:eastAsia="Times New Roman"/>
+          <w:b w:val="0"/>
+          <w:sz w:val="24"/>
+        </w:rPr>
+        <w:t xml:space="preserve"> </w:t>
+      </w:r>
+      <w:hyperlink r:id="rId88">
+        <w:r>
+          <w:rPr>
+            <w:rStyle w:val="Hyperlink"/>
+          </w:rPr>
+          <w:t xml:space="preserve">credit-risk components</w:t>
+        </w:r>
+      </w:hyperlink>
+      <w:r>
+        <w:rPr>
+          <w:rFonts w:ascii="Times New Roman" w:hAnsi="Times New Roman" w:eastAsia="Times New Roman"/>
+          <w:b w:val="0"/>
+          <w:sz w:val="24"/>
+        </w:rPr>
+        <w:t xml:space="preserve"> </w:t>
+      </w:r>
+      <w:r>
+        <w:rPr>
+          <w:rFonts w:ascii="Times New Roman" w:hAnsi="Times New Roman" w:eastAsia="Times New Roman"/>
+          <w:b w:val="0"/>
+          <w:sz w:val="24"/>
+        </w:rPr>
+        <w:t xml:space="preserve">and uses them in</w:t>
+      </w:r>
+      <w:r>
+        <w:rPr>
+          <w:rFonts w:ascii="Times New Roman" w:hAnsi="Times New Roman" w:eastAsia="Times New Roman"/>
+          <w:b w:val="0"/>
+          <w:sz w:val="24"/>
+        </w:rPr>
+        <w:t xml:space="preserve"> </w:t>
+      </w:r>
+      <w:hyperlink r:id="rId89">
+        <w:r>
+          <w:rPr>
+            <w:rStyle w:val="Hyperlink"/>
+          </w:rPr>
+          <w:t xml:space="preserve">expected-loss calculations</w:t>
+        </w:r>
+      </w:hyperlink>
+      <w:r>
+        <w:rPr>
+          <w:rFonts w:ascii="Times New Roman" w:hAnsi="Times New Roman" w:eastAsia="Times New Roman"/>
+          <w:b w:val="0"/>
+          <w:sz w:val="24"/>
+        </w:rPr>
+        <w:t xml:space="preserve"> </w:t>
+      </w:r>
+      <w:r>
+        <w:rPr>
+          <w:rFonts w:ascii="Times New Roman" w:hAnsi="Times New Roman" w:eastAsia="Times New Roman"/>
+          <w:b w:val="0"/>
+          <w:sz w:val="24"/>
+        </w:rPr>
+        <w:t xml:space="preserve">(Basel Committee on Banking Supervision, 2020).</w:t>
+      </w:r>
     </w:p>
     <w:p>
       <w:pPr>
@@ -4534,52 +4568,7 @@
           <w:b w:val="0"/>
           <w:sz w:val="24"/>
         </w:rPr>
-        <w:t xml:space="preserve">This chapter explains the concepts needed to separate credit-risk prediction from credit-limit determination. It reviews the main model families and describes why information timing, probability quality and financial capacity matter.</w:t>
-      </w:r>
-    </w:p>
-    <w:p>
-      <w:pPr>
-        <w:pStyle w:val="Heading2"/>
-      </w:pPr>
-      <w:bookmarkStart w:id="87" w:name="_79dc8a5017559a42b2e767b6a1b37e642819ef9"/>
-      <w:r>
-        <w:rPr>
-          <w:rFonts w:ascii="Times New Roman" w:hAnsi="Times New Roman" w:eastAsia="Times New Roman"/>
-          <w:b/>
-          <w:sz w:val="26"/>
-        </w:rPr>
-        <w:t xml:space="preserve">2.1 Corporate Credit Risk</w:t>
-      </w:r>
-      <w:bookmarkEnd w:id="87"/>
-    </w:p>
-    <w:p>
-      <w:pPr>
-        <w:pStyle w:val="BodyText"/>
-        <w:spacing w:before="0" w:after="200" w:line="276" w:lineRule="auto"/>
-        <w:jc w:val="both"/>
-      </w:pPr>
-      <w:r>
-        <w:rPr>
-          <w:rFonts w:ascii="Times New Roman" w:hAnsi="Times New Roman" w:eastAsia="Times New Roman"/>
-          <w:b w:val="0"/>
-          <w:sz w:val="24"/>
-        </w:rPr>
-        <w:t xml:space="preserve">Corporate credit risk is the risk that a company will not meet its financial obligations as agreed. Several related outcomes must be distinguished. Delinquency means that a payment is overdue. Default means that a borrower meets a defined failure-to-pay or other default condition. Financial distress describes difficulty in meeting obligations. Bankruptcy is a formal legal process. These outcomes can be related without being identical.</w:t>
-      </w:r>
-    </w:p>
-    <w:p>
-      <w:pPr>
-        <w:pStyle w:val="BodyText"/>
-        <w:spacing w:before="0" w:after="200" w:line="276" w:lineRule="auto"/>
-        <w:jc w:val="both"/>
-      </w:pPr>
-      <w:r>
-        <w:rPr>
-          <w:rFonts w:ascii="Times New Roman" w:hAnsi="Times New Roman" w:eastAsia="Times New Roman"/>
-          <w:b w:val="0"/>
-          <w:sz w:val="24"/>
-        </w:rPr>
-        <w:t xml:space="preserve">Expected credit loss is commonly separated into three components. Probability of default (PD) is the likelihood that the borrower defaults within a defined period. Exposure at default (EAD) is the amount the lender expects to be owed when default occurs; it may differ from the current balance because the borrower can draw or repay funds before then. Loss given default (LGD) is the proportion of that exposure the lender expects not to recover after default. A simplified expected-loss (EL) amount is therefore:</w:t>
+        <w:t xml:space="preserve">A simplified expected-loss amount is:</w:t>
       </w:r>
     </w:p>
     <w:p>
@@ -4677,7 +4666,7 @@
           <w:b w:val="0"/>
           <w:sz w:val="24"/>
         </w:rPr>
-        <w:t xml:space="preserve">This decomposition distinguishes how likely default is, how much would be outstanding and how severe the resulting loss would be. Combining the components requires consistent definitions and time horizons, as well as separate evidence about default events, exposure, recoveries, collection costs and their timing.</w:t>
+        <w:t xml:space="preserve">Combining them requires consistent definitions, horizons and evidence on events, exposure and recoveries. This thesis instead predicts an SEC disclosure and lacks facility EAD and recovery data, so the estimated probability cannot be treated as PD in this formula.</w:t>
       </w:r>
     </w:p>
     <w:p>
@@ -4692,14 +4681,14 @@
           <w:b w:val="0"/>
           <w:sz w:val="24"/>
         </w:rPr>
-        <w:t xml:space="preserve">The empirical outcome in this thesis is an SEC disclosure. Its probability cannot be inserted into the default-loss formula as if it were PD. The supplied data also does not establish facility recoveries or EAD. Expected loss is therefore a theoretical concept here, not an empirical result.</w:t>
+        <w:t xml:space="preserve">PD asks how likely the defined event is, EAD how much will be owed when it occurs, and LGD what proportion will remain unrecovered. EAD can differ from the current balance because a revolving borrower may draw or repay before default. LGD additionally depends on collateral, seniority, collection costs and recovery timing. These distinct inputs explain why a distress score alone is insufficient for expected-loss or limit setting.</w:t>
       </w:r>
     </w:p>
     <w:p>
       <w:pPr>
         <w:pStyle w:val="Heading2"/>
       </w:pPr>
-      <w:bookmarkStart w:id="88" w:name="_4d0c454a806b6dde335d4922ac2f860c7a10fb5"/>
+      <w:bookmarkStart w:id="90" w:name="_4d0c454a806b6dde335d4922ac2f860c7a10fb5"/>
       <w:r>
         <w:rPr>
           <w:rFonts w:ascii="Times New Roman" w:hAnsi="Times New Roman" w:eastAsia="Times New Roman"/>
@@ -4708,7 +4697,7 @@
         </w:rPr>
         <w:t xml:space="preserve">2.2 Short-Term Corporate Credit Facilities</w:t>
       </w:r>
-      <w:bookmarkEnd w:id="88"/>
+      <w:bookmarkEnd w:id="90"/>
     </w:p>
     <w:p>
       <w:pPr>
@@ -4722,22 +4711,65 @@
           <w:b w:val="0"/>
           <w:sz w:val="24"/>
         </w:rPr>
-        <w:t xml:space="preserve">Short-term credit supports working-capital needs, including payments made before customers settle invoices. The studied facility assumes a 30-day statement period and up to 30 further days for payment. A transaction at the start can therefore create about 60 days of scheduled exposure. A transaction near the end has a shorter scheduled repayment period.</w:t>
-      </w:r>
-    </w:p>
-    <w:p>
-      <w:pPr>
-        <w:pStyle w:val="BodyText"/>
-        <w:spacing w:before="0" w:after="200" w:line="276" w:lineRule="auto"/>
-        <w:jc w:val="both"/>
-      </w:pPr>
-      <w:r>
-        <w:rPr>
-          <w:rFonts w:ascii="Times New Roman" w:hAnsi="Times New Roman" w:eastAsia="Times New Roman"/>
-          <w:b w:val="0"/>
-          <w:sz w:val="24"/>
-        </w:rPr>
-        <w:t xml:space="preserve">The limit applies to the total outstanding balance across statement periods. If the limit is represented by L and the outstanding exposure by E, available credit is:</w:t>
+        <w:t xml:space="preserve">The studied facility has a 30-day statement period and up to 30 further days for payment, creating up to about 60 days of scheduled exposure. If</w:t>
+      </w:r>
+      <w:r>
+        <w:rPr>
+          <w:rFonts w:ascii="Times New Roman" w:hAnsi="Times New Roman" w:eastAsia="Times New Roman"/>
+          <w:b w:val="0"/>
+          <w:sz w:val="24"/>
+        </w:rPr>
+        <w:t xml:space="preserve"> </w:t>
+      </w:r>
+      <m:oMath>
+        <m:r>
+          <m:t>L</m:t>
+        </m:r>
+      </m:oMath>
+      <w:r>
+        <w:rPr>
+          <w:rFonts w:ascii="Times New Roman" w:hAnsi="Times New Roman" w:eastAsia="Times New Roman"/>
+          <w:b w:val="0"/>
+          <w:sz w:val="24"/>
+        </w:rPr>
+        <w:t xml:space="preserve"> </w:t>
+      </w:r>
+      <w:r>
+        <w:rPr>
+          <w:rFonts w:ascii="Times New Roman" w:hAnsi="Times New Roman" w:eastAsia="Times New Roman"/>
+          <w:b w:val="0"/>
+          <w:sz w:val="24"/>
+        </w:rPr>
+        <w:t xml:space="preserve">is the total limit and</w:t>
+      </w:r>
+      <w:r>
+        <w:rPr>
+          <w:rFonts w:ascii="Times New Roman" w:hAnsi="Times New Roman" w:eastAsia="Times New Roman"/>
+          <w:b w:val="0"/>
+          <w:sz w:val="24"/>
+        </w:rPr>
+        <w:t xml:space="preserve"> </w:t>
+      </w:r>
+      <m:oMath>
+        <m:r>
+          <m:t>E</m:t>
+        </m:r>
+      </m:oMath>
+      <w:r>
+        <w:rPr>
+          <w:rFonts w:ascii="Times New Roman" w:hAnsi="Times New Roman" w:eastAsia="Times New Roman"/>
+          <w:b w:val="0"/>
+          <w:sz w:val="24"/>
+        </w:rPr>
+        <w:t xml:space="preserve"> </w:t>
+      </w:r>
+      <w:r>
+        <w:rPr>
+          <w:rFonts w:ascii="Times New Roman" w:hAnsi="Times New Roman" w:eastAsia="Times New Roman"/>
+          <w:b w:val="0"/>
+          <w:sz w:val="24"/>
+        </w:rPr>
+        <w:t xml:space="preserve">outstanding exposure, available credit is:</w:t>
       </w:r>
     </w:p>
     <w:p>
@@ -4835,7 +4867,36 @@
           <w:b w:val="0"/>
           <w:sz w:val="24"/>
         </w:rPr>
-        <w:t xml:space="preserve">A reduction in the limit restricts further use but leaves the outstanding debt in place. The policy therefore records the assigned limit and existing exposure separately.</w:t>
+        <w:t xml:space="preserve">Reducing</w:t>
+      </w:r>
+      <w:r>
+        <w:rPr>
+          <w:rFonts w:ascii="Times New Roman" w:hAnsi="Times New Roman" w:eastAsia="Times New Roman"/>
+          <w:b w:val="0"/>
+          <w:sz w:val="24"/>
+        </w:rPr>
+        <w:t xml:space="preserve"> </w:t>
+      </w:r>
+      <m:oMath>
+        <m:r>
+          <m:t>L</m:t>
+        </m:r>
+      </m:oMath>
+      <w:r>
+        <w:rPr>
+          <w:rFonts w:ascii="Times New Roman" w:hAnsi="Times New Roman" w:eastAsia="Times New Roman"/>
+          <w:b w:val="0"/>
+          <w:sz w:val="24"/>
+        </w:rPr>
+        <w:t xml:space="preserve"> </w:t>
+      </w:r>
+      <w:r>
+        <w:rPr>
+          <w:rFonts w:ascii="Times New Roman" w:hAnsi="Times New Roman" w:eastAsia="Times New Roman"/>
+          <w:b w:val="0"/>
+          <w:sz w:val="24"/>
+        </w:rPr>
+        <w:t xml:space="preserve">restricts further use but leaves existing debt in place. The 60-day prediction horizon reflects the payment schedule. It does not imply that every transaction lasts 60 days or that a disclosure establishes facility default.</w:t>
       </w:r>
     </w:p>
     <w:p>
@@ -4850,14 +4911,14 @@
           <w:b w:val="0"/>
           <w:sz w:val="24"/>
         </w:rPr>
-        <w:t xml:space="preserve">The 60-day prediction horizon is motivated by this payment schedule. It does not establish that all transactions last exactly 60 days or that a disclosure during that period causes a missed payment on the facility.</w:t>
+        <w:t xml:space="preserve">Transactions late in a statement period have less scheduled time outstanding than transactions made early. Missed payment can also extend exposure beyond the nominal horizon. A functioning limit process must therefore retain both the assigned commitment and current utilization rather than treating the unused amount as total lender exposure.</w:t>
       </w:r>
     </w:p>
     <w:p>
       <w:pPr>
         <w:pStyle w:val="Heading2"/>
       </w:pPr>
-      <w:bookmarkStart w:id="89" w:name="_9161ae557bdaab7e66adff585d9338557a4d720"/>
+      <w:bookmarkStart w:id="91" w:name="_9161ae557bdaab7e66adff585d9338557a4d720"/>
       <w:r>
         <w:rPr>
           <w:rFonts w:ascii="Times New Roman" w:hAnsi="Times New Roman" w:eastAsia="Times New Roman"/>
@@ -4866,7 +4927,7 @@
         </w:rPr>
         <w:t xml:space="preserve">2.3 Corporate Credit Scoring</w:t>
       </w:r>
-      <w:bookmarkEnd w:id="89"/>
+      <w:bookmarkEnd w:id="91"/>
     </w:p>
     <w:p>
       <w:pPr>
@@ -4880,22 +4941,7 @@
           <w:b w:val="0"/>
           <w:sz w:val="24"/>
         </w:rPr>
-        <w:t xml:space="preserve">Credit scoring combines borrower information into a measure of credit quality. The output can be a score, a category or an event probability. A score and a calibrated probability are different objects.</w:t>
-      </w:r>
-    </w:p>
-    <w:p>
-      <w:pPr>
-        <w:pStyle w:val="BodyText"/>
-        <w:spacing w:before="0" w:after="200" w:line="276" w:lineRule="auto"/>
-        <w:jc w:val="both"/>
-      </w:pPr>
-      <w:r>
-        <w:rPr>
-          <w:rFonts w:ascii="Times New Roman" w:hAnsi="Times New Roman" w:eastAsia="Times New Roman"/>
-          <w:b w:val="0"/>
-          <w:sz w:val="24"/>
-        </w:rPr>
-        <w:t xml:space="preserve">Altman (1968), Ohlson (1980) and Shumway (2001) provide three relevant approaches. Altman combines financial ratios through discriminant analysis to classify bankrupt and non-bankrupt firms. Ohlson uses logistic regression to express bankruptcy risk as a probability. Shumway uses a hazard approach that accounts for event timing and changing company information.</w:t>
+        <w:t xml:space="preserve">Credit scoring combines borrower information into a score, category or event probability. A score and a calibrated probability are different objects. Altman (1968) uses financial ratios and discriminant analysis, Ohlson (1980) logistic bankruptcy probabilities, and Shumway (2001) a hazard approach with changing company information.</w:t>
       </w:r>
       <w:r>
         <w:rPr>
@@ -4982,7 +5028,7 @@
           <w:b w:val="0"/>
           <w:sz w:val="24"/>
         </w:rPr>
-        <w:t xml:space="preserve">These approaches motivate different parts of this study: accounting ratios describe financial condition, logistic regression provides a probability benchmark, and attention to time supports repeated borrower assessment. Their published coefficients and performance cannot be transferred directly because the target, population and horizon differ. The thesis therefore compares models on one common dataset and outcome.</w:t>
+        <w:t xml:space="preserve">These works motivate the predictors, logistic benchmark and repeated assessment, but their coefficients cannot transfer across targets, populations and horizons. The present model is a monthly classifier, not a daily survival model. Evaluation covers both discrimination, which asks whether events rank higher, and calibration, which asks whether probabilities match observed frequencies. Both matter because the probability enters the monetary policy.</w:t>
       </w:r>
     </w:p>
     <w:p>
@@ -4997,8 +5043,23 @@
           <w:b w:val="0"/>
           <w:sz w:val="24"/>
         </w:rPr>
-        <w:t xml:space="preserve">The present model is a monthly classifier for a disclosure within the next 60 days. It uses changing company information but does not estimate a survival model or daily hazard. This choice matches the proposed review schedule while retaining a simple binary outcome.</w:t>
-      </w:r>
+        <w:t xml:space="preserve">Discrimination and calibration serve different decisions. A well-ranked list can concentrate manual reviews near the top even when its numerical probabilities are biased. A monetary rule, however, changes continuously with the probability scale, so systematic overstatement or understatement can alter every limit. Temporal validation is also necessary: repeated observations, changing reporting practices and economic cycles make a random row split an unrealistic approximation of future monitoring.</w:t>
+      </w:r>
+    </w:p>
+    <w:p>
+      <w:pPr>
+        <w:pStyle w:val="Heading2"/>
+      </w:pPr>
+      <w:bookmarkStart w:id="92" w:name="_f50a5f2d155c3f83e1b319ce9331eabbd91c1d3"/>
+      <w:r>
+        <w:rPr>
+          <w:rFonts w:ascii="Times New Roman" w:hAnsi="Times New Roman" w:eastAsia="Times New Roman"/>
+          <w:b/>
+          <w:sz w:val="26"/>
+        </w:rPr>
+        <w:t xml:space="preserve">2.4 Financial Ratio Analysis</w:t>
+      </w:r>
+      <w:bookmarkEnd w:id="92"/>
     </w:p>
     <w:p>
       <w:pPr>
@@ -5012,23 +5073,8 @@
           <w:b w:val="0"/>
           <w:sz w:val="24"/>
         </w:rPr>
-        <w:t xml:space="preserve">A predictive model must be assessed for both discrimination and calibration. Discrimination asks whether later event observations generally receive higher scores than non-events; calibration asks whether estimated probabilities correspond to observed event frequencies. A ranking may prioritize reviews even when its probability scale is poor, but the monetary policy uses the probability itself. Chapter 4 therefore evaluates both properties.</w:t>
-      </w:r>
-    </w:p>
-    <w:p>
-      <w:pPr>
-        <w:pStyle w:val="Heading2"/>
-      </w:pPr>
-      <w:bookmarkStart w:id="90" w:name="_f50a5f2d155c3f83e1b319ce9331eabbd91c1d3"/>
-      <w:r>
-        <w:rPr>
-          <w:rFonts w:ascii="Times New Roman" w:hAnsi="Times New Roman" w:eastAsia="Times New Roman"/>
-          <w:b/>
-          <w:sz w:val="26"/>
-        </w:rPr>
-        <w:t xml:space="preserve">2.4 Financial Ratio Analysis</w:t>
-      </w:r>
-      <w:bookmarkEnd w:id="90"/>
+        <w:t xml:space="preserve">Ratios make companies of different sizes more comparable. Liquidity describes near-term resources. Leverage reflects obligations and the equity buffer. Profitability and operating cash flow capture distinct aspects of performance, while changes may reveal deterioration or expansion. Size supplies context. Interpretation remains business-specific: current assets may not convert quickly, cash may be restricted, and accounting profit need not generate cash.</w:t>
+      </w:r>
     </w:p>
     <w:p>
       <w:pPr>
@@ -5042,7 +5088,7 @@
           <w:b w:val="0"/>
           <w:sz w:val="24"/>
         </w:rPr>
-        <w:t xml:space="preserve">Financial ratios compare accounting values to make companies of different sizes easier to assess. They help answer practical questions such as whether a company has enough short-term resources, relies heavily on liabilities, earns a profit or generates cash. Ratios must still be interpreted carefully because companies have different business models. For example, two companies can have the same current ratio even though one holds mainly cash and the other holds inventory that may take time to sell.</w:t>
+        <w:t xml:space="preserve">The available ratios measure general financial condition, not debt service due within 60 days. Chapter 3 defines the twelve point-in-time predictors.</w:t>
       </w:r>
     </w:p>
     <w:p>
@@ -5057,8 +5103,23 @@
           <w:b w:val="0"/>
           <w:sz w:val="24"/>
         </w:rPr>
-        <w:t xml:space="preserve">Liquidity measures compare near-term resources with obligations, although cash may be restricted and receivables or inventory may convert slowly. Leverage indicates reliance on liabilities and the equity buffer available to absorb losses. Profitability and operating cash flow provide different information because accounting income need not produce cash. Changes over time may reveal deterioration or rapid expansion that current levels miss, while company size provides context without guaranteeing safety.</w:t>
-      </w:r>
+        <w:t xml:space="preserve">Liquidity ratios may overstate accessible resources when receivables are doubtful, inventory is slow moving or cash is restricted. High leverage can indicate vulnerability but has different meanings across industries. Profitability is accrual-based, while operating cash flow reflects cash generation and working-capital movements. Using levels together with annual changes allows the model to distinguish condition from direction, although neither establishes causation.</w:t>
+      </w:r>
+    </w:p>
+    <w:p>
+      <w:pPr>
+        <w:pStyle w:val="Heading2"/>
+      </w:pPr>
+      <w:bookmarkStart w:id="93" w:name="_b74ad9b65f3c380c8e1bc2b73151179ef705406"/>
+      <w:r>
+        <w:rPr>
+          <w:rFonts w:ascii="Times New Roman" w:hAnsi="Times New Roman" w:eastAsia="Times New Roman"/>
+          <w:b/>
+          <w:sz w:val="26"/>
+        </w:rPr>
+        <w:t xml:space="preserve">2.5 Statistical and Machine Learning Models</w:t>
+      </w:r>
+      <w:bookmarkEnd w:id="93"/>
     </w:p>
     <w:p>
       <w:pPr>
@@ -5072,23 +5133,23 @@
           <w:b w:val="0"/>
           <w:sz w:val="24"/>
         </w:rPr>
-        <w:t xml:space="preserve">These measures do not show exactly how much debt must be paid during the next 60 days. Total liabilities are measured at one date, while debt service consists of interest and principal payments due over time. The ratios are therefore indicators of general financial condition rather than direct measures of short-term repayment capacity. Chapter 3 defines the twelve predictors and their construction and timing rules.</w:t>
-      </w:r>
-    </w:p>
-    <w:p>
-      <w:pPr>
-        <w:pStyle w:val="Heading2"/>
-      </w:pPr>
-      <w:bookmarkStart w:id="91" w:name="_b74ad9b65f3c380c8e1bc2b73151179ef705406"/>
+        <w:t xml:space="preserve">The four candidates trade simplicity for flexibility.</w:t>
+      </w:r>
+    </w:p>
+    <w:p>
+      <w:pPr>
+        <w:pStyle w:val="Heading3"/>
+      </w:pPr>
+      <w:bookmarkStart w:id="94" w:name="_783e42ab32e644bc9663a201a7a186038d62d58"/>
       <w:r>
         <w:rPr>
           <w:rFonts w:ascii="Times New Roman" w:hAnsi="Times New Roman" w:eastAsia="Times New Roman"/>
           <w:b/>
-          <w:sz w:val="26"/>
-        </w:rPr>
-        <w:t xml:space="preserve">2.5 Statistical and Machine Learning Models</w:t>
-      </w:r>
-      <w:bookmarkEnd w:id="91"/>
+          <w:sz w:val="24"/>
+        </w:rPr>
+        <w:t xml:space="preserve">2.5.1 Logistic regression</w:t>
+      </w:r>
+      <w:bookmarkEnd w:id="94"/>
     </w:p>
     <w:p>
       <w:pPr>
@@ -5102,23 +5163,8 @@
           <w:b w:val="0"/>
           <w:sz w:val="24"/>
         </w:rPr>
-        <w:t xml:space="preserve">A model learns relationships between the twelve predictors and later events from earlier observations. The four candidates trade simplicity for flexibility.</w:t>
-      </w:r>
-    </w:p>
-    <w:p>
-      <w:pPr>
-        <w:pStyle w:val="Heading3"/>
-      </w:pPr>
-      <w:bookmarkStart w:id="92" w:name="_783e42ab32e644bc9663a201a7a186038d62d58"/>
-      <w:r>
-        <w:rPr>
-          <w:rFonts w:ascii="Times New Roman" w:hAnsi="Times New Roman" w:eastAsia="Times New Roman"/>
-          <w:b/>
-          <w:sz w:val="24"/>
-        </w:rPr>
-        <w:t xml:space="preserve">2.5.1 Logistic regression</w:t>
-      </w:r>
-      <w:bookmarkEnd w:id="92"/>
+        <w:t xml:space="preserve">Logistic regression maps a weighted linear combination of predictors to a probability. It is fast and inspectable but may miss thresholds and interactions. Its coefficients are associations, not causal effects.</w:t>
+      </w:r>
     </w:p>
     <w:p>
       <w:pPr>
@@ -5132,14 +5178,14 @@
           <w:b w:val="0"/>
           <w:sz w:val="24"/>
         </w:rPr>
-        <w:t xml:space="preserve">Logistic regression combines weighted predictors into a probability between zero and one. It is fast, inspectable and provides an interpretable benchmark, but its simple functional form may miss thresholds and interactions. Its coefficients describe associations, not causal effects.</w:t>
+        <w:t xml:space="preserve">Its linear log-odds form provides a useful benchmark and exposes coefficient instability. Scaling makes coefficient magnitudes more comparable across differently measured ratios, while missing-value indicators allow missing reporting to carry information separately from median replacement.</w:t>
       </w:r>
     </w:p>
     <w:p>
       <w:pPr>
         <w:pStyle w:val="Heading3"/>
       </w:pPr>
-      <w:bookmarkStart w:id="93" w:name="_2c2f6bc657838776f209fc1c9c88655d266b985"/>
+      <w:bookmarkStart w:id="95" w:name="_2c2f6bc657838776f209fc1c9c88655d266b985"/>
       <w:r>
         <w:rPr>
           <w:rFonts w:ascii="Times New Roman" w:hAnsi="Times New Roman" w:eastAsia="Times New Roman"/>
@@ -5148,7 +5194,7 @@
         </w:rPr>
         <w:t xml:space="preserve">2.5.2 Regularized logistic regression</w:t>
       </w:r>
-      <w:bookmarkEnd w:id="93"/>
+      <w:bookmarkEnd w:id="95"/>
     </w:p>
     <w:p>
       <w:pPr>
@@ -5162,7 +5208,7 @@
           <w:b w:val="0"/>
           <w:sz w:val="24"/>
         </w:rPr>
-        <w:t xml:space="preserve">Regularized logistic regression discourages very large coefficients. This can stabilize correlated predictors and reduce sensitivity to accidental training patterns, but excessive regularization may suppress useful relationships and does not add nonlinearities. Its strength is selected on earlier data.</w:t>
+        <w:t xml:space="preserve">L2 regularization discourages large coefficients, which can stabilize correlated predictors but cannot add nonlinearities. Its strength is selected on earlier data.</w:t>
       </w:r>
       <w:r>
         <w:rPr>
@@ -5172,7 +5218,7 @@
         </w:rPr>
         <w:t xml:space="preserve"> </w:t>
       </w:r>
-      <w:hyperlink r:id="rId94">
+      <w:hyperlink r:id="rId96">
         <w:r>
           <w:rPr>
             <w:rStyle w:val="Hyperlink"/>
@@ -5191,21 +5237,6 @@
     </w:p>
     <w:p>
       <w:pPr>
-        <w:pStyle w:val="Heading3"/>
-      </w:pPr>
-      <w:bookmarkStart w:id="95" w:name="_663a4542b19f5e212f4d2f241e8c0e62ebd8a0c"/>
-      <w:r>
-        <w:rPr>
-          <w:rFonts w:ascii="Times New Roman" w:hAnsi="Times New Roman" w:eastAsia="Times New Roman"/>
-          <w:b/>
-          <w:sz w:val="24"/>
-        </w:rPr>
-        <w:t xml:space="preserve">2.5.3 Random forest</w:t>
-      </w:r>
-      <w:bookmarkEnd w:id="95"/>
-    </w:p>
-    <w:p>
-      <w:pPr>
         <w:pStyle w:val="BodyText"/>
         <w:spacing w:before="0" w:after="200" w:line="276" w:lineRule="auto"/>
         <w:jc w:val="both"/>
@@ -5216,7 +5247,37 @@
           <w:b w:val="0"/>
           <w:sz w:val="24"/>
         </w:rPr>
-        <w:t xml:space="preserve">A random forest combines decision trees trained on different selections of observations and predictors. It can learn thresholds, nonlinearities and interactions without specifying them in advance. The cost is lower transparency, a risk that patterns will not persist, and probabilities that may require calibration. Tree-size and leaf-size controls limit complexity.</w:t>
+        <w:t xml:space="preserve">Excessive regularization can suppress useful signal, so penalty strength remains a tuning choice rather than an assumed improvement.</w:t>
+      </w:r>
+    </w:p>
+    <w:p>
+      <w:pPr>
+        <w:pStyle w:val="Heading3"/>
+      </w:pPr>
+      <w:bookmarkStart w:id="97" w:name="_663a4542b19f5e212f4d2f241e8c0e62ebd8a0c"/>
+      <w:r>
+        <w:rPr>
+          <w:rFonts w:ascii="Times New Roman" w:hAnsi="Times New Roman" w:eastAsia="Times New Roman"/>
+          <w:b/>
+          <w:sz w:val="24"/>
+        </w:rPr>
+        <w:t xml:space="preserve">2.5.3 Random forest</w:t>
+      </w:r>
+      <w:bookmarkEnd w:id="97"/>
+    </w:p>
+    <w:p>
+      <w:pPr>
+        <w:pStyle w:val="BodyText"/>
+        <w:spacing w:before="0" w:after="200" w:line="276" w:lineRule="auto"/>
+        <w:jc w:val="both"/>
+      </w:pPr>
+      <w:r>
+        <w:rPr>
+          <w:rFonts w:ascii="Times New Roman" w:hAnsi="Times New Roman" w:eastAsia="Times New Roman"/>
+          <w:b w:val="0"/>
+          <w:sz w:val="24"/>
+        </w:rPr>
+        <w:t xml:space="preserve">A random forest combines trees fitted to different observations and predictors. It learns nonlinearities and interactions without prespecification, at the cost of transparency and potentially poor probability calibration.</w:t>
       </w:r>
       <w:r>
         <w:rPr>
@@ -5226,7 +5287,7 @@
         </w:rPr>
         <w:t xml:space="preserve"> </w:t>
       </w:r>
-      <w:hyperlink r:id="rId96">
+      <w:hyperlink r:id="rId98">
         <w:r>
           <w:rPr>
             <w:rStyle w:val="Hyperlink"/>
@@ -5245,21 +5306,6 @@
     </w:p>
     <w:p>
       <w:pPr>
-        <w:pStyle w:val="Heading3"/>
-      </w:pPr>
-      <w:bookmarkStart w:id="97" w:name="_fda91d46be7aa2c4a5fe7a6ab69691aac482223"/>
-      <w:r>
-        <w:rPr>
-          <w:rFonts w:ascii="Times New Roman" w:hAnsi="Times New Roman" w:eastAsia="Times New Roman"/>
-          <w:b/>
-          <w:sz w:val="24"/>
-        </w:rPr>
-        <w:t xml:space="preserve">2.5.4 Gradient boosting</w:t>
-      </w:r>
-      <w:bookmarkEnd w:id="97"/>
-    </w:p>
-    <w:p>
-      <w:pPr>
         <w:pStyle w:val="BodyText"/>
         <w:spacing w:before="0" w:after="200" w:line="276" w:lineRule="auto"/>
         <w:jc w:val="both"/>
@@ -5270,7 +5316,37 @@
           <w:b w:val="0"/>
           <w:sz w:val="24"/>
         </w:rPr>
-        <w:t xml:space="preserve">Gradient boosting builds trees sequentially, with each tree improving weaknesses in the current ensemble. XGBoost can learn detailed thresholds and interactions in structured data, but may overfit rare events and is less transparent than logistic regression. Its behavior also depends on settings such as depth and learning rate. All candidates use the same predictors and later evaluation periods.</w:t>
+        <w:t xml:space="preserve">Averaging many trees reduces the instability of a single tree. Depth and minimum leaf size control how narrowly the forest partitions the data, which is especially important when positive outcomes are rare.</w:t>
+      </w:r>
+    </w:p>
+    <w:p>
+      <w:pPr>
+        <w:pStyle w:val="Heading3"/>
+      </w:pPr>
+      <w:bookmarkStart w:id="99" w:name="_fda91d46be7aa2c4a5fe7a6ab69691aac482223"/>
+      <w:r>
+        <w:rPr>
+          <w:rFonts w:ascii="Times New Roman" w:hAnsi="Times New Roman" w:eastAsia="Times New Roman"/>
+          <w:b/>
+          <w:sz w:val="24"/>
+        </w:rPr>
+        <w:t xml:space="preserve">2.5.4 Gradient boosting</w:t>
+      </w:r>
+      <w:bookmarkEnd w:id="99"/>
+    </w:p>
+    <w:p>
+      <w:pPr>
+        <w:pStyle w:val="BodyText"/>
+        <w:spacing w:before="0" w:after="200" w:line="276" w:lineRule="auto"/>
+        <w:jc w:val="both"/>
+      </w:pPr>
+      <w:r>
+        <w:rPr>
+          <w:rFonts w:ascii="Times New Roman" w:hAnsi="Times New Roman" w:eastAsia="Times New Roman"/>
+          <w:b w:val="0"/>
+          <w:sz w:val="24"/>
+        </w:rPr>
+        <w:t xml:space="preserve">Gradient boosting adds trees sequentially to correct current errors. XGBoost can learn detailed structure but may overfit rare events and depends on depth and learning rate.</w:t>
       </w:r>
       <w:r>
         <w:rPr>
@@ -5280,7 +5356,7 @@
         </w:rPr>
         <w:t xml:space="preserve"> </w:t>
       </w:r>
-      <w:hyperlink r:id="rId98">
+      <w:hyperlink r:id="rId100">
         <w:r>
           <w:rPr>
             <w:rStyle w:val="Hyperlink"/>
@@ -5304,7 +5380,7 @@
         </w:rPr>
         <w:t xml:space="preserve"> </w:t>
       </w:r>
-      <w:hyperlink r:id="rId99">
+      <w:hyperlink r:id="rId101">
         <w:r>
           <w:rPr>
             <w:rStyle w:val="Hyperlink"/>
@@ -5323,21 +5399,6 @@
     </w:p>
     <w:p>
       <w:pPr>
-        <w:pStyle w:val="Heading3"/>
-      </w:pPr>
-      <w:bookmarkStart w:id="100" w:name="_522f12b6c41e7acbb56dd7b99aca5f57e19a743"/>
-      <w:r>
-        <w:rPr>
-          <w:rFonts w:ascii="Times New Roman" w:hAnsi="Times New Roman" w:eastAsia="Times New Roman"/>
-          <w:b/>
-          <w:sz w:val="24"/>
-        </w:rPr>
-        <w:t xml:space="preserve">2.5.5 Evaluation and interpretation</w:t>
-      </w:r>
-      <w:bookmarkEnd w:id="100"/>
-    </w:p>
-    <w:p>
-      <w:pPr>
         <w:pStyle w:val="BodyText"/>
         <w:spacing w:before="0" w:after="200" w:line="276" w:lineRule="auto"/>
         <w:jc w:val="both"/>
@@ -5348,8 +5409,23 @@
           <w:b w:val="0"/>
           <w:sz w:val="24"/>
         </w:rPr>
-        <w:t xml:space="preserve">Accuracy is unsuitable for this rare outcome because predicting no events could appear successful. Evaluation instead considers ranking and probability quality.</w:t>
-      </w:r>
+        <w:t xml:space="preserve">Shallow trees and a smaller learning rate restrict how quickly complexity accumulates. The empirical comparison holds predictors and chronological stages fixed so differences reflect model behavior rather than different information sets.</w:t>
+      </w:r>
+    </w:p>
+    <w:p>
+      <w:pPr>
+        <w:pStyle w:val="Heading3"/>
+      </w:pPr>
+      <w:bookmarkStart w:id="102" w:name="_522f12b6c41e7acbb56dd7b99aca5f57e19a743"/>
+      <w:r>
+        <w:rPr>
+          <w:rFonts w:ascii="Times New Roman" w:hAnsi="Times New Roman" w:eastAsia="Times New Roman"/>
+          <w:b/>
+          <w:sz w:val="24"/>
+        </w:rPr>
+        <w:t xml:space="preserve">2.5.5 Evaluation and interpretation</w:t>
+      </w:r>
+      <w:bookmarkEnd w:id="102"/>
     </w:p>
     <w:p>
       <w:pPr>
@@ -5363,7 +5439,7 @@
           <w:b w:val="0"/>
           <w:sz w:val="24"/>
         </w:rPr>
-        <w:t xml:space="preserve">Precision is the share of alerts followed by events; recall is the share of events detected. Flagging more companies generally raises recall at the cost of false alerts, making precision-recall analysis useful here.</w:t>
+        <w:t xml:space="preserve">Accuracy is misleading for a rare outcome because predicting no events may appear successful. Precision measures the event share among alerts, recall the share of events detected, and average precision summarizes their trade-off.</w:t>
       </w:r>
       <w:r>
         <w:rPr>
@@ -5373,7 +5449,7 @@
         </w:rPr>
         <w:t xml:space="preserve"> </w:t>
       </w:r>
-      <w:hyperlink r:id="rId101">
+      <w:hyperlink r:id="rId103">
         <w:r>
           <w:rPr>
             <w:rStyle w:val="Hyperlink"/>
@@ -5387,22 +5463,7 @@
           <w:b w:val="0"/>
           <w:sz w:val="24"/>
         </w:rPr>
-        <w:t xml:space="preserve">.</w:t>
-      </w:r>
-    </w:p>
-    <w:p>
-      <w:pPr>
-        <w:pStyle w:val="BodyText"/>
-        <w:spacing w:before="0" w:after="200" w:line="276" w:lineRule="auto"/>
-        <w:jc w:val="both"/>
-      </w:pPr>
-      <w:r>
-        <w:rPr>
-          <w:rFonts w:ascii="Times New Roman" w:hAnsi="Times New Roman" w:eastAsia="Times New Roman"/>
-          <w:b w:val="0"/>
-          <w:sz w:val="24"/>
-        </w:rPr>
-        <w:t xml:space="preserve">The Brier score summarizes the difference between estimated probabilities and actual outcomes, while calibration summaries compare estimated probabilities with observed event rates. These measures are important because the selected probability enters the credit-limit framework.</w:t>
+        <w:t xml:space="preserve">. The Brier score measures probability error, while calibration compares probabilities with observed rates.</w:t>
       </w:r>
       <w:r>
         <w:rPr>
@@ -5412,7 +5473,7 @@
         </w:rPr>
         <w:t xml:space="preserve"> </w:t>
       </w:r>
-      <w:hyperlink r:id="rId102">
+      <w:hyperlink r:id="rId104">
         <w:r>
           <w:rPr>
             <w:rStyle w:val="Hyperlink"/>
@@ -5426,7 +5487,7 @@
           <w:b w:val="0"/>
           <w:sz w:val="24"/>
         </w:rPr>
-        <w:t xml:space="preserve">.</w:t>
+        <w:t xml:space="preserve">. Coefficients and importance measures explain fitted patterns rather than causation.</w:t>
       </w:r>
     </w:p>
     <w:p>
@@ -5441,14 +5502,14 @@
           <w:b w:val="0"/>
           <w:sz w:val="24"/>
         </w:rPr>
-        <w:t xml:space="preserve">Model explanations must also be treated carefully. Coefficients and variable-importance measures describe patterns used by a fitted model. They can help explain how the model makes predictions, but they do not prove that a financial characteristic causes or prevents the target event.</w:t>
+        <w:t xml:space="preserve">ROC-AUC describes ranking across all thresholds but can look strong despite poor performance in the small high-risk region relevant to rare events. Average precision is therefore compared with event prevalence, while threshold metrics show one frozen operating point. No single metric establishes operational value.</w:t>
       </w:r>
     </w:p>
     <w:p>
       <w:pPr>
         <w:pStyle w:val="Heading2"/>
       </w:pPr>
-      <w:bookmarkStart w:id="103" w:name="_8c4c05746b4bc9ab7f729604561b6cb195e915c"/>
+      <w:bookmarkStart w:id="105" w:name="_8c4c05746b4bc9ab7f729604561b6cb195e915c"/>
       <w:r>
         <w:rPr>
           <w:rFonts w:ascii="Times New Roman" w:hAnsi="Times New Roman" w:eastAsia="Times New Roman"/>
@@ -5457,7 +5518,7 @@
         </w:rPr>
         <w:t xml:space="preserve">2.6 Credit Limit Determination</w:t>
       </w:r>
-      <w:bookmarkEnd w:id="103"/>
+      <w:bookmarkEnd w:id="105"/>
     </w:p>
     <w:p>
       <w:pPr>
@@ -5471,7 +5532,107 @@
           <w:b w:val="0"/>
           <w:sz w:val="24"/>
         </w:rPr>
-        <w:t xml:space="preserve">A probability describes the chance of an event. A credit limit specifies a monetary exposure. The proposed framework connects them through three components:</w:t>
+        <w:t xml:space="preserve">A probability is not a monetary amount. The framework connects probability</w:t>
+      </w:r>
+      <w:r>
+        <w:rPr>
+          <w:rFonts w:ascii="Times New Roman" w:hAnsi="Times New Roman" w:eastAsia="Times New Roman"/>
+          <w:b w:val="0"/>
+          <w:sz w:val="24"/>
+        </w:rPr>
+        <w:t xml:space="preserve"> </w:t>
+      </w:r>
+      <m:oMath>
+        <m:r>
+          <m:t>q</m:t>
+        </m:r>
+      </m:oMath>
+      <w:r>
+        <w:rPr>
+          <w:rFonts w:ascii="Times New Roman" w:hAnsi="Times New Roman" w:eastAsia="Times New Roman"/>
+          <w:b w:val="0"/>
+          <w:sz w:val="24"/>
+        </w:rPr>
+        <w:t xml:space="preserve"> </w:t>
+      </w:r>
+      <w:r>
+        <w:rPr>
+          <w:rFonts w:ascii="Times New Roman" w:hAnsi="Times New Roman" w:eastAsia="Times New Roman"/>
+          <w:b w:val="0"/>
+          <w:sz w:val="24"/>
+        </w:rPr>
+        <w:t xml:space="preserve">to capacity</w:t>
+      </w:r>
+      <w:r>
+        <w:rPr>
+          <w:rFonts w:ascii="Times New Roman" w:hAnsi="Times New Roman" w:eastAsia="Times New Roman"/>
+          <w:b w:val="0"/>
+          <w:sz w:val="24"/>
+        </w:rPr>
+        <w:t xml:space="preserve"> </w:t>
+      </w:r>
+      <m:oMath>
+        <m:r>
+          <m:t>C</m:t>
+        </m:r>
+      </m:oMath>
+      <w:r>
+        <w:rPr>
+          <w:rFonts w:ascii="Times New Roman" w:hAnsi="Times New Roman" w:eastAsia="Times New Roman"/>
+          <w:b w:val="0"/>
+          <w:sz w:val="24"/>
+        </w:rPr>
+        <w:t xml:space="preserve">, a hard exposure cap</w:t>
+      </w:r>
+      <w:r>
+        <w:rPr>
+          <w:rFonts w:ascii="Times New Roman" w:hAnsi="Times New Roman" w:eastAsia="Times New Roman"/>
+          <w:b w:val="0"/>
+          <w:sz w:val="24"/>
+        </w:rPr>
+        <w:t xml:space="preserve"> </w:t>
+      </w:r>
+      <m:oMath>
+        <m:r>
+          <m:t>K</m:t>
+        </m:r>
+      </m:oMath>
+      <w:r>
+        <w:rPr>
+          <w:rFonts w:ascii="Times New Roman" w:hAnsi="Times New Roman" w:eastAsia="Times New Roman"/>
+          <w:b w:val="0"/>
+          <w:sz w:val="24"/>
+        </w:rPr>
+        <w:t xml:space="preserve"> </w:t>
+      </w:r>
+      <w:r>
+        <w:rPr>
+          <w:rFonts w:ascii="Times New Roman" w:hAnsi="Times New Roman" w:eastAsia="Times New Roman"/>
+          <w:b w:val="0"/>
+          <w:sz w:val="24"/>
+        </w:rPr>
+        <w:t xml:space="preserve">and a decreasing risk multiplier</w:t>
+      </w:r>
+      <w:r>
+        <w:rPr>
+          <w:rFonts w:ascii="Times New Roman" w:hAnsi="Times New Roman" w:eastAsia="Times New Roman"/>
+          <w:b w:val="0"/>
+          <w:sz w:val="24"/>
+        </w:rPr>
+        <w:t xml:space="preserve"> </w:t>
+      </w:r>
+      <m:oMath>
+        <m:r>
+          <m:t>g</m:t>
+        </m:r>
+      </m:oMath>
+      <w:r>
+        <w:rPr>
+          <w:rFonts w:ascii="Times New Roman" w:hAnsi="Times New Roman" w:eastAsia="Times New Roman"/>
+          <w:b w:val="0"/>
+          <w:sz w:val="24"/>
+        </w:rPr>
+        <w:t xml:space="preserve">:</w:t>
       </w:r>
     </w:p>
     <w:p>
@@ -5656,7 +5817,7 @@
           <w:b w:val="0"/>
           <w:sz w:val="24"/>
         </w:rPr>
-        <w:t xml:space="preserve">Here, C is a capacity proxy, K is a hard exposure cap, and g is a risk multiplier between zero and one. The preliminary limit is later subject to monthly update rules.</w:t>
+        <w:t xml:space="preserve">The cap can make probability changes immaterial to the preliminary limit. The capacity calculation must also avoid double-counting obligations, such as deducting interest already reflected in operating cash flow. Policy coefficients are assumptions, not parameters learned from observed lending decisions.</w:t>
       </w:r>
     </w:p>
     <w:p>
@@ -5671,8 +5832,23 @@
           <w:b w:val="0"/>
           <w:sz w:val="24"/>
         </w:rPr>
-        <w:t xml:space="preserve">The multiplier must not increase when estimated risk rises, with other inputs held constant. This property is imposed by the policy design. It is not estimated from observed lending decisions.</w:t>
-      </w:r>
+        <w:t xml:space="preserve">Capacity and risk play complementary roles: capacity limits how much the borrower could plausibly support, while the multiplier reduces that amount as estimated risk rises. A hard cap applies an independent exposure constraint. This structure is deliberately more transparent than training a model to reproduce historical limits, which are unavailable and could embed undocumented judgment.</w:t>
+      </w:r>
+    </w:p>
+    <w:p>
+      <w:pPr>
+        <w:pStyle w:val="Heading2"/>
+      </w:pPr>
+      <w:bookmarkStart w:id="106" w:name="_549adbb901f739e442820fb07c5f27293d878f8"/>
+      <w:r>
+        <w:rPr>
+          <w:rFonts w:ascii="Times New Roman" w:hAnsi="Times New Roman" w:eastAsia="Times New Roman"/>
+          <w:b/>
+          <w:sz w:val="26"/>
+        </w:rPr>
+        <w:t xml:space="preserve">2.7 Dynamic Limit Management</w:t>
+      </w:r>
+      <w:bookmarkEnd w:id="106"/>
     </w:p>
     <w:p>
       <w:pPr>
@@ -5686,7 +5862,7 @@
           <w:b w:val="0"/>
           <w:sz w:val="24"/>
         </w:rPr>
-        <w:t xml:space="preserve">When the exposure cap is below risk-adjusted capacity, the cap determines the preliminary limit. Changes in model probability can therefore have little aggregate effect even when the model distinguishes between companies.</w:t>
+        <w:t xml:space="preserve">Monthly review does not imply monthly statements: unchanged values may be carried forward. The policy allows prompt reductions but requires new relevant information for increases, with smoothing and change thresholds to limit operational noise. Stability alone is insufficient if a limit does not respond to deterioration.</w:t>
       </w:r>
     </w:p>
     <w:p>
@@ -5701,23 +5877,23 @@
           <w:b w:val="0"/>
           <w:sz w:val="24"/>
         </w:rPr>
-        <w:t xml:space="preserve">The capacity calculation must avoid counting an obligation twice. An interest payment already reflected in operating cash flow should not also be deducted as an additional payment. Chapter 5 defines the treatment used.</w:t>
+        <w:t xml:space="preserve">Asymmetric treatment reflects the different costs of delay. Smoothing a supported increase can reduce volatility, whereas smoothing a deterioration would leave the lender above its current calculation. A hard stop addresses known distress separately from gradual changes in estimated probability.</w:t>
       </w:r>
     </w:p>
     <w:p>
       <w:pPr>
         <w:pStyle w:val="Heading2"/>
       </w:pPr>
-      <w:bookmarkStart w:id="104" w:name="_549adbb901f739e442820fb07c5f27293d878f8"/>
+      <w:bookmarkStart w:id="107" w:name="_c78d084625479eab643476faa9337eb40a4c66d"/>
       <w:r>
         <w:rPr>
           <w:rFonts w:ascii="Times New Roman" w:hAnsi="Times New Roman" w:eastAsia="Times New Roman"/>
           <w:b/>
           <w:sz w:val="26"/>
         </w:rPr>
-        <w:t xml:space="preserve">2.7 Dynamic Limit Management</w:t>
-      </w:r>
-      <w:bookmarkEnd w:id="104"/>
+        <w:t xml:space="preserve">2.8 Research Gap and Position of the Study</w:t>
+      </w:r>
+      <w:bookmarkEnd w:id="107"/>
     </w:p>
     <w:p>
       <w:pPr>
@@ -5731,7 +5907,7 @@
           <w:b w:val="0"/>
           <w:sz w:val="24"/>
         </w:rPr>
-        <w:t xml:space="preserve">Dynamic management means reviewing a limit as information changes. A monthly schedule does not imply new statements each month. The system can carry the same financial values through several reviews.</w:t>
+        <w:t xml:space="preserve">Prior research supplies corporate-failure models but does not itself convert a dated risk estimate into a stable monetary limit. This study adds explicit capacity and exposure constraints and evaluates prediction separately from policy behavior. Predictive evidence therefore does not establish improved lending outcomes.</w:t>
       </w:r>
     </w:p>
     <w:p>
@@ -5746,8 +5922,24 @@
           <w:b w:val="0"/>
           <w:sz w:val="24"/>
         </w:rPr>
-        <w:t xml:space="preserve">The policy separates a scheduled review from a change in relevant inputs. It limits increases and applies reductions promptly. Chapter 5 specifies the update rules and the conditions for a hard stop.</w:t>
-      </w:r>
+        <w:t xml:space="preserve">The gap is both empirical and operational. Public-data studies rarely observe lender utilization, repayment schedules and recoveries, yet these variables are essential to validate an exposure decision. The present work therefore limits its claim to an implemented, testable bridge whose assumptions can later be replaced with lender-specific evidence.</w:t>
+      </w:r>
+    </w:p>
+    <w:p>
+      <w:pPr>
+        <w:pStyle w:val="Heading1"/>
+        <w:pageBreakBefore/>
+      </w:pPr>
+      <w:bookmarkStart w:id="108" w:name="_c11385c9bc4153732932d19d3a9102135c45188"/>
+      <w:r>
+        <w:rPr>
+          <w:rFonts w:ascii="Times New Roman" w:hAnsi="Times New Roman" w:eastAsia="Times New Roman"/>
+          <w:b/>
+          <w:sz w:val="32"/>
+        </w:rPr>
+        <w:t xml:space="preserve">3 Data and Target Definition</w:t>
+      </w:r>
+      <w:bookmarkEnd w:id="108"/>
     </w:p>
     <w:p>
       <w:pPr>
@@ -5761,23 +5953,23 @@
           <w:b w:val="0"/>
           <w:sz w:val="24"/>
         </w:rPr>
-        <w:t xml:space="preserve">Stability should be distinguished from usefulness. A limit that never changes is stable but may fail to respond to deterioration. Frequent small changes can create operational costs without improving risk control. Chapter 7 examines both movement and responsiveness.</w:t>
+        <w:t xml:space="preserve">This chapter constructs monthly company observations, accounting predictors and disclosure labels from SEC filings. Because the data were created for regulatory reporting rather than credit scoring, reported values are not always complete or comparable.</w:t>
       </w:r>
     </w:p>
     <w:p>
       <w:pPr>
         <w:pStyle w:val="Heading2"/>
       </w:pPr>
-      <w:bookmarkStart w:id="105" w:name="_c78d084625479eab643476faa9337eb40a4c66d"/>
+      <w:bookmarkStart w:id="109" w:name="_7fef86a9e8dbde3cc9b91edb3b823d2ae715fe2"/>
       <w:r>
         <w:rPr>
           <w:rFonts w:ascii="Times New Roman" w:hAnsi="Times New Roman" w:eastAsia="Times New Roman"/>
           <w:b/>
           <w:sz w:val="26"/>
         </w:rPr>
-        <w:t xml:space="preserve">2.8 Research Gap and Position of the Study</w:t>
-      </w:r>
-      <w:bookmarkEnd w:id="105"/>
+        <w:t xml:space="preserve">3.1 Study Population and Observation Unit</w:t>
+      </w:r>
+      <w:bookmarkEnd w:id="109"/>
     </w:p>
     <w:p>
       <w:pPr>
@@ -5791,113 +5983,7 @@
           <w:b w:val="0"/>
           <w:sz w:val="24"/>
         </w:rPr>
-        <w:t xml:space="preserve">The reviewed literature provides methods for corporate failure prediction and flexible classification. This study uses those methods to examine a separate practical question: how can a dated disclosure-risk estimate enter a monthly credit-limit rule?</w:t>
-      </w:r>
-    </w:p>
-    <w:p>
-      <w:pPr>
-        <w:pStyle w:val="BodyText"/>
-        <w:spacing w:before="0" w:after="200" w:line="276" w:lineRule="auto"/>
-        <w:jc w:val="both"/>
-      </w:pPr>
-      <w:r>
-        <w:rPr>
-          <w:rFonts w:ascii="Times New Roman" w:hAnsi="Times New Roman" w:eastAsia="Times New Roman"/>
-          <w:b w:val="0"/>
-          <w:sz w:val="24"/>
-        </w:rPr>
-        <w:t xml:space="preserve">The policy adds monetary capacity and exposure constraints that a prediction score alone cannot supply. Its coefficients are research assumptions rather than parameters learned from lender outcomes. The contribution is therefore the implemented connection and the separate evaluation of prediction and policy behavior.</w:t>
-      </w:r>
-    </w:p>
-    <w:p>
-      <w:pPr>
-        <w:pStyle w:val="BodyText"/>
-        <w:spacing w:before="0" w:after="200" w:line="276" w:lineRule="auto"/>
-        <w:jc w:val="both"/>
-      </w:pPr>
-      <w:r>
-        <w:rPr>
-          <w:rFonts w:ascii="Times New Roman" w:hAnsi="Times New Roman" w:eastAsia="Times New Roman"/>
-          <w:b w:val="0"/>
-          <w:sz w:val="24"/>
-        </w:rPr>
-        <w:t xml:space="preserve">This distinction guides the empirical chapters. Model results assess ranking, probability error and event detection. Policy results assess assigned limits, changes and sensitivity. Evidence that a model predicts disclosures does not by itself establish that the resulting policy improves lending outcomes.</w:t>
-      </w:r>
-    </w:p>
-    <w:p>
-      <w:pPr>
-        <w:pStyle w:val="Heading1"/>
-        <w:pageBreakBefore/>
-      </w:pPr>
-      <w:bookmarkStart w:id="106" w:name="_c11385c9bc4153732932d19d3a9102135c45188"/>
-      <w:r>
-        <w:rPr>
-          <w:rFonts w:ascii="Times New Roman" w:hAnsi="Times New Roman" w:eastAsia="Times New Roman"/>
-          <w:b/>
-          <w:sz w:val="32"/>
-        </w:rPr>
-        <w:t xml:space="preserve">3 Data and Target Definition</w:t>
-      </w:r>
-      <w:bookmarkEnd w:id="106"/>
-    </w:p>
-    <w:p>
-      <w:pPr>
-        <w:pStyle w:val="BodyText"/>
-        <w:spacing w:before="0" w:after="200" w:line="276" w:lineRule="auto"/>
-        <w:jc w:val="both"/>
-      </w:pPr>
-      <w:r>
-        <w:rPr>
-          <w:rFonts w:ascii="Times New Roman" w:hAnsi="Times New Roman" w:eastAsia="Times New Roman"/>
-          <w:b w:val="0"/>
-          <w:sz w:val="24"/>
-        </w:rPr>
-        <w:t xml:space="preserve">The U.S. Securities and Exchange Commission (SEC) oversees US securities markets and corporate reporting by public issuers. Companies submit periodic financial reports and reports of important events through its Electronic Data Gathering, Analysis, and Retrieval system (EDGAR). These public filings contain accounting values, filing dates and information about disclosed corporate events.</w:t>
-      </w:r>
-    </w:p>
-    <w:p>
-      <w:pPr>
-        <w:pStyle w:val="BodyText"/>
-        <w:spacing w:before="0" w:after="200" w:line="276" w:lineRule="auto"/>
-        <w:jc w:val="both"/>
-      </w:pPr>
-      <w:r>
-        <w:rPr>
-          <w:rFonts w:ascii="Times New Roman" w:hAnsi="Times New Roman" w:eastAsia="Times New Roman"/>
-          <w:b w:val="0"/>
-          <w:sz w:val="24"/>
-        </w:rPr>
-        <w:t xml:space="preserve">This chapter describes how SEC data are used to construct the accounting predictors and disclosure labels for the primary model experiment. The data were created for regulatory reporting rather than credit scoring, so not every reported value is complete, economically comparable or suitable for the model. The observation is a company at a monthly decision date.</w:t>
-      </w:r>
-    </w:p>
-    <w:p>
-      <w:pPr>
-        <w:pStyle w:val="Heading2"/>
-      </w:pPr>
-      <w:bookmarkStart w:id="107" w:name="_7fef86a9e8dbde3cc9b91edb3b823d2ae715fe2"/>
-      <w:r>
-        <w:rPr>
-          <w:rFonts w:ascii="Times New Roman" w:hAnsi="Times New Roman" w:eastAsia="Times New Roman"/>
-          <w:b/>
-          <w:sz w:val="26"/>
-        </w:rPr>
-        <w:t xml:space="preserve">3.1 Study Population and Observation Unit</w:t>
-      </w:r>
-      <w:bookmarkEnd w:id="107"/>
-    </w:p>
-    <w:p>
-      <w:pPr>
-        <w:pStyle w:val="BodyText"/>
-        <w:spacing w:before="0" w:after="200" w:line="276" w:lineRule="auto"/>
-        <w:jc w:val="both"/>
-      </w:pPr>
-      <w:r>
-        <w:rPr>
-          <w:rFonts w:ascii="Times New Roman" w:hAnsi="Times New Roman" w:eastAsia="Times New Roman"/>
-          <w:b w:val="0"/>
-          <w:sz w:val="24"/>
-        </w:rPr>
-        <w:t xml:space="preserve">The inventory for the primary model experiment contains 20,443 company-facts files. Each company is linked to its submissions history through its Central Index Key, or CIK. The screen requires at least one domestic periodic filing, complete referenced historical archives and a known current SIC code outside 6000–6999.</w:t>
+        <w:t xml:space="preserve">The inventory contains 20,443 Company Facts files linked to submissions by Central Index Key (CIK). Screening requires a domestic periodic filing, complete referenced archives and a known current SIC outside 6000–6999.</w:t>
       </w:r>
     </w:p>
     <w:tbl>
@@ -6417,7 +6503,7 @@
           <w:b w:val="0"/>
           <w:sz w:val="24"/>
         </w:rPr>
-        <w:t xml:space="preserve">The four inventory exclusions are mutually exclusive. SIC codes 6000–6999 broadly cover finance, insurance and real-estate companies. These companies are excluded because their balance sheets differ from those of ordinary operating companies: for example, deposits are normal business funding for banks, so leverage, liquidity and working-capital ratios have different meanings. Their assessment requires specialized measures that are not included among the twelve predictors. Further losses reflect missing or stale financial information and unavailable outcome windows.</w:t>
+        <w:t xml:space="preserve">The exclusions are mutually exclusive. SIC 6000–6999 broadly covers finance, insurance and real estate, whose balance sheets require specialized measures absent from the twelve predictors. Further losses reflect unusable financial data or outcome windows.</w:t>
       </w:r>
       <w:r>
         <w:rPr>
@@ -6427,7 +6513,7 @@
         </w:rPr>
         <w:t xml:space="preserve"> </w:t>
       </w:r>
-      <w:hyperlink r:id="rId108">
+      <w:hyperlink r:id="rId110">
         <w:r>
           <w:rPr>
             <w:rStyle w:val="Hyperlink"/>
@@ -6456,7 +6542,7 @@
           <w:b w:val="0"/>
           <w:sz w:val="24"/>
         </w:rPr>
-        <w:t xml:space="preserve">The unit is a company at the first day of a month. Decision dates run from January 2011 through December 2025. The completed panel has 565,222 labeled company-month observations before chronological purging. It contains 1,052 positive rows associated with 573 disclosure episodes in 487 companies.</w:t>
+        <w:t xml:space="preserve">For example, customer deposits are ordinary operating funding for banks, so leverage, liquidity and working-capital ratios have meanings unlike those for industrial companies. Applying the same feature definitions would make cross-company comparisons misleading.</w:t>
       </w:r>
     </w:p>
     <w:p>
@@ -6471,14 +6557,14 @@
           <w:b w:val="0"/>
           <w:sz w:val="24"/>
         </w:rPr>
-        <w:t xml:space="preserve">Current ticker status is not required. The inventory nevertheless does not reconstruct a complete historical listing universe, and current SIC may differ from a company’s historical classification.</w:t>
+        <w:t xml:space="preserve">The unit is a company on the first day of a month from January 2011 through December 2025. Before chronological purging, the panel has 565,222 labeled observations and 1,052 positive rows associated with 573 episodes in 487 companies. Ticker status is irrelevant, but the inventory is not a complete historical listing universe and current SIC may differ from historical classification.</w:t>
       </w:r>
     </w:p>
     <w:p>
       <w:pPr>
         <w:pStyle w:val="Heading2"/>
       </w:pPr>
-      <w:bookmarkStart w:id="109" w:name="_3395f15100c5e08ca605fc362c5e9f5dbe60800"/>
+      <w:bookmarkStart w:id="111" w:name="_3395f15100c5e08ca605fc362c5e9f5dbe60800"/>
       <w:r>
         <w:rPr>
           <w:rFonts w:ascii="Times New Roman" w:hAnsi="Times New Roman" w:eastAsia="Times New Roman"/>
@@ -6487,7 +6573,7 @@
         </w:rPr>
         <w:t xml:space="preserve">3.2 Sources and Information Availability</w:t>
       </w:r>
-      <w:bookmarkEnd w:id="109"/>
+      <w:bookmarkEnd w:id="111"/>
     </w:p>
     <w:p>
       <w:pPr>
@@ -6501,7 +6587,7 @@
           <w:b w:val="0"/>
           <w:sz w:val="24"/>
         </w:rPr>
-        <w:t xml:space="preserve">This study combines three SEC sources in one monthly company panel: Company Facts, Financial Statement and Notes data, and submissions. Company Facts and Financial Statement and Notes data supply accounting information from corporate filings, while submissions provide the filing history used to define disclosure outcomes and reporting follow-up. The Central Index Key (CIK) identifies the company, while the accession number identifies an individual filing.</w:t>
+        <w:t xml:space="preserve">The panel combines Company Facts, Financial Statement and Notes data, and submissions. CIK identifies a company and accession number a filing.</w:t>
       </w:r>
     </w:p>
     <w:tbl>
@@ -6887,7 +6973,7 @@
       <w:pPr>
         <w:pStyle w:val="Heading3"/>
       </w:pPr>
-      <w:bookmarkStart w:id="110" w:name="_6d593b2c9d4ffe9bfe6e5c98ff3fc29f22253ee"/>
+      <w:bookmarkStart w:id="112" w:name="_6d593b2c9d4ffe9bfe6e5c98ff3fc29f22253ee"/>
       <w:r>
         <w:rPr>
           <w:rFonts w:ascii="Times New Roman" w:hAnsi="Times New Roman" w:eastAsia="Times New Roman"/>
@@ -6896,7 +6982,7 @@
         </w:rPr>
         <w:t xml:space="preserve">3.2.1 Understanding Company Facts and Overlapping Filings</w:t>
       </w:r>
-      <w:bookmarkEnd w:id="110"/>
+      <w:bookmarkEnd w:id="112"/>
     </w:p>
     <w:p>
       <w:pPr>
@@ -6910,7 +6996,7 @@
           <w:b w:val="0"/>
           <w:sz w:val="24"/>
         </w:rPr>
-        <w:t xml:space="preserve">Company Facts is an SEC dataset that organizes individual accounting values from a company’s filings into one history. A record contains the accounting tag, value, unit, reporting period, filing date, form and accession number. It is therefore not a separate financial statement: it is a collection of values taken from statements filed over time.</w:t>
+        <w:t xml:space="preserve">Company Facts organizes tagged values, units, reporting periods, filing dates, forms and accession numbers from 10-K, 10-Q and amended filings. Filings overlap: later reports may repeat comparative balances, and flow values may cover cumulative periods.</w:t>
       </w:r>
     </w:p>
     <w:p>
@@ -6925,7 +7011,7 @@
           <w:b w:val="0"/>
           <w:sz w:val="24"/>
         </w:rPr>
-        <w:t xml:space="preserve">The dataset includes annual Forms 10-K, quarterly Forms 10-Q and their amendments. These filings can overlap. A later filing may repeat an earlier balance for comparison, while quarterly revenue, income and cash-flow amounts may cover cumulative parts of a year. Such records cannot simply be added together.</w:t>
+        <w:t xml:space="preserve">It is therefore a history of individual reported facts rather than a set of ready-made financial statements. A single economic amount may appear under several tags or in several filings, while an annual and a year-to-date flow can share the same end date but represent different durations. Selecting facts requires both filing metadata and the underlying reporting period.</w:t>
       </w:r>
     </w:p>
     <w:p>
@@ -6940,7 +7026,7 @@
           <w:b w:val="0"/>
           <w:sz w:val="24"/>
         </w:rPr>
-        <w:t xml:space="preserve">For each monthly decision date, the study uses only filings that were already public; a value becomes usable on the day after filing. For each accounting item, the extractor first selects the latest eligible reporting period and then the latest filing version available for that period. If an amendment is filed later, it can change later monthly observations but cannot rewrite earlier ones. Conflicting values from the same selected filing date remain missing rather than being chosen arbitrarily.</w:t>
+        <w:t xml:space="preserve">Only public information is used. A value becomes available the day after filing. The extractor chooses the latest eligible reporting period and then its latest available filing version. Later amendments affect only later decisions, and conflicting values remain missing.</w:t>
       </w:r>
     </w:p>
     <w:p>
@@ -6955,7 +7041,7 @@
           <w:b w:val="0"/>
           <w:sz w:val="24"/>
         </w:rPr>
-        <w:t xml:space="preserve">The panel has one decision date per month, but companies normally publish financial statements only quarterly or annually. Fresh accounting data are therefore not available every month. The latest known value is carried forward until a newer filing becomes available, so the same assets, liabilities or cash value may appear in several consecutive monthly observations. This is intentional: it represents what a lender could have known at each date instead of inventing monthly updates. Balance-sheet values can come from annual or quarterly filings, while revenue, net income and operating cash flow are restricted to periods covering approximately a full year. Quarterly and cumulative year-to-date flows are not added together.</w:t>
+        <w:t xml:space="preserve">This treatment prevents restatements from rewriting the information available to an earlier lender. It also means that two observations with the same reporting period may legitimately differ if an amendment became public between their decision dates.</w:t>
       </w:r>
     </w:p>
     <w:p>
@@ -6970,23 +7056,8 @@
           <w:b w:val="0"/>
           <w:sz w:val="24"/>
         </w:rPr>
-        <w:t xml:space="preserve">For example, after a company files a 10-Q, the project can use its newer quarter-end assets for subsequent monthly decisions. However, it continues to use the latest complete annual revenue and operating cash flow instead of combining the overlapping quarterly amounts.</w:t>
-      </w:r>
-    </w:p>
-    <w:p>
-      <w:pPr>
-        <w:pStyle w:val="Heading3"/>
-      </w:pPr>
-      <w:bookmarkStart w:id="111" w:name="_3037fc20bf1ee7cbb2e03cc079838120672c678"/>
-      <w:r>
-        <w:rPr>
-          <w:rFonts w:ascii="Times New Roman" w:hAnsi="Times New Roman" w:eastAsia="Times New Roman"/>
-          <w:b/>
-          <w:sz w:val="24"/>
-        </w:rPr>
-        <w:t xml:space="preserve">3.2.2 Why Both Accounting Sources Are Needed</w:t>
-      </w:r>
-      <w:bookmarkEnd w:id="111"/>
+        <w:t xml:space="preserve">Because statements are quarterly or annual, the latest known value is carried forward between monthly decisions. Balance-sheet items may use annual or quarterly filings. Revenue, income and operating cash flow must cover approximately a full year, and overlapping quarterly or year-to-date flows are never added.</w:t>
+      </w:r>
     </w:p>
     <w:p>
       <w:pPr>
@@ -7000,7 +7071,37 @@
           <w:b w:val="0"/>
           <w:sz w:val="24"/>
         </w:rPr>
-        <w:t xml:space="preserve">The two accounting sources provide different parts of the same picture. Company Facts works like a standardized summary of a company’s reported numbers. It makes values easier to follow over time and records when each value was reported. However, it does not preserve the complete financial statement and may miss an amount when a company reports it under a different name.</w:t>
+        <w:t xml:space="preserve">For example, a newly filed 10-Q can update quarter-end assets and cash for later monthly decisions while annual revenue and operating cash flow remain those from the latest eligible full-year period. Carry-forward represents the available information set. It does not claim that the underlying company was unchanged.</w:t>
+      </w:r>
+    </w:p>
+    <w:p>
+      <w:pPr>
+        <w:pStyle w:val="Heading3"/>
+      </w:pPr>
+      <w:bookmarkStart w:id="113" w:name="_3037fc20bf1ee7cbb2e03cc079838120672c678"/>
+      <w:r>
+        <w:rPr>
+          <w:rFonts w:ascii="Times New Roman" w:hAnsi="Times New Roman" w:eastAsia="Times New Roman"/>
+          <w:b/>
+          <w:sz w:val="24"/>
+        </w:rPr>
+        <w:t xml:space="preserve">3.2.2 Why Both Accounting Sources Are Needed</w:t>
+      </w:r>
+      <w:bookmarkEnd w:id="113"/>
+    </w:p>
+    <w:p>
+      <w:pPr>
+        <w:pStyle w:val="BodyText"/>
+        <w:spacing w:before="0" w:after="200" w:line="276" w:lineRule="auto"/>
+        <w:jc w:val="both"/>
+      </w:pPr>
+      <w:r>
+        <w:rPr>
+          <w:rFonts w:ascii="Times New Roman" w:hAnsi="Times New Roman" w:eastAsia="Times New Roman"/>
+          <w:b w:val="0"/>
+          <w:sz w:val="24"/>
+        </w:rPr>
+        <w:t xml:space="preserve">Company Facts provides standardized histories and availability dates but may omit values reported under custom names.</w:t>
       </w:r>
       <w:r>
         <w:rPr>
@@ -7010,7 +7111,7 @@
         </w:rPr>
         <w:t xml:space="preserve"> </w:t>
       </w:r>
-      <w:hyperlink r:id="rId112">
+      <w:hyperlink r:id="rId114">
         <w:r>
           <w:rPr>
             <w:rStyle w:val="Hyperlink"/>
@@ -7024,37 +7125,7 @@
           <w:b w:val="0"/>
           <w:sz w:val="24"/>
         </w:rPr>
-        <w:t xml:space="preserve">.</w:t>
-      </w:r>
-    </w:p>
-    <w:p>
-      <w:pPr>
-        <w:pStyle w:val="BodyText"/>
-        <w:spacing w:before="0" w:after="200" w:line="276" w:lineRule="auto"/>
-        <w:jc w:val="both"/>
-      </w:pPr>
-      <w:r>
-        <w:rPr>
-          <w:rFonts w:ascii="Times New Roman" w:hAnsi="Times New Roman" w:eastAsia="Times New Roman"/>
-          <w:b w:val="0"/>
-          <w:sz w:val="24"/>
-        </w:rPr>
-        <w:t xml:space="preserve">The Financial Statement and Notes data are closer to the original statements. They retain the names of statement rows and information about how amounts form a total. For example, Company Facts may not show a standard total for liabilities even though the balance sheet reports that total under another name or lists the parts needed to calculate it. The detailed statement data help identify the correct amount without adding the same item twice.</w:t>
-      </w:r>
-    </w:p>
-    <w:p>
-      <w:pPr>
-        <w:pStyle w:val="BodyText"/>
-        <w:spacing w:before="0" w:after="200" w:line="276" w:lineRule="auto"/>
-        <w:jc w:val="both"/>
-      </w:pPr>
-      <w:r>
-        <w:rPr>
-          <w:rFonts w:ascii="Times New Roman" w:hAnsi="Times New Roman" w:eastAsia="Times New Roman"/>
-          <w:b w:val="0"/>
-          <w:sz w:val="24"/>
-        </w:rPr>
-        <w:t xml:space="preserve">Using both sources combines the advantages of each one. Company Facts provides the consistent history, while the Financial Statement and Notes data help explain, check or fill values that are missing or unclear. A value is used only when it can be linked to the same filing and reporting date and passes the checks described below. Both sources can still contain reporting errors or inconsistencies.</w:t>
+        <w:t xml:space="preserve">. Financial Statement and Notes data retain statement rows and calculation relationships. This allows a missing total, notably</w:t>
       </w:r>
       <w:r>
         <w:rPr>
@@ -7064,7 +7135,32 @@
         </w:rPr>
         <w:t xml:space="preserve"> </w:t>
       </w:r>
-      <w:hyperlink r:id="rId113">
+      <w:r>
+        <w:rPr>
+          <w:rFonts w:ascii="Times New Roman" w:hAnsi="Times New Roman" w:eastAsia="Times New Roman"/>
+          <w:b w:val="0"/>
+          <w:bCs/>
+          <w:sz w:val="24"/>
+        </w:rPr>
+        <w:t xml:space="preserve">total liabilities</w:t>
+      </w:r>
+      <w:r>
+        <w:rPr>
+          <w:rFonts w:ascii="Times New Roman" w:hAnsi="Times New Roman" w:eastAsia="Times New Roman"/>
+          <w:b w:val="0"/>
+          <w:sz w:val="24"/>
+        </w:rPr>
+        <w:t xml:space="preserve">, to be identified under a custom label or recovered from complete, non-duplicated components. Values must match the same filing and reporting date. Reporting errors can remain.</w:t>
+      </w:r>
+      <w:r>
+        <w:rPr>
+          <w:rFonts w:ascii="Times New Roman" w:hAnsi="Times New Roman" w:eastAsia="Times New Roman"/>
+          <w:b w:val="0"/>
+          <w:sz w:val="24"/>
+        </w:rPr>
+        <w:t xml:space="preserve"> </w:t>
+      </w:r>
+      <w:hyperlink r:id="rId115">
         <w:r>
           <w:rPr>
             <w:rStyle w:val="Hyperlink"/>
@@ -7093,39 +7189,14 @@
           <w:b w:val="0"/>
           <w:sz w:val="24"/>
         </w:rPr>
-        <w:t xml:space="preserve">A concrete example is</w:t>
-      </w:r>
-      <w:r>
-        <w:rPr>
-          <w:rFonts w:ascii="Times New Roman" w:hAnsi="Times New Roman" w:eastAsia="Times New Roman"/>
-          <w:b w:val="0"/>
-          <w:sz w:val="24"/>
-        </w:rPr>
-        <w:t xml:space="preserve"> </w:t>
-      </w:r>
-      <w:r>
-        <w:rPr>
-          <w:rFonts w:ascii="Times New Roman" w:hAnsi="Times New Roman" w:eastAsia="Times New Roman"/>
-          <w:b w:val="0"/>
-          <w:bCs/>
-          <w:sz w:val="24"/>
-        </w:rPr>
-        <w:t xml:space="preserve">total liabilities</w:t>
-      </w:r>
-      <w:r>
-        <w:rPr>
-          <w:rFonts w:ascii="Times New Roman" w:hAnsi="Times New Roman" w:eastAsia="Times New Roman"/>
-          <w:b w:val="0"/>
-          <w:sz w:val="24"/>
-        </w:rPr>
-        <w:t xml:space="preserve">. When Company Facts does not contain a usable standard value for total liabilities, the detailed statement data can provide the reported total under a custom name or the complete balance-sheet components needed to recover it. This recovered value can then be used to calculate ratios that compare liabilities with assets or cash flow.</w:t>
+        <w:t xml:space="preserve">The detailed data are used conservatively. A custom row is not accepted merely because its label resembles a desired concept, and a calculated total is accepted only when every required component is present and the recorded relationship balances. This prioritizes traceability over coverage.</w:t>
       </w:r>
     </w:p>
     <w:p>
       <w:pPr>
         <w:pStyle w:val="Heading3"/>
       </w:pPr>
-      <w:bookmarkStart w:id="114" w:name="_a6137580df8c8f92cb799a660c05ca3c83cdaf2"/>
+      <w:bookmarkStart w:id="116" w:name="_a6137580df8c8f92cb799a660c05ca3c83cdaf2"/>
       <w:r>
         <w:rPr>
           <w:rFonts w:ascii="Times New Roman" w:hAnsi="Times New Roman" w:eastAsia="Times New Roman"/>
@@ -7134,7 +7205,7 @@
         </w:rPr>
         <w:t xml:space="preserve">3.2.3 Combining the Sources in One Panel</w:t>
       </w:r>
-      <w:bookmarkEnd w:id="114"/>
+      <w:bookmarkEnd w:id="116"/>
     </w:p>
     <w:p>
       <w:pPr>
@@ -7148,7 +7219,7 @@
           <w:b w:val="0"/>
           <w:sz w:val="24"/>
         </w:rPr>
-        <w:t xml:space="preserve">Each monthly observation starts with Company Facts. When Company Facts contains a usable value, that value is preferred. The Financial Statement and Notes data are used only to fill or check missing balance-sheet values, such as total liabilities.</w:t>
+        <w:t xml:space="preserve">Company Facts is preferred. Detailed statements fill or check missing balance-sheet values. Reconstructed totals require every component and a balanced calculation, otherwise they remain missing. Annual revenue, income and operating cash flow come from Company Facts because it supplies exact period dates. Narrative notes are unused, and each accepted value retains its provenance.</w:t>
       </w:r>
     </w:p>
     <w:p>
@@ -7163,8 +7234,23 @@
           <w:b w:val="0"/>
           <w:sz w:val="24"/>
         </w:rPr>
-        <w:t xml:space="preserve">Before a statement value is accepted, it must belong to the same company, filing and reporting date. If a total is calculated from smaller parts, all required parts must be present and the calculation must balance. Unclear or conflicting values remain missing rather than being guessed.</w:t>
-      </w:r>
+        <w:t xml:space="preserve">This precedence rule avoids choosing opportunistically between sources after observing model outcomes. Provenance records include the accession, reporting date, filing date, tag or statement row and any calculation used.</w:t>
+      </w:r>
+    </w:p>
+    <w:p>
+      <w:pPr>
+        <w:pStyle w:val="Heading2"/>
+      </w:pPr>
+      <w:bookmarkStart w:id="117" w:name="_d615cec92fe71972b6ec12d8615b786d8a4eb95"/>
+      <w:r>
+        <w:rPr>
+          <w:rFonts w:ascii="Times New Roman" w:hAnsi="Times New Roman" w:eastAsia="Times New Roman"/>
+          <w:b/>
+          <w:sz w:val="26"/>
+        </w:rPr>
+        <w:t xml:space="preserve">3.3 Outcome and Prediction Horizon</w:t>
+      </w:r>
+      <w:bookmarkEnd w:id="117"/>
     </w:p>
     <w:p>
       <w:pPr>
@@ -7178,23 +7264,33 @@
           <w:b w:val="0"/>
           <w:sz w:val="24"/>
         </w:rPr>
-        <w:t xml:space="preserve">Annual revenue, net income and operating cash flow come from Company Facts because it provides their exact annual start and end dates. Narrative text from the notes is not used by the model. The source and calculation of every accepted value are recorded so that the result can be checked later.</w:t>
-      </w:r>
-    </w:p>
-    <w:p>
-      <w:pPr>
-        <w:pStyle w:val="Heading2"/>
-      </w:pPr>
-      <w:bookmarkStart w:id="115" w:name="_d615cec92fe71972b6ec12d8615b786d8a4eb95"/>
-      <w:r>
-        <w:rPr>
-          <w:rFonts w:ascii="Times New Roman" w:hAnsi="Times New Roman" w:eastAsia="Times New Roman"/>
-          <w:b/>
-          <w:sz w:val="26"/>
-        </w:rPr>
-        <w:t xml:space="preserve">3.3 Outcome and Prediction Horizon</w:t>
-      </w:r>
-      <w:bookmarkEnd w:id="115"/>
+        <w:t xml:space="preserve">For each company-month, the target asks whether a</w:t>
+      </w:r>
+      <w:r>
+        <w:rPr>
+          <w:rFonts w:ascii="Times New Roman" w:hAnsi="Times New Roman" w:eastAsia="Times New Roman"/>
+          <w:b w:val="0"/>
+          <w:sz w:val="24"/>
+        </w:rPr>
+        <w:t xml:space="preserve"> </w:t>
+      </w:r>
+      <w:r>
+        <w:rPr>
+          <w:rFonts w:ascii="Times New Roman" w:hAnsi="Times New Roman" w:eastAsia="Times New Roman"/>
+          <w:b w:val="0"/>
+          <w:bCs/>
+          <w:sz w:val="24"/>
+        </w:rPr>
+        <w:t xml:space="preserve">new qualifying distress disclosure occurs within 60 days</w:t>
+      </w:r>
+      <w:r>
+        <w:rPr>
+          <w:rFonts w:ascii="Times New Roman" w:hAnsi="Times New Roman" w:eastAsia="Times New Roman"/>
+          <w:b w:val="0"/>
+          <w:sz w:val="24"/>
+        </w:rPr>
+        <w:t xml:space="preserve">. A negative label also requires sufficient later SEC reporting to observe the whole window.</w:t>
+      </w:r>
     </w:p>
     <w:p>
       <w:pPr>
@@ -7208,89 +7304,7 @@
           <w:b w:val="0"/>
           <w:sz w:val="24"/>
         </w:rPr>
-        <w:t xml:space="preserve">For every company-month, the model asks a simple question:</w:t>
-      </w:r>
-      <w:r>
-        <w:rPr>
-          <w:rFonts w:ascii="Times New Roman" w:hAnsi="Times New Roman" w:eastAsia="Times New Roman"/>
-          <w:b w:val="0"/>
-          <w:sz w:val="24"/>
-        </w:rPr>
-        <w:t xml:space="preserve"> </w:t>
-      </w:r>
-      <w:r>
-        <w:rPr>
-          <w:rFonts w:ascii="Times New Roman" w:hAnsi="Times New Roman" w:eastAsia="Times New Roman"/>
-          <w:b w:val="0"/>
-          <w:bCs/>
-          <w:sz w:val="24"/>
-        </w:rPr>
-        <w:t xml:space="preserve">will the company make a new qualifying distress disclosure within the next 60 days?</w:t>
-      </w:r>
-      <w:r>
-        <w:rPr>
-          <w:rFonts w:ascii="Times New Roman" w:hAnsi="Times New Roman" w:eastAsia="Times New Roman"/>
-          <w:b w:val="0"/>
-          <w:sz w:val="24"/>
-        </w:rPr>
-        <w:t xml:space="preserve"> </w:t>
-      </w:r>
-      <w:r>
-        <w:rPr>
-          <w:rFonts w:ascii="Times New Roman" w:hAnsi="Times New Roman" w:eastAsia="Times New Roman"/>
-          <w:b w:val="0"/>
-          <w:sz w:val="24"/>
-        </w:rPr>
-        <w:t xml:space="preserve">A disclosure within this period produces a positive label (</w:t>
-      </w:r>
-      <w:r>
-        <w:rPr>
-          <w:rStyle w:val="VerbatimChar"/>
-          <w:rFonts w:ascii="Times New Roman" w:hAnsi="Times New Roman" w:eastAsia="Times New Roman"/>
-          <w:b w:val="0"/>
-          <w:sz w:val="24"/>
-        </w:rPr>
-        <w:t xml:space="preserve">1</w:t>
-      </w:r>
-      <w:r>
-        <w:rPr>
-          <w:rFonts w:ascii="Times New Roman" w:hAnsi="Times New Roman" w:eastAsia="Times New Roman"/>
-          <w:b w:val="0"/>
-          <w:sz w:val="24"/>
-        </w:rPr>
-        <w:t xml:space="preserve">). A negative label (</w:t>
-      </w:r>
-      <w:r>
-        <w:rPr>
-          <w:rStyle w:val="VerbatimChar"/>
-          <w:rFonts w:ascii="Times New Roman" w:hAnsi="Times New Roman" w:eastAsia="Times New Roman"/>
-          <w:b w:val="0"/>
-          <w:sz w:val="24"/>
-        </w:rPr>
-        <w:t xml:space="preserve">0</w:t>
-      </w:r>
-      <w:r>
-        <w:rPr>
-          <w:rFonts w:ascii="Times New Roman" w:hAnsi="Times New Roman" w:eastAsia="Times New Roman"/>
-          <w:b w:val="0"/>
-          <w:sz w:val="24"/>
-        </w:rPr>
-        <w:t xml:space="preserve">) means that no qualifying disclosure was observed during the period and that enough later SEC reporting exists to observe the complete 60 days.</w:t>
-      </w:r>
-    </w:p>
-    <w:p>
-      <w:pPr>
-        <w:pStyle w:val="BodyText"/>
-        <w:spacing w:before="0" w:after="200" w:line="276" w:lineRule="auto"/>
-        <w:jc w:val="both"/>
-      </w:pPr>
-      <w:r>
-        <w:rPr>
-          <w:rFonts w:ascii="Times New Roman" w:hAnsi="Times New Roman" w:eastAsia="Times New Roman"/>
-          <w:b w:val="0"/>
-          <w:sz w:val="24"/>
-        </w:rPr>
-        <w:t xml:space="preserve">Two types of Form 8-K disclosure can qualify. Item 1.03 reports bankruptcy or receivership matters, including some reorganizations. It may concern the company or its parent, and the filing date is not necessarily the date on which the financial problem began. Item 2.04 covers events that can accelerate or increase a financial obligation. An Item 2.04-only filing is included here only when its review finds clear evidence of a missed principal or interest payment.</w:t>
+        <w:t xml:space="preserve">Item 1.03 bankruptcy or receivership filings qualify. Item 2.04-only filings qualify only when an automated review finds clear evidence of missed principal or interest. Filing dates need not equal event dates. Reviews used language models through OpenAI Batch. Cases describing only acceleration or enforcement, lacking review or remaining unclear are unresolved. Without independent human validation, review confidence is not a measured accuracy rate.</w:t>
       </w:r>
       <w:r>
         <w:rPr>
@@ -7305,7 +7319,7 @@
           <w:rPr>
             <w:rStyle w:val="Hyperlink"/>
           </w:rPr>
-          <w:t xml:space="preserve">SEC, Form 8-K, Item 1.03</w:t>
+          <w:t xml:space="preserve">SEC, Form 8-K</w:t>
         </w:r>
       </w:hyperlink>
       <w:r>
@@ -7329,7 +7343,7 @@
           <w:b w:val="0"/>
           <w:sz w:val="24"/>
         </w:rPr>
-        <w:t xml:space="preserve">The Item 2.04 reviews were produced by language models through OpenAI Batch. Filings that mention only acceleration or enforcement, lack a review, or remain unclear are treated as unresolved. The model’s confidence description is not a measured accuracy rate because no separate human validation sample was recorded. Appendix A provides the reproduction and review details.</w:t>
+        <w:t xml:space="preserve">Item 1.03 may concern an issuer or its parent and includes different bankruptcy or receivership circumstances. Item 2.04 covers events that can accelerate or increase an obligation, but such events do not always arise from non-payment. Requiring explicit missed-payment evidence narrows the latter category while retaining the uncertainty of automated document interpretation.</w:t>
       </w:r>
     </w:p>
     <w:p>
@@ -7344,7 +7358,7 @@
           <w:b w:val="0"/>
           <w:sz w:val="24"/>
         </w:rPr>
-        <w:t xml:space="preserve">Several related filings may describe the same financial problem. Qualifying disclosures no more than 90 days apart are therefore grouped into one episode. Company-months during that episode and for 90 days after its last disclosure are not used to predict another event. This prevents follow-up filings about an already known problem from being counted as new events. The 90-day rule is a practical assumption, not proof that the company recovered afterward.</w:t>
+        <w:t xml:space="preserve">Disclosures no more than 90 days apart form one episode. Company-months within an episode and the 90 days after its last filing are excluded from new-event prediction, preventing follow-up filings from becoming new events. The gap is operational, not evidence of recovery.</w:t>
       </w:r>
     </w:p>
     <w:p>
@@ -7359,7 +7373,7 @@
           <w:b w:val="0"/>
           <w:sz w:val="24"/>
         </w:rPr>
-        <w:t xml:space="preserve">A negative label requires evidence that the company continued filing with the SEC until at least the end of the 60-day window. The evidence can be a later Form 10-K, 10-Q or 8-K, including an amendment. If the decision date falls after the company’s final qualifying filing, there is not enough reporting history to determine whether no event occurred, so the row is left unlabeled. This confirms observable SEC follow-up, not that the company was free from financial distress.</w:t>
+        <w:t xml:space="preserve">Without episode grouping, several filings about one restructuring could be counted as repeated independent failures and inflate apparent performance. Conversely, the chosen gap may join distinct problems or separate a prolonged one. It is a transparent rule rather than a clinical definition of resolution.</w:t>
       </w:r>
     </w:p>
     <w:p>
@@ -7374,7 +7388,22 @@
           <w:b w:val="0"/>
           <w:sz w:val="24"/>
         </w:rPr>
-        <w:t xml:space="preserve">Labels are used only after their complete 60-day window can be observed. A negative label becomes available on the day after the first qualifying follow-up filing at or beyond the end of that window. All labels must be available before the study cutoff and, for an earlier modeling stage, before the next chronological stage begins. These rules prevent the model from using future information.</w:t>
+        <w:t xml:space="preserve">A negative label requires a later 10-K, 10-Q or 8-K at or beyond the window’s end. It confirms observable follow-up, not absence of distress. The label becomes available only after that filing and must precede the study cutoff and the next modeling stage, preventing future information from entering earlier decisions.</w:t>
+      </w:r>
+    </w:p>
+    <w:p>
+      <w:pPr>
+        <w:pStyle w:val="BodyText"/>
+        <w:spacing w:before="0" w:after="200" w:line="276" w:lineRule="auto"/>
+        <w:jc w:val="both"/>
+      </w:pPr>
+      <w:r>
+        <w:rPr>
+          <w:rFonts w:ascii="Times New Roman" w:hAnsi="Times New Roman" w:eastAsia="Times New Roman"/>
+          <w:b w:val="0"/>
+          <w:sz w:val="24"/>
+        </w:rPr>
+        <w:t xml:space="preserve">Rows after an issuer’s final observed filing cannot safely be labeled negative because silence may reflect deregistration, reporting disruption or an unobserved event. The follow-up rule reduces this error at the cost of excluding some otherwise financially usable observations.</w:t>
       </w:r>
     </w:p>
     <w:p>
@@ -7732,14 +7761,14 @@
           <w:b w:val="0"/>
           <w:sz w:val="24"/>
         </w:rPr>
-        <w:t xml:space="preserve">These rows are excluded because their outcomes cannot be labeled reliably. However, a disclosure already known on the decision date can still stop the credit policy from offering a limit.</w:t>
+        <w:t xml:space="preserve">These outcomes are unreliable and excluded, although a disclosure already known on the decision date can still trigger a policy hard stop.</w:t>
       </w:r>
     </w:p>
     <w:p>
       <w:pPr>
         <w:pStyle w:val="Heading2"/>
       </w:pPr>
-      <w:bookmarkStart w:id="116" w:name="_7f8b350a30b1906e22c050e3c148c8226908d05"/>
+      <w:bookmarkStart w:id="118" w:name="_7f8b350a30b1906e22c050e3c148c8226908d05"/>
       <w:r>
         <w:rPr>
           <w:rFonts w:ascii="Times New Roman" w:hAnsi="Times New Roman" w:eastAsia="Times New Roman"/>
@@ -7748,7 +7777,7 @@
         </w:rPr>
         <w:t xml:space="preserve">3.4 Feature Construction</w:t>
       </w:r>
-      <w:bookmarkEnd w:id="116"/>
+      <w:bookmarkEnd w:id="118"/>
     </w:p>
     <w:p>
       <w:pPr>
@@ -8021,7 +8050,7 @@
           <w:b w:val="0"/>
           <w:sz w:val="24"/>
         </w:rPr>
-        <w:t xml:space="preserve">are the latest known at the monthly decision date;</w:t>
+        <w:t xml:space="preserve">are the latest known at the monthly decision date. The notation</w:t>
       </w:r>
       <w:r>
         <w:rPr>
@@ -8059,7 +8088,7 @@
           <w:b w:val="0"/>
           <w:sz w:val="24"/>
         </w:rPr>
-        <w:t xml:space="preserve">denotes the closest comparable balance about one year earlier; and</w:t>
+        <w:t xml:space="preserve">denotes the closest comparable balance about one year earlier, and</w:t>
       </w:r>
       <w:r>
         <w:rPr>
@@ -8311,7 +8340,7 @@
                 <w:b w:val="0"/>
                 <w:sz w:val="24"/>
               </w:rPr>
-              <w:t xml:space="preserve">Short-term resources relative to obligations; lower values can indicate payment pressure, although inventory and receivable quality matter.</w:t>
+              <w:t xml:space="preserve">Short-term resources relative to obligations. Lower values can indicate payment pressure, although inventory and receivable quality matter.</w:t>
             </w:r>
           </w:p>
         </w:tc>
@@ -8441,7 +8470,7 @@
                 <w:b w:val="0"/>
                 <w:sz w:val="24"/>
               </w:rPr>
-              <w:t xml:space="preserve">Immediate liquidity buffer; higher values generally suggest lower risk unless cash is restricted or operationally necessary.</w:t>
+              <w:t xml:space="preserve">Immediate liquidity buffer. Higher values generally suggest lower risk unless cash is restricted or operationally necessary.</w:t>
             </w:r>
           </w:p>
         </w:tc>
@@ -8562,7 +8591,7 @@
                 <w:b w:val="0"/>
                 <w:sz w:val="24"/>
               </w:rPr>
-              <w:t xml:space="preserve">Overall obligations and equity buffer; higher values generally suggest greater risk, subject to industry differences.</w:t>
+              <w:t xml:space="preserve">Overall obligations and equity buffer. Higher values generally suggest greater risk, subject to industry differences.</w:t>
             </w:r>
           </w:p>
         </w:tc>
@@ -8915,7 +8944,7 @@
                 <w:b w:val="0"/>
                 <w:sz w:val="24"/>
               </w:rPr>
-              <w:t xml:space="preserve">Measures the change in leverage; an increase generally suggests higher risk.</w:t>
+              <w:t xml:space="preserve">Measures the change in leverage. An increase generally suggests higher risk.</w:t>
             </w:r>
           </w:p>
         </w:tc>
@@ -9072,7 +9101,7 @@
                 <w:b w:val="0"/>
                 <w:sz w:val="24"/>
               </w:rPr>
-              <w:t xml:space="preserve">Short-term surplus or shortage relative to company size; larger positive values generally suggest lower risk.</w:t>
+              <w:t xml:space="preserve">Short-term surplus or shortage relative to company size. Larger positive values generally suggest lower risk.</w:t>
             </w:r>
           </w:p>
         </w:tc>
@@ -9203,7 +9232,7 @@
                 <w:b w:val="0"/>
                 <w:sz w:val="24"/>
               </w:rPr>
-              <w:t xml:space="preserve">Accounting profitability; low or negative returns generally suggest higher risk, but profit need not imply cash generation.</w:t>
+              <w:t xml:space="preserve">Accounting profitability. Low or negative returns generally suggest higher risk, but profit need not imply cash generation.</w:t>
             </w:r>
           </w:p>
         </w:tc>
@@ -9337,7 +9366,7 @@
                 <w:b w:val="0"/>
                 <w:sz w:val="24"/>
               </w:rPr>
-              <w:t xml:space="preserve">Operating cash generation relative to assets; low or negative values can indicate cash pressure.</w:t>
+              <w:t xml:space="preserve">Operating cash generation relative to assets. Low or negative values can indicate cash pressure.</w:t>
             </w:r>
           </w:p>
         </w:tc>
@@ -9468,7 +9497,7 @@
                 <w:b w:val="0"/>
                 <w:sz w:val="24"/>
               </w:rPr>
-              <w:t xml:space="preserve">Cash generation relative to obligations; this is not debt-service coverage because scheduled principal and interest are unavailable.</w:t>
+              <w:t xml:space="preserve">Cash generation relative to obligations. This is not debt-service coverage because scheduled principal and interest are unavailable.</w:t>
             </w:r>
           </w:p>
         </w:tc>
@@ -9599,7 +9628,7 @@
                 <w:b w:val="0"/>
                 <w:sz w:val="24"/>
               </w:rPr>
-              <w:t xml:space="preserve">Captures the loss threshold separately from return on assets; a value of one generally suggests higher risk.</w:t>
+              <w:t xml:space="preserve">Captures the loss threshold separately from return on assets. A value of one generally suggests higher risk.</w:t>
             </w:r>
           </w:p>
         </w:tc>
@@ -9857,7 +9886,7 @@
                 <w:b w:val="0"/>
                 <w:sz w:val="24"/>
               </w:rPr>
-              <w:t xml:space="preserve">Controls for company size on a compressed scale; larger firms may have diversification and funding advantages, but are not necessarily safer.</w:t>
+              <w:t xml:space="preserve">Controls for company size on a compressed scale. Larger firms may have diversification and funding advantages, but are not necessarily safer.</w:t>
             </w:r>
           </w:p>
         </w:tc>
@@ -9891,7 +9920,7 @@
           <w:b w:val="0"/>
           <w:sz w:val="24"/>
         </w:rPr>
-        <w:t xml:space="preserve">These expected relationships are economic priors rather than causal claims. Models determine whether the features are useful in the study data and can capture combinations that differ from the expected direction.</w:t>
+        <w:t xml:space="preserve">Expected directions are economic priors, not causal claims. Ratio components use compatible dates and periods. Quarterly cumulative values are not added and missing values are not zeroed. Interest coverage is excluded because SEC tags did not support a consistent calculation. Industry and reporting age are audit fields, not predictors.</w:t>
       </w:r>
     </w:p>
     <w:p>
@@ -9906,8 +9935,23 @@
           <w:b w:val="0"/>
           <w:sz w:val="24"/>
         </w:rPr>
-        <w:t xml:space="preserve">All ratio components are matched to compatible reporting dates and periods. Balance-sheet values refer to the same date, annual flows cover the same period, and change features use the closest comparable balance about one year earlier. Quarterly cumulative values are not added and missing amounts are not treated as zero.</w:t>
-      </w:r>
+        <w:t xml:space="preserve">Average assets and liabilities use the beginning and end of the relevant annual period. Twelve-month changes use the closest sufficiently comparable prior balance rather than assuming every company files on identical calendar dates. Denominators that are zero or economically invalid produce missing ratios instead of extreme artificial values.</w:t>
+      </w:r>
+    </w:p>
+    <w:p>
+      <w:pPr>
+        <w:pStyle w:val="Heading2"/>
+      </w:pPr>
+      <w:bookmarkStart w:id="119" w:name="_6af82f4e55e03b11700e9e97db6be662f292ee7"/>
+      <w:r>
+        <w:rPr>
+          <w:rFonts w:ascii="Times New Roman" w:hAnsi="Times New Roman" w:eastAsia="Times New Roman"/>
+          <w:b/>
+          <w:sz w:val="26"/>
+        </w:rPr>
+        <w:t xml:space="preserve">3.5 Data Quality and Preprocessing</w:t>
+      </w:r>
+      <w:bookmarkEnd w:id="119"/>
     </w:p>
     <w:p>
       <w:pPr>
@@ -9921,53 +9965,23 @@
           <w:b w:val="0"/>
           <w:sz w:val="24"/>
         </w:rPr>
-        <w:t xml:space="preserve">Interest coverage is not included because the available SEC tags could not support a sufficiently reliable and consistent calculation. Industry and reporting age are retained for auditing but are not model features.</w:t>
-      </w:r>
-    </w:p>
-    <w:p>
-      <w:pPr>
-        <w:pStyle w:val="Heading2"/>
-      </w:pPr>
-      <w:bookmarkStart w:id="117" w:name="_6af82f4e55e03b11700e9e97db6be662f292ee7"/>
+        <w:t xml:space="preserve">Eligibility and missing-value rules address incomplete SEC reporting.</w:t>
+      </w:r>
+    </w:p>
+    <w:p>
+      <w:pPr>
+        <w:pStyle w:val="Heading3"/>
+      </w:pPr>
+      <w:bookmarkStart w:id="120" w:name="_0d7087ead0f4de27cc12fe0c092bdd66f15e9ec"/>
       <w:r>
         <w:rPr>
           <w:rFonts w:ascii="Times New Roman" w:hAnsi="Times New Roman" w:eastAsia="Times New Roman"/>
           <w:b/>
-          <w:sz w:val="26"/>
-        </w:rPr>
-        <w:t xml:space="preserve">3.5 Data Quality and Preprocessing</w:t>
-      </w:r>
-      <w:bookmarkEnd w:id="117"/>
-    </w:p>
-    <w:p>
-      <w:pPr>
-        <w:pStyle w:val="BodyText"/>
-        <w:spacing w:before="0" w:after="200" w:line="276" w:lineRule="auto"/>
-        <w:jc w:val="both"/>
-      </w:pPr>
-      <w:r>
-        <w:rPr>
-          <w:rFonts w:ascii="Times New Roman" w:hAnsi="Times New Roman" w:eastAsia="Times New Roman"/>
-          <w:b w:val="0"/>
-          <w:sz w:val="24"/>
-        </w:rPr>
-        <w:t xml:space="preserve">SEC filings do not provide every accounting value for every company and period. The study therefore applies clear rules for deciding which monthly observations can be used and how missing feature values are handled.</w:t>
-      </w:r>
-    </w:p>
-    <w:p>
-      <w:pPr>
-        <w:pStyle w:val="Heading3"/>
-      </w:pPr>
-      <w:bookmarkStart w:id="118" w:name="_0d7087ead0f4de27cc12fe0c092bdd66f15e9ec"/>
-      <w:r>
-        <w:rPr>
-          <w:rFonts w:ascii="Times New Roman" w:hAnsi="Times New Roman" w:eastAsia="Times New Roman"/>
-          <w:b/>
           <w:sz w:val="24"/>
         </w:rPr>
         <w:t xml:space="preserve">3.5.1 Which Company-Months Are Included</w:t>
       </w:r>
-      <w:bookmarkEnd w:id="118"/>
+      <w:bookmarkEnd w:id="120"/>
     </w:p>
     <w:p>
       <w:pPr>
@@ -10005,7 +10019,7 @@
           <w:b w:val="0"/>
           <w:sz w:val="24"/>
         </w:rPr>
-        <w:t xml:space="preserve">the company is still within its observed SEC reporting history;</w:t>
+        <w:t xml:space="preserve">the company is still within its observed SEC reporting history</w:t>
       </w:r>
     </w:p>
     <w:p>
@@ -10029,7 +10043,7 @@
           <w:b w:val="0"/>
           <w:sz w:val="24"/>
         </w:rPr>
-        <w:t xml:space="preserve">total assets are available and greater than zero;</w:t>
+        <w:t xml:space="preserve">total assets are available and greater than zero</w:t>
       </w:r>
     </w:p>
     <w:p>
@@ -10053,7 +10067,7 @@
           <w:b w:val="0"/>
           <w:sz w:val="24"/>
         </w:rPr>
-        <w:t xml:space="preserve">annual operating cash flow is available;</w:t>
+        <w:t xml:space="preserve">annual operating cash flow is available</w:t>
       </w:r>
     </w:p>
     <w:p>
@@ -10077,7 +10091,7 @@
           <w:b w:val="0"/>
           <w:sz w:val="24"/>
         </w:rPr>
-        <w:t xml:space="preserve">the latest balance sheet is no more than 180 days old;</w:t>
+        <w:t xml:space="preserve">the latest balance sheet is no more than 180 days old</w:t>
       </w:r>
     </w:p>
     <w:p>
@@ -10101,7 +10115,7 @@
           <w:b w:val="0"/>
           <w:sz w:val="24"/>
         </w:rPr>
-        <w:t xml:space="preserve">the latest annual cash-flow period ended no more than 540 days earlier; and</w:t>
+        <w:t xml:space="preserve">the latest annual cash-flow period ended no more than 540 days earlier</w:t>
       </w:r>
     </w:p>
     <w:p>
@@ -10140,7 +10154,7 @@
           <w:b w:val="0"/>
           <w:sz w:val="24"/>
         </w:rPr>
-        <w:t xml:space="preserve">These age limits prevent the model from relying on financial statements that are too old. Whether information was public at the decision date is determined from its filing date, as explained in Section 3.2.</w:t>
+        <w:t xml:space="preserve">The age limits exclude stale statements. Sequential filters produce the following counts:</w:t>
       </w:r>
     </w:p>
     <w:p>
@@ -10155,7 +10169,7 @@
           <w:b w:val="0"/>
           <w:sz w:val="24"/>
         </w:rPr>
-        <w:t xml:space="preserve">The filters reduce the initial monthly grid as follows. They are applied in order, so every removed observation appears in only one row.</w:t>
+        <w:t xml:space="preserve">They are applied in order, so every removed row appears once. The reporting-history screen is separate from financial freshness: a company can remain an SEC filer yet lack the required recent accounting inputs.</w:t>
       </w:r>
     </w:p>
     <w:tbl>
@@ -10313,7 +10327,7 @@
                 <w:b w:val="0"/>
                 <w:sz w:val="24"/>
               </w:rPr>
-              <w:t xml:space="preserve">—</w:t>
+              <w:t xml:space="preserve">Not applicable</w:t>
             </w:r>
           </w:p>
         </w:tc>
@@ -10644,7 +10658,7 @@
       <w:pPr>
         <w:pStyle w:val="Heading3"/>
       </w:pPr>
-      <w:bookmarkStart w:id="119" w:name="_b906e5130a9e38b39b0ed309ba77e57e5e7f3bc"/>
+      <w:bookmarkStart w:id="121" w:name="_b906e5130a9e38b39b0ed309ba77e57e5e7f3bc"/>
       <w:r>
         <w:rPr>
           <w:rFonts w:ascii="Times New Roman" w:hAnsi="Times New Roman" w:eastAsia="Times New Roman"/>
@@ -10653,7 +10667,7 @@
         </w:rPr>
         <w:t xml:space="preserve">3.5.2 Missing Feature Values</w:t>
       </w:r>
-      <w:bookmarkEnd w:id="119"/>
+      <w:bookmarkEnd w:id="121"/>
     </w:p>
     <w:p>
       <w:pPr>
@@ -10667,7 +10681,7 @@
           <w:b w:val="0"/>
           <w:sz w:val="24"/>
         </w:rPr>
-        <w:t xml:space="preserve">An included company-month does not need to have all twelve model features. For example, assets and annual operating cash flow may be available while liabilities or a comparable balance from the previous year are missing. A ratio is also missing when its denominator is zero or negative.</w:t>
+        <w:t xml:space="preserve">Included rows may still lack individual predictors. Ratios are also missing when denominators are non-positive.</w:t>
       </w:r>
     </w:p>
     <w:tbl>
@@ -11852,7 +11866,7 @@
           <w:b w:val="0"/>
           <w:sz w:val="24"/>
         </w:rPr>
-        <w:t xml:space="preserve">Leverage change has the most missing values because it requires both assets and liabilities at two comparable dates about one year apart. Log assets and the negative-operating-cash-flow indicator have no missing values because assets and annual operating cash flow are required before a company-month can enter the dataset.</w:t>
+        <w:t xml:space="preserve">Leverage change has most missingness because it needs assets and liabilities at two dates. Training-sample medians replace missing predictors, missingness indicators preserve that fact, and the fitted medians are reused later. This enables modeling rather than estimating the missing accounting value. Negative amounts and extreme ratios are retained, leaving logistic models more sensitive to outliers.</w:t>
       </w:r>
     </w:p>
     <w:p>
@@ -11867,29 +11881,14 @@
           <w:b w:val="0"/>
           <w:sz w:val="24"/>
         </w:rPr>
-        <w:t xml:space="preserve">The model pipeline requires a numeric value for every feature. During training, each missing value is therefore replaced with the median observed in the relevant training data. The model also receives a separate yes-or-no indicator showing that the original value was missing. The same training median is then used for later observations, so evaluation data cannot influence preprocessing. This procedure makes modeling possible; it does not estimate the company’s actual missing accounting value.</w:t>
-      </w:r>
-    </w:p>
-    <w:p>
-      <w:pPr>
-        <w:pStyle w:val="BodyText"/>
-        <w:spacing w:before="0" w:after="200" w:line="276" w:lineRule="auto"/>
-        <w:jc w:val="both"/>
-      </w:pPr>
-      <w:r>
-        <w:rPr>
-          <w:rFonts w:ascii="Times New Roman" w:hAnsi="Times New Roman" w:eastAsia="Times New Roman"/>
-          <w:b w:val="0"/>
-          <w:sz w:val="24"/>
-        </w:rPr>
-        <w:t xml:space="preserve">Negative working capital, income and operating cash flow are kept because they can be important warning signs. Very large or small ratios are also kept rather than capped or removed. This preserves reported information but leaves the models, especially logistic regression, more sensitive to unusual values.</w:t>
+        <w:t xml:space="preserve">Re-estimating a median on later data would leak distributional information across time, so every chronological fold fits its own preprocessing. Missingness indicators also allow a model to distinguish an observed median-like value from an imputed one, although they may capture reporting conventions rather than financial condition.</w:t>
       </w:r>
     </w:p>
     <w:p>
       <w:pPr>
         <w:pStyle w:val="Heading3"/>
       </w:pPr>
-      <w:bookmarkStart w:id="120" w:name="_6d19d87798570e9d1d8d4dd881fee0e6b6927d7"/>
+      <w:bookmarkStart w:id="122" w:name="_6d19d87798570e9d1d8d4dd881fee0e6b6927d7"/>
       <w:r>
         <w:rPr>
           <w:rFonts w:ascii="Times New Roman" w:hAnsi="Times New Roman" w:eastAsia="Times New Roman"/>
@@ -11898,7 +11897,7 @@
         </w:rPr>
         <w:t xml:space="preserve">3.5.3 Data Required for the Credit-Limit Policy</w:t>
       </w:r>
-      <w:bookmarkEnd w:id="120"/>
+      <w:bookmarkEnd w:id="122"/>
     </w:p>
     <w:p>
       <w:pPr>
@@ -11936,7 +11935,7 @@
           <w:b w:val="0"/>
           <w:sz w:val="24"/>
         </w:rPr>
-        <w:t xml:space="preserve">total assets;</w:t>
+        <w:t xml:space="preserve">total assets</w:t>
       </w:r>
     </w:p>
     <w:p>
@@ -11960,7 +11959,7 @@
           <w:b w:val="0"/>
           <w:sz w:val="24"/>
         </w:rPr>
-        <w:t xml:space="preserve">annual revenue;</w:t>
+        <w:t xml:space="preserve">annual revenue</w:t>
       </w:r>
     </w:p>
     <w:p>
@@ -11984,7 +11983,7 @@
           <w:b w:val="0"/>
           <w:sz w:val="24"/>
         </w:rPr>
-        <w:t xml:space="preserve">annual operating cash flow; and</w:t>
+        <w:t xml:space="preserve">annual operating cash flow</w:t>
       </w:r>
     </w:p>
     <w:p>
@@ -12023,7 +12022,7 @@
           <w:b w:val="0"/>
           <w:sz w:val="24"/>
         </w:rPr>
-        <w:t xml:space="preserve">These values directly determine a monetary limit, so missing amounts are not replaced with medians or zeros. Assets must be positive, revenue and cash cannot be negative, and all four values must be valid numbers. Operating cash flow may be negative because this can reflect genuine financial weakness.</w:t>
+        <w:t xml:space="preserve">Because these inputs determine money, none is imputed. Assets must be positive. Revenue and cash must be non-negative, while operating cash flow may be negative. The policy sample can include a company whose known disclosure triggers a zero limit even though it is ineligible for new-event prediction.</w:t>
       </w:r>
     </w:p>
     <w:p>
@@ -12038,14 +12037,14 @@
           <w:b w:val="0"/>
           <w:sz w:val="24"/>
         </w:rPr>
-        <w:t xml:space="preserve">The policy evaluation can also include a company with a disclosure already known at the decision date. Such a case is not used to predict a new event, but the known disclosure activates a rule that prevents the policy from offering credit. The policy sample therefore differs from the labeled model sample; Chapter 7 reports it separately.</w:t>
+        <w:t xml:space="preserve">This stricter rule makes the policy sample smaller and different from the modeling sample. Substituting a median or zero would create a fictitious dollar capacity, whereas retaining negative operating cash flow is necessary for genuine weak-company cases.</w:t>
       </w:r>
     </w:p>
     <w:p>
       <w:pPr>
         <w:pStyle w:val="Heading2"/>
       </w:pPr>
-      <w:bookmarkStart w:id="121" w:name="_1dd505245248036eb050a07803add631185bdb8"/>
+      <w:bookmarkStart w:id="123" w:name="_1dd505245248036eb050a07803add631185bdb8"/>
       <w:r>
         <w:rPr>
           <w:rFonts w:ascii="Times New Roman" w:hAnsi="Times New Roman" w:eastAsia="Times New Roman"/>
@@ -12054,7 +12053,7 @@
         </w:rPr>
         <w:t xml:space="preserve">3.6 Data Limitations</w:t>
       </w:r>
-      <w:bookmarkEnd w:id="121"/>
+      <w:bookmarkEnd w:id="123"/>
     </w:p>
     <w:p>
       <w:pPr>
@@ -12068,8 +12067,24 @@
           <w:b w:val="0"/>
           <w:sz w:val="24"/>
         </w:rPr>
-        <w:t xml:space="preserve">The panel is monthly, but companies normally report only quarterly or annually. Financial values are therefore repeated until a new filing appears, and the model cannot observe changes occurring between filings.</w:t>
-      </w:r>
+        <w:t xml:space="preserve">Quarterly or annual values repeat between monthly decisions, hiding interim changes. Accounting differences and reporting errors remain despite statement reconciliation. The outcome is a disclosure proxy, Item 1.03 is heterogeneous, Item 2.04 review lacks independent validation, and disrupted reporters may be excluded. Results therefore concern the defined disclosure, not exact default probability.</w:t>
+      </w:r>
+    </w:p>
+    <w:p>
+      <w:pPr>
+        <w:pStyle w:val="Heading1"/>
+        <w:pageBreakBefore/>
+      </w:pPr>
+      <w:bookmarkStart w:id="124" w:name="_94013d99a6c425a8117fa7a9f5aaec32dedfe64"/>
+      <w:r>
+        <w:rPr>
+          <w:rFonts w:ascii="Times New Roman" w:hAnsi="Times New Roman" w:eastAsia="Times New Roman"/>
+          <w:b/>
+          <w:sz w:val="32"/>
+        </w:rPr>
+        <w:t xml:space="preserve">4 Risk Modeling and Validation Methodology</w:t>
+      </w:r>
+      <w:bookmarkEnd w:id="124"/>
     </w:p>
     <w:p>
       <w:pPr>
@@ -12083,8 +12098,23 @@
           <w:b w:val="0"/>
           <w:sz w:val="24"/>
         </w:rPr>
-        <w:t xml:space="preserve">Accounting formats also differ across companies. This thesis combines Company Facts with Financial Statement and Notes data to recover some missing balance-sheet values, but missing, conflicting or incorrectly reported amounts can remain.</w:t>
-      </w:r>
+        <w:t xml:space="preserve">All models use the same features, outcome and timing rules. Appendix A gives exact settings.</w:t>
+      </w:r>
+    </w:p>
+    <w:p>
+      <w:pPr>
+        <w:pStyle w:val="Heading2"/>
+      </w:pPr>
+      <w:bookmarkStart w:id="125" w:name="_49b7f1c0712cc87c915e6b75714e147d774ae02"/>
+      <w:r>
+        <w:rPr>
+          <w:rFonts w:ascii="Times New Roman" w:hAnsi="Times New Roman" w:eastAsia="Times New Roman"/>
+          <w:b/>
+          <w:sz w:val="26"/>
+        </w:rPr>
+        <w:t xml:space="preserve">4.1 Modeling Framework</w:t>
+      </w:r>
+      <w:bookmarkEnd w:id="125"/>
     </w:p>
     <w:p>
       <w:pPr>
@@ -12098,24 +12128,8 @@
           <w:b w:val="0"/>
           <w:sz w:val="24"/>
         </w:rPr>
-        <w:t xml:space="preserve">The outcome is an SEC disclosure proxy, not a verified default. Item 1.03 covers different situations, Item 2.04 reviews were automated without a separate human validation sample, and some cases remain unresolved. Companies with disrupted reporting may also be excluded. The results should therefore be interpreted as predictions of the defined disclosure outcome, not exact default probabilities.</w:t>
-      </w:r>
-    </w:p>
-    <w:p>
-      <w:pPr>
-        <w:pStyle w:val="Heading1"/>
-        <w:pageBreakBefore/>
-      </w:pPr>
-      <w:bookmarkStart w:id="122" w:name="_94013d99a6c425a8117fa7a9f5aaec32dedfe64"/>
-      <w:r>
-        <w:rPr>
-          <w:rFonts w:ascii="Times New Roman" w:hAnsi="Times New Roman" w:eastAsia="Times New Roman"/>
-          <w:b/>
-          <w:sz w:val="32"/>
-        </w:rPr>
-        <w:t xml:space="preserve">4 Risk Modeling and Validation Methodology</w:t>
-      </w:r>
-      <w:bookmarkEnd w:id="122"/>
+        <w:t xml:space="preserve">Models use the twelve Chapter 3 features but exclude identifiers, industry, future information and policy results. Fitting-sample medians and missingness indicators handle missing predictors. Logistic inputs are also scaled. Transformations remain fixed later. There is no synthetic oversampling or outlier capping, and monetary-policy inputs are never imputed with model medians.</w:t>
+      </w:r>
     </w:p>
     <w:p>
       <w:pPr>
@@ -12129,23 +12143,23 @@
           <w:b w:val="0"/>
           <w:sz w:val="24"/>
         </w:rPr>
-        <w:t xml:space="preserve">This chapter explains how the models are trained, compared and evaluated. Every model uses the same accounting features, outcome definition and information-timing rules. Appendix A records the exact software settings and parameter grids.</w:t>
+        <w:t xml:space="preserve">Keeping a common feature set makes family comparisons interpretable. Excluding company identifiers prevents direct memorization, although repeated financial patterns from the same issuer can still appear across stages as part of the monitoring design.</w:t>
       </w:r>
     </w:p>
     <w:p>
       <w:pPr>
         <w:pStyle w:val="Heading2"/>
       </w:pPr>
-      <w:bookmarkStart w:id="123" w:name="_49b7f1c0712cc87c915e6b75714e147d774ae02"/>
+      <w:bookmarkStart w:id="126" w:name="_5690eac97de81b18a7b0021009490c6e736218c"/>
       <w:r>
         <w:rPr>
           <w:rFonts w:ascii="Times New Roman" w:hAnsi="Times New Roman" w:eastAsia="Times New Roman"/>
           <w:b/>
           <w:sz w:val="26"/>
         </w:rPr>
-        <w:t xml:space="preserve">4.1 Modeling Framework</w:t>
-      </w:r>
-      <w:bookmarkEnd w:id="123"/>
+        <w:t xml:space="preserve">4.2 Models and Constant Benchmark</w:t>
+      </w:r>
+      <w:bookmarkEnd w:id="126"/>
     </w:p>
     <w:p>
       <w:pPr>
@@ -12159,7 +12173,7 @@
           <w:b w:val="0"/>
           <w:sz w:val="24"/>
         </w:rPr>
-        <w:t xml:space="preserve">Each observation represents a company at a monthly decision date. Models use the twelve accounting features and 60-day outcome defined in Chapter 3, but not company names, identifiers, industry codes, future information or policy results. Missing features are replaced with fitting-sample medians and accompanied by missingness indicators; logistic inputs are also scaled. These fitted transformations are applied unchanged to later observations.</w:t>
+        <w:t xml:space="preserve">The constant benchmark assigns every observation the original training event rate. Logistic regression, L2 logistic regression, random forest and XGBoost are compared. The tree models can capture nonlinearities and interactions. Scaled, pre-calibration logistic coefficients are associations rather than causal or percentage-point effects, and a convergence warning stops fitting.</w:t>
       </w:r>
     </w:p>
     <w:p>
@@ -12174,23 +12188,23 @@
           <w:b w:val="0"/>
           <w:sz w:val="24"/>
         </w:rPr>
-        <w:t xml:space="preserve">The study does not create synthetic companies or outcomes and does not duplicate rare events through oversampling. Unusually large ratios are retained rather than capped. Missing inputs needed for the monetary credit-limit calculation are handled separately and are never filled with model medians.</w:t>
+        <w:t xml:space="preserve">The constant is a demanding probability benchmark for a rare outcome because assigning a small rate to every row can achieve a low Brier score. A candidate must therefore add ranking information without degrading probability error.</w:t>
       </w:r>
     </w:p>
     <w:p>
       <w:pPr>
         <w:pStyle w:val="Heading2"/>
       </w:pPr>
-      <w:bookmarkStart w:id="124" w:name="_5690eac97de81b18a7b0021009490c6e736218c"/>
+      <w:bookmarkStart w:id="127" w:name="_900f192366dcca64ae4a95d001ae892c2cb3da6"/>
       <w:r>
         <w:rPr>
           <w:rFonts w:ascii="Times New Roman" w:hAnsi="Times New Roman" w:eastAsia="Times New Roman"/>
           <w:b/>
           <w:sz w:val="26"/>
         </w:rPr>
-        <w:t xml:space="preserve">4.2 Models and Constant Benchmark</w:t>
-      </w:r>
-      <w:bookmarkEnd w:id="124"/>
+        <w:t xml:space="preserve">4.3 Model Tuning</w:t>
+      </w:r>
+      <w:bookmarkEnd w:id="127"/>
     </w:p>
     <w:p>
       <w:pPr>
@@ -12204,67 +12218,7 @@
           <w:b w:val="0"/>
           <w:sz w:val="24"/>
         </w:rPr>
-        <w:t xml:space="preserve">The constant benchmark assigns every observation the event rate from the original training period. It does not distinguish between companies. A useful model should provide more information than this simple prediction.</w:t>
-      </w:r>
-    </w:p>
-    <w:p>
-      <w:pPr>
-        <w:pStyle w:val="BodyText"/>
-        <w:spacing w:before="0" w:after="200" w:line="276" w:lineRule="auto"/>
-        <w:jc w:val="both"/>
-      </w:pPr>
-      <w:r>
-        <w:rPr>
-          <w:rFonts w:ascii="Times New Roman" w:hAnsi="Times New Roman" w:eastAsia="Times New Roman"/>
-          <w:b w:val="0"/>
-          <w:sz w:val="24"/>
-        </w:rPr>
-        <w:t xml:space="preserve">Four model families are compared: logistic regression, L2-regularized logistic regression, random forest and XGBoost. The first two provide linear benchmarks; the tree ensembles can capture nonlinearities and interactions.</w:t>
-      </w:r>
-    </w:p>
-    <w:p>
-      <w:pPr>
-        <w:pStyle w:val="BodyText"/>
-        <w:spacing w:before="0" w:after="200" w:line="276" w:lineRule="auto"/>
-        <w:jc w:val="both"/>
-      </w:pPr>
-      <w:r>
-        <w:rPr>
-          <w:rFonts w:ascii="Times New Roman" w:hAnsi="Times New Roman" w:eastAsia="Times New Roman"/>
-          <w:b w:val="0"/>
-          <w:sz w:val="24"/>
-        </w:rPr>
-        <w:t xml:space="preserve">Both logistic models use the same preprocessing. Their scaled, pre-calibration coefficients describe associations, not causal effects or direct percentage-point probability changes. A convergence warning stops fitting.</w:t>
-      </w:r>
-    </w:p>
-    <w:p>
-      <w:pPr>
-        <w:pStyle w:val="Heading2"/>
-      </w:pPr>
-      <w:bookmarkStart w:id="125" w:name="_900f192366dcca64ae4a95d001ae892c2cb3da6"/>
-      <w:r>
-        <w:rPr>
-          <w:rFonts w:ascii="Times New Roman" w:hAnsi="Times New Roman" w:eastAsia="Times New Roman"/>
-          <w:b/>
-          <w:sz w:val="26"/>
-        </w:rPr>
-        <w:t xml:space="preserve">4.3 Model Tuning</w:t>
-      </w:r>
-      <w:bookmarkEnd w:id="125"/>
-    </w:p>
-    <w:p>
-      <w:pPr>
-        <w:pStyle w:val="BodyText"/>
-        <w:spacing w:before="0" w:after="200" w:line="276" w:lineRule="auto"/>
-        <w:jc w:val="both"/>
-      </w:pPr>
-      <w:r>
-        <w:rPr>
-          <w:rFonts w:ascii="Times New Roman" w:hAnsi="Times New Roman" w:eastAsia="Times New Roman"/>
-          <w:b w:val="0"/>
-          <w:sz w:val="24"/>
-        </w:rPr>
-        <w:t xml:space="preserve">Several settings are tested for each model family. Logistic regression contributes two candidates, L2 logistic regression six, random forest eight and XGBoost eight, for 24 candidates in total. These counts include versions fitted with and without balanced class weights. Appendix A lists the exact settings.</w:t>
+        <w:t xml:space="preserve">The search contains 24 candidates including weighted and unweighted versions: two logistic, six L2 logistic, eight random-forest and eight XGBoost settings.</w:t>
       </w:r>
     </w:p>
     <w:p>
@@ -12334,7 +12288,73 @@
           <w:b w:val="0"/>
           <w:sz w:val="24"/>
         </w:rPr>
-        <w:t xml:space="preserve">Only labels available before the beginning of a yearly evaluation are used for fitting. Missing-value replacement and scaling are also recalculated inside each fold.</w:t>
+        <w:t xml:space="preserve">Each fold uses only labels then available and refits preprocessing. Candidates rank first by mean annual</w:t>
+      </w:r>
+      <w:r>
+        <w:rPr>
+          <w:rFonts w:ascii="Times New Roman" w:hAnsi="Times New Roman" w:eastAsia="Times New Roman"/>
+          <w:b w:val="0"/>
+          <w:sz w:val="24"/>
+        </w:rPr>
+        <w:t xml:space="preserve"> </w:t>
+      </w:r>
+      <w:r>
+        <w:rPr>
+          <w:rFonts w:ascii="Times New Roman" w:hAnsi="Times New Roman" w:eastAsia="Times New Roman"/>
+          <w:b w:val="0"/>
+          <w:bCs/>
+          <w:sz w:val="24"/>
+        </w:rPr>
+        <w:t xml:space="preserve">average-precision lift</w:t>
+      </w:r>
+      <w:r>
+        <w:rPr>
+          <w:rFonts w:ascii="Times New Roman" w:hAnsi="Times New Roman" w:eastAsia="Times New Roman"/>
+          <w:b w:val="0"/>
+          <w:sz w:val="24"/>
+        </w:rPr>
+        <w:t xml:space="preserve"> </w:t>
+      </w:r>
+      <w:r>
+        <w:rPr>
+          <w:rFonts w:ascii="Times New Roman" w:hAnsi="Times New Roman" w:eastAsia="Times New Roman"/>
+          <w:b w:val="0"/>
+          <w:sz w:val="24"/>
+        </w:rPr>
+        <w:t xml:space="preserve">over the event rate, then by</w:t>
+      </w:r>
+      <w:r>
+        <w:rPr>
+          <w:rFonts w:ascii="Times New Roman" w:hAnsi="Times New Roman" w:eastAsia="Times New Roman"/>
+          <w:b w:val="0"/>
+          <w:sz w:val="24"/>
+        </w:rPr>
+        <w:t xml:space="preserve"> </w:t>
+      </w:r>
+      <w:r>
+        <w:rPr>
+          <w:rFonts w:ascii="Times New Roman" w:hAnsi="Times New Roman" w:eastAsia="Times New Roman"/>
+          <w:b w:val="0"/>
+          <w:bCs/>
+          <w:sz w:val="24"/>
+        </w:rPr>
+        <w:t xml:space="preserve">Brier skill</w:t>
+      </w:r>
+      <w:r>
+        <w:rPr>
+          <w:rFonts w:ascii="Times New Roman" w:hAnsi="Times New Roman" w:eastAsia="Times New Roman"/>
+          <w:b w:val="0"/>
+          <w:sz w:val="24"/>
+        </w:rPr>
+        <w:t xml:space="preserve"> </w:t>
+      </w:r>
+      <w:r>
+        <w:rPr>
+          <w:rFonts w:ascii="Times New Roman" w:hAnsi="Times New Roman" w:eastAsia="Times New Roman"/>
+          <w:b w:val="0"/>
+          <w:sz w:val="24"/>
+        </w:rPr>
+        <w:t xml:space="preserve">relative to the fitting-sample rate and a fixed tie order. The winner within each family is refitted on combined training and tuning data.</w:t>
       </w:r>
     </w:p>
     <w:p>
@@ -12349,74 +12369,23 @@
           <w:b w:val="0"/>
           <w:sz w:val="24"/>
         </w:rPr>
-        <w:t xml:space="preserve">Candidates are ranked by</w:t>
-      </w:r>
-      <w:r>
-        <w:rPr>
-          <w:rFonts w:ascii="Times New Roman" w:hAnsi="Times New Roman" w:eastAsia="Times New Roman"/>
-          <w:b w:val="0"/>
-          <w:sz w:val="24"/>
-        </w:rPr>
-        <w:t xml:space="preserve"> </w:t>
-      </w:r>
-      <w:r>
-        <w:rPr>
-          <w:rFonts w:ascii="Times New Roman" w:hAnsi="Times New Roman" w:eastAsia="Times New Roman"/>
-          <w:b w:val="0"/>
-          <w:bCs/>
-          <w:sz w:val="24"/>
-        </w:rPr>
-        <w:t xml:space="preserve">average-precision lift</w:t>
-      </w:r>
-      <w:r>
-        <w:rPr>
-          <w:rFonts w:ascii="Times New Roman" w:hAnsi="Times New Roman" w:eastAsia="Times New Roman"/>
-          <w:b w:val="0"/>
-          <w:sz w:val="24"/>
-        </w:rPr>
-        <w:t xml:space="preserve"> </w:t>
-      </w:r>
-      <w:r>
-        <w:rPr>
-          <w:rFonts w:ascii="Times New Roman" w:hAnsi="Times New Roman" w:eastAsia="Times New Roman"/>
-          <w:b w:val="0"/>
-          <w:sz w:val="24"/>
-        </w:rPr>
-        <w:t xml:space="preserve">over the year’s event rate and</w:t>
-      </w:r>
-      <w:r>
-        <w:rPr>
-          <w:rFonts w:ascii="Times New Roman" w:hAnsi="Times New Roman" w:eastAsia="Times New Roman"/>
-          <w:b w:val="0"/>
-          <w:sz w:val="24"/>
-        </w:rPr>
-        <w:t xml:space="preserve"> </w:t>
-      </w:r>
-      <w:r>
-        <w:rPr>
-          <w:rFonts w:ascii="Times New Roman" w:hAnsi="Times New Roman" w:eastAsia="Times New Roman"/>
-          <w:b w:val="0"/>
-          <w:bCs/>
-          <w:sz w:val="24"/>
-        </w:rPr>
-        <w:t xml:space="preserve">Brier skill</w:t>
-      </w:r>
-      <w:r>
-        <w:rPr>
-          <w:rFonts w:ascii="Times New Roman" w:hAnsi="Times New Roman" w:eastAsia="Times New Roman"/>
-          <w:b w:val="0"/>
-          <w:sz w:val="24"/>
-        </w:rPr>
-        <w:t xml:space="preserve"> </w:t>
-      </w:r>
-      <w:r>
-        <w:rPr>
-          <w:rFonts w:ascii="Times New Roman" w:hAnsi="Times New Roman" w:eastAsia="Times New Roman"/>
-          <w:b w:val="0"/>
-          <w:sz w:val="24"/>
-        </w:rPr>
-        <w:t xml:space="preserve">relative to the corresponding fitting-sample event rate. Values above one and zero, respectively, indicate improvement over these baselines.</w:t>
-      </w:r>
+        <w:t xml:space="preserve">Lift and skill normalize each year against its own prevalence, limiting the influence of changes in the event rate. Expanding folds preserve temporal order and expose candidates to two distinct forward tests before a family setting is fixed.</w:t>
+      </w:r>
+    </w:p>
+    <w:p>
+      <w:pPr>
+        <w:pStyle w:val="Heading2"/>
+      </w:pPr>
+      <w:bookmarkStart w:id="128" w:name="_d230503cfb58defe5907726cd796f3e5720fade"/>
+      <w:r>
+        <w:rPr>
+          <w:rFonts w:ascii="Times New Roman" w:hAnsi="Times New Roman" w:eastAsia="Times New Roman"/>
+          <w:b/>
+          <w:sz w:val="26"/>
+        </w:rPr>
+        <w:t xml:space="preserve">4.4 Chronological Validation and Information Timing</w:t>
+      </w:r>
+      <w:bookmarkEnd w:id="128"/>
     </w:p>
     <w:p>
       <w:pPr>
@@ -12430,37 +12399,7 @@
           <w:b w:val="0"/>
           <w:sz w:val="24"/>
         </w:rPr>
-        <w:t xml:space="preserve">The candidate with the highest mean annual average-precision lift wins within its family. Mean annual Brier skill and a fixed candidate order break ties. The winning setting is then fitted again using the combined training and tuning observations.</w:t>
-      </w:r>
-    </w:p>
-    <w:p>
-      <w:pPr>
-        <w:pStyle w:val="Heading2"/>
-      </w:pPr>
-      <w:bookmarkStart w:id="126" w:name="_d230503cfb58defe5907726cd796f3e5720fade"/>
-      <w:r>
-        <w:rPr>
-          <w:rFonts w:ascii="Times New Roman" w:hAnsi="Times New Roman" w:eastAsia="Times New Roman"/>
-          <w:b/>
-          <w:sz w:val="26"/>
-        </w:rPr>
-        <w:t xml:space="preserve">4.4 Chronological Validation and Information Timing</w:t>
-      </w:r>
-      <w:bookmarkEnd w:id="126"/>
-    </w:p>
-    <w:p>
-      <w:pPr>
-        <w:pStyle w:val="BodyText"/>
-        <w:spacing w:before="0" w:after="200" w:line="276" w:lineRule="auto"/>
-        <w:jc w:val="both"/>
-      </w:pPr>
-      <w:r>
-        <w:rPr>
-          <w:rFonts w:ascii="Times New Roman" w:hAnsi="Times New Roman" w:eastAsia="Times New Roman"/>
-          <w:b w:val="0"/>
-          <w:sz w:val="24"/>
-        </w:rPr>
-        <w:t xml:space="preserve">A random split would mix observations from different dates and could allow future information to influence earlier predictions. The study therefore uses five ordered stages:</w:t>
+        <w:t xml:space="preserve">Five ordered stages prevent future information from entering earlier predictions:</w:t>
       </w:r>
     </w:p>
     <w:tbl>
@@ -13026,7 +12965,7 @@
           <w:b w:val="0"/>
           <w:sz w:val="24"/>
         </w:rPr>
-        <w:t xml:space="preserve">These are nominal date ranges. An observation is removed from an earlier stage when its complete 60-day label was not available before the next stage began. The data cutoff is 7 September 2026. Chapter 3 explains when positive and negative labels become available, and Chapter 6 reports the retained observations.</w:t>
+        <w:t xml:space="preserve">Rows whose complete label was unavailable before the next stage are purged. The data cutoff is 7 September 2026. Companies may span stages and contribute repeated months, reflecting monitoring rather than a separate borrower sample. One episode may create several positive rows, so rows, episodes and companies are reported separately. Although excluded from final model development, 2023–2025 was examined during earlier work. Evaluation is retrospective, not untouched external validation.</w:t>
       </w:r>
     </w:p>
     <w:p>
@@ -13041,8 +12980,23 @@
           <w:b w:val="0"/>
           <w:sz w:val="24"/>
         </w:rPr>
-        <w:t xml:space="preserve">The same company can appear in several stages because the study evaluates continued monitoring, not a separate borrower population. Companies can contribute repeated months based on carried-forward statements, so row-level measures give more influence to issuers with more eligible months. The bootstrap in Section 4.6 keeps each company’s observations together.</w:t>
-      </w:r>
+        <w:t xml:space="preserve">Repeated company-months also mean that ordinary row-level intervals would understate dependence. The cluster bootstrap keeps a sampled company’s full history together, while chronological stages address time ordering. Neither device removes dependence caused by market-wide shocks.</w:t>
+      </w:r>
+    </w:p>
+    <w:p>
+      <w:pPr>
+        <w:pStyle w:val="Heading2"/>
+      </w:pPr>
+      <w:bookmarkStart w:id="129" w:name="_f72b839005ca26c3170f6e07a57732d8d6b3833"/>
+      <w:r>
+        <w:rPr>
+          <w:rFonts w:ascii="Times New Roman" w:hAnsi="Times New Roman" w:eastAsia="Times New Roman"/>
+          <w:b/>
+          <w:sz w:val="26"/>
+        </w:rPr>
+        <w:t xml:space="preserve">4.5 Rare Outcomes and the Alert Threshold</w:t>
+      </w:r>
+      <w:bookmarkEnd w:id="129"/>
     </w:p>
     <w:p>
       <w:pPr>
@@ -13056,52 +13010,7 @@
           <w:b w:val="0"/>
           <w:sz w:val="24"/>
         </w:rPr>
-        <w:t xml:space="preserve">One disclosure episode can produce positive labels for more than one monthly decision. Results therefore report positive rows, distinct episodes and event companies separately.</w:t>
-      </w:r>
-    </w:p>
-    <w:p>
-      <w:pPr>
-        <w:pStyle w:val="BodyText"/>
-        <w:spacing w:before="0" w:after="200" w:line="276" w:lineRule="auto"/>
-        <w:jc w:val="both"/>
-      </w:pPr>
-      <w:r>
-        <w:rPr>
-          <w:rFonts w:ascii="Times New Roman" w:hAnsi="Times New Roman" w:eastAsia="Times New Roman"/>
-          <w:b w:val="0"/>
-          <w:sz w:val="24"/>
-        </w:rPr>
-        <w:t xml:space="preserve">The 2023–2025 period is excluded from the reported model’s fitting, tuning, calibration and selection. However, these years were examined during earlier project development. The later evaluation is therefore retrospective and is not presented as untouched external validation.</w:t>
-      </w:r>
-    </w:p>
-    <w:p>
-      <w:pPr>
-        <w:pStyle w:val="Heading2"/>
-      </w:pPr>
-      <w:bookmarkStart w:id="127" w:name="_f72b839005ca26c3170f6e07a57732d8d6b3833"/>
-      <w:r>
-        <w:rPr>
-          <w:rFonts w:ascii="Times New Roman" w:hAnsi="Times New Roman" w:eastAsia="Times New Roman"/>
-          <w:b/>
-          <w:sz w:val="26"/>
-        </w:rPr>
-        <w:t xml:space="preserve">4.5 Rare Outcomes and the Alert Threshold</w:t>
-      </w:r>
-      <w:bookmarkEnd w:id="127"/>
-    </w:p>
-    <w:p>
-      <w:pPr>
-        <w:pStyle w:val="BodyText"/>
-        <w:spacing w:before="0" w:after="200" w:line="276" w:lineRule="auto"/>
-        <w:jc w:val="both"/>
-      </w:pPr>
-      <w:r>
-        <w:rPr>
-          <w:rFonts w:ascii="Times New Roman" w:hAnsi="Times New Roman" w:eastAsia="Times New Roman"/>
-          <w:b w:val="0"/>
-          <w:sz w:val="24"/>
-        </w:rPr>
-        <w:t xml:space="preserve">Because the outcome is rare, balanced fitting weights can give the two classes equal total influence:</w:t>
+        <w:t xml:space="preserve">Balanced fitting weights can give the rare and common classes equal total influence:</w:t>
       </w:r>
     </w:p>
     <w:p>
@@ -13337,7 +13246,7 @@
           <w:b w:val="0"/>
           <w:sz w:val="24"/>
         </w:rPr>
-        <w:t xml:space="preserve">Weighting is a tuning choice because it may improve event detection while distorting raw probabilities. Raw and corrected probabilities are both evaluated.</w:t>
+        <w:t xml:space="preserve">Weighting is tuned because it can improve detection while distorting probabilities. Each family’s 2020–2022 threshold maximizes F1, with ties favoring recall and then the higher threshold, and is frozen for 2023–2025. Thresholds only report alerts. The policy uses continuous probability and is not an approval rule.</w:t>
       </w:r>
     </w:p>
     <w:p>
@@ -13352,8 +13261,23 @@
           <w:b w:val="0"/>
           <w:sz w:val="24"/>
         </w:rPr>
-        <w:t xml:space="preserve">A threshold converts a probability into a yes-or-no alert. For each model family, the threshold is chosen on the 2020–2022 selection period by maximizing F1. Ties favor higher recall and then the higher threshold. The chosen value is fixed and applied unchanged to 2023–2025, preventing later outcomes from influencing the alert rule.</w:t>
-      </w:r>
+        <w:t xml:space="preserve">Balanced weights are recalculated inside each fitting sample. Evaluation always retains the observed class distribution, avoiding artificially favorable precision or calibration results.</w:t>
+      </w:r>
+    </w:p>
+    <w:p>
+      <w:pPr>
+        <w:pStyle w:val="Heading2"/>
+      </w:pPr>
+      <w:bookmarkStart w:id="130" w:name="_1f01cc66d8307f531e23b83a617fd156c994362"/>
+      <w:r>
+        <w:rPr>
+          <w:rFonts w:ascii="Times New Roman" w:hAnsi="Times New Roman" w:eastAsia="Times New Roman"/>
+          <w:b/>
+          <w:sz w:val="26"/>
+        </w:rPr>
+        <w:t xml:space="preserve">4.6 Performance Measures and Uncertainty</w:t>
+      </w:r>
+      <w:bookmarkEnd w:id="130"/>
     </w:p>
     <w:p>
       <w:pPr>
@@ -13365,25 +13289,60 @@
         <w:rPr>
           <w:rFonts w:ascii="Times New Roman" w:hAnsi="Times New Roman" w:eastAsia="Times New Roman"/>
           <w:b w:val="0"/>
-          <w:sz w:val="24"/>
-        </w:rPr>
-        <w:t xml:space="preserve">The threshold is used only to report classification performance. It is not based on lending costs and does not determine credit approval. The credit-limit policy uses the continuous predicted probability.</w:t>
-      </w:r>
-    </w:p>
-    <w:p>
-      <w:pPr>
-        <w:pStyle w:val="Heading2"/>
-      </w:pPr>
-      <w:bookmarkStart w:id="128" w:name="_1f01cc66d8307f531e23b83a617fd156c994362"/>
-      <w:r>
-        <w:rPr>
-          <w:rFonts w:ascii="Times New Roman" w:hAnsi="Times New Roman" w:eastAsia="Times New Roman"/>
-          <w:b/>
-          <w:sz w:val="26"/>
-        </w:rPr>
-        <w:t xml:space="preserve">4.6 Performance Measures and Uncertainty</w:t>
-      </w:r>
-      <w:bookmarkEnd w:id="128"/>
+          <w:bCs/>
+          <w:sz w:val="24"/>
+        </w:rPr>
+        <w:t xml:space="preserve">ROC-AUC</w:t>
+      </w:r>
+      <w:r>
+        <w:rPr>
+          <w:rFonts w:ascii="Times New Roman" w:hAnsi="Times New Roman" w:eastAsia="Times New Roman"/>
+          <w:b w:val="0"/>
+          <w:sz w:val="24"/>
+        </w:rPr>
+        <w:t xml:space="preserve"> </w:t>
+      </w:r>
+      <w:r>
+        <w:rPr>
+          <w:rFonts w:ascii="Times New Roman" w:hAnsi="Times New Roman" w:eastAsia="Times New Roman"/>
+          <w:b w:val="0"/>
+          <w:sz w:val="24"/>
+        </w:rPr>
+        <w:t xml:space="preserve">measures how often an event observation ranks above a non-event observation. A value of 0.5 indicates no useful ranking and 1 indicates perfect ranking.</w:t>
+      </w:r>
+      <w:r>
+        <w:rPr>
+          <w:rFonts w:ascii="Times New Roman" w:hAnsi="Times New Roman" w:eastAsia="Times New Roman"/>
+          <w:b w:val="0"/>
+          <w:sz w:val="24"/>
+        </w:rPr>
+        <w:t xml:space="preserve"> </w:t>
+      </w:r>
+      <w:r>
+        <w:rPr>
+          <w:rFonts w:ascii="Times New Roman" w:hAnsi="Times New Roman" w:eastAsia="Times New Roman"/>
+          <w:b w:val="0"/>
+          <w:bCs/>
+          <w:sz w:val="24"/>
+        </w:rPr>
+        <w:t xml:space="preserve">Average precision</w:t>
+      </w:r>
+      <w:r>
+        <w:rPr>
+          <w:rFonts w:ascii="Times New Roman" w:hAnsi="Times New Roman" w:eastAsia="Times New Roman"/>
+          <w:b w:val="0"/>
+          <w:sz w:val="24"/>
+        </w:rPr>
+        <w:t xml:space="preserve"> </w:t>
+      </w:r>
+      <w:r>
+        <w:rPr>
+          <w:rFonts w:ascii="Times New Roman" w:hAnsi="Times New Roman" w:eastAsia="Times New Roman"/>
+          <w:b w:val="0"/>
+          <w:sz w:val="24"/>
+        </w:rPr>
+        <w:t xml:space="preserve">summarizes precision and recall across thresholds and is compared with the event share, its no-skill baseline.</w:t>
+      </w:r>
     </w:p>
     <w:p>
       <w:pPr>
@@ -13397,72 +13356,7 @@
           <w:b w:val="0"/>
           <w:sz w:val="24"/>
         </w:rPr>
-        <w:t xml:space="preserve">The study evaluates both ranking and probability accuracy.</w:t>
-      </w:r>
-    </w:p>
-    <w:p>
-      <w:pPr>
-        <w:pStyle w:val="BodyText"/>
-        <w:spacing w:before="0" w:after="200" w:line="276" w:lineRule="auto"/>
-        <w:jc w:val="both"/>
-      </w:pPr>
-      <w:r>
-        <w:rPr>
-          <w:rFonts w:ascii="Times New Roman" w:hAnsi="Times New Roman" w:eastAsia="Times New Roman"/>
-          <w:b w:val="0"/>
-          <w:bCs/>
-          <w:sz w:val="24"/>
-        </w:rPr>
-        <w:t xml:space="preserve">ROC-AUC</w:t>
-      </w:r>
-      <w:r>
-        <w:rPr>
-          <w:rFonts w:ascii="Times New Roman" w:hAnsi="Times New Roman" w:eastAsia="Times New Roman"/>
-          <w:b w:val="0"/>
-          <w:sz w:val="24"/>
-        </w:rPr>
-        <w:t xml:space="preserve"> </w:t>
-      </w:r>
-      <w:r>
-        <w:rPr>
-          <w:rFonts w:ascii="Times New Roman" w:hAnsi="Times New Roman" w:eastAsia="Times New Roman"/>
-          <w:b w:val="0"/>
-          <w:sz w:val="24"/>
-        </w:rPr>
-        <w:t xml:space="preserve">measures how often an event observation ranks above a non-event observation; 0.5 indicates no useful ranking and 1 perfect ranking.</w:t>
-      </w:r>
-      <w:r>
-        <w:rPr>
-          <w:rFonts w:ascii="Times New Roman" w:hAnsi="Times New Roman" w:eastAsia="Times New Roman"/>
-          <w:b w:val="0"/>
-          <w:sz w:val="24"/>
-        </w:rPr>
-        <w:t xml:space="preserve"> </w:t>
-      </w:r>
-      <w:r>
-        <w:rPr>
-          <w:rFonts w:ascii="Times New Roman" w:hAnsi="Times New Roman" w:eastAsia="Times New Roman"/>
-          <w:b w:val="0"/>
-          <w:bCs/>
-          <w:sz w:val="24"/>
-        </w:rPr>
-        <w:t xml:space="preserve">Average precision</w:t>
-      </w:r>
-      <w:r>
-        <w:rPr>
-          <w:rFonts w:ascii="Times New Roman" w:hAnsi="Times New Roman" w:eastAsia="Times New Roman"/>
-          <w:b w:val="0"/>
-          <w:sz w:val="24"/>
-        </w:rPr>
-        <w:t xml:space="preserve"> </w:t>
-      </w:r>
-      <w:r>
-        <w:rPr>
-          <w:rFonts w:ascii="Times New Roman" w:hAnsi="Times New Roman" w:eastAsia="Times New Roman"/>
-          <w:b w:val="0"/>
-          <w:sz w:val="24"/>
-        </w:rPr>
-        <w:t xml:space="preserve">summarizes precision and recall across thresholds and is compared with the event share, its no-skill baseline.</w:t>
+        <w:t xml:space="preserve">ROC-AUC uses the full score distribution, whereas average precision focuses more directly on the rare positive class. Reporting both reduces the risk of treating a strong global ranking as sufficient evidence at the operationally relevant high-risk end.</w:t>
       </w:r>
     </w:p>
     <w:p>
@@ -14014,7 +13908,7 @@
           <w:b w:val="0"/>
           <w:sz w:val="24"/>
         </w:rPr>
-        <w:t xml:space="preserve">The study also reports the confusion matrix, event share, number of observations and number of distinct episodes detected. Precision or recall is set to zero when its denominator is zero.</w:t>
+        <w:t xml:space="preserve">Uncertainty is estimated with 500 company-cluster bootstrap repetitions. Companies are sampled with replacement, and all monthly observations for each sampled company remain together. The 2.5th and 97.5th percentiles form the reported 95% interval. Repetitions containing only one outcome class are excluded and counted.</w:t>
       </w:r>
     </w:p>
     <w:p>
@@ -14029,8 +13923,39 @@
           <w:b w:val="0"/>
           <w:sz w:val="24"/>
         </w:rPr>
-        <w:t xml:space="preserve">Uncertainty is estimated with 500 company-cluster bootstrap repetitions. Companies are sampled with replacement, and all monthly observations for each sampled company remain together. The 2.5th and 97.5th percentiles form the reported 95% interval. Repetitions containing only one outcome class are excluded and counted.</w:t>
-      </w:r>
+        <w:t xml:space="preserve">These are conditional empirical intervals around the frozen fitted model, not guarantees about another population or future economic regime.</w:t>
+      </w:r>
+      <w:r>
+        <w:rPr>
+          <w:rFonts w:ascii="Times New Roman" w:hAnsi="Times New Roman" w:eastAsia="Times New Roman"/>
+          <w:b w:val="0"/>
+          <w:sz w:val="24"/>
+        </w:rPr>
+        <w:t xml:space="preserve"> </w:t>
+      </w:r>
+      <w:r>
+        <w:rPr>
+          <w:rFonts w:ascii="Times New Roman" w:hAnsi="Times New Roman" w:eastAsia="Times New Roman"/>
+          <w:b w:val="0"/>
+          <w:sz w:val="24"/>
+        </w:rPr>
+        <w:t xml:space="preserve">The study also reports confusion matrices and episode detection. Bootstrap intervals preserve within-company dependence but exclude shared shocks, model-selection and sample-construction uncertainty, and label errors.</w:t>
+      </w:r>
+    </w:p>
+    <w:p>
+      <w:pPr>
+        <w:pStyle w:val="Heading2"/>
+      </w:pPr>
+      <w:bookmarkStart w:id="131" w:name="_cdfe77d7836f79f31b35a4084374c4f8e3f3e10"/>
+      <w:r>
+        <w:rPr>
+          <w:rFonts w:ascii="Times New Roman" w:hAnsi="Times New Roman" w:eastAsia="Times New Roman"/>
+          <w:b/>
+          <w:sz w:val="26"/>
+        </w:rPr>
+        <w:t xml:space="preserve">4.7 Probability Calibration</w:t>
+      </w:r>
+      <w:bookmarkEnd w:id="131"/>
     </w:p>
     <w:p>
       <w:pPr>
@@ -14044,23 +13969,8 @@
           <w:b w:val="0"/>
           <w:sz w:val="24"/>
         </w:rPr>
-        <w:t xml:space="preserve">These intervals preserve dependence within a company but do not capture shared economic shocks, model-selection uncertainty, changes in sample construction or errors in the disclosure labels. They are conditional on the fitted models and the constructed dataset.</w:t>
-      </w:r>
-    </w:p>
-    <w:p>
-      <w:pPr>
-        <w:pStyle w:val="Heading2"/>
-      </w:pPr>
-      <w:bookmarkStart w:id="129" w:name="_cdfe77d7836f79f31b35a4084374c4f8e3f3e10"/>
-      <w:r>
-        <w:rPr>
-          <w:rFonts w:ascii="Times New Roman" w:hAnsi="Times New Roman" w:eastAsia="Times New Roman"/>
-          <w:b/>
-          <w:sz w:val="26"/>
-        </w:rPr>
-        <w:t xml:space="preserve">4.7 Probability Calibration</w:t>
-      </w:r>
-      <w:bookmarkEnd w:id="129"/>
+        <w:t xml:space="preserve">With each fitted model frozen, a sigmoid correction is learned on 2019 data. Raw and corrected probabilities are compared on 2020–2022 by Brier score, with ties favoring raw output. Later equal-width and quantile diagnostics compare predicted and observed rates without changing the model.</w:t>
+      </w:r>
     </w:p>
     <w:p>
       <w:pPr>
@@ -14074,8 +13984,23 @@
           <w:b w:val="0"/>
           <w:sz w:val="24"/>
         </w:rPr>
-        <w:t xml:space="preserve">Calibration asks whether predicted probabilities match observed event rates.</w:t>
-      </w:r>
+        <w:t xml:space="preserve">Separating calibration from model fitting prevents the correction sample from influencing coefficients or tree structure. Quantile groups remain informative when rare-event probabilities occupy only a small part of the zero-to-one range.</w:t>
+      </w:r>
+    </w:p>
+    <w:p>
+      <w:pPr>
+        <w:pStyle w:val="Heading2"/>
+      </w:pPr>
+      <w:bookmarkStart w:id="132" w:name="_bbddf986a26b2b9e5dfdaaab41a77d410302710"/>
+      <w:r>
+        <w:rPr>
+          <w:rFonts w:ascii="Times New Roman" w:hAnsi="Times New Roman" w:eastAsia="Times New Roman"/>
+          <w:b/>
+          <w:sz w:val="26"/>
+        </w:rPr>
+        <w:t xml:space="preserve">4.8 Model Interpretation and Error Analysis</w:t>
+      </w:r>
+      <w:bookmarkEnd w:id="132"/>
     </w:p>
     <w:p>
       <w:pPr>
@@ -14089,32 +14014,7 @@
           <w:b w:val="0"/>
           <w:sz w:val="24"/>
         </w:rPr>
-        <w:t xml:space="preserve">Each family first produces a</w:t>
-      </w:r>
-      <w:r>
-        <w:rPr>
-          <w:rFonts w:ascii="Times New Roman" w:hAnsi="Times New Roman" w:eastAsia="Times New Roman"/>
-          <w:b w:val="0"/>
-          <w:sz w:val="24"/>
-        </w:rPr>
-        <w:t xml:space="preserve"> </w:t>
-      </w:r>
-      <w:r>
-        <w:rPr>
-          <w:rFonts w:ascii="Times New Roman" w:hAnsi="Times New Roman" w:eastAsia="Times New Roman"/>
-          <w:b w:val="0"/>
-          <w:bCs/>
-          <w:sz w:val="24"/>
-        </w:rPr>
-        <w:t xml:space="preserve">raw probability</w:t>
-      </w:r>
-      <w:r>
-        <w:rPr>
-          <w:rFonts w:ascii="Times New Roman" w:hAnsi="Times New Roman" w:eastAsia="Times New Roman"/>
-          <w:b w:val="0"/>
-          <w:sz w:val="24"/>
-        </w:rPr>
-        <w:t xml:space="preserve">. The fitted model is then frozen, and a sigmoid correction is learned from the 2019 calibration observations. This correction changes the probability scale but does not refit the underlying logistic coefficients or decision trees.</w:t>
+        <w:t xml:space="preserve">Scaled logistic coefficients are associative. For the selected model, each original feature is permuted 20 times in the selection period. The Brier increase measures reliance, although correlated features can share importance. Later error analysis reports false alerts, missed events, annual performance and episode detection without redesigning the model.</w:t>
       </w:r>
     </w:p>
     <w:p>
@@ -14129,98 +14029,23 @@
           <w:b w:val="0"/>
           <w:sz w:val="24"/>
         </w:rPr>
-        <w:t xml:space="preserve">The raw and corrected probabilities are compared on the 2020–2022 selection period. The version with the lower Brier score is retained; an exact tie favors the raw probability. This allows calibration to help when needed without forcing an unnecessary adjustment.</w:t>
-      </w:r>
-    </w:p>
-    <w:p>
-      <w:pPr>
-        <w:pStyle w:val="BodyText"/>
-        <w:spacing w:before="0" w:after="200" w:line="276" w:lineRule="auto"/>
-        <w:jc w:val="both"/>
-      </w:pPr>
-      <w:r>
-        <w:rPr>
-          <w:rFonts w:ascii="Times New Roman" w:hAnsi="Times New Roman" w:eastAsia="Times New Roman"/>
-          <w:b w:val="0"/>
-          <w:sz w:val="24"/>
-        </w:rPr>
-        <w:t xml:space="preserve">Later evaluation compares predicted probabilities with observed rates using ten equal-width groups and probability quantiles, which help when rare-event estimates occupy a narrow range. These diagnostics do not change the model.</w:t>
+        <w:t xml:space="preserve">Permutation is applied to original features after the full prediction pipeline, so it measures the fitted system rather than an isolated tree split. It remains a global diagnostic and does not explain any individual limit decision.</w:t>
       </w:r>
     </w:p>
     <w:p>
       <w:pPr>
         <w:pStyle w:val="Heading2"/>
       </w:pPr>
-      <w:bookmarkStart w:id="130" w:name="_bbddf986a26b2b9e5dfdaaab41a77d410302710"/>
+      <w:bookmarkStart w:id="133" w:name="_79220f616a884fe0afa9bb8eec6191dfe0924df"/>
       <w:r>
         <w:rPr>
           <w:rFonts w:ascii="Times New Roman" w:hAnsi="Times New Roman" w:eastAsia="Times New Roman"/>
           <w:b/>
           <w:sz w:val="26"/>
         </w:rPr>
-        <w:t xml:space="preserve">4.8 Model Interpretation and Error Analysis</w:t>
-      </w:r>
-      <w:bookmarkEnd w:id="130"/>
-    </w:p>
-    <w:p>
-      <w:pPr>
-        <w:pStyle w:val="BodyText"/>
-        <w:spacing w:before="0" w:after="200" w:line="276" w:lineRule="auto"/>
-        <w:jc w:val="both"/>
-      </w:pPr>
-      <w:r>
-        <w:rPr>
-          <w:rFonts w:ascii="Times New Roman" w:hAnsi="Times New Roman" w:eastAsia="Times New Roman"/>
-          <w:b w:val="0"/>
-          <w:sz w:val="24"/>
-        </w:rPr>
-        <w:t xml:space="preserve">Logistic coefficients show associations after feature scaling, not causal effects. Missing-value indicators are reported separately because missing accounting data may reflect reporting coverage rather than the company’s financial condition.</w:t>
-      </w:r>
-    </w:p>
-    <w:p>
-      <w:pPr>
-        <w:pStyle w:val="BodyText"/>
-        <w:spacing w:before="0" w:after="200" w:line="276" w:lineRule="auto"/>
-        <w:jc w:val="both"/>
-      </w:pPr>
-      <w:r>
-        <w:rPr>
-          <w:rFonts w:ascii="Times New Roman" w:hAnsi="Times New Roman" w:eastAsia="Times New Roman"/>
-          <w:b w:val="0"/>
-          <w:sz w:val="24"/>
-        </w:rPr>
-        <w:t xml:space="preserve">For the selected model, each original feature is randomly rearranged 20 times in the selection period. The increase in Brier score shows how much the model relied on that feature during that period. Features can contain overlapping information, so a low importance value does not prove that the underlying financial concept is irrelevant.</w:t>
-      </w:r>
-    </w:p>
-    <w:p>
-      <w:pPr>
-        <w:pStyle w:val="BodyText"/>
-        <w:spacing w:before="0" w:after="200" w:line="276" w:lineRule="auto"/>
-        <w:jc w:val="both"/>
-      </w:pPr>
-      <w:r>
-        <w:rPr>
-          <w:rFonts w:ascii="Times New Roman" w:hAnsi="Times New Roman" w:eastAsia="Times New Roman"/>
-          <w:b w:val="0"/>
-          <w:sz w:val="24"/>
-        </w:rPr>
-        <w:t xml:space="preserve">Later error analysis reports false alerts, missed events, annual performance and distinct episode detection. It describes the frozen model’s limitations and is not used to redesign the model after seeing later outcomes.</w:t>
-      </w:r>
-    </w:p>
-    <w:p>
-      <w:pPr>
-        <w:pStyle w:val="Heading2"/>
-      </w:pPr>
-      <w:bookmarkStart w:id="131" w:name="_79220f616a884fe0afa9bb8eec6191dfe0924df"/>
-      <w:r>
-        <w:rPr>
-          <w:rFonts w:ascii="Times New Roman" w:hAnsi="Times New Roman" w:eastAsia="Times New Roman"/>
-          <w:b/>
-          <w:sz w:val="26"/>
-        </w:rPr>
         <w:t xml:space="preserve">4.9 Final Model Selection and Connection to the Policy</w:t>
       </w:r>
-      <w:bookmarkEnd w:id="131"/>
+      <w:bookmarkEnd w:id="133"/>
     </w:p>
     <w:p>
       <w:pPr>
@@ -14258,7 +14083,7 @@
           <w:b w:val="0"/>
           <w:sz w:val="24"/>
         </w:rPr>
-        <w:t xml:space="preserve">its average precision is higher than the observed event share; and</w:t>
+        <w:t xml:space="preserve">its average precision is higher than the observed event share</w:t>
       </w:r>
     </w:p>
     <w:p>
@@ -14297,8 +14122,24 @@
           <w:b w:val="0"/>
           <w:sz w:val="24"/>
         </w:rPr>
-        <w:t xml:space="preserve">These requirements demand improvement in both ranking and probability error. Among qualifying families, the model with the lowest Brier score is selected. An exact tie favors the simpler family in this order: logistic regression, L2 logistic regression, random forest and XGBoost.</w:t>
-      </w:r>
+        <w:t xml:space="preserve">Among qualifying families, the lowest Brier score wins. Exact ties favor logistic, L2 logistic, random forest, then XGBoost. The choice is saved before 2023–2025 prediction, does not imply statistical superiority and need not maximize average precision. The selected probability enters the policy without later refitting. Policy coefficients are separate assumptions.</w:t>
+      </w:r>
+    </w:p>
+    <w:p>
+      <w:pPr>
+        <w:pStyle w:val="Heading1"/>
+        <w:pageBreakBefore/>
+      </w:pPr>
+      <w:bookmarkStart w:id="134" w:name="_b3f9ecc519ac69a0df3ad2908ac67f3b82b0e19"/>
+      <w:r>
+        <w:rPr>
+          <w:rFonts w:ascii="Times New Roman" w:hAnsi="Times New Roman" w:eastAsia="Times New Roman"/>
+          <w:b/>
+          <w:sz w:val="32"/>
+        </w:rPr>
+        <w:t xml:space="preserve">5 Credit Limit Methodology</w:t>
+      </w:r>
+      <w:bookmarkEnd w:id="134"/>
     </w:p>
     <w:p>
       <w:pPr>
@@ -14312,8 +14153,23 @@
           <w:b w:val="0"/>
           <w:sz w:val="24"/>
         </w:rPr>
-        <w:t xml:space="preserve">The final choice is saved before predictions for 2023–2025 are generated. The rule does not require the highest average precision and does not prove that the selected family is statistically superior. Chapter 6 therefore reports all model families.</w:t>
-      </w:r>
+        <w:t xml:space="preserve">The policy combines capacity, 60-day disclosure probability, an exposure cap and monthly rules to produce a hypothetical limit. A known qualifying disclosure sets it to zero.</w:t>
+      </w:r>
+    </w:p>
+    <w:p>
+      <w:pPr>
+        <w:pStyle w:val="Heading2"/>
+      </w:pPr>
+      <w:bookmarkStart w:id="135" w:name="_cb3bf3c1af5828e277b5eb0501e9be1e10f1bb6"/>
+      <w:r>
+        <w:rPr>
+          <w:rFonts w:ascii="Times New Roman" w:hAnsi="Times New Roman" w:eastAsia="Times New Roman"/>
+          <w:b/>
+          <w:sz w:val="26"/>
+        </w:rPr>
+        <w:t xml:space="preserve">5.1 Design Principles</w:t>
+      </w:r>
+      <w:bookmarkEnd w:id="135"/>
     </w:p>
     <w:p>
       <w:pPr>
@@ -14327,24 +14183,8 @@
           <w:b w:val="0"/>
           <w:sz w:val="24"/>
         </w:rPr>
-        <w:t xml:space="preserve">The selected probability enters the credit-limit rule in Chapter 5 without refitting on later outcomes. Credit-policy coefficients are separate scenario assumptions and are not optimized using the later evaluation results.</w:t>
-      </w:r>
-    </w:p>
-    <w:p>
-      <w:pPr>
-        <w:pStyle w:val="Heading1"/>
-        <w:pageBreakBefore/>
-      </w:pPr>
-      <w:bookmarkStart w:id="132" w:name="_b3f9ecc519ac69a0df3ad2908ac67f3b82b0e19"/>
-      <w:r>
-        <w:rPr>
-          <w:rFonts w:ascii="Times New Roman" w:hAnsi="Times New Roman" w:eastAsia="Times New Roman"/>
-          <w:b/>
-          <w:sz w:val="32"/>
-        </w:rPr>
-        <w:t xml:space="preserve">5 Credit Limit Methodology</w:t>
-      </w:r>
-      <w:bookmarkEnd w:id="132"/>
+        <w:t xml:space="preserve">The limit covers total facility exposure. Available new credit subtracts the outstanding balance. Low estimated risk cannot substitute for capacity. Inputs must be available on the review date and use one currency. Policy coefficients are sensitivity-tested assumptions, not fitted lending standards.</w:t>
+      </w:r>
     </w:p>
     <w:p>
       <w:pPr>
@@ -14358,23 +14198,23 @@
           <w:b w:val="0"/>
           <w:sz w:val="24"/>
         </w:rPr>
-        <w:t xml:space="preserve">The proposed policy translates financial data and the estimated 60-day disclosure probability into a hypothetical credit limit. It combines capacity, a risk reduction, an exposure cap and monthly update rules, including an immediate zero limit for a known qualifying disclosure. Chapter 7 replays it on historical SEC data.</w:t>
+        <w:t xml:space="preserve">The design seeks four properties: monotonic risk response, a capacity ceiling, an independent exposure cap and stable monthly changes. Every intermediate amount is retained so a reviewer can identify whether capacity, risk, the cap or an update safeguard determined the final result.</w:t>
       </w:r>
     </w:p>
     <w:p>
       <w:pPr>
         <w:pStyle w:val="Heading2"/>
       </w:pPr>
-      <w:bookmarkStart w:id="133" w:name="_cb3bf3c1af5828e277b5eb0501e9be1e10f1bb6"/>
+      <w:bookmarkStart w:id="136" w:name="_5a035dc8d6e42c113b520c30c0494db2c629425"/>
       <w:r>
         <w:rPr>
           <w:rFonts w:ascii="Times New Roman" w:hAnsi="Times New Roman" w:eastAsia="Times New Roman"/>
           <w:b/>
           <w:sz w:val="26"/>
         </w:rPr>
-        <w:t xml:space="preserve">5.1 Design Principles</w:t>
-      </w:r>
-      <w:bookmarkEnd w:id="133"/>
+        <w:t xml:space="preserve">5.2 Capacity Proxy and Input Assumptions</w:t>
+      </w:r>
+      <w:bookmarkEnd w:id="136"/>
     </w:p>
     <w:p>
       <w:pPr>
@@ -14388,7 +14228,7 @@
           <w:b w:val="0"/>
           <w:sz w:val="24"/>
         </w:rPr>
-        <w:t xml:space="preserve">The limit is the maximum total facility balance, including unpaid amounts from earlier periods. Available new credit equals the assigned limit less the outstanding balance.</w:t>
+        <w:t xml:space="preserve">The replay combines SEC values, model output and facility assumptions because filings omit cash eligibility, exact 60-day debt payments and the studied facility balance.</w:t>
       </w:r>
     </w:p>
     <w:p>
@@ -14403,52 +14243,7 @@
           <w:b w:val="0"/>
           <w:sz w:val="24"/>
         </w:rPr>
-        <w:t xml:space="preserve">The model estimates the Chapter 3 disclosure probability; the policy converts it and financial inputs into an amount. Low estimated risk alone cannot justify a large limit without sufficient capacity.</w:t>
-      </w:r>
-    </w:p>
-    <w:p>
-      <w:pPr>
-        <w:pStyle w:val="BodyText"/>
-        <w:spacing w:before="0" w:after="200" w:line="276" w:lineRule="auto"/>
-        <w:jc w:val="both"/>
-      </w:pPr>
-      <w:r>
-        <w:rPr>
-          <w:rFonts w:ascii="Times New Roman" w:hAnsi="Times New Roman" w:eastAsia="Times New Roman"/>
-          <w:b w:val="0"/>
-          <w:sz w:val="24"/>
-        </w:rPr>
-        <w:t xml:space="preserve">All inputs must be available on the review date and monetary values must use the same currency. The policy coefficients are research assumptions tested through sensitivity analysis. They are not fitted lending standards.</w:t>
-      </w:r>
-    </w:p>
-    <w:p>
-      <w:pPr>
-        <w:pStyle w:val="Heading2"/>
-      </w:pPr>
-      <w:bookmarkStart w:id="134" w:name="_5a035dc8d6e42c113b520c30c0494db2c629425"/>
-      <w:r>
-        <w:rPr>
-          <w:rFonts w:ascii="Times New Roman" w:hAnsi="Times New Roman" w:eastAsia="Times New Roman"/>
-          <w:b/>
-          <w:sz w:val="26"/>
-        </w:rPr>
-        <w:t xml:space="preserve">5.2 Capacity Proxy and Input Assumptions</w:t>
-      </w:r>
-      <w:bookmarkEnd w:id="134"/>
-    </w:p>
-    <w:p>
-      <w:pPr>
-        <w:pStyle w:val="BodyText"/>
-        <w:spacing w:before="0" w:after="200" w:line="276" w:lineRule="auto"/>
-        <w:jc w:val="both"/>
-      </w:pPr>
-      <w:r>
-        <w:rPr>
-          <w:rFonts w:ascii="Times New Roman" w:hAnsi="Times New Roman" w:eastAsia="Times New Roman"/>
-          <w:b w:val="0"/>
-          <w:sz w:val="24"/>
-        </w:rPr>
-        <w:t xml:space="preserve">The historical replay combines reported SEC values, model outputs and assumptions about a hypothetical lending facility. This distinction is important because SEC filings do not report whether cash is available to a lender, the company’s exact debt payments over the next 60 days or the balance on the studied facility.</w:t>
+        <w:t xml:space="preserve">Table 8 separates these categories explicitly. This prevents assumed zeros from being mistaken for reported borrower facts and makes sensitivity cases interpretable as policy scenarios rather than alternative historical observations.</w:t>
       </w:r>
     </w:p>
     <w:tbl>
@@ -15549,7 +15344,7 @@
           <w:b w:val="0"/>
           <w:sz w:val="24"/>
         </w:rPr>
-        <w:t xml:space="preserve">as annual revenue;</w:t>
+        <w:t xml:space="preserve">as annual revenue</w:t>
       </w:r>
     </w:p>
     <w:p>
@@ -15604,7 +15399,7 @@
           <w:b w:val="0"/>
           <w:sz w:val="24"/>
         </w:rPr>
-        <w:t xml:space="preserve">as annual operating cash flow for the same period;</w:t>
+        <w:t xml:space="preserve">as annual operating cash flow for the same period</w:t>
       </w:r>
     </w:p>
     <w:p>
@@ -15659,7 +15454,7 @@
           <w:b w:val="0"/>
           <w:sz w:val="24"/>
         </w:rPr>
-        <w:t xml:space="preserve">as cash considered eligible to support repayment;</w:t>
+        <w:t xml:space="preserve">as cash considered eligible to support repayment</w:t>
       </w:r>
     </w:p>
     <w:p>
@@ -16237,37 +16032,7 @@
           <w:b w:val="0"/>
           <w:sz w:val="24"/>
         </w:rPr>
-        <w:t xml:space="preserve">The policy uses the smaller of the two amounts. This prevents high revenue from supporting a large limit when cash generation is weak. Additional external payments due during the 60-day horizon then reduce the result.</w:t>
-      </w:r>
-    </w:p>
-    <w:p>
-      <w:pPr>
-        <w:pStyle w:val="BodyText"/>
-        <w:spacing w:before="0" w:after="200" w:line="276" w:lineRule="auto"/>
-        <w:jc w:val="both"/>
-      </w:pPr>
-      <w:r>
-        <w:rPr>
-          <w:rFonts w:ascii="Times New Roman" w:hAnsi="Times New Roman" w:eastAsia="Times New Roman"/>
-          <w:b w:val="0"/>
-          <w:sz w:val="24"/>
-        </w:rPr>
-        <w:t xml:space="preserve">Revenue and operating cash flow are divided by six because 60 days are approximately one-sixth of a year, an approximation that ignores seasonality. Cash is a balance and is not divided. Negative operating cash flow contributes nothing, although eligible cash can still support capacity.</w:t>
-      </w:r>
-    </w:p>
-    <w:p>
-      <w:pPr>
-        <w:pStyle w:val="BodyText"/>
-        <w:spacing w:before="0" w:after="200" w:line="276" w:lineRule="auto"/>
-        <w:jc w:val="both"/>
-      </w:pPr>
-      <w:r>
-        <w:rPr>
-          <w:rFonts w:ascii="Times New Roman" w:hAnsi="Times New Roman" w:eastAsia="Times New Roman"/>
-          <w:b w:val="0"/>
-          <w:sz w:val="24"/>
-        </w:rPr>
-        <w:t xml:space="preserve">The starting values are</w:t>
+        <w:t xml:space="preserve">Taking the smaller amount prevents revenue from supporting a large limit when cash generation is weak. Near-term external payments then reduce it. Annual flows are divided by six as a 60-day approximation that ignores seasonality. Cash is a balance, and negative cash flow contributes zero. The illustrative values are</w:t>
       </w:r>
       <w:r>
         <w:rPr>
@@ -16365,22 +16130,7 @@
           <w:b w:val="0"/>
           <w:sz w:val="24"/>
         </w:rPr>
-        <w:t xml:space="preserve">. They are illustrative policy choices. Revenue and operating cash flow use the same annual period, and cumulative year-to-date values are not treated as separate quarters.</w:t>
-      </w:r>
-    </w:p>
-    <w:p>
-      <w:pPr>
-        <w:pStyle w:val="BodyText"/>
-        <w:spacing w:before="0" w:after="200" w:line="276" w:lineRule="auto"/>
-        <w:jc w:val="both"/>
-      </w:pPr>
-      <w:r>
-        <w:rPr>
-          <w:rFonts w:ascii="Times New Roman" w:hAnsi="Times New Roman" w:eastAsia="Times New Roman"/>
-          <w:b w:val="0"/>
-          <w:sz w:val="24"/>
-        </w:rPr>
-        <w:t xml:space="preserve">Because eligible cash and exact external debt payments due within 60 days are unobserved, the base replay assumes all reported cash is eligible and</w:t>
+        <w:t xml:space="preserve">. Annual flows use one period. The base case treats all cash as eligible and sets unobserved</w:t>
       </w:r>
       <w:r>
         <w:rPr>
@@ -16433,14 +16183,29 @@
           <w:b w:val="0"/>
           <w:sz w:val="24"/>
         </w:rPr>
-        <w:t xml:space="preserve">. Chapter 7 tests alternatives.</w:t>
+        <w:t xml:space="preserve">.</w:t>
+      </w:r>
+    </w:p>
+    <w:p>
+      <w:pPr>
+        <w:pStyle w:val="BodyText"/>
+        <w:spacing w:before="0" w:after="200" w:line="276" w:lineRule="auto"/>
+        <w:jc w:val="both"/>
+      </w:pPr>
+      <w:r>
+        <w:rPr>
+          <w:rFonts w:ascii="Times New Roman" w:hAnsi="Times New Roman" w:eastAsia="Times New Roman"/>
+          <w:b w:val="0"/>
+          <w:sz w:val="24"/>
+        </w:rPr>
+        <w:t xml:space="preserve">The revenue branch represents activity scale, while the cash-flow-and-cash branch approximates resources that could support repayment. Taking their minimum prevents either branch from overriding weakness in the other. The formula is intentionally conservative in structure but its coefficients are not empirically validated lending standards.</w:t>
       </w:r>
     </w:p>
     <w:p>
       <w:pPr>
         <w:pStyle w:val="Heading2"/>
       </w:pPr>
-      <w:bookmarkStart w:id="135" w:name="_9b1bdd14198f10dc607cdc6ccc7f6df7d2471de"/>
+      <w:bookmarkStart w:id="137" w:name="_9b1bdd14198f10dc607cdc6ccc7f6df7d2471de"/>
       <w:r>
         <w:rPr>
           <w:rFonts w:ascii="Times New Roman" w:hAnsi="Times New Roman" w:eastAsia="Times New Roman"/>
@@ -16449,7 +16214,7 @@
         </w:rPr>
         <w:t xml:space="preserve">5.3 Risk Adjustment</w:t>
       </w:r>
-      <w:bookmarkEnd w:id="135"/>
+      <w:bookmarkEnd w:id="137"/>
     </w:p>
     <w:p>
       <w:pPr>
@@ -16831,7 +16596,7 @@
           <w:b w:val="0"/>
           <w:sz w:val="24"/>
         </w:rPr>
-        <w:t xml:space="preserve">The multiplier satisfies</w:t>
+        <w:t xml:space="preserve">The multiplier lies in</w:t>
       </w:r>
       <w:r>
         <w:rPr>
@@ -16842,6 +16607,12 @@
         <w:t xml:space="preserve"> </w:t>
       </w:r>
       <m:oMath>
+        <m:r>
+          <m:rPr>
+            <m:sty m:val="p"/>
+          </m:rPr>
+          <m:t>(</m:t>
+        </m:r>
         <m:r>
           <m:t>0</m:t>
         </m:r>
@@ -16849,37 +16620,16 @@
           <m:rPr>
             <m:sty m:val="p"/>
           </m:rPr>
-          <m:t>&lt;</m:t>
+          <m:t>,</m:t>
         </m:r>
-        <m:sSup>
-          <m:e>
-            <m:r>
-              <m:t>e</m:t>
-            </m:r>
-          </m:e>
-          <m:sup>
-            <m:r>
-              <m:rPr>
-                <m:sty m:val="p"/>
-              </m:rPr>
-              <m:t>−</m:t>
-            </m:r>
-            <m:r>
-              <m:t>k</m:t>
-            </m:r>
-            <m:r>
-              <m:t>q</m:t>
-            </m:r>
-          </m:sup>
-        </m:sSup>
+        <m:r>
+          <m:t>1</m:t>
+        </m:r>
         <m:r>
           <m:rPr>
             <m:sty m:val="p"/>
           </m:rPr>
-          <m:t>≤</m:t>
-        </m:r>
-        <m:r>
-          <m:t>1</m:t>
+          <m:t>]</m:t>
         </m:r>
       </m:oMath>
       <w:r>
@@ -16888,7 +16638,7 @@
           <w:b w:val="0"/>
           <w:sz w:val="24"/>
         </w:rPr>
-        <w:t xml:space="preserve">. A larger</w:t>
+        <w:t xml:space="preserve">. Larger</w:t>
       </w:r>
       <w:r>
         <w:rPr>
@@ -16917,7 +16667,7 @@
           <w:b w:val="0"/>
           <w:sz w:val="24"/>
         </w:rPr>
-        <w:t xml:space="preserve">strengthens the reduction, while</w:t>
+        <w:t xml:space="preserve">strengthens the reduction and</w:t>
       </w:r>
       <w:r>
         <w:rPr>
@@ -16955,7 +16705,7 @@
           <w:b w:val="0"/>
           <w:sz w:val="24"/>
         </w:rPr>
-        <w:t xml:space="preserve">removes it. The illustrative starting value is</w:t>
+        <w:t xml:space="preserve">removes it. With illustrative</w:t>
       </w:r>
       <w:r>
         <w:rPr>
@@ -16985,43 +16735,7 @@
           <w:b w:val="0"/>
           <w:sz w:val="24"/>
         </w:rPr>
-        <w:t xml:space="preserve">: at</w:t>
-      </w:r>
-      <w:r>
-        <w:rPr>
-          <w:rFonts w:ascii="Times New Roman" w:hAnsi="Times New Roman" w:eastAsia="Times New Roman"/>
-          <w:b w:val="0"/>
-          <w:sz w:val="24"/>
-        </w:rPr>
-        <w:t xml:space="preserve"> </w:t>
-      </w:r>
-      <m:oMath>
-        <m:r>
-          <m:t>q</m:t>
-        </m:r>
-        <m:r>
-          <m:rPr>
-            <m:sty m:val="p"/>
-          </m:rPr>
-          <m:t>=</m:t>
-        </m:r>
-        <m:r>
-          <m:t>5</m:t>
-        </m:r>
-        <m:r>
-          <m:rPr>
-            <m:sty m:val="p"/>
-          </m:rPr>
-          <m:t>%</m:t>
-        </m:r>
-      </m:oMath>
-      <w:r>
-        <w:rPr>
-          <w:rFonts w:ascii="Times New Roman" w:hAnsi="Times New Roman" w:eastAsia="Times New Roman"/>
-          <w:b w:val="0"/>
-          <w:sz w:val="24"/>
-        </w:rPr>
-        <w:t xml:space="preserve">, about 61% of capacity remains. Sensitivity cases use 5 and 20; no value is claimed to be optimal.</w:t>
+        <w:t xml:space="preserve">, a 5% probability retains about 61% of capacity. Sensitivity uses 5 and 20. This rule is neither facility PD nor an estimated optimal exposure.</w:t>
       </w:r>
     </w:p>
     <w:p>
@@ -17036,14 +16750,43 @@
           <w:b w:val="0"/>
           <w:sz w:val="24"/>
         </w:rPr>
-        <w:t xml:space="preserve">The estimated probability concerns the SEC disclosure outcome defined in Chapter 3. It is not a probability of default on the hypothetical facility. The exponential reduction is a proposed policy rule, not an estimate of an optimal or safe exposure.</w:t>
+        <w:t xml:space="preserve">The exponential form is continuous and strictly decreasing, so a higher estimated probability can never raise the limit when other inputs are fixed. It also avoids a single approval threshold, although the choice of</w:t>
+      </w:r>
+      <w:r>
+        <w:rPr>
+          <w:rFonts w:ascii="Times New Roman" w:hAnsi="Times New Roman" w:eastAsia="Times New Roman"/>
+          <w:b w:val="0"/>
+          <w:sz w:val="24"/>
+        </w:rPr>
+        <w:t xml:space="preserve"> </w:t>
+      </w:r>
+      <m:oMath>
+        <m:r>
+          <m:t>k</m:t>
+        </m:r>
+      </m:oMath>
+      <w:r>
+        <w:rPr>
+          <w:rFonts w:ascii="Times New Roman" w:hAnsi="Times New Roman" w:eastAsia="Times New Roman"/>
+          <w:b w:val="0"/>
+          <w:sz w:val="24"/>
+        </w:rPr>
+        <w:t xml:space="preserve"> </w:t>
+      </w:r>
+      <w:r>
+        <w:rPr>
+          <w:rFonts w:ascii="Times New Roman" w:hAnsi="Times New Roman" w:eastAsia="Times New Roman"/>
+          <w:b w:val="0"/>
+          <w:sz w:val="24"/>
+        </w:rPr>
+        <w:t xml:space="preserve">determines how strongly small rare-event probabilities affect money.</w:t>
       </w:r>
     </w:p>
     <w:p>
       <w:pPr>
         <w:pStyle w:val="Heading2"/>
       </w:pPr>
-      <w:bookmarkStart w:id="136" w:name="_07fcbdebaa7b6409725404b0eb8ad4641b08ac0"/>
+      <w:bookmarkStart w:id="138" w:name="_07fcbdebaa7b6409725404b0eb8ad4641b08ac0"/>
       <w:r>
         <w:rPr>
           <w:rFonts w:ascii="Times New Roman" w:hAnsi="Times New Roman" w:eastAsia="Times New Roman"/>
@@ -17052,7 +16795,7 @@
         </w:rPr>
         <w:t xml:space="preserve">5.4 Exposure Cap and Existing Exposure</w:t>
       </w:r>
-      <w:bookmarkEnd w:id="136"/>
+      <w:bookmarkEnd w:id="138"/>
     </w:p>
     <w:p>
       <w:pPr>
@@ -17276,7 +17019,7 @@
           <w:b w:val="0"/>
           <w:sz w:val="24"/>
         </w:rPr>
-        <w:t xml:space="preserve">The worked example uses a cap of USD 150,000. The historical base scenario assumes a cap equal to 1% of reported assets, with 0.5% and 2% tested as alternatives. These values are scenario assumptions. The policy has no positive minimum because a minimum could exceed both the capacity proxy and the cap.</w:t>
+        <w:t xml:space="preserve">The worked example caps exposure at USD 150,000. The replay uses 1% of assets and tests 0.5% and 2%. No positive minimum can override capacity or the cap. Total liabilities affect prediction, but only additional payments due within 60 days reduce capacity.</w:t>
       </w:r>
     </w:p>
     <w:p>
@@ -17291,51 +17034,7 @@
           <w:b w:val="0"/>
           <w:sz w:val="24"/>
         </w:rPr>
-        <w:t xml:space="preserve">Total liabilities affect model predictors, while only additional external payments due within 60 days reduce capacity through</w:t>
-      </w:r>
-      <w:r>
-        <w:rPr>
-          <w:rFonts w:ascii="Times New Roman" w:hAnsi="Times New Roman" w:eastAsia="Times New Roman"/>
-          <w:b w:val="0"/>
-          <w:sz w:val="24"/>
-        </w:rPr>
-        <w:t xml:space="preserve"> </w:t>
-      </w:r>
-      <m:oMath>
-        <m:sSubSup>
-          <m:e>
-            <m:r>
-              <m:t>D</m:t>
-            </m:r>
-          </m:e>
-          <m:sub>
-            <m:r>
-              <m:t>i</m:t>
-            </m:r>
-            <m:r>
-              <m:rPr>
-                <m:sty m:val="p"/>
-              </m:rPr>
-              <m:t>,</m:t>
-            </m:r>
-            <m:r>
-              <m:t>t</m:t>
-            </m:r>
-          </m:sub>
-          <m:sup>
-            <m:r>
-              <m:t>60</m:t>
-            </m:r>
-          </m:sup>
-        </m:sSubSup>
-      </m:oMath>
-      <w:r>
-        <w:rPr>
-          <w:rFonts w:ascii="Times New Roman" w:hAnsi="Times New Roman" w:eastAsia="Times New Roman"/>
-          <w:b w:val="0"/>
-          <w:sz w:val="24"/>
-        </w:rPr>
-        <w:t xml:space="preserve">. The full liability balance is not deducted.</w:t>
+        <w:t xml:space="preserve">Deducting the entire liability balance would mix stock obligations with payments due over the short horizon. Conversely, omitting actual near-term debt service in deployment would overstate available capacity. This is why the unobserved payment assumption receives a separate sensitivity case.</w:t>
       </w:r>
     </w:p>
     <w:p>
@@ -17596,7 +17295,7 @@
           <w:b w:val="0"/>
           <w:sz w:val="24"/>
         </w:rPr>
-        <w:t xml:space="preserve">If the limit is below the outstanding balance, excess exposure is</w:t>
+        <w:t xml:space="preserve">If exposure exceeds the reduced limit, excess is</w:t>
       </w:r>
       <w:r>
         <w:rPr>
@@ -17689,14 +17388,14 @@
           <w:b w:val="0"/>
           <w:sz w:val="24"/>
         </w:rPr>
-        <w:t xml:space="preserve">. Reducing the limit prevents further use under the policy. It does not remove an existing balance or show that the borrower can repay it.</w:t>
+        <w:t xml:space="preserve">. The reduction prevents new use but neither removes nor proves repayment of the balance.</w:t>
       </w:r>
     </w:p>
     <w:p>
       <w:pPr>
         <w:pStyle w:val="Heading2"/>
       </w:pPr>
-      <w:bookmarkStart w:id="137" w:name="_3cc22c81381b3542277d9013ee51f724637e192"/>
+      <w:bookmarkStart w:id="139" w:name="_3cc22c81381b3542277d9013ee51f724637e192"/>
       <w:r>
         <w:rPr>
           <w:rFonts w:ascii="Times New Roman" w:hAnsi="Times New Roman" w:eastAsia="Times New Roman"/>
@@ -17705,7 +17404,7 @@
         </w:rPr>
         <w:t xml:space="preserve">5.5 Monthly Update Rules and Safeguards</w:t>
       </w:r>
-      <w:bookmarkEnd w:id="137"/>
+      <w:bookmarkEnd w:id="139"/>
     </w:p>
     <w:p>
       <w:pPr>
@@ -17719,22 +17418,7 @@
           <w:b w:val="0"/>
           <w:sz w:val="24"/>
         </w:rPr>
-        <w:t xml:space="preserve">The policy is reviewed monthly using information available on each decision date. Accounting values usually remain unchanged between SEC reports, so a new month does not necessarily provide new financial information.</w:t>
-      </w:r>
-    </w:p>
-    <w:p>
-      <w:pPr>
-        <w:pStyle w:val="BodyText"/>
-        <w:spacing w:before="0" w:after="200" w:line="276" w:lineRule="auto"/>
-        <w:jc w:val="both"/>
-      </w:pPr>
-      <w:r>
-        <w:rPr>
-          <w:rFonts w:ascii="Times New Roman" w:hAnsi="Times New Roman" w:eastAsia="Times New Roman"/>
-          <w:b w:val="0"/>
-          <w:sz w:val="24"/>
-        </w:rPr>
-        <w:t xml:space="preserve">For an existing positive limit, the policy uses a 2% deadband</w:t>
+        <w:t xml:space="preserve">Monthly reviews use available information, which often remains unchanged between filings. Existing positive limits use a 2% deadband</w:t>
       </w:r>
       <w:r>
         <w:rPr>
@@ -17755,7 +17439,7 @@
           <w:b w:val="0"/>
           <w:sz w:val="24"/>
         </w:rPr>
-        <w:t xml:space="preserve">, a 50% smoothing factor</w:t>
+        <w:t xml:space="preserve">, 50% smoothing</w:t>
       </w:r>
       <w:r>
         <w:rPr>
@@ -17784,7 +17468,7 @@
           <w:b w:val="0"/>
           <w:sz w:val="24"/>
         </w:rPr>
-        <w:t xml:space="preserve">and a 10% maximum monthly increase</w:t>
+        <w:t xml:space="preserve">and 10% increase ceiling</w:t>
       </w:r>
       <w:r>
         <w:rPr>
@@ -17805,7 +17489,7 @@
           <w:b w:val="0"/>
           <w:sz w:val="24"/>
         </w:rPr>
-        <w:t xml:space="preserve">. The rules are applied as follows:</w:t>
+        <w:t xml:space="preserve">:</w:t>
       </w:r>
     </w:p>
     <w:tbl>
@@ -18694,7 +18378,7 @@
           <w:b w:val="0"/>
           <w:sz w:val="24"/>
         </w:rPr>
-        <w:t xml:space="preserve">The deadband avoids changes caused by rounding or minor input movements.</w:t>
+        <w:t xml:space="preserve">The deadband ignores minor movements. Increase controls never delay reductions or breach the current cap. Missing, conflicting or stale inputs require review rather than zero replacement. Freshness limits are 180 days for balance sheets and 540 for annual flows.</w:t>
       </w:r>
     </w:p>
     <w:p>
@@ -18709,7 +18393,7 @@
           <w:b w:val="0"/>
           <w:sz w:val="24"/>
         </w:rPr>
-        <w:t xml:space="preserve">Increase controls never delay a reduction and never permit a limit above the current cap. Missing required inputs, unresolved accounting conflicts or stale information require review rather than replacement with zero. The freshness limits are 180 days from the balance-sheet period end and 540 days from the annual-flow period end.</w:t>
+        <w:t xml:space="preserve">These asymmetric controls prevent a stale favorable assessment from supporting growth while ensuring that a lower current preliminary limit takes effect immediately. They also distinguish a data-quality exception from an economically calculated zero.</w:t>
       </w:r>
     </w:p>
     <w:p>
@@ -18724,14 +18408,29 @@
           <w:b w:val="0"/>
           <w:sz w:val="24"/>
         </w:rPr>
-        <w:t xml:space="preserve">A known qualifying disclosure produces an immediate hard stop. When the disclosure’s quiet-gap period ends, the hard-stop indicator can end, but the previous zero limit still prevents automatic reopening. In the historical replay, the limit therefore remains zero within the same continuous company segment. A missing-month gap starts a new hypothetical segment and is treated as a new initial assessment. This reset is a replay convention, not evidence that a real lender would reopen the facility.</w:t>
+        <w:t xml:space="preserve">A known disclosure immediately stops the limit. After its quiet period, the previous zero still prevents automatic reopening within a continuous segment. A missing-month gap starts a new hypothetical assessment. This is only a replay convention.</w:t>
+      </w:r>
+    </w:p>
+    <w:p>
+      <w:pPr>
+        <w:pStyle w:val="BodyText"/>
+        <w:spacing w:before="0" w:after="200" w:line="276" w:lineRule="auto"/>
+        <w:jc w:val="both"/>
+      </w:pPr>
+      <w:r>
+        <w:rPr>
+          <w:rFonts w:ascii="Times New Roman" w:hAnsi="Times New Roman" w:eastAsia="Times New Roman"/>
+          <w:b w:val="0"/>
+          <w:sz w:val="24"/>
+        </w:rPr>
+        <w:t xml:space="preserve">In an operating policy, reopening would require documented review rather than a gap in the research data. The replay convention is retained only so disconnected historical segments do not inherit state across months with no eligible observation.</w:t>
       </w:r>
     </w:p>
     <w:p>
       <w:pPr>
         <w:pStyle w:val="Heading2"/>
       </w:pPr>
-      <w:bookmarkStart w:id="138" w:name="_9c372369ec8edd02673153e1b901306b509bcc3"/>
+      <w:bookmarkStart w:id="140" w:name="_9c372369ec8edd02673153e1b901306b509bcc3"/>
       <w:r>
         <w:rPr>
           <w:rFonts w:ascii="Times New Roman" w:hAnsi="Times New Roman" w:eastAsia="Times New Roman"/>
@@ -18740,7 +18439,7 @@
         </w:rPr>
         <w:t xml:space="preserve">5.6 Worked Example</w:t>
       </w:r>
-      <w:bookmarkEnd w:id="138"/>
+      <w:bookmarkEnd w:id="140"/>
     </w:p>
     <w:p>
       <w:pPr>
@@ -21139,14 +20838,14 @@
           <w:b w:val="0"/>
           <w:sz w:val="24"/>
         </w:rPr>
-        <w:t xml:space="preserve">The exposure cap does not bind in this example. The smoothing rule produces the smallest permitted amount and therefore determines the assigned limit. The Python implementation generates these values using full precision; the table rounds displayed amounts. The example does not represent an actual company or a fitted model result.</w:t>
+        <w:t xml:space="preserve">Here the cap does not bind and smoothing determines the assigned limit. Implementation uses full precision, while displayed amounts are rounded. The borrower is hypothetical.</w:t>
       </w:r>
     </w:p>
     <w:p>
       <w:pPr>
         <w:pStyle w:val="Heading2"/>
       </w:pPr>
-      <w:bookmarkStart w:id="139" w:name="_de5acfe4e03f562a402e8aec34967ff041cb23b"/>
+      <w:bookmarkStart w:id="141" w:name="_de5acfe4e03f562a402e8aec34967ff041cb23b"/>
       <w:r>
         <w:rPr>
           <w:rFonts w:ascii="Times New Roman" w:hAnsi="Times New Roman" w:eastAsia="Times New Roman"/>
@@ -21155,7 +20854,7 @@
         </w:rPr>
         <w:t xml:space="preserve">5.7 Scenario Assumptions and Limitations</w:t>
       </w:r>
-      <w:bookmarkEnd w:id="139"/>
+      <w:bookmarkEnd w:id="141"/>
     </w:p>
     <w:p>
       <w:pPr>
@@ -21169,8 +20868,24 @@
           <w:b w:val="0"/>
           <w:sz w:val="24"/>
         </w:rPr>
-        <w:t xml:space="preserve">Each decision record preserves input values and dates, currency, event definition, horizon, model version, policy settings, intermediate amounts, binding constraint and change reason. Exposure and available credit remain separate. Appendix A maps the code and results.</w:t>
-      </w:r>
+        <w:t xml:space="preserve">Each record preserves input dates, currency, event and model versions, settings, intermediate amounts, constraints and change reasons. The base case assumes full cash eligibility, no additional 60-day debt payment, zero facility exposure and a 1%-of-assets cap. Missing required inputs are excluded. With no actual limits, drawings, repayments, losses, prices or profits, sensitivity tests behavior rather than optimality, safety or lender benefit.</w:t>
+      </w:r>
+    </w:p>
+    <w:p>
+      <w:pPr>
+        <w:pStyle w:val="Heading1"/>
+        <w:pageBreakBefore/>
+      </w:pPr>
+      <w:bookmarkStart w:id="142" w:name="_1a2151b2740a381a2f50970420ce11fd2959230"/>
+      <w:r>
+        <w:rPr>
+          <w:rFonts w:ascii="Times New Roman" w:hAnsi="Times New Roman" w:eastAsia="Times New Roman"/>
+          <w:b/>
+          <w:sz w:val="32"/>
+        </w:rPr>
+        <w:t xml:space="preserve">6 Empirical Results</w:t>
+      </w:r>
+      <w:bookmarkEnd w:id="142"/>
     </w:p>
     <w:p>
       <w:pPr>
@@ -21184,8 +20899,23 @@
           <w:b w:val="0"/>
           <w:sz w:val="24"/>
         </w:rPr>
-        <w:t xml:space="preserve">The base replay assumes that all reported cash is eligible, no additional external debt payment is due within 60 days, outstanding facility exposure is zero and the exposure cap equals 1% of assets. These are not observed borrower facts. Rows without the required accounting inputs are excluded, and a reporting gap starts a new hypothetical assessment.</w:t>
-      </w:r>
+        <w:t xml:space="preserve">The primary experiment selects raw random-forest probabilities for their lowest 2020–2022 probability error among qualifying models. Later ranking remains useful, but probability improvement and fixed-threshold detection are limited.</w:t>
+      </w:r>
+    </w:p>
+    <w:p>
+      <w:pPr>
+        <w:pStyle w:val="Heading2"/>
+      </w:pPr>
+      <w:bookmarkStart w:id="143" w:name="_ddd602ab46eb169874dac09626cea5a17ca534a"/>
+      <w:r>
+        <w:rPr>
+          <w:rFonts w:ascii="Times New Roman" w:hAnsi="Times New Roman" w:eastAsia="Times New Roman"/>
+          <w:b/>
+          <w:sz w:val="26"/>
+        </w:rPr>
+        <w:t xml:space="preserve">6.1 Sample and Chronological Design</w:t>
+      </w:r>
+      <w:bookmarkEnd w:id="143"/>
     </w:p>
     <w:p>
       <w:pPr>
@@ -21199,83 +20929,7 @@
           <w:b w:val="0"/>
           <w:sz w:val="24"/>
         </w:rPr>
-        <w:t xml:space="preserve">The probability is a prediction of an SEC disclosure proxy, not a verified facility default. The data contain no actual credit limits, drawings, repayments, losses, prices or profits against which to test the policy. The parameters were fixed before model fitting, and the sensitivity cases show how the rules react to alternative assumptions rather than identify optimal settings. The replay therefore tests the behavior of the proposed rules; it does not demonstrate that the limits are safe, profitable or beneficial to a lender.</w:t>
-      </w:r>
-    </w:p>
-    <w:p>
-      <w:pPr>
-        <w:pStyle w:val="Heading1"/>
-        <w:pageBreakBefore/>
-      </w:pPr>
-      <w:bookmarkStart w:id="140" w:name="_1a2151b2740a381a2f50970420ce11fd2959230"/>
-      <w:r>
-        <w:rPr>
-          <w:rFonts w:ascii="Times New Roman" w:hAnsi="Times New Roman" w:eastAsia="Times New Roman"/>
-          <w:b/>
-          <w:sz w:val="32"/>
-        </w:rPr>
-        <w:t xml:space="preserve">6 Empirical Results</w:t>
-      </w:r>
-      <w:bookmarkEnd w:id="140"/>
-    </w:p>
-    <w:p>
-      <w:pPr>
-        <w:pStyle w:val="BodyText"/>
-        <w:spacing w:before="0" w:after="200" w:line="276" w:lineRule="auto"/>
-        <w:jc w:val="both"/>
-      </w:pPr>
-      <w:r>
-        <w:rPr>
-          <w:rFonts w:ascii="Times New Roman" w:hAnsi="Times New Roman" w:eastAsia="Times New Roman"/>
-          <w:b w:val="0"/>
-          <w:sz w:val="24"/>
-        </w:rPr>
-        <w:t xml:space="preserve">The primary model experiment selects a random forest with uncorrected, or raw, probabilities. Both tree models pass the selection requirements, but the random forest has the lowest probability error during the 2020–2022 selection period. In the later 2023–2025 evaluation, it continues to rank higher-risk observations reasonably well. However, its improvement in probability error is small, and its fixed alert threshold detects only a small share of the disclosure outcomes.</w:t>
-      </w:r>
-    </w:p>
-    <w:p>
-      <w:pPr>
-        <w:pStyle w:val="Heading2"/>
-      </w:pPr>
-      <w:bookmarkStart w:id="141" w:name="_ddd602ab46eb169874dac09626cea5a17ca534a"/>
-      <w:r>
-        <w:rPr>
-          <w:rFonts w:ascii="Times New Roman" w:hAnsi="Times New Roman" w:eastAsia="Times New Roman"/>
-          <w:b/>
-          <w:sz w:val="26"/>
-        </w:rPr>
-        <w:t xml:space="preserve">6.1 Sample and Chronological Design</w:t>
-      </w:r>
-      <w:bookmarkEnd w:id="141"/>
-    </w:p>
-    <w:p>
-      <w:pPr>
-        <w:pStyle w:val="BodyText"/>
-        <w:spacing w:before="0" w:after="200" w:line="276" w:lineRule="auto"/>
-        <w:jc w:val="both"/>
-      </w:pPr>
-      <w:r>
-        <w:rPr>
-          <w:rFonts w:ascii="Times New Roman" w:hAnsi="Times New Roman" w:eastAsia="Times New Roman"/>
-          <w:b w:val="0"/>
-          <w:sz w:val="24"/>
-        </w:rPr>
-        <w:t xml:space="preserve">The labeled panel contains 565,222 company-months from 8,780 companies. It has 1,052 positive rows representing 573 disclosure episodes in 487 companies.</w:t>
-      </w:r>
-    </w:p>
-    <w:p>
-      <w:pPr>
-        <w:pStyle w:val="BodyText"/>
-        <w:spacing w:before="0" w:after="200" w:line="276" w:lineRule="auto"/>
-        <w:jc w:val="both"/>
-      </w:pPr>
-      <w:r>
-        <w:rPr>
-          <w:rFonts w:ascii="Times New Roman" w:hAnsi="Times New Roman" w:eastAsia="Times New Roman"/>
-          <w:b w:val="0"/>
-          <w:sz w:val="24"/>
-        </w:rPr>
-        <w:t xml:space="preserve">The five modeling stages contain 531,344 observations after chronological purging:</w:t>
+        <w:t xml:space="preserve">The labeled panel contains 565,222 company-months from 8,780 companies, with 1,052 positive rows representing 573 episodes in 487 companies. After purging, 531,344 observations enter five stages:</w:t>
       </w:r>
     </w:p>
     <w:tbl>
@@ -22514,7 +22168,7 @@
           <w:b w:val="0"/>
           <w:sz w:val="24"/>
         </w:rPr>
-        <w:t xml:space="preserve">The stages exclude 33,878 boundary observations whose complete 60-day outcome was unavailable when the next stage began, preventing future labels from entering earlier stages.</w:t>
+        <w:t xml:space="preserve">The purge removes 33,878 boundary rows whose labels were not yet available. One episode can create several positive months. The later period’s 318 positive rows represent 176 episodes in 165 companies. Although its outcomes do not enter final model development, that period was examined earlier, before the broader outcome definition, so evaluation is retrospective.</w:t>
       </w:r>
     </w:p>
     <w:p>
@@ -22529,55 +22183,7 @@
           <w:b w:val="0"/>
           <w:sz w:val="24"/>
         </w:rPr>
-        <w:t xml:space="preserve">A</w:t>
-      </w:r>
-      <w:r>
-        <w:rPr>
-          <w:rFonts w:ascii="Times New Roman" w:hAnsi="Times New Roman" w:eastAsia="Times New Roman"/>
-          <w:b w:val="0"/>
-          <w:sz w:val="24"/>
-        </w:rPr>
-        <w:t xml:space="preserve"> </w:t>
-      </w:r>
-      <w:r>
-        <w:rPr>
-          <w:rFonts w:ascii="Times New Roman" w:hAnsi="Times New Roman" w:eastAsia="Times New Roman"/>
-          <w:b w:val="0"/>
-          <w:bCs/>
-          <w:sz w:val="24"/>
-        </w:rPr>
-        <w:t xml:space="preserve">positive row</w:t>
-      </w:r>
-      <w:r>
-        <w:rPr>
-          <w:rFonts w:ascii="Times New Roman" w:hAnsi="Times New Roman" w:eastAsia="Times New Roman"/>
-          <w:b w:val="0"/>
-          <w:sz w:val="24"/>
-        </w:rPr>
-        <w:t xml:space="preserve"> </w:t>
-      </w:r>
-      <w:r>
-        <w:rPr>
-          <w:rFonts w:ascii="Times New Roman" w:hAnsi="Times New Roman" w:eastAsia="Times New Roman"/>
-          <w:b w:val="0"/>
-          <w:sz w:val="24"/>
-        </w:rPr>
-        <w:t xml:space="preserve">is a company-month followed by an episode within 60 days; one episode can produce several positive monthly rows. The later evaluation’s 318 positive rows represent 176 episodes in 165 companies.</w:t>
-      </w:r>
-    </w:p>
-    <w:p>
-      <w:pPr>
-        <w:pStyle w:val="BodyText"/>
-        <w:spacing w:before="0" w:after="200" w:line="276" w:lineRule="auto"/>
-        <w:jc w:val="both"/>
-      </w:pPr>
-      <w:r>
-        <w:rPr>
-          <w:rFonts w:ascii="Times New Roman" w:hAnsi="Times New Roman" w:eastAsia="Times New Roman"/>
-          <w:b w:val="0"/>
-          <w:sz w:val="24"/>
-        </w:rPr>
-        <w:t xml:space="preserve">The reported experiment does not use 2023–2025 outcomes for fitting, tuning, calibration or model selection. However, these years were examined during earlier project development, and the broader outcome definition was specified after that work. The later evaluation is therefore retrospective rather than an untouched external validation.</w:t>
+        <w:t xml:space="preserve">Figure 1 shows that both coverage and event prevalence vary through time. These changes reinforce the use of annual forward folds and period-specific baselines rather than a random split that assumes exchangeable observations.</w:t>
       </w:r>
     </w:p>
     <w:p>
@@ -22607,18 +22213,18 @@
           <wp:inline>
             <wp:extent cx="5580000" cy="3742682"/>
             <wp:effectExtent b="0" l="0" r="0" t="0"/>
-            <wp:docPr descr="" title="" id="143" name="Picture"/>
+            <wp:docPr descr="" title="" id="145" name="Picture"/>
             <a:graphic>
               <a:graphicData uri="http://schemas.openxmlformats.org/drawingml/2006/picture">
                 <pic:pic>
                   <pic:nvPicPr>
-                    <pic:cNvPr descr="figures/sample_over_time.png" id="144" name="Picture"/>
+                    <pic:cNvPr descr="figures/sample_over_time.png" id="146" name="Picture"/>
                     <pic:cNvPicPr>
                       <a:picLocks noChangeArrowheads="1" noChangeAspect="1"/>
                     </pic:cNvPicPr>
                   </pic:nvPicPr>
                   <pic:blipFill>
-                    <a:blip r:embed="rId142"/>
+                    <a:blip r:embed="rId144"/>
                     <a:stretch>
                       <a:fillRect/>
                     </a:stretch>
@@ -22665,7 +22271,7 @@
       <w:pPr>
         <w:pStyle w:val="Heading2"/>
       </w:pPr>
-      <w:bookmarkStart w:id="145" w:name="_e172b5a2c5d655249c3c847be4faad5a038a35f"/>
+      <w:bookmarkStart w:id="147" w:name="_e172b5a2c5d655249c3c847be4faad5a038a35f"/>
       <w:r>
         <w:rPr>
           <w:rFonts w:ascii="Times New Roman" w:hAnsi="Times New Roman" w:eastAsia="Times New Roman"/>
@@ -22674,7 +22280,7 @@
         </w:rPr>
         <w:t xml:space="preserve">6.2 Predictors and Tuning</w:t>
       </w:r>
-      <w:bookmarkEnd w:id="145"/>
+      <w:bookmarkEnd w:id="147"/>
     </w:p>
     <w:p>
       <w:pPr>
@@ -22688,7 +22294,7 @@
           <w:b w:val="0"/>
           <w:sz w:val="24"/>
         </w:rPr>
-        <w:t xml:space="preserve">All models use the twelve predictors defined in Chapter 3 and the chronological tuning procedure defined in Chapter 4. Tuning selects one setting within each model family:</w:t>
+        <w:t xml:space="preserve">Chronological tuning selects one setting per family:</w:t>
       </w:r>
     </w:p>
     <w:tbl>
@@ -23053,23 +22659,8 @@
           <w:b w:val="0"/>
           <w:sz w:val="24"/>
         </w:rPr>
-        <w:t xml:space="preserve">Balanced weights give rare positives more influence without changing their number. Tuning selects them for the logistic but not the tree models. Appendix A records the full grid and software settings.</w:t>
-      </w:r>
-    </w:p>
-    <w:p>
-      <w:pPr>
-        <w:pStyle w:val="Heading2"/>
-      </w:pPr>
-      <w:bookmarkStart w:id="146" w:name="_a546961918222bf09dcd12e2ca539f0992b26a1"/>
-      <w:r>
-        <w:rPr>
-          <w:rFonts w:ascii="Times New Roman" w:hAnsi="Times New Roman" w:eastAsia="Times New Roman"/>
-          <w:b/>
-          <w:sz w:val="26"/>
-        </w:rPr>
-        <w:t xml:space="preserve">6.3 Probability Mapping and Model Selection</w:t>
-      </w:r>
-      <w:bookmarkEnd w:id="146"/>
+        <w:t xml:space="preserve">Balanced weights are selected for logistic but not tree models. Appendix A gives the full grid.</w:t>
+      </w:r>
     </w:p>
     <w:p>
       <w:pPr>
@@ -23083,8 +22674,23 @@
           <w:b w:val="0"/>
           <w:sz w:val="24"/>
         </w:rPr>
-        <w:t xml:space="preserve">Sigmoid probability correction greatly reduces the logistic models’ raw Brier errors, so the corrected probabilities are retained for those models. Raw probabilities are retained for both tree models. For the random forest, sigmoid correction worsens the selection-period Brier score from 0.0016463 to 0.0017675.</w:t>
-      </w:r>
+        <w:t xml:space="preserve">This pattern does not mean weighting is generally unsuitable for trees. It means that, under the predefined temporal tuning criterion and candidate grid, the unweighted tree settings transferred better across the two tuning years.</w:t>
+      </w:r>
+    </w:p>
+    <w:p>
+      <w:pPr>
+        <w:pStyle w:val="Heading2"/>
+      </w:pPr>
+      <w:bookmarkStart w:id="148" w:name="_a546961918222bf09dcd12e2ca539f0992b26a1"/>
+      <w:r>
+        <w:rPr>
+          <w:rFonts w:ascii="Times New Roman" w:hAnsi="Times New Roman" w:eastAsia="Times New Roman"/>
+          <w:b/>
+          <w:sz w:val="26"/>
+        </w:rPr>
+        <w:t xml:space="preserve">6.3 Probability Mapping and Model Selection</w:t>
+      </w:r>
+      <w:bookmarkEnd w:id="148"/>
     </w:p>
     <w:p>
       <w:pPr>
@@ -23098,7 +22704,22 @@
           <w:b w:val="0"/>
           <w:sz w:val="24"/>
         </w:rPr>
-        <w:t xml:space="preserve">The constant benchmark has a selection-period event share of 0.1684% and a Brier score of 0.0016812. Average-precision lift compares average precision with that event share. Brier skill shows the percentage improvement in Brier error relative to the constant benchmark; a negative value means that the model is worse than the benchmark.</w:t>
+        <w:t xml:space="preserve">Sigmoid correction improves logistic Brier errors and is retained there. Raw outputs are retained for both trees. For the forest, correction worsens Brier score from 0.0016463 to 0.0017675.</w:t>
+      </w:r>
+    </w:p>
+    <w:p>
+      <w:pPr>
+        <w:pStyle w:val="BodyText"/>
+        <w:spacing w:before="0" w:after="200" w:line="276" w:lineRule="auto"/>
+        <w:jc w:val="both"/>
+      </w:pPr>
+      <w:r>
+        <w:rPr>
+          <w:rFonts w:ascii="Times New Roman" w:hAnsi="Times New Roman" w:eastAsia="Times New Roman"/>
+          <w:b w:val="0"/>
+          <w:sz w:val="24"/>
+        </w:rPr>
+        <w:t xml:space="preserve">The selection-period event share is 0.1684% and constant Brier score 0.0016812. AP lift uses that event share. Negative Brier skill means worse probability error than the constant.</w:t>
       </w:r>
     </w:p>
     <w:tbl>
@@ -24126,7 +23747,7 @@
           <w:b w:val="0"/>
           <w:sz w:val="24"/>
         </w:rPr>
-        <w:t xml:space="preserve">Both logistic models rank positive rows above the event-share baseline, but their corrected probabilities have more Brier error than the constant benchmark. They therefore fail the requirement for improvement in both ranking and probability error. Both tree models pass. The random forest has the lower Brier score and is selected according to the rule in Section 4.9, even though XGBoost has the higher ROC-AUC.</w:t>
+        <w:t xml:space="preserve">Logistic models improve ranking but fail the Brier requirement. Both trees pass. The forest wins on Brier despite XGBoost’s higher ROC-AUC. Its F1-maximizing threshold is 0.057971 and is frozen for later alert evaluation. Policy uses continuous probability.</w:t>
       </w:r>
     </w:p>
     <w:p>
@@ -24141,14 +23762,14 @@
           <w:b w:val="0"/>
           <w:sz w:val="24"/>
         </w:rPr>
-        <w:t xml:space="preserve">Maximizing F1 in 2020–2022 sets the forest’s alert threshold at 0.057971 (about 5.8%). It is applied unchanged in 2023–2025 only to evaluate alerts; the credit policy uses the continuous probability.</w:t>
+        <w:t xml:space="preserve">The selection rule therefore favors usable probability scale over the strongest ranking alone. The small difference in tree-model Brier scores should not be read as proof of general forest superiority, especially given the alternative-period result below.</w:t>
       </w:r>
     </w:p>
     <w:p>
       <w:pPr>
         <w:pStyle w:val="Heading2"/>
       </w:pPr>
-      <w:bookmarkStart w:id="147" w:name="_9ae97c0b4dc5d189b74dc50cdbdd97db6dce890"/>
+      <w:bookmarkStart w:id="149" w:name="_9ae97c0b4dc5d189b74dc50cdbdd97db6dce890"/>
       <w:r>
         <w:rPr>
           <w:rFonts w:ascii="Times New Roman" w:hAnsi="Times New Roman" w:eastAsia="Times New Roman"/>
@@ -24157,7 +23778,7 @@
         </w:rPr>
         <w:t xml:space="preserve">6.4 Later Evaluation</w:t>
       </w:r>
-      <w:bookmarkEnd w:id="147"/>
+      <w:bookmarkEnd w:id="149"/>
     </w:p>
     <w:p>
       <w:pPr>
@@ -24171,7 +23792,7 @@
           <w:b w:val="0"/>
           <w:sz w:val="24"/>
         </w:rPr>
-        <w:t xml:space="preserve">The first table reports ranking and probability quality for 2023–2025. Average precision is shown as a percentage, while AP lift compares it with the 0.2412% event share. Brier skill compares each model with the constant benchmark’s Brier score of 0.0024070.</w:t>
+        <w:t xml:space="preserve">For 2023–2025, AP lift uses the 0.2412% event share and Brier skill the constant score of 0.0024070.</w:t>
       </w:r>
     </w:p>
     <w:tbl>
@@ -25235,7 +24856,7 @@
           <w:b w:val="0"/>
           <w:sz w:val="24"/>
         </w:rPr>
-        <w:t xml:space="preserve">The next table reports performance at each model’s threshold fixed during the 2020–2022 selection stage:</w:t>
+        <w:t xml:space="preserve">Frozen-threshold performance is:</w:t>
       </w:r>
     </w:p>
     <w:tbl>
@@ -25804,7 +25425,7 @@
           <w:b w:val="0"/>
           <w:sz w:val="24"/>
         </w:rPr>
-        <w:t xml:space="preserve">The forest’s average precision is 10.77 times the event share, while its Brier error is only 0.95% below the benchmark. XGBoost ranks slightly better but has 5.34% more probability error, illustrating the distinction between ranking and probability accuracy.</w:t>
+        <w:t xml:space="preserve">The forest’s AP is 10.77 times the event share, but Brier error improves only 0.95%. Its mean probability is 0.284% against a 0.241% observed share. Of 515 alerts, 29 precede a positive row. The model misses 289 of 318 positive rows. At least one alert precedes 18 of 176 episodes (10.23%).</w:t>
       </w:r>
     </w:p>
     <w:p>
@@ -25819,7 +25440,7 @@
           <w:b w:val="0"/>
           <w:sz w:val="24"/>
         </w:rPr>
-        <w:t xml:space="preserve">Across the later period, the forest’s mean predicted probability is 0.284%, compared with an observed positive-row share of 0.241%. The overall Brier improvement is small, so the probability scale should not be treated as precisely validated.</w:t>
+        <w:t xml:space="preserve">Precision of 5.63% is much higher than prevalence but still means most alerts are false positives under the disclosure definition. Recall of 9.12% means most positive rows remain below the selection-period threshold. These metrics describe an alerting use case and do not determine the continuous policy adjustment.</w:t>
       </w:r>
     </w:p>
     <w:p>
@@ -25834,7 +25455,7 @@
           <w:b w:val="0"/>
           <w:sz w:val="24"/>
         </w:rPr>
-        <w:t xml:space="preserve">At the frozen threshold, 29 of 515 alerts are followed by a positive outcome; 486 are not, and 289 of 318 positive rows are missed. Thus roughly 6 in 100 alerts precede a disclosure and 9 in 100 positive rows are detected.</w:t>
+        <w:t xml:space="preserve">Annual ROC-AUC is 0.8715, 0.8777 and 0.9329 in 2023–2025. AP is 2.793%, 2.927% and 2.904%. Company-cluster 95% intervals are 0.8668–0.9061 for ROC-AUC, 1.817%–4.378% for AP and 0.002040–0.002799 for Brier score, excluding model-selection uncertainty, shared shocks and label error.</w:t>
       </w:r>
     </w:p>
     <w:p>
@@ -25849,22 +25470,7 @@
           <w:b w:val="0"/>
           <w:sz w:val="24"/>
         </w:rPr>
-        <w:t xml:space="preserve">At the episode level, the forest produces at least one alert for 18 of 176 later-period disclosure episodes, corresponding to episode-level recall of 10.23%. Row-level and episode-level recall differ because several monthly observations can precede one episode.</w:t>
-      </w:r>
-    </w:p>
-    <w:p>
-      <w:pPr>
-        <w:pStyle w:val="BodyText"/>
-        <w:spacing w:before="0" w:after="200" w:line="276" w:lineRule="auto"/>
-        <w:jc w:val="both"/>
-      </w:pPr>
-      <w:r>
-        <w:rPr>
-          <w:rFonts w:ascii="Times New Roman" w:hAnsi="Times New Roman" w:eastAsia="Times New Roman"/>
-          <w:b w:val="0"/>
-          <w:sz w:val="24"/>
-        </w:rPr>
-        <w:t xml:space="preserve">The forest’s annual ROC-AUC is 0.8715 in 2023, 0.8777 in 2024 and 0.9329 in 2025. Annual average precision is 2.793%, 2.927% and 2.904%, respectively. Company-cluster 95% intervals for the full later period are 0.8668–0.9061 for ROC-AUC, 1.817%–4.378% for average precision and 0.002040–0.002799 for Brier score. These intervals keep each company’s observations together, but they do not include model-selection uncertainty, shared economic shocks or possible errors in the disclosure labels.</w:t>
+        <w:t xml:space="preserve">The annual results show that the aggregate ranking is not produced by a single weak or strong year. Nevertheless, only three later years are available, and their confidence intervals do not represent a new economic regime.</w:t>
       </w:r>
     </w:p>
     <w:p>
@@ -25894,18 +25500,18 @@
           <wp:inline>
             <wp:extent cx="5580000" cy="2434351"/>
             <wp:effectExtent b="0" l="0" r="0" t="0"/>
-            <wp:docPr descr="" title="" id="149" name="Picture"/>
+            <wp:docPr descr="" title="" id="151" name="Picture"/>
             <a:graphic>
               <a:graphicData uri="http://schemas.openxmlformats.org/drawingml/2006/picture">
                 <pic:pic>
                   <pic:nvPicPr>
-                    <pic:cNvPr descr="figures/model_diagnostics.png" id="150" name="Picture"/>
+                    <pic:cNvPr descr="figures/model_diagnostics.png" id="152" name="Picture"/>
                     <pic:cNvPicPr>
                       <a:picLocks noChangeArrowheads="1" noChangeAspect="1"/>
                     </pic:cNvPicPr>
                   </pic:nvPicPr>
                   <pic:blipFill>
-                    <a:blip r:embed="rId148"/>
+                    <a:blip r:embed="rId150"/>
                     <a:stretch>
                       <a:fillRect/>
                     </a:stretch>
@@ -25952,7 +25558,7 @@
       <w:pPr>
         <w:pStyle w:val="Heading2"/>
       </w:pPr>
-      <w:bookmarkStart w:id="151" w:name="_91feb5ee9817eab7ba00ad7506512a5fb244537"/>
+      <w:bookmarkStart w:id="153" w:name="_91feb5ee9817eab7ba00ad7506512a5fb244537"/>
       <w:r>
         <w:rPr>
           <w:rFonts w:ascii="Times New Roman" w:hAnsi="Times New Roman" w:eastAsia="Times New Roman"/>
@@ -25961,7 +25567,7 @@
         </w:rPr>
         <w:t xml:space="preserve">6.5 Alternative-Period Sensitivity</w:t>
       </w:r>
-      <w:bookmarkEnd w:id="151"/>
+      <w:bookmarkEnd w:id="153"/>
     </w:p>
     <w:p>
       <w:pPr>
@@ -25975,7 +25581,7 @@
           <w:b w:val="0"/>
           <w:sz w:val="24"/>
         </w:rPr>
-        <w:t xml:space="preserve">The selected model changes when different chronological periods are used:</w:t>
+        <w:t xml:space="preserve">Changing chronological periods changes the selected model:</w:t>
       </w:r>
     </w:p>
     <w:tbl>
@@ -26366,8 +25972,23 @@
           <w:b w:val="0"/>
           <w:sz w:val="24"/>
         </w:rPr>
-        <w:t xml:space="preserve">The alternative also changes training dates and excludes 2020–2022, so no single cause explains the different choice. It shows that selection is period-sensitive.</w:t>
-      </w:r>
+        <w:t xml:space="preserve">The alternative also changes training dates and excludes 2020–2022, so it establishes period sensitivity rather than a single cause or pandemic effect. Conducted after primary results were examined, it is not independent validation.</w:t>
+      </w:r>
+    </w:p>
+    <w:p>
+      <w:pPr>
+        <w:pStyle w:val="Heading2"/>
+      </w:pPr>
+      <w:bookmarkStart w:id="154" w:name="_interpretation"/>
+      <w:r>
+        <w:rPr>
+          <w:rFonts w:ascii="Times New Roman" w:hAnsi="Times New Roman" w:eastAsia="Times New Roman"/>
+          <w:b/>
+          <w:sz w:val="26"/>
+        </w:rPr>
+        <w:t xml:space="preserve">6.6 Interpretation</w:t>
+      </w:r>
+      <w:bookmarkEnd w:id="154"/>
     </w:p>
     <w:p>
       <w:pPr>
@@ -26381,23 +26002,8 @@
           <w:b w:val="0"/>
           <w:sz w:val="24"/>
         </w:rPr>
-        <w:t xml:space="preserve">The primary selection period overlaps the COVID-19 pandemic, which may have affected company finances and disclosure patterns. However, the alternative experiment does not isolate a pandemic effect. It was also conducted after the primary results were examined. It is therefore a sensitivity check, not independent validation or a replacement for the primary design.</w:t>
-      </w:r>
-    </w:p>
-    <w:p>
-      <w:pPr>
-        <w:pStyle w:val="Heading2"/>
-      </w:pPr>
-      <w:bookmarkStart w:id="152" w:name="_interpretation"/>
-      <w:r>
-        <w:rPr>
-          <w:rFonts w:ascii="Times New Roman" w:hAnsi="Times New Roman" w:eastAsia="Times New Roman"/>
-          <w:b/>
-          <w:sz w:val="26"/>
-        </w:rPr>
-        <w:t xml:space="preserve">6.6 Interpretation</w:t>
-      </w:r>
-      <w:bookmarkEnd w:id="152"/>
+        <w:t xml:space="preserve">Permutation importance is highest for log assets, followed by working capital to assets, asset growth and liabilities to assets. This measures predictive reliance, not causation. Correlated features can share importance. Useful ranking does not make the threshold a stand-alone rule, since most events are missed and most alerts are false. The disclosure proxy also does not establish distress onset or facility default. Results support a reproducible signal and illustrative policy, not measured lending performance.</w:t>
+      </w:r>
     </w:p>
     <w:p>
       <w:pPr>
@@ -26411,8 +26017,24 @@
           <w:b w:val="0"/>
           <w:sz w:val="24"/>
         </w:rPr>
-        <w:t xml:space="preserve">The selected forest relies most strongly on company size measured by log assets. Working capital to assets, asset growth and liabilities to assets are the next most influential features. This means that randomly rearranging these features causes the largest increase in the fitted model’s Brier error. It does not mean that changing a feature would cause disclosure risk to change. Related features can also share information, so a low importance value does not prove that the underlying financial measure is irrelevant.</w:t>
-      </w:r>
+        <w:t xml:space="preserve">Company size may proxy for reporting quality, financing access or other omitted differences, so its importance requires caution. Borrower-level deployment would need reason codes and stability checks beyond this global ranking of features.</w:t>
+      </w:r>
+    </w:p>
+    <w:p>
+      <w:pPr>
+        <w:pStyle w:val="Heading1"/>
+        <w:pageBreakBefore/>
+      </w:pPr>
+      <w:bookmarkStart w:id="155" w:name="_c763255d5a54f4d77e205045c4e2586e0b0538d"/>
+      <w:r>
+        <w:rPr>
+          <w:rFonts w:ascii="Times New Roman" w:hAnsi="Times New Roman" w:eastAsia="Times New Roman"/>
+          <w:b/>
+          <w:sz w:val="32"/>
+        </w:rPr>
+        <w:t xml:space="preserve">7 Credit-Limit Policy Results</w:t>
+      </w:r>
+      <w:bookmarkEnd w:id="155"/>
     </w:p>
     <w:p>
       <w:pPr>
@@ -26426,8 +26048,23 @@
           <w:b w:val="0"/>
           <w:sz w:val="24"/>
         </w:rPr>
-        <w:t xml:space="preserve">The results show useful ranking information, but they do not support using the alert threshold as a stand-alone decision rule. Most positive rows are missed, and most alerts are not followed by the recorded outcome. The continuous probability also improves only slightly on the constant benchmark’s probability error.</w:t>
-      </w:r>
+        <w:t xml:space="preserve">The 2023–2025 replay combines SEC accounts, random-forest probabilities and hypothetical facility assumptions. It tests rule behavior, not observed lending decisions.</w:t>
+      </w:r>
+    </w:p>
+    <w:p>
+      <w:pPr>
+        <w:pStyle w:val="Heading2"/>
+      </w:pPr>
+      <w:bookmarkStart w:id="156" w:name="_6389566ce1a64398a72c30fab45cb375e39f60a"/>
+      <w:r>
+        <w:rPr>
+          <w:rFonts w:ascii="Times New Roman" w:hAnsi="Times New Roman" w:eastAsia="Times New Roman"/>
+          <w:b/>
+          <w:sz w:val="26"/>
+        </w:rPr>
+        <w:t xml:space="preserve">7.1 Replay Sample and Reference Assumptions</w:t>
+      </w:r>
+      <w:bookmarkEnd w:id="156"/>
     </w:p>
     <w:p>
       <w:pPr>
@@ -26441,68 +26078,7 @@
           <w:b w:val="0"/>
           <w:sz w:val="24"/>
         </w:rPr>
-        <w:t xml:space="preserve">The outcome combines Item 1.03 bankruptcy or receivership filings with reviewed Item 2.04 missed-payment disclosures. It does not establish when financial distress began or whether a company defaulted on the hypothetical facility. The results support a reproducible SEC disclosure-risk signal and an illustrative credit policy, not measured lending performance or loss reduction.</w:t>
-      </w:r>
-    </w:p>
-    <w:p>
-      <w:pPr>
-        <w:pStyle w:val="Heading1"/>
-        <w:pageBreakBefore/>
-      </w:pPr>
-      <w:bookmarkStart w:id="153" w:name="_c763255d5a54f4d77e205045c4e2586e0b0538d"/>
-      <w:r>
-        <w:rPr>
-          <w:rFonts w:ascii="Times New Roman" w:hAnsi="Times New Roman" w:eastAsia="Times New Roman"/>
-          <w:b/>
-          <w:sz w:val="32"/>
-        </w:rPr>
-        <w:t xml:space="preserve">7 Credit-Limit Policy Results</w:t>
-      </w:r>
-      <w:bookmarkEnd w:id="153"/>
-    </w:p>
-    <w:p>
-      <w:pPr>
-        <w:pStyle w:val="BodyText"/>
-        <w:spacing w:before="0" w:after="200" w:line="276" w:lineRule="auto"/>
-        <w:jc w:val="both"/>
-      </w:pPr>
-      <w:r>
-        <w:rPr>
-          <w:rFonts w:ascii="Times New Roman" w:hAnsi="Times New Roman" w:eastAsia="Times New Roman"/>
-          <w:b w:val="0"/>
-          <w:sz w:val="24"/>
-        </w:rPr>
-        <w:t xml:space="preserve">The policy replay applies the Chapter 5 rules to historical SEC financial information from 2023–2025. It combines observed accounting values, the selected random forest’s 60-day disclosure probabilities and assumptions about a hypothetical credit facility. The results show how the proposed rules behave; they are not observed lending decisions.</w:t>
-      </w:r>
-    </w:p>
-    <w:p>
-      <w:pPr>
-        <w:pStyle w:val="Heading2"/>
-      </w:pPr>
-      <w:bookmarkStart w:id="154" w:name="_6389566ce1a64398a72c30fab45cb375e39f60a"/>
-      <w:r>
-        <w:rPr>
-          <w:rFonts w:ascii="Times New Roman" w:hAnsi="Times New Roman" w:eastAsia="Times New Roman"/>
-          <w:b/>
-          <w:sz w:val="26"/>
-        </w:rPr>
-        <w:t xml:space="preserve">7.1 Replay Sample and Reference Assumptions</w:t>
-      </w:r>
-      <w:bookmarkEnd w:id="154"/>
-    </w:p>
-    <w:p>
-      <w:pPr>
-        <w:pStyle w:val="BodyText"/>
-        <w:spacing w:before="0" w:after="200" w:line="276" w:lineRule="auto"/>
-        <w:jc w:val="both"/>
-      </w:pPr>
-      <w:r>
-        <w:rPr>
-          <w:rFonts w:ascii="Times New Roman" w:hAnsi="Times New Roman" w:eastAsia="Times New Roman"/>
-          <w:b w:val="0"/>
-          <w:sz w:val="24"/>
-        </w:rPr>
-        <w:t xml:space="preserve">The replay starts with 141,460 company-months from 2023–2025. Unlike model evaluation, it requires no future label, only valid financial inputs and a probability available on the decision date.</w:t>
+        <w:t xml:space="preserve">The replay requires valid point-in-time financial inputs and probability, but no future label:</w:t>
       </w:r>
     </w:p>
     <w:tbl>
@@ -26845,7 +26421,7 @@
           <w:b w:val="0"/>
           <w:sz w:val="24"/>
         </w:rPr>
-        <w:t xml:space="preserve">The replay includes 99,619 company-months from 3,869 companies; 29.6% of candidates lack required values, which are not replaced with zero.</w:t>
+        <w:t xml:space="preserve">The 99,619 included rows cover 3,869 companies. Among candidates, 29.6% lack required, non-imputed values. The included rows form 5,176 consecutive-month segments. After a gap, a new segment begins as a hypothetical initial assessment, only as a replay convention.</w:t>
       </w:r>
     </w:p>
     <w:p>
@@ -26860,7 +26436,7 @@
           <w:b w:val="0"/>
           <w:sz w:val="24"/>
         </w:rPr>
-        <w:t xml:space="preserve">The included observations form 5,176 continuous company segments. A segment is a sequence of consecutive monthly observations for one company. If a month is missing, the next observation starts a new segment and is treated as a new hypothetical initial assessment. This reset is a replay convention, not evidence that a real lender would reopen a facility.</w:t>
+        <w:t xml:space="preserve">This sample differs from later model evaluation because policy calculation does not require an outcome observable 60 days afterward. It instead requires the financial amounts needed to assign money, which explains why its inclusion rules and row count are reported separately.</w:t>
       </w:r>
     </w:p>
     <w:p>
@@ -27527,14 +27103,14 @@
           <w:b w:val="0"/>
           <w:sz w:val="24"/>
         </w:rPr>
-        <w:t xml:space="preserve">Revenue, operating cash flow, cash and assets are observed. Cash eligibility, near-term debt payments, the cap and facility exposure are assumptions. The reference scenario is a comparison point, not an established or optimal standard.</w:t>
+        <w:t xml:space="preserve">Revenue, cash flow, cash and assets are observed. Cash eligibility, debt payments, cap and facility exposure are assumptions. The reference is not an optimal standard.</w:t>
       </w:r>
     </w:p>
     <w:p>
       <w:pPr>
         <w:pStyle w:val="Heading2"/>
       </w:pPr>
-      <w:bookmarkStart w:id="155" w:name="_7b128c6cc36661f6cfffaa505f5e25832623914"/>
+      <w:bookmarkStart w:id="157" w:name="_7b128c6cc36661f6cfffaa505f5e25832623914"/>
       <w:r>
         <w:rPr>
           <w:rFonts w:ascii="Times New Roman" w:hAnsi="Times New Roman" w:eastAsia="Times New Roman"/>
@@ -27543,7 +27119,7 @@
         </w:rPr>
         <w:t xml:space="preserve">7.2 Reference-Scenario Results</w:t>
       </w:r>
-      <w:bookmarkEnd w:id="155"/>
+      <w:bookmarkEnd w:id="157"/>
     </w:p>
     <w:p>
       <w:pPr>
@@ -28077,7 +27653,7 @@
           <w:b w:val="0"/>
           <w:sz w:val="24"/>
         </w:rPr>
-        <w:t xml:space="preserve">The mean exceeds the median because a few very large public companies have large limits. Neither amount represents a typical smaller private borrower.</w:t>
+        <w:t xml:space="preserve">Large public companies raise the mean above the median, so neither represents a typical small private borrower. The 0.668% figure averages row-level limit/assets ratios. Zeros arise from capacity, hard stops or non-reopening. The 262 hard-stop rows are not distinct companies or episodes. The 1%-of-assets cap binds in 53.42% of rows.</w:t>
       </w:r>
     </w:p>
     <w:p>
@@ -28092,37 +27668,7 @@
           <w:b w:val="0"/>
           <w:sz w:val="24"/>
         </w:rPr>
-        <w:t xml:space="preserve">The 0.668% result is the average of each company-month’s assigned limit divided by its reported assets. It is not the total of all assigned limits divided by the total of all assets.</w:t>
-      </w:r>
-    </w:p>
-    <w:p>
-      <w:pPr>
-        <w:pStyle w:val="BodyText"/>
-        <w:spacing w:before="0" w:after="200" w:line="276" w:lineRule="auto"/>
-        <w:jc w:val="both"/>
-      </w:pPr>
-      <w:r>
-        <w:rPr>
-          <w:rFonts w:ascii="Times New Roman" w:hAnsi="Times New Roman" w:eastAsia="Times New Roman"/>
-          <w:b w:val="0"/>
-          <w:sz w:val="24"/>
-        </w:rPr>
-        <w:t xml:space="preserve">A zero may reflect no capacity, a known disclosure or a prior zero that cannot reopen automatically. The 262 hard-stop rows are observations, not necessarily distinct companies or episodes.</w:t>
-      </w:r>
-    </w:p>
-    <w:p>
-      <w:pPr>
-        <w:pStyle w:val="BodyText"/>
-        <w:spacing w:before="0" w:after="200" w:line="276" w:lineRule="auto"/>
-        <w:jc w:val="both"/>
-      </w:pPr>
-      <w:r>
-        <w:rPr>
-          <w:rFonts w:ascii="Times New Roman" w:hAnsi="Times New Roman" w:eastAsia="Times New Roman"/>
-          <w:b w:val="0"/>
-          <w:sz w:val="24"/>
-        </w:rPr>
-        <w:t xml:space="preserve">The 1%-of-assets cap determines the preliminary limit in 53.42% of observations, making it the immediate constraint in more than half of the replay.</w:t>
+        <w:t xml:space="preserve">Frequent cap binding also explains why probability changes have a modest aggregate effect: when the cap is already below risk-adjusted capacity, a small movement in probability leaves the preliminary limit unchanged. Probability matters more where capacity rather than the cap binds.</w:t>
       </w:r>
     </w:p>
     <w:p>
@@ -28531,23 +28077,8 @@
           <w:b w:val="0"/>
           <w:sz w:val="24"/>
         </w:rPr>
-        <w:t xml:space="preserve">Most limits remain unchanged because accounting values are carried forward between SEC reports and a new month often contains no new financial information. Missing-month gaps are not counted as monthly transitions.</w:t>
-      </w:r>
-    </w:p>
-    <w:p>
-      <w:pPr>
-        <w:pStyle w:val="Heading2"/>
-      </w:pPr>
-      <w:bookmarkStart w:id="156" w:name="_d181af670d228b474a22455dafbb4afd0147862"/>
-      <w:r>
-        <w:rPr>
-          <w:rFonts w:ascii="Times New Roman" w:hAnsi="Times New Roman" w:eastAsia="Times New Roman"/>
-          <w:b/>
-          <w:sz w:val="26"/>
-        </w:rPr>
-        <w:t xml:space="preserve">7.3 Sensitivity to Policy Assumptions</w:t>
-      </w:r>
-      <w:bookmarkEnd w:id="156"/>
+        <w:t xml:space="preserve">Most limits are unchanged because statements are carried forward. Gaps are not transitions.</w:t>
+      </w:r>
     </w:p>
     <w:p>
       <w:pPr>
@@ -28561,7 +28092,37 @@
           <w:b w:val="0"/>
           <w:sz w:val="24"/>
         </w:rPr>
-        <w:t xml:space="preserve">Each sensitivity scenario uses the same historical financial observations and changes one assumption while keeping the remaining reference settings unchanged.</w:t>
+        <w:t xml:space="preserve">The remaining changes can reflect a new financial filing, a probability update, a change in the asset cap or state carried by the monthly rules. Counting only consecutive observations avoids treating a post-gap initial assessment as an ordinary monthly movement.</w:t>
+      </w:r>
+    </w:p>
+    <w:p>
+      <w:pPr>
+        <w:pStyle w:val="Heading2"/>
+      </w:pPr>
+      <w:bookmarkStart w:id="158" w:name="_d181af670d228b474a22455dafbb4afd0147862"/>
+      <w:r>
+        <w:rPr>
+          <w:rFonts w:ascii="Times New Roman" w:hAnsi="Times New Roman" w:eastAsia="Times New Roman"/>
+          <w:b/>
+          <w:sz w:val="26"/>
+        </w:rPr>
+        <w:t xml:space="preserve">7.3 Sensitivity to Policy Assumptions</w:t>
+      </w:r>
+      <w:bookmarkEnd w:id="158"/>
+    </w:p>
+    <w:p>
+      <w:pPr>
+        <w:pStyle w:val="BodyText"/>
+        <w:spacing w:before="0" w:after="200" w:line="276" w:lineRule="auto"/>
+        <w:jc w:val="both"/>
+      </w:pPr>
+      <w:r>
+        <w:rPr>
+          <w:rFonts w:ascii="Times New Roman" w:hAnsi="Times New Roman" w:eastAsia="Times New Roman"/>
+          <w:b w:val="0"/>
+          <w:sz w:val="24"/>
+        </w:rPr>
+        <w:t xml:space="preserve">Each sensitivity changes one assumption on the same observations.</w:t>
       </w:r>
     </w:p>
     <w:tbl>
@@ -29652,7 +29213,7 @@
           <w:b w:val="0"/>
           <w:sz w:val="24"/>
         </w:rPr>
-        <w:t xml:space="preserve">Removing the probability reduction raises mean limit/assets from 0.6678% to 0.6751%. Most probabilities are low and the cap often binds, although high-risk companies with a non-binding cap can receive larger reductions.</w:t>
+        <w:t xml:space="preserve">Removing probability reduction raises mean limit/assets only from 0.6678% to 0.6751%, as probabilities are low and the cap often binds. By contrast, no eligible cash raises zero limits to 48.30%, and a debt deduction of 0.5% of assets raises them to 36.48%. Cap changes also have large effects. These are sensitivities to unobserved assumptions, not borrower facts. Alternative model probabilities barely change the mean. The values are 0.6678% for random forest, 0.6658% for XGBoost and 0.6669% for logistic, although individual limits may differ.</w:t>
       </w:r>
     </w:p>
     <w:p>
@@ -29667,7 +29228,7 @@
           <w:b w:val="0"/>
           <w:sz w:val="24"/>
         </w:rPr>
-        <w:t xml:space="preserve">Cash and debt assumptions have larger effects. With no eligible cash, the zero-limit share rises to 48.30%; deducting debt payments equal to 0.5% of assets raises it to 36.48%. These scenarios show sensitivity to unobserved inputs, not that companies actually face those conditions.</w:t>
+        <w:t xml:space="preserve">The comparison identifies which inputs would merit the strongest evidence in a real application. Cash eligibility and contractual payment schedules must be measured borrower by borrower. An aggregate similarity across probability models cannot compensate for uncertainty in those capacity inputs.</w:t>
       </w:r>
     </w:p>
     <w:p>
@@ -29682,37 +29243,7 @@
           <w:b w:val="0"/>
           <w:sz w:val="24"/>
         </w:rPr>
-        <w:t xml:space="preserve">Changing the exposure cap also has a large effect. A lower cap directly limits otherwise supported amounts, while a 2%-of-assets cap allows more observations to be determined by the capacity proxy. Capacity assumptions and caps therefore have a larger effect on the aggregate results than the model-based risk adjustment in these scenarios.</w:t>
-      </w:r>
-    </w:p>
-    <w:p>
-      <w:pPr>
-        <w:pStyle w:val="BodyText"/>
-        <w:spacing w:before="0" w:after="200" w:line="276" w:lineRule="auto"/>
-        <w:jc w:val="both"/>
-      </w:pPr>
-      <w:r>
-        <w:rPr>
-          <w:rFonts w:ascii="Times New Roman" w:hAnsi="Times New Roman" w:eastAsia="Times New Roman"/>
-          <w:b w:val="0"/>
-          <w:sz w:val="24"/>
-        </w:rPr>
-        <w:t xml:space="preserve">Using probabilities from another fitted model changes the aggregate mean little: random forest gives 0.6678% of assets, XGBoost 0.6658% and either logistic model 0.6669%. Similar averages do not mean that the models assign the same limit to every company.</w:t>
-      </w:r>
-    </w:p>
-    <w:p>
-      <w:pPr>
-        <w:pStyle w:val="BodyText"/>
-        <w:spacing w:before="0" w:after="200" w:line="276" w:lineRule="auto"/>
-        <w:jc w:val="both"/>
-      </w:pPr>
-      <w:r>
-        <w:rPr>
-          <w:rFonts w:ascii="Times New Roman" w:hAnsi="Times New Roman" w:eastAsia="Times New Roman"/>
-          <w:b w:val="0"/>
-          <w:sz w:val="24"/>
-        </w:rPr>
-        <w:t xml:space="preserve">Figure 3 compares the average assigned limit under the reference policy and the alternative assumptions discussed above. Every scenario uses the same historical financial observations.</w:t>
+        <w:t xml:space="preserve">Figure 3 compares scenarios on identical historical observations.</w:t>
       </w:r>
     </w:p>
     <w:p>
@@ -29727,18 +29258,18 @@
           <wp:inline>
             <wp:extent cx="5580000" cy="3096592"/>
             <wp:effectExtent b="0" l="0" r="0" t="0"/>
-            <wp:docPr descr="" title="" id="158" name="Picture"/>
+            <wp:docPr descr="" title="" id="160" name="Picture"/>
             <a:graphic>
               <a:graphicData uri="http://schemas.openxmlformats.org/drawingml/2006/picture">
                 <pic:pic>
                   <pic:nvPicPr>
-                    <pic:cNvPr descr="figures/policy_sensitivity.png" id="159" name="Picture"/>
+                    <pic:cNvPr descr="figures/policy_sensitivity.png" id="161" name="Picture"/>
                     <pic:cNvPicPr>
                       <a:picLocks noChangeArrowheads="1" noChangeAspect="1"/>
                     </pic:cNvPicPr>
                   </pic:nvPicPr>
                   <pic:blipFill>
-                    <a:blip r:embed="rId157"/>
+                    <a:blip r:embed="rId159"/>
                     <a:stretch>
                       <a:fillRect/>
                     </a:stretch>
@@ -29785,7 +29316,7 @@
       <w:pPr>
         <w:pStyle w:val="Heading2"/>
       </w:pPr>
-      <w:bookmarkStart w:id="160" w:name="_e111c01a18cd7c08b1c7ec7456ce3969a895898"/>
+      <w:bookmarkStart w:id="162" w:name="_e111c01a18cd7c08b1c7ec7456ce3969a895898"/>
       <w:r>
         <w:rPr>
           <w:rFonts w:ascii="Times New Roman" w:hAnsi="Times New Roman" w:eastAsia="Times New Roman"/>
@@ -29794,7 +29325,7 @@
         </w:rPr>
         <w:t xml:space="preserve">7.4 Effect of the Monthly Update Rules</w:t>
       </w:r>
-      <w:bookmarkEnd w:id="160"/>
+      <w:bookmarkEnd w:id="162"/>
     </w:p>
     <w:p>
       <w:pPr>
@@ -29808,7 +29339,7 @@
           <w:b w:val="0"/>
           <w:sz w:val="24"/>
         </w:rPr>
-        <w:t xml:space="preserve">Two additional benchmarks show the effect of the monthly safeguards:</w:t>
+        <w:t xml:space="preserve">Two benchmarks isolate monthly safeguards:</w:t>
       </w:r>
     </w:p>
     <w:tbl>
@@ -30202,7 +29733,7 @@
           <w:b w:val="0"/>
           <w:sz w:val="24"/>
         </w:rPr>
-        <w:t xml:space="preserve">The fixed-initial benchmark keeps the amount assigned at the beginning of each continuous segment, subject only to the current asset cap and a known-disclosure hard stop. It produces fewer changes, but the retained amount exceeds the current preliminary limit in 19.80% of observations. A static limit can therefore remain above the amount supported by the current calculation.</w:t>
+        <w:t xml:space="preserve">Keeping each segment’s initial limit reduces movement but exceeds the current preliminary limit in 19.80% of rows. Applying each preliminary limit directly increases movement and can reopen after zero. The reference instead phases in increases, applies reductions immediately and bars automatic reopening.</w:t>
       </w:r>
     </w:p>
     <w:p>
@@ -30217,14 +29748,14 @@
           <w:b w:val="0"/>
           <w:sz w:val="24"/>
         </w:rPr>
-        <w:t xml:space="preserve">The unsmoothed benchmark applies each month’s preliminary limit directly. It produces larger monthly movements and can reopen after a zero when the current preliminary limit becomes positive. The reference policy instead phases in supported increases, applies reductions immediately and requires a new initial assessment before reopening from zero within a continuous segment.</w:t>
+        <w:t xml:space="preserve">These benchmarks show the trade-off between stability and responsiveness. Fewer changes are not inherently safer if the retained limit exceeds current support, while immediate application can create operationally costly increases and decreases.</w:t>
       </w:r>
     </w:p>
     <w:p>
       <w:pPr>
         <w:pStyle w:val="Heading2"/>
       </w:pPr>
-      <w:bookmarkStart w:id="161" w:name="_d1fc51b46f3a44580dace152fdda38887e22723"/>
+      <w:bookmarkStart w:id="163" w:name="_d1fc51b46f3a44580dace152fdda38887e22723"/>
       <w:r>
         <w:rPr>
           <w:rFonts w:ascii="Times New Roman" w:hAnsi="Times New Roman" w:eastAsia="Times New Roman"/>
@@ -30233,7 +29764,7 @@
         </w:rPr>
         <w:t xml:space="preserve">7.5 Scope of the Evidence</w:t>
       </w:r>
-      <w:bookmarkEnd w:id="161"/>
+      <w:bookmarkEnd w:id="163"/>
     </w:p>
     <w:p>
       <w:pPr>
@@ -30247,8 +29778,54 @@
           <w:b w:val="0"/>
           <w:sz w:val="24"/>
         </w:rPr>
-        <w:t xml:space="preserve">The reported limits are conditional outputs from an assumed policy. The base replay treats all reported cash as eligible, assumes no additional 60-day debt payment, sets the exposure cap to 1% of assets and assumes that the hypothetical facility has no outstanding balance. Because outstanding exposure is zero, assigned limit and available credit are equal in this replay. This would not generally be true for an operating facility with existing drawings.</w:t>
-      </w:r>
+        <w:t xml:space="preserve">Results are conditional on full cash eligibility, no additional 60-day debt payment, a 1%-of-assets cap and zero facility exposure. Thus, assigned limit equals available credit only in this replay. A zero blocks new credit but does not repay existing exposure. The replay has no actual commitments, utilization, repayments, losses, pricing, decisions or customer effects. It also uses a disclosure rather than facility-default target. It therefore cannot establish suitability, loss reduction or profit.</w:t>
+      </w:r>
+    </w:p>
+    <w:p>
+      <w:pPr>
+        <w:pStyle w:val="Heading1"/>
+        <w:pageBreakBefore/>
+      </w:pPr>
+      <w:bookmarkStart w:id="164" w:name="_c7daefc8022e204a8d26397da6357efddd44400"/>
+      <w:r>
+        <w:rPr>
+          <w:rFonts w:ascii="Times New Roman" w:hAnsi="Times New Roman" w:eastAsia="Times New Roman"/>
+          <w:b/>
+          <w:sz w:val="32"/>
+        </w:rPr>
+        <w:t xml:space="preserve">8 Discussion, Limitations and Conclusion</w:t>
+      </w:r>
+      <w:bookmarkEnd w:id="164"/>
+    </w:p>
+    <w:p>
+      <w:pPr>
+        <w:pStyle w:val="Heading2"/>
+      </w:pPr>
+      <w:bookmarkStart w:id="165" w:name="_bb02a63370b06644b9812cba1937ab1558802c3"/>
+      <w:r>
+        <w:rPr>
+          <w:rFonts w:ascii="Times New Roman" w:hAnsi="Times New Roman" w:eastAsia="Times New Roman"/>
+          <w:b/>
+          <w:sz w:val="26"/>
+        </w:rPr>
+        <w:t xml:space="preserve">8.1 Answers to the Research Questions</w:t>
+      </w:r>
+      <w:bookmarkEnd w:id="165"/>
+    </w:p>
+    <w:p>
+      <w:pPr>
+        <w:pStyle w:val="Heading3"/>
+      </w:pPr>
+      <w:bookmarkStart w:id="166" w:name="_0f554f5dfaefbecee87d58fba485caaf1645a02"/>
+      <w:r>
+        <w:rPr>
+          <w:rFonts w:ascii="Times New Roman" w:hAnsi="Times New Roman" w:eastAsia="Times New Roman"/>
+          <w:b/>
+          <w:sz w:val="24"/>
+        </w:rPr>
+        <w:t xml:space="preserve">8.1.1 Prediction Compared with a Constant Benchmark</w:t>
+      </w:r>
+      <w:bookmarkEnd w:id="166"/>
     </w:p>
     <w:p>
       <w:pPr>
@@ -30262,7 +29839,7 @@
           <w:b w:val="0"/>
           <w:sz w:val="24"/>
         </w:rPr>
-        <w:t xml:space="preserve">A zero limit prevents additional credit under the policy but does not remove or repay an existing balance. The source data contain no actual commitments, utilization, repayments, losses, pricing, profits, approval decisions or customer effects. The model probability refers to an SEC bankruptcy or payment-failure disclosure episode, not verified default on the hypothetical facility.</w:t>
+        <w:t xml:space="preserve">In retrospective 2023–2025 evaluation, the forest achieves ROC-AUC 0.8866, average precision 2.60% versus a 0.241% event share (10.77 lift), and 0.95% less Brier error than the constant. Ranking improves substantially but probability error only slightly. Its 515 fixed-threshold alerts include 29 positives, while 289 of 318 positive rows and 158 of 176 episodes receive no prior alert. The threshold is not a stand-alone rule.</w:t>
       </w:r>
     </w:p>
     <w:p>
@@ -30277,54 +29854,23 @@
           <w:b w:val="0"/>
           <w:sz w:val="24"/>
         </w:rPr>
-        <w:t xml:space="preserve">The replay shows how the proposed formulas and monthly rules behave when applied to historical SEC information. It does not demonstrate that the calculated limits would reduce losses, increase profit or be suitable for actual borrowers.</w:t>
-      </w:r>
-    </w:p>
-    <w:p>
-      <w:pPr>
-        <w:pStyle w:val="Heading1"/>
-        <w:pageBreakBefore/>
-      </w:pPr>
-      <w:bookmarkStart w:id="162" w:name="_c7daefc8022e204a8d26397da6357efddd44400"/>
+        <w:t xml:space="preserve">The evidence therefore answers the first question differently depending on the intended use. It supports prioritizing observations for review, but gives only weak evidence that the numerical probability is more accurate than a constant rare-event rate.</w:t>
+      </w:r>
+    </w:p>
+    <w:p>
+      <w:pPr>
+        <w:pStyle w:val="Heading3"/>
+      </w:pPr>
+      <w:bookmarkStart w:id="167" w:name="_0ed4c6ade760182aaa6edc76d1259b7b1619f0e"/>
       <w:r>
         <w:rPr>
           <w:rFonts w:ascii="Times New Roman" w:hAnsi="Times New Roman" w:eastAsia="Times New Roman"/>
           <w:b/>
-          <w:sz w:val="32"/>
-        </w:rPr>
-        <w:t xml:space="preserve">8 Discussion, Limitations and Conclusion</w:t>
-      </w:r>
-      <w:bookmarkEnd w:id="162"/>
-    </w:p>
-    <w:p>
-      <w:pPr>
-        <w:pStyle w:val="Heading2"/>
-      </w:pPr>
-      <w:bookmarkStart w:id="163" w:name="_bb02a63370b06644b9812cba1937ab1558802c3"/>
-      <w:r>
-        <w:rPr>
-          <w:rFonts w:ascii="Times New Roman" w:hAnsi="Times New Roman" w:eastAsia="Times New Roman"/>
-          <w:b/>
-          <w:sz w:val="26"/>
-        </w:rPr>
-        <w:t xml:space="preserve">8.1 Answers to the Research Questions</w:t>
-      </w:r>
-      <w:bookmarkEnd w:id="163"/>
-    </w:p>
-    <w:p>
-      <w:pPr>
-        <w:pStyle w:val="Heading3"/>
-      </w:pPr>
-      <w:bookmarkStart w:id="164" w:name="_0f554f5dfaefbecee87d58fba485caaf1645a02"/>
-      <w:r>
-        <w:rPr>
-          <w:rFonts w:ascii="Times New Roman" w:hAnsi="Times New Roman" w:eastAsia="Times New Roman"/>
-          <w:b/>
-          <w:sz w:val="24"/>
-        </w:rPr>
-        <w:t xml:space="preserve">8.1.1 Prediction Compared with a Constant Benchmark</w:t>
-      </w:r>
-      <w:bookmarkEnd w:id="164"/>
+          <w:sz w:val="24"/>
+        </w:rPr>
+        <w:t xml:space="preserve">8.1.2 Tree Models Compared with Logistic Regression</w:t>
+      </w:r>
+      <w:bookmarkEnd w:id="167"/>
     </w:p>
     <w:p>
       <w:pPr>
@@ -30338,7 +29884,7 @@
           <w:b w:val="0"/>
           <w:sz w:val="24"/>
         </w:rPr>
-        <w:t xml:space="preserve">The first question is whether information available at monthly decision dates predicts a new disclosure episode within 60 days better than a constant event rate. In the retrospective 2023–2025 evaluation, the selected forest has ROC-AUC 0.8866, average precision of 2.60% versus a 0.241% event share (10.77 lift), and 0.95% less Brier error. It therefore improves ranking substantially but probability accuracy only slightly.</w:t>
+        <w:t xml:space="preserve">Both trees rank better than logistic regression, but probability quality differs: random forest has 0.95% Brier skill while XGBoost has −5.34% despite slightly better ranking. The rule selects the forest on 2020–2022 Brier error, whereas the alternative period selects XGBoost. Trees aid ranking, but neither is consistently superior.</w:t>
       </w:r>
     </w:p>
     <w:p>
@@ -30353,23 +29899,23 @@
           <w:b w:val="0"/>
           <w:sz w:val="24"/>
         </w:rPr>
-        <w:t xml:space="preserve">Performance at one fixed alert threshold is limited. The forest produces 515 alerts: 29 are followed by a positive outcome and 486 are not. It misses 289 of the 318 positive company-months and detects at least one row for only 18 of 176 disclosure episodes. The threshold is therefore not suitable as a stand-alone decision rule.</w:t>
+        <w:t xml:space="preserve">This result also illustrates why model family should not be chosen from ROC-AUC alone. A flexible model can order cases effectively while producing a probability scale unsuitable for direct monetary use.</w:t>
       </w:r>
     </w:p>
     <w:p>
       <w:pPr>
         <w:pStyle w:val="Heading3"/>
       </w:pPr>
-      <w:bookmarkStart w:id="165" w:name="_0ed4c6ade760182aaa6edc76d1259b7b1619f0e"/>
+      <w:bookmarkStart w:id="168" w:name="_65a829123bf0e14deeeacd2e13528ab2b53cb6c"/>
       <w:r>
         <w:rPr>
           <w:rFonts w:ascii="Times New Roman" w:hAnsi="Times New Roman" w:eastAsia="Times New Roman"/>
           <w:b/>
           <w:sz w:val="24"/>
         </w:rPr>
-        <w:t xml:space="preserve">8.1.2 Tree Models Compared with Logistic Regression</w:t>
-      </w:r>
-      <w:bookmarkEnd w:id="165"/>
+        <w:t xml:space="preserve">8.1.3 Converting Risk and Financial Capacity into a Limit</w:t>
+      </w:r>
+      <w:bookmarkEnd w:id="168"/>
     </w:p>
     <w:p>
       <w:pPr>
@@ -30383,7 +29929,7 @@
           <w:b w:val="0"/>
           <w:sz w:val="24"/>
         </w:rPr>
-        <w:t xml:space="preserve">The second question compares tree models with logistic regression. Both trees rank better in the later evaluation, but their probability quality is inconsistent: random forest has 0.95% Brier skill, while XGBoost has −5.34% despite slightly higher ROC-AUC and average precision. The predefined rule selects the forest for its lower 2020–2022 Brier error.</w:t>
+        <w:t xml:space="preserve">The policy derives capacity from revenue, positive operating cash flow, eligible cash and near-term debt payments, then applies probability reduction, an asset cap and asymmetric monthly rules. The result is transparent and reproducible, not proven optimal or safe because facility inputs are assumed.</w:t>
       </w:r>
     </w:p>
     <w:p>
@@ -30398,23 +29944,23 @@
           <w:b w:val="0"/>
           <w:sz w:val="24"/>
         </w:rPr>
-        <w:t xml:space="preserve">The alternative-period sensitivity experiment selects XGBoost instead. The evidence therefore supports using tree models for ranking, but it does not establish one tree family as consistently superior across periods.</w:t>
+        <w:t xml:space="preserve">Its value is therefore procedural: it makes each assumption visible, preserves intermediate amounts and supplies a reason for every change. Such transparency allows lender-specific inputs and tolerances to replace research assumptions later.</w:t>
       </w:r>
     </w:p>
     <w:p>
       <w:pPr>
         <w:pStyle w:val="Heading3"/>
       </w:pPr>
-      <w:bookmarkStart w:id="166" w:name="_65a829123bf0e14deeeacd2e13528ab2b53cb6c"/>
+      <w:bookmarkStart w:id="169" w:name="_1a1be55b91e7fa5368d210132e895f10cf9b6f8"/>
       <w:r>
         <w:rPr>
           <w:rFonts w:ascii="Times New Roman" w:hAnsi="Times New Roman" w:eastAsia="Times New Roman"/>
           <w:b/>
           <w:sz w:val="24"/>
         </w:rPr>
-        <w:t xml:space="preserve">8.1.3 Converting Risk and Financial Capacity into a Limit</w:t>
-      </w:r>
-      <w:bookmarkEnd w:id="166"/>
+        <w:t xml:space="preserve">8.1.4 Monthly Behavior and Alternative Policy Assumptions</w:t>
+      </w:r>
+      <w:bookmarkEnd w:id="169"/>
     </w:p>
     <w:p>
       <w:pPr>
@@ -30428,7 +29974,7 @@
           <w:b w:val="0"/>
           <w:sz w:val="24"/>
         </w:rPr>
-        <w:t xml:space="preserve">The third question concerns converting risk and capacity into a limit. The policy calculates capacity from revenue, positive operating cash flow, eligible cash and near-term debt payments, then applies a probability reduction and asset cap. Monthly rules phase in increases, apply reductions immediately and prevent automatic reopening after zero.</w:t>
+        <w:t xml:space="preserve">Among transitions, 72.05% are unchanged, 18.09% increase and 9.86% decrease. The cap binds in 53.42% of rows. Removing risk adjustment raises mean limit/assets only from 0.6678% to 0.6751%, while cash eligibility, debt payments and the cap matter much more. Aggregate limits are thus driven primarily by capacity and exposure assumptions, although probability can matter for individual high-risk firms.</w:t>
       </w:r>
     </w:p>
     <w:p>
@@ -30443,23 +29989,23 @@
           <w:b w:val="0"/>
           <w:sz w:val="24"/>
         </w:rPr>
-        <w:t xml:space="preserve">This produces a transparent and reproducible amount for each eligible company-month. It does not establish that the amount is economically optimal or safe because several facility inputs are assumed rather than observed.</w:t>
-      </w:r>
-    </w:p>
-    <w:p>
-      <w:pPr>
-        <w:pStyle w:val="Heading3"/>
-      </w:pPr>
-      <w:bookmarkStart w:id="167" w:name="_1a1be55b91e7fa5368d210132e895f10cf9b6f8"/>
+        <w:t xml:space="preserve">The dominance of capacity assumptions is economically plausible because the model predicts a very rare event and more than half of preliminary limits are capped. It also warns against investing in marginal model improvements while leaving repayment-capacity inputs unmeasured.</w:t>
+      </w:r>
+    </w:p>
+    <w:p>
+      <w:pPr>
+        <w:pStyle w:val="Heading2"/>
+      </w:pPr>
+      <w:bookmarkStart w:id="170" w:name="_contribution"/>
       <w:r>
         <w:rPr>
           <w:rFonts w:ascii="Times New Roman" w:hAnsi="Times New Roman" w:eastAsia="Times New Roman"/>
           <w:b/>
-          <w:sz w:val="24"/>
-        </w:rPr>
-        <w:t xml:space="preserve">8.1.4 Monthly Behavior and Alternative Policy Assumptions</w:t>
-      </w:r>
-      <w:bookmarkEnd w:id="167"/>
+          <w:sz w:val="26"/>
+        </w:rPr>
+        <w:t xml:space="preserve">8.2 Contribution</w:t>
+      </w:r>
+      <w:bookmarkEnd w:id="170"/>
     </w:p>
     <w:p>
       <w:pPr>
@@ -30473,7 +30019,7 @@
           <w:b w:val="0"/>
           <w:sz w:val="24"/>
         </w:rPr>
-        <w:t xml:space="preserve">The fourth question concerns monthly behavior and alternative assumptions. Among consecutive observations, 72.05% of limits are unchanged, 18.09% increase and 9.86% decrease; accounting values are often carried forward between filings. The cap determines 53.42% of preliminary limits.</w:t>
+        <w:t xml:space="preserve">The contribution is a reproducible point-in-time SEC panel and a separate policy layer that distinguishes observed data, model estimates and facility assumptions. Ranking, probability error and alerts are evaluated separately because ranking alone does not validate probabilities for a monetary formula.</w:t>
       </w:r>
     </w:p>
     <w:p>
@@ -30488,23 +30034,23 @@
           <w:b w:val="0"/>
           <w:sz w:val="24"/>
         </w:rPr>
-        <w:t xml:space="preserve">Removing the probability-based risk adjustment increases mean limit/assets from 0.6678% to 0.6751%, a relative increase of 1.08%. Assumptions about eligible cash, near-term debt payments and the exposure cap have much larger effects. The policy results are therefore driven more strongly by financial-capacity and exposure assumptions than by the model probability at the aggregate level. Individual high-risk companies can still receive a larger probability-based reduction.</w:t>
+        <w:t xml:space="preserve">Together, these elements form an end-to-end research design rather than only a prediction exercise. The same audit trail can support later replacement of disclosure labels and scenario inputs with lender outcomes without changing the conceptual separation between estimation and policy.</w:t>
       </w:r>
     </w:p>
     <w:p>
       <w:pPr>
         <w:pStyle w:val="Heading2"/>
       </w:pPr>
-      <w:bookmarkStart w:id="168" w:name="_contribution"/>
+      <w:bookmarkStart w:id="171" w:name="_limitations"/>
       <w:r>
         <w:rPr>
           <w:rFonts w:ascii="Times New Roman" w:hAnsi="Times New Roman" w:eastAsia="Times New Roman"/>
           <w:b/>
           <w:sz w:val="26"/>
         </w:rPr>
-        <w:t xml:space="preserve">8.2 Contribution</w:t>
-      </w:r>
-      <w:bookmarkEnd w:id="168"/>
+        <w:t xml:space="preserve">8.3 Limitations</w:t>
+      </w:r>
+      <w:bookmarkEnd w:id="171"/>
     </w:p>
     <w:p>
       <w:pPr>
@@ -30518,7 +30064,7 @@
           <w:b w:val="0"/>
           <w:sz w:val="24"/>
         </w:rPr>
-        <w:t xml:space="preserve">The study combines SEC Company Facts, Financial Statement and Notes facts, and submissions in a point-in-time panel that preserves reporting periods, filing and availability dates, and sources.</w:t>
+        <w:t xml:space="preserve">The outcome is a disclosure episode, not verified facility default. Filing dates may lag distress, the 90-day grouping gap does not prove recovery, and automated Item 2.04 review lacks independent human validation.</w:t>
       </w:r>
     </w:p>
     <w:p>
@@ -30533,7 +30079,7 @@
           <w:b w:val="0"/>
           <w:sz w:val="24"/>
         </w:rPr>
-        <w:t xml:space="preserve">The design evaluates ranking, probability error and fixed-threshold alerts separately because strong ranking does not ensure probabilities suitable for a monetary formula.</w:t>
+        <w:t xml:space="preserve">The rare outcome and accounting data contain missingness, inconsistency and noise. Quarterly or annual inputs remain unchanged between monthly decisions, and the replay excludes 41,841 of 141,460 candidate rows for invalid or missing inputs.</w:t>
       </w:r>
     </w:p>
     <w:p>
@@ -30548,23 +30094,8 @@
           <w:b w:val="0"/>
           <w:sz w:val="24"/>
         </w:rPr>
-        <w:t xml:space="preserve">The separate policy layer uses explicit formulas and monthly rules while distinguishing observed data, model estimates and assumed facility inputs. Supporting code and evidence make the process reproducible.</w:t>
-      </w:r>
-    </w:p>
-    <w:p>
-      <w:pPr>
-        <w:pStyle w:val="Heading2"/>
-      </w:pPr>
-      <w:bookmarkStart w:id="169" w:name="_limitations"/>
-      <w:r>
-        <w:rPr>
-          <w:rFonts w:ascii="Times New Roman" w:hAnsi="Times New Roman" w:eastAsia="Times New Roman"/>
-          <w:b/>
-          <w:sz w:val="26"/>
-        </w:rPr>
-        <w:t xml:space="preserve">8.3 Limitations</w:t>
-      </w:r>
-      <w:bookmarkEnd w:id="169"/>
+        <w:t xml:space="preserve">Large SEC issuers may not represent smaller private borrowers. Company overlap across stages also makes this a monitoring evaluation, not a new-borrower sample.</w:t>
+      </w:r>
     </w:p>
     <w:p>
       <w:pPr>
@@ -30578,7 +30109,7 @@
           <w:b w:val="0"/>
           <w:sz w:val="24"/>
         </w:rPr>
-        <w:t xml:space="preserve">The outcome is a bankruptcy or reviewed payment-failure disclosure episode, not verified default on the hypothetical facility. Filing dates do not necessarily identify when financial distress or missed payment began. The 90-day episode gap is an operational grouping rule and does not verify recovery. Item 2.04 classification uses automated reviews, and the saved experiment does not contain an independent human-validation sample.</w:t>
+        <w:t xml:space="preserve">Although 2023–2025 outcomes do not enter final development, those years were examined earlier, making evaluation retrospective. Alternative-period selection also shows temporal sensitivity.</w:t>
       </w:r>
     </w:p>
     <w:p>
@@ -30593,7 +30124,7 @@
           <w:b w:val="0"/>
           <w:sz w:val="24"/>
         </w:rPr>
-        <w:t xml:space="preserve">The outcome is rare, and accounting data contain missing values, inconsistent reporting and measurement noise. Although decisions are monthly, accounting inputs are normally quarterly or annual and can remain unchanged between filings. The policy replay also excludes 41,841 of 141,460 candidate company-months because required financial inputs are missing or invalid.</w:t>
+        <w:t xml:space="preserve">Bootstrap intervals preserve within-company dependence but omit common shocks, selection and sample-construction uncertainty, and label error. The small Brier gain is not precise probability validation.</w:t>
       </w:r>
     </w:p>
     <w:p>
@@ -30608,7 +30139,7 @@
           <w:b w:val="0"/>
           <w:sz w:val="24"/>
         </w:rPr>
-        <w:t xml:space="preserve">The population consists of SEC reporting companies and includes very large public businesses. It may not represent smaller private working-capital borrowers. Companies can appear in several chronological stages, so the evaluation reflects continued monitoring rather than performance on a completely separate borrower population.</w:t>
+        <w:t xml:space="preserve">Policy assumptions include full cash eligibility, no additional 60-day debt payment, zero facility exposure and a 1%-of-assets cap. Without actual commitments, utilization, repayments, defaults, recoveries, losses, pricing, profitability or customer effects, the replay cannot demonstrate lender benefit.</w:t>
       </w:r>
     </w:p>
     <w:p>
@@ -30623,8 +30154,23 @@
           <w:b w:val="0"/>
           <w:sz w:val="24"/>
         </w:rPr>
-        <w:t xml:space="preserve">The final experiment does not use 2023–2025 outcomes for fitting, tuning, calibration or selection. However, those years were examined during earlier development before the broader outcome was specified. The evaluation is retrospective rather than untouched external validation. The different model selected in the alternative-period experiment also shows that model choice is sensitive to the chronological periods used.</w:t>
-      </w:r>
+        <w:t xml:space="preserve">These limitations are related rather than independent. Target noise affects probability estimation, probability uncertainty affects the risk multiplier, and missing facility data prevents observing whether the resulting amount would have changed exposure or loss.</w:t>
+      </w:r>
+    </w:p>
+    <w:p>
+      <w:pPr>
+        <w:pStyle w:val="Heading2"/>
+      </w:pPr>
+      <w:bookmarkStart w:id="172" w:name="_b8adfd15f3507cbf6a241a75feed075fe6465f2"/>
+      <w:r>
+        <w:rPr>
+          <w:rFonts w:ascii="Times New Roman" w:hAnsi="Times New Roman" w:eastAsia="Times New Roman"/>
+          <w:b/>
+          <w:sz w:val="26"/>
+        </w:rPr>
+        <w:t xml:space="preserve">8.4 Further Work</w:t>
+      </w:r>
+      <w:bookmarkEnd w:id="172"/>
     </w:p>
     <w:p>
       <w:pPr>
@@ -30638,52 +30184,7 @@
           <w:b w:val="0"/>
           <w:sz w:val="24"/>
         </w:rPr>
-        <w:t xml:space="preserve">Company-cluster bootstrap intervals preserve dependence within each company but do not capture common economic shocks, model-selection uncertainty, changes in sample construction or errors in the disclosure labels. The small Brier improvement should therefore not be interpreted as precise validation of the probability scale.</w:t>
-      </w:r>
-    </w:p>
-    <w:p>
-      <w:pPr>
-        <w:pStyle w:val="BodyText"/>
-        <w:spacing w:before="0" w:after="200" w:line="276" w:lineRule="auto"/>
-        <w:jc w:val="both"/>
-      </w:pPr>
-      <w:r>
-        <w:rPr>
-          <w:rFonts w:ascii="Times New Roman" w:hAnsi="Times New Roman" w:eastAsia="Times New Roman"/>
-          <w:b w:val="0"/>
-          <w:sz w:val="24"/>
-        </w:rPr>
-        <w:t xml:space="preserve">The policy assumes that all reported cash is eligible, no additional external debt payment is due within 60 days, outstanding facility exposure is zero and the maximum exposure is 1% of assets. Actual commitments, utilization, repayments, contractual defaults, recoveries, losses, pricing, profitability and customer effects are unavailable. The replay cannot demonstrate that the calculated limits reduce losses or improve profit.</w:t>
-      </w:r>
-    </w:p>
-    <w:p>
-      <w:pPr>
-        <w:pStyle w:val="Heading2"/>
-      </w:pPr>
-      <w:bookmarkStart w:id="170" w:name="_b8adfd15f3507cbf6a241a75feed075fe6465f2"/>
-      <w:r>
-        <w:rPr>
-          <w:rFonts w:ascii="Times New Roman" w:hAnsi="Times New Roman" w:eastAsia="Times New Roman"/>
-          <w:b/>
-          <w:sz w:val="26"/>
-        </w:rPr>
-        <w:t xml:space="preserve">8.4 Further Work</w:t>
-      </w:r>
-      <w:bookmarkEnd w:id="170"/>
-    </w:p>
-    <w:p>
-      <w:pPr>
-        <w:pStyle w:val="BodyText"/>
-        <w:spacing w:before="0" w:after="200" w:line="276" w:lineRule="auto"/>
-        <w:jc w:val="both"/>
-      </w:pPr>
-      <w:r>
-        <w:rPr>
-          <w:rFonts w:ascii="Times New Roman" w:hAnsi="Times New Roman" w:eastAsia="Times New Roman"/>
-          <w:b w:val="0"/>
-          <w:sz w:val="24"/>
-        </w:rPr>
-        <w:t xml:space="preserve">Future work should prioritize four improvements:</w:t>
+        <w:t xml:space="preserve">Four improvements have priority:</w:t>
       </w:r>
     </w:p>
     <w:p>
@@ -30846,14 +30347,14 @@
           <w:b w:val="0"/>
           <w:sz w:val="24"/>
         </w:rPr>
-        <w:t xml:space="preserve">These additions would support a facility-default target, more realistic capacity inputs and direct evaluation of whether limit changes improve lending outcomes. Probability calibration should then be monitored through a predefined process.</w:t>
+        <w:t xml:space="preserve">These additions would enable a facility-default target, realistic capacity inputs and direct lending evaluation, with predefined calibration monitoring.</w:t>
       </w:r>
     </w:p>
     <w:p>
       <w:pPr>
         <w:pStyle w:val="Heading2"/>
       </w:pPr>
-      <w:bookmarkStart w:id="171" w:name="_conclusion"/>
+      <w:bookmarkStart w:id="173" w:name="_conclusion"/>
       <w:r>
         <w:rPr>
           <w:rFonts w:ascii="Times New Roman" w:hAnsi="Times New Roman" w:eastAsia="Times New Roman"/>
@@ -30862,7 +30363,7 @@
         </w:rPr>
         <w:t xml:space="preserve">8.5 Conclusion</w:t>
       </w:r>
-      <w:bookmarkEnd w:id="171"/>
+      <w:bookmarkEnd w:id="173"/>
     </w:p>
     <w:p>
       <w:pPr>
@@ -30876,37 +30377,7 @@
           <w:b w:val="0"/>
           <w:sz w:val="24"/>
         </w:rPr>
-        <w:t xml:space="preserve">Public SEC accounting and filing data contain useful information for ranking near-term bankruptcy or payment-failure disclosure risk. The selected model ranks the rare outcome substantially better than a constant benchmark, but its improvement in probability error is small and its fixed alert threshold misses most disclosure episodes. The model does not estimate verified default on a lending facility.</w:t>
-      </w:r>
-    </w:p>
-    <w:p>
-      <w:pPr>
-        <w:pStyle w:val="BodyText"/>
-        <w:spacing w:before="0" w:after="200" w:line="276" w:lineRule="auto"/>
-        <w:jc w:val="both"/>
-      </w:pPr>
-      <w:r>
-        <w:rPr>
-          <w:rFonts w:ascii="Times New Roman" w:hAnsi="Times New Roman" w:eastAsia="Times New Roman"/>
-          <w:b w:val="0"/>
-          <w:sz w:val="24"/>
-        </w:rPr>
-        <w:t xml:space="preserve">The policy demonstrates how dated financial information and a disclosure probability can be converted into transparent monthly limits. The calculations are reproducible, but their results depend strongly on unobserved assumptions about eligible cash, debt payments and exposure caps. They are not shown to be optimal, safe or profitable.</w:t>
-      </w:r>
-    </w:p>
-    <w:p>
-      <w:pPr>
-        <w:pStyle w:val="BodyText"/>
-        <w:spacing w:before="0" w:after="200" w:line="276" w:lineRule="auto"/>
-        <w:jc w:val="both"/>
-      </w:pPr>
-      <w:r>
-        <w:rPr>
-          <w:rFonts w:ascii="Times New Roman" w:hAnsi="Times New Roman" w:eastAsia="Times New Roman"/>
-          <w:b w:val="0"/>
-          <w:sz w:val="24"/>
-        </w:rPr>
-        <w:t xml:space="preserve">The thesis therefore provides a research framework rather than a validated lending system. Its practical value can be established only with independently validated outcomes, actual facility data and prospective evaluation.</w:t>
+        <w:t xml:space="preserve">SEC data usefully rank near-term disclosure risk, but probability-error improvement is small and the fixed threshold misses most episodes. The transparent monthly policy depends strongly on unobserved cash, debt-payment and cap assumptions and is not shown optimal, safe or profitable. It is a research framework, not a validated lending system. Practical value requires validated outcomes, facility data and prospective evaluation.</w:t>
       </w:r>
     </w:p>
     <w:p>
@@ -30914,7 +30385,7 @@
         <w:pStyle w:val="Heading1"/>
         <w:pageBreakBefore/>
       </w:pPr>
-      <w:bookmarkStart w:id="172" w:name="_references"/>
+      <w:bookmarkStart w:id="174" w:name="_references"/>
       <w:r>
         <w:rPr>
           <w:rFonts w:ascii="Times New Roman" w:hAnsi="Times New Roman" w:eastAsia="Times New Roman"/>
@@ -30923,7 +30394,7 @@
         </w:rPr>
         <w:t xml:space="preserve">References</w:t>
       </w:r>
-      <w:bookmarkEnd w:id="172"/>
+      <w:bookmarkEnd w:id="174"/>
     </w:p>
     <w:p>
       <w:pPr>
@@ -31002,7 +30473,7 @@
           <w:b w:val="0"/>
           <w:sz w:val="24"/>
         </w:rPr>
-        <w:t xml:space="preserve">Breiman, L. (2001). Random forests.</w:t>
+        <w:t xml:space="preserve">Basel Committee on Banking Supervision. (2020).</w:t>
       </w:r>
       <w:r>
         <w:rPr>
@@ -31020,6 +30491,111 @@
           <w:iCs/>
           <w:sz w:val="24"/>
         </w:rPr>
+        <w:t xml:space="preserve">Basel Framework: IRB approach, risk components and treatment of expected losses and provisions</w:t>
+      </w:r>
+      <w:r>
+        <w:rPr>
+          <w:rFonts w:ascii="Times New Roman" w:hAnsi="Times New Roman" w:eastAsia="Times New Roman"/>
+          <w:b w:val="0"/>
+          <w:sz w:val="24"/>
+        </w:rPr>
+        <w:t xml:space="preserve"> </w:t>
+      </w:r>
+      <w:r>
+        <w:rPr>
+          <w:rFonts w:ascii="Times New Roman" w:hAnsi="Times New Roman" w:eastAsia="Times New Roman"/>
+          <w:b w:val="0"/>
+          <w:sz w:val="24"/>
+        </w:rPr>
+        <w:t xml:space="preserve">(CRE32 and CRE35).</w:t>
+      </w:r>
+      <w:r>
+        <w:rPr>
+          <w:rFonts w:ascii="Times New Roman" w:hAnsi="Times New Roman" w:eastAsia="Times New Roman"/>
+          <w:b w:val="0"/>
+          <w:sz w:val="24"/>
+        </w:rPr>
+        <w:t xml:space="preserve"> </w:t>
+      </w:r>
+      <w:hyperlink r:id="rId88">
+        <w:r>
+          <w:rPr>
+            <w:rStyle w:val="Hyperlink"/>
+          </w:rPr>
+          <w:t xml:space="preserve">Risk components</w:t>
+        </w:r>
+      </w:hyperlink>
+      <w:r>
+        <w:rPr>
+          <w:rFonts w:ascii="Times New Roman" w:hAnsi="Times New Roman" w:eastAsia="Times New Roman"/>
+          <w:b w:val="0"/>
+          <w:sz w:val="24"/>
+        </w:rPr>
+        <w:t xml:space="preserve"> </w:t>
+      </w:r>
+      <w:r>
+        <w:rPr>
+          <w:rFonts w:ascii="Times New Roman" w:hAnsi="Times New Roman" w:eastAsia="Times New Roman"/>
+          <w:b w:val="0"/>
+          <w:sz w:val="24"/>
+        </w:rPr>
+        <w:t xml:space="preserve">and</w:t>
+      </w:r>
+      <w:r>
+        <w:rPr>
+          <w:rFonts w:ascii="Times New Roman" w:hAnsi="Times New Roman" w:eastAsia="Times New Roman"/>
+          <w:b w:val="0"/>
+          <w:sz w:val="24"/>
+        </w:rPr>
+        <w:t xml:space="preserve"> </w:t>
+      </w:r>
+      <w:hyperlink r:id="rId89">
+        <w:r>
+          <w:rPr>
+            <w:rStyle w:val="Hyperlink"/>
+          </w:rPr>
+          <w:t xml:space="preserve">expected losses and provisions</w:t>
+        </w:r>
+      </w:hyperlink>
+      <w:r>
+        <w:rPr>
+          <w:rFonts w:ascii="Times New Roman" w:hAnsi="Times New Roman" w:eastAsia="Times New Roman"/>
+          <w:b w:val="0"/>
+          <w:sz w:val="24"/>
+        </w:rPr>
+        <w:t xml:space="preserve">. Accessed 21 October 2026.</w:t>
+      </w:r>
+    </w:p>
+    <w:p>
+      <w:pPr>
+        <w:pStyle w:val="BodyText"/>
+        <w:spacing w:before="0" w:after="200" w:line="276" w:lineRule="auto"/>
+        <w:jc w:val="both"/>
+      </w:pPr>
+      <w:r>
+        <w:rPr>
+          <w:rFonts w:ascii="Times New Roman" w:hAnsi="Times New Roman" w:eastAsia="Times New Roman"/>
+          <w:b w:val="0"/>
+          <w:sz w:val="24"/>
+        </w:rPr>
+        <w:t xml:space="preserve">Breiman, L. (2001). Random forests.</w:t>
+      </w:r>
+      <w:r>
+        <w:rPr>
+          <w:rFonts w:ascii="Times New Roman" w:hAnsi="Times New Roman" w:eastAsia="Times New Roman"/>
+          <w:b w:val="0"/>
+          <w:sz w:val="24"/>
+        </w:rPr>
+        <w:t xml:space="preserve"> </w:t>
+      </w:r>
+      <w:r>
+        <w:rPr>
+          <w:rFonts w:ascii="Times New Roman" w:hAnsi="Times New Roman" w:eastAsia="Times New Roman"/>
+          <w:b w:val="0"/>
+          <w:i/>
+          <w:iCs/>
+          <w:sz w:val="24"/>
+        </w:rPr>
         <w:t xml:space="preserve">Machine Learning, 45</w:t>
       </w:r>
       <w:r>
@@ -31038,7 +30614,7 @@
         </w:rPr>
         <w:t xml:space="preserve"> </w:t>
       </w:r>
-      <w:hyperlink r:id="rId173">
+      <w:hyperlink r:id="rId175">
         <w:r>
           <w:rPr>
             <w:rStyle w:val="Hyperlink"/>
@@ -31103,7 +30679,7 @@
         </w:rPr>
         <w:t xml:space="preserve"> </w:t>
       </w:r>
-      <w:hyperlink r:id="rId102">
+      <w:hyperlink r:id="rId104">
         <w:r>
           <w:rPr>
             <w:rStyle w:val="Hyperlink"/>
@@ -31176,7 +30752,7 @@
         </w:rPr>
         <w:t xml:space="preserve"> </w:t>
       </w:r>
-      <w:hyperlink r:id="rId174">
+      <w:hyperlink r:id="rId176">
         <w:r>
           <w:rPr>
             <w:rStyle w:val="Hyperlink"/>
@@ -31241,7 +30817,7 @@
         </w:rPr>
         <w:t xml:space="preserve"> </w:t>
       </w:r>
-      <w:hyperlink r:id="rId98">
+      <w:hyperlink r:id="rId100">
         <w:r>
           <w:rPr>
             <w:rStyle w:val="Hyperlink"/>
@@ -31371,7 +30947,7 @@
         </w:rPr>
         <w:t xml:space="preserve"> </w:t>
       </w:r>
-      <w:hyperlink r:id="rId175">
+      <w:hyperlink r:id="rId177">
         <w:r>
           <w:rPr>
             <w:rStyle w:val="Hyperlink"/>
@@ -31436,7 +31012,7 @@
         </w:rPr>
         <w:t xml:space="preserve"> </w:t>
       </w:r>
-      <w:hyperlink r:id="rId94">
+      <w:hyperlink r:id="rId96">
         <w:r>
           <w:rPr>
             <w:rStyle w:val="Hyperlink"/>
@@ -31501,7 +31077,7 @@
         </w:rPr>
         <w:t xml:space="preserve"> </w:t>
       </w:r>
-      <w:hyperlink r:id="rId176">
+      <w:hyperlink r:id="rId178">
         <w:r>
           <w:rPr>
             <w:rStyle w:val="Hyperlink"/>
@@ -31631,7 +31207,7 @@
         </w:rPr>
         <w:t xml:space="preserve"> </w:t>
       </w:r>
-      <w:hyperlink r:id="rId112">
+      <w:hyperlink r:id="rId114">
         <w:r>
           <w:rPr>
             <w:rStyle w:val="Hyperlink"/>
@@ -31696,7 +31272,7 @@
         </w:rPr>
         <w:t xml:space="preserve"> </w:t>
       </w:r>
-      <w:hyperlink r:id="rId113">
+      <w:hyperlink r:id="rId115">
         <w:r>
           <w:rPr>
             <w:rStyle w:val="Hyperlink"/>
@@ -31826,7 +31402,7 @@
         </w:rPr>
         <w:t xml:space="preserve"> </w:t>
       </w:r>
-      <w:hyperlink r:id="rId108">
+      <w:hyperlink r:id="rId110">
         <w:r>
           <w:rPr>
             <w:rStyle w:val="Hyperlink"/>
@@ -31848,7 +31424,7 @@
         <w:pStyle w:val="Heading1"/>
         <w:pageBreakBefore/>
       </w:pPr>
-      <w:bookmarkStart w:id="177" w:name="_09258953d3b23a98b84006377a6131e376eb5c0"/>
+      <w:bookmarkStart w:id="179" w:name="_09258953d3b23a98b84006377a6131e376eb5c0"/>
       <w:r>
         <w:rPr>
           <w:rFonts w:ascii="Times New Roman" w:hAnsi="Times New Roman" w:eastAsia="Times New Roman"/>
@@ -31857,13 +31433,13 @@
         </w:rPr>
         <w:t xml:space="preserve">Appendix A: Reproducibility and Code Availability</w:t>
       </w:r>
-      <w:bookmarkEnd w:id="177"/>
+      <w:bookmarkEnd w:id="179"/>
     </w:p>
     <w:p>
       <w:pPr>
         <w:pStyle w:val="Heading2"/>
       </w:pPr>
-      <w:bookmarkStart w:id="178" w:name="_673dfeb9e38c8f43be2a6f01ade496d7b490afd"/>
+      <w:bookmarkStart w:id="180" w:name="_673dfeb9e38c8f43be2a6f01ade496d7b490afd"/>
       <w:r>
         <w:rPr>
           <w:rFonts w:ascii="Times New Roman" w:hAnsi="Times New Roman" w:eastAsia="Times New Roman"/>
@@ -31872,7 +31448,7 @@
         </w:rPr>
         <w:t xml:space="preserve">A.1 Primary Experiment and Evidence</w:t>
       </w:r>
-      <w:bookmarkEnd w:id="178"/>
+      <w:bookmarkEnd w:id="180"/>
     </w:p>
     <w:p>
       <w:pPr>
@@ -31911,7 +31487,7 @@
           <w:b w:val="0"/>
           <w:sz w:val="24"/>
         </w:rPr>
-        <w:t xml:space="preserve">; the policy uses</w:t>
+        <w:t xml:space="preserve">. The policy uses</w:t>
       </w:r>
       <w:r>
         <w:rPr>
@@ -32468,7 +32044,7 @@
       <w:pPr>
         <w:pStyle w:val="Heading2"/>
       </w:pPr>
-      <w:bookmarkStart w:id="179" w:name="_70008db19aed93af4244175b30f649d6ad13f36"/>
+      <w:bookmarkStart w:id="181" w:name="_70008db19aed93af4244175b30f649d6ad13f36"/>
       <w:r>
         <w:rPr>
           <w:rFonts w:ascii="Times New Roman" w:hAnsi="Times New Roman" w:eastAsia="Times New Roman"/>
@@ -32477,7 +32053,7 @@
         </w:rPr>
         <w:t xml:space="preserve">A.2 Model and Validation Settings</w:t>
       </w:r>
-      <w:bookmarkEnd w:id="179"/>
+      <w:bookmarkEnd w:id="181"/>
     </w:p>
     <w:p>
       <w:pPr>
@@ -32621,7 +32197,7 @@
                 <w:b w:val="0"/>
                 <w:sz w:val="24"/>
               </w:rPr>
-              <w:t xml:space="preserve">No penalty; LBFGS; 5,000 maximum iterations</w:t>
+              <w:t xml:space="preserve">No penalty, LBFGS, 5,000 maximum iterations</w:t>
             </w:r>
           </w:p>
         </w:tc>
@@ -32795,7 +32371,7 @@
                 <w:b w:val="0"/>
                 <w:sz w:val="24"/>
               </w:rPr>
-              <w:t xml:space="preserve">300 trees; depth 3 or unrestricted; minimum leaf size 5 or 20</w:t>
+              <w:t xml:space="preserve">300 trees, depth 3 or unrestricted, minimum leaf size 5 or 20</w:t>
             </w:r>
           </w:p>
         </w:tc>
@@ -32856,7 +32432,7 @@
                 <w:b w:val="0"/>
                 <w:sz w:val="24"/>
               </w:rPr>
-              <w:t xml:space="preserve">200 trees; depth 2 or 4; learning rate 0.05 or 0.1</w:t>
+              <w:t xml:space="preserve">200 trees, depth 2 or 4, learning rate 0.05 or 0.1</w:t>
             </w:r>
           </w:p>
         </w:tc>
@@ -32927,7 +32503,7 @@
       <w:pPr>
         <w:pStyle w:val="Heading2"/>
       </w:pPr>
-      <w:bookmarkStart w:id="180" w:name="_e9700d202f0b9f897a9560842daab1d8f3bf8e0"/>
+      <w:bookmarkStart w:id="182" w:name="_e9700d202f0b9f897a9560842daab1d8f3bf8e0"/>
       <w:r>
         <w:rPr>
           <w:rFonts w:ascii="Times New Roman" w:hAnsi="Times New Roman" w:eastAsia="Times New Roman"/>
@@ -32936,7 +32512,7 @@
         </w:rPr>
         <w:t xml:space="preserve">A.3 Implementation Map</w:t>
       </w:r>
-      <w:bookmarkEnd w:id="180"/>
+      <w:bookmarkEnd w:id="182"/>
     </w:p>
     <w:tbl>
       <w:tblPr>
@@ -33394,7 +32970,7 @@
       <w:pPr>
         <w:pStyle w:val="Heading2"/>
       </w:pPr>
-      <w:bookmarkStart w:id="181" w:name="_8407be9afc3ee234dff35b77439483b96d4cc84"/>
+      <w:bookmarkStart w:id="183" w:name="_8407be9afc3ee234dff35b77439483b96d4cc84"/>
       <w:r>
         <w:rPr>
           <w:rFonts w:ascii="Times New Roman" w:hAnsi="Times New Roman" w:eastAsia="Times New Roman"/>
@@ -33403,7 +32979,7 @@
         </w:rPr>
         <w:t xml:space="preserve">A.4 Software Environment</w:t>
       </w:r>
-      <w:bookmarkEnd w:id="181"/>
+      <w:bookmarkEnd w:id="183"/>
     </w:p>
     <w:tbl>
       <w:tblPr>
@@ -34012,7 +33588,7 @@
       <w:pPr>
         <w:pStyle w:val="Heading2"/>
       </w:pPr>
-      <w:bookmarkStart w:id="182" w:name="_2b5f0e1a6be7af92628da521aaebb89bbc253b4"/>
+      <w:bookmarkStart w:id="184" w:name="_2b5f0e1a6be7af92628da521aaebb89bbc253b4"/>
       <w:r>
         <w:rPr>
           <w:rFonts w:ascii="Times New Roman" w:hAnsi="Times New Roman" w:eastAsia="Times New Roman"/>
@@ -34021,7 +33597,7 @@
         </w:rPr>
         <w:t xml:space="preserve">A.5 Reproduction and Label-Review Limits</w:t>
       </w:r>
-      <w:bookmarkEnd w:id="182"/>
+      <w:bookmarkEnd w:id="184"/>
     </w:p>
     <w:p>
       <w:pPr>
@@ -34060,7 +33636,7 @@
           <w:b w:val="0"/>
           <w:sz w:val="24"/>
         </w:rPr>
-        <w:t xml:space="preserve">. Tests cover information availability, restatements, period matching, conflicting facts, disclosure windows, chronological purging, preprocessing isolation, temporal folds, model selection and policy invariants. These tests verify implemented behavior; they do not establish that every filing fact is economically correct or that the policy is suitable for lending.</w:t>
+        <w:t xml:space="preserve">. Tests cover information availability, restatements, period matching, conflicting facts, disclosure windows, chronological purging, preprocessing isolation, temporal folds, model selection and policy invariants. These tests verify implemented behavior. They do not establish that every filing fact is economically correct or that the policy is suitable for lending.</w:t>
       </w:r>
     </w:p>
     <w:p>
